--- a/backend/models/comercial/Proposta técnica.docx
+++ b/backend/models/comercial/Proposta técnica.docx
@@ -3780,7 +3780,7 @@
           <w:ilvl w:val="0"/>
           <w:numId w:val="2"/>
         </w:numPr>
-        <w:spacing w:after="0" w:line="240" w:lineRule="auto"/>
+        <w:spacing w:after="120" w:line="240" w:lineRule="auto" w:before="0"/>
         <w:jc w:val="both"/>
       </w:pPr>
       <w:r>
@@ -3803,14 +3803,6 @@
         </w:rPr>
         <w:t>Descrição dos serviços que serão executados:</w:t>
       </w:r>
-    </w:p>
-    <w:p>
-      <w:pPr>
-        <w:pStyle w:val="PargrafodaLista"/>
-        <w:spacing w:after="0" w:line="240" w:lineRule="auto"/>
-        <w:ind w:left="360"/>
-        <w:jc w:val="both"/>
-      </w:pPr>
     </w:p>
     <w:p>
       <w:pPr>
@@ -3819,7 +3811,7 @@
           <w:ilvl w:val="1"/>
           <w:numId w:val="2"/>
         </w:numPr>
-        <w:spacing w:after="0" w:line="240" w:lineRule="auto"/>
+        <w:spacing w:after="120" w:line="240" w:lineRule="auto" w:before="0"/>
         <w:jc w:val="both"/>
       </w:pPr>
       <w:r>
@@ -3838,24 +3830,12 @@
           <w:ilvl w:val="1"/>
           <w:numId w:val="2"/>
         </w:numPr>
-        <w:spacing w:after="0" w:line="240" w:lineRule="auto"/>
+        <w:spacing w:after="120" w:line="240" w:lineRule="auto" w:before="0"/>
         <w:jc w:val="both"/>
       </w:pPr>
       <w:r>
         <w:t>{{escopo_blocos}}</w:t>
       </w:r>
-    </w:p>
-    <w:p>
-      <w:pPr>
-        <w:spacing w:after="0" w:line="240" w:lineRule="auto"/>
-        <w:ind w:firstLine="708"/>
-        <w:jc w:val="both"/>
-        <w:rPr>
-          <w:rFonts w:ascii="Arial" w:eastAsia="Arial" w:hAnsi="Arial"/>
-          <w:sz w:val="20"/>
-          <w:szCs w:val="20"/>
-        </w:rPr>
-      </w:pPr>
     </w:p>
     <w:p>
       <w:pPr>
@@ -3866,6 +3846,7 @@
           <w:sz w:val="20"/>
           <w:szCs w:val="20"/>
         </w:rPr>
+        <w:spacing w:before="0" w:after="120"/>
       </w:pPr>
       <w:r>
         <w:rPr>
@@ -3885,6 +3866,7 @@
           <w:sz w:val="20"/>
           <w:szCs w:val="20"/>
         </w:rPr>
+        <w:spacing w:before="0" w:after="120"/>
       </w:pPr>
       <w:r>
         <w:rPr>
@@ -3894,28 +3876,6 @@
         </w:rPr>
         <w:t>não fazem parte do escopo.</w:t>
       </w:r>
-    </w:p>
-    <w:p>
-      <w:pPr>
-        <w:pStyle w:val="PargrafodaLista"/>
-        <w:ind w:left="360"/>
-        <w:rPr>
-          <w:rFonts w:ascii="Arial" w:hAnsi="Arial" w:cs="Arial"/>
-          <w:sz w:val="20"/>
-          <w:szCs w:val="20"/>
-        </w:rPr>
-      </w:pPr>
-    </w:p>
-    <w:p>
-      <w:pPr>
-        <w:pStyle w:val="PargrafodaLista"/>
-        <w:ind w:left="360"/>
-        <w:rPr>
-          <w:rFonts w:ascii="Arial" w:hAnsi="Arial" w:cs="Arial"/>
-          <w:sz w:val="20"/>
-          <w:szCs w:val="20"/>
-        </w:rPr>
-      </w:pPr>
     </w:p>
     <w:p>
       <w:pPr>
@@ -3930,6 +3890,7 @@
           <w:sz w:val="20"/>
           <w:szCs w:val="20"/>
         </w:rPr>
+        <w:spacing w:before="0" w:after="120"/>
       </w:pPr>
       <w:bookmarkStart w:id="1" w:name="_Hlk211261915"/>
       <w:r>
@@ -3953,18 +3914,6 @@
         </w:rPr>
         <w:t>Matriz geral de responsabilidade</w:t>
       </w:r>
-    </w:p>
-    <w:p>
-      <w:pPr>
-        <w:pStyle w:val="PargrafodaLista"/>
-        <w:ind w:left="360"/>
-        <w:rPr>
-          <w:rFonts w:ascii="Arial" w:hAnsi="Arial" w:cs="Arial"/>
-          <w:b/>
-          <w:sz w:val="20"/>
-          <w:szCs w:val="20"/>
-        </w:rPr>
-      </w:pPr>
     </w:p>
     <w:p>
       <w:pPr>
@@ -3979,6 +3928,7 @@
           <w:sz w:val="20"/>
           <w:szCs w:val="20"/>
         </w:rPr>
+        <w:spacing w:before="0" w:after="120"/>
       </w:pPr>
       <w:r>
         <w:rPr>
@@ -4282,7 +4232,7 @@
           </w:tcPr>
           <w:p>
             <w:pPr>
-              <w:spacing w:before="120" w:after="0" w:line="240" w:lineRule="auto"/>
+              <w:spacing w:before="0" w:after="120" w:line="240" w:lineRule="auto"/>
               <w:jc w:val="both"/>
               <w:rPr>
                 <w:rFonts w:ascii="Arial" w:eastAsia="Arial" w:hAnsi="Arial" w:cs="Arial"/>
@@ -4309,18 +4259,6 @@
     <w:p>
       <w:pPr>
         <w:pStyle w:val="PargrafodaLista"/>
-        <w:ind w:left="1068"/>
-        <w:rPr>
-          <w:rFonts w:ascii="Arial" w:hAnsi="Arial" w:cs="Arial"/>
-          <w:b/>
-          <w:sz w:val="20"/>
-          <w:szCs w:val="20"/>
-        </w:rPr>
-      </w:pPr>
-    </w:p>
-    <w:p>
-      <w:pPr>
-        <w:pStyle w:val="PargrafodaLista"/>
         <w:numPr>
           <w:ilvl w:val="1"/>
           <w:numId w:val="2"/>
@@ -4331,6 +4269,7 @@
           <w:sz w:val="20"/>
           <w:szCs w:val="20"/>
         </w:rPr>
+        <w:spacing w:before="0" w:after="120"/>
       </w:pPr>
       <w:r>
         <w:rPr>
@@ -4657,23 +4596,12 @@
     </w:tbl>
     <w:p>
       <w:pPr>
-        <w:spacing w:after="0" w:line="240" w:lineRule="auto"/>
-        <w:jc w:val="both"/>
-        <w:rPr>
-          <w:rFonts w:ascii="Arial" w:eastAsia="Arial" w:hAnsi="Arial"/>
-          <w:sz w:val="20"/>
-          <w:szCs w:val="20"/>
-        </w:rPr>
-      </w:pPr>
-    </w:p>
-    <w:p>
-      <w:pPr>
         <w:pStyle w:val="PargrafodaLista"/>
         <w:numPr>
           <w:ilvl w:val="0"/>
           <w:numId w:val="2"/>
         </w:numPr>
-        <w:spacing w:after="0" w:line="240" w:lineRule="auto"/>
+        <w:spacing w:after="120" w:line="240" w:lineRule="auto" w:before="0"/>
         <w:jc w:val="both"/>
       </w:pPr>
       <w:r>
@@ -4696,14 +4624,6 @@
         </w:rPr>
         <w:t>:</w:t>
       </w:r>
-    </w:p>
-    <w:p>
-      <w:pPr>
-        <w:pStyle w:val="PargrafodaLista"/>
-        <w:spacing w:after="0" w:line="240" w:lineRule="auto"/>
-        <w:ind w:left="360"/>
-        <w:jc w:val="both"/>
-      </w:pPr>
     </w:p>
     <w:p>
       <w:pPr>
@@ -4712,7 +4632,7 @@
           <w:ilvl w:val="1"/>
           <w:numId w:val="2"/>
         </w:numPr>
-        <w:spacing w:after="0" w:line="240" w:lineRule="auto"/>
+        <w:spacing w:after="120" w:line="240" w:lineRule="auto" w:before="0"/>
         <w:jc w:val="both"/>
       </w:pPr>
       <w:r>
@@ -4752,14 +4672,6 @@
         </w:rPr>
         <w:t>após o recebimento do pedido de compras ou assinatura do contrato.</w:t>
       </w:r>
-    </w:p>
-    <w:p>
-      <w:pPr>
-        <w:pStyle w:val="PargrafodaLista"/>
-        <w:spacing w:after="0" w:line="240" w:lineRule="auto"/>
-        <w:ind w:left="1068"/>
-        <w:jc w:val="both"/>
-      </w:pPr>
     </w:p>
     <w:p>
       <w:pPr>
@@ -4768,7 +4680,7 @@
           <w:ilvl w:val="2"/>
           <w:numId w:val="2"/>
         </w:numPr>
-        <w:spacing w:after="0" w:line="240" w:lineRule="auto"/>
+        <w:spacing w:after="120" w:line="240" w:lineRule="auto" w:before="0"/>
         <w:jc w:val="both"/>
       </w:pPr>
       <w:r>
@@ -4788,14 +4700,6 @@
         </w:rPr>
         <w:t>;</w:t>
       </w:r>
-    </w:p>
-    <w:p>
-      <w:pPr>
-        <w:pStyle w:val="PargrafodaLista"/>
-        <w:spacing w:after="0" w:line="240" w:lineRule="auto"/>
-        <w:ind w:left="1068"/>
-        <w:jc w:val="both"/>
-      </w:pPr>
     </w:p>
     <w:p>
       <w:pPr>
@@ -4804,7 +4708,7 @@
           <w:ilvl w:val="2"/>
           <w:numId w:val="2"/>
         </w:numPr>
-        <w:spacing w:after="0" w:line="240" w:lineRule="auto"/>
+        <w:spacing w:after="120" w:line="240" w:lineRule="auto" w:before="0"/>
         <w:jc w:val="both"/>
       </w:pPr>
       <w:r>
@@ -4814,37 +4718,6 @@
           <w:szCs w:val="20"/>
         </w:rPr>
         <w:t xml:space="preserve">O texto acima deve ser válido a cada mudança de data para atendimento.  </w:t>
-      </w:r>
-    </w:p>
-    <w:p>
-      <w:pPr>
-        <w:spacing w:after="0" w:line="240" w:lineRule="auto"/>
-        <w:jc w:val="both"/>
-        <w:rPr>
-          <w:rFonts w:ascii="Arial" w:eastAsia="Arial" w:hAnsi="Arial"/>
-        </w:rPr>
-      </w:pPr>
-      <w:r>
-        <w:rPr>
-          <w:rFonts w:ascii="Arial" w:eastAsia="Arial" w:hAnsi="Arial"/>
-          <w:sz w:val="20"/>
-          <w:szCs w:val="20"/>
-        </w:rPr>
-        <w:t xml:space="preserve"> </w:t>
-      </w:r>
-    </w:p>
-    <w:p>
-      <w:pPr>
-        <w:spacing w:after="0" w:line="240" w:lineRule="auto"/>
-        <w:jc w:val="both"/>
-      </w:pPr>
-      <w:r>
-        <w:rPr>
-          <w:rFonts w:ascii="Arial" w:eastAsia="Arial" w:hAnsi="Arial"/>
-          <w:sz w:val="20"/>
-          <w:szCs w:val="20"/>
-        </w:rPr>
-        <w:t xml:space="preserve"> </w:t>
       </w:r>
     </w:p>
     <w:p>
@@ -4854,7 +4727,7 @@
           <w:ilvl w:val="0"/>
           <w:numId w:val="2"/>
         </w:numPr>
-        <w:spacing w:after="0" w:line="240" w:lineRule="auto"/>
+        <w:spacing w:after="120" w:line="240" w:lineRule="auto" w:before="0"/>
         <w:jc w:val="both"/>
       </w:pPr>
       <w:r>
@@ -4867,14 +4740,6 @@
         </w:rPr>
         <w:t>- Prazo para execução dos serviços:</w:t>
       </w:r>
-    </w:p>
-    <w:p>
-      <w:pPr>
-        <w:pStyle w:val="PargrafodaLista"/>
-        <w:spacing w:after="0" w:line="240" w:lineRule="auto"/>
-        <w:ind w:left="360"/>
-        <w:jc w:val="both"/>
-      </w:pPr>
     </w:p>
     <w:p>
       <w:pPr>
@@ -4882,7 +4747,7 @@
         <w:autoSpaceDE w:val="0"/>
         <w:autoSpaceDN w:val="0"/>
         <w:adjustRightInd w:val="0"/>
-        <w:spacing w:after="0" w:line="240" w:lineRule="auto"/>
+        <w:spacing w:after="120" w:line="240" w:lineRule="auto" w:before="0"/>
         <w:ind w:left="360"/>
         <w:jc w:val="both"/>
         <w:rPr>
@@ -4899,14 +4764,6 @@
         </w:rPr>
         <w:t>O cronograma apresentado leva em consideração a disponibilidade de todas as frentes de serviço prontas e liberadas para a equipe Filtrovali. É importante ressaltar que qualquer indisponibilidade das frentes de serviço para a equipe da Filtrovali poderá resultar em alterações no cronograma.</w:t>
       </w:r>
-    </w:p>
-    <w:p>
-      <w:pPr>
-        <w:pStyle w:val="PargrafodaLista"/>
-        <w:spacing w:after="0" w:line="240" w:lineRule="auto"/>
-        <w:ind w:left="360"/>
-        <w:jc w:val="both"/>
-      </w:pPr>
     </w:p>
     <w:p>
       <w:pPr>
@@ -4915,7 +4772,7 @@
           <w:ilvl w:val="1"/>
           <w:numId w:val="2"/>
         </w:numPr>
-        <w:spacing w:after="0" w:line="240" w:lineRule="auto"/>
+        <w:spacing w:after="120" w:line="240" w:lineRule="auto" w:before="0"/>
         <w:jc w:val="both"/>
       </w:pPr>
       <w:r>
@@ -4943,14 +4800,6 @@
         </w:rPr>
         <w:t xml:space="preserve"> dia(s);</w:t>
       </w:r>
-    </w:p>
-    <w:p>
-      <w:pPr>
-        <w:pStyle w:val="PargrafodaLista"/>
-        <w:spacing w:after="0" w:line="240" w:lineRule="auto"/>
-        <w:ind w:left="1068"/>
-        <w:jc w:val="both"/>
-      </w:pPr>
     </w:p>
     <w:p>
       <w:pPr>
@@ -4959,7 +4808,7 @@
           <w:ilvl w:val="2"/>
           <w:numId w:val="2"/>
         </w:numPr>
-        <w:spacing w:after="0" w:line="240" w:lineRule="auto"/>
+        <w:spacing w:after="120" w:line="240" w:lineRule="auto" w:before="0"/>
         <w:jc w:val="both"/>
       </w:pPr>
       <w:r>
@@ -4987,14 +4836,6 @@
         </w:rPr>
         <w:t xml:space="preserve"> dia(s);</w:t>
       </w:r>
-    </w:p>
-    <w:p>
-      <w:pPr>
-        <w:pStyle w:val="PargrafodaLista"/>
-        <w:spacing w:after="0" w:line="240" w:lineRule="auto"/>
-        <w:ind w:left="2136"/>
-        <w:jc w:val="both"/>
-      </w:pPr>
     </w:p>
     <w:p>
       <w:pPr>
@@ -5003,7 +4844,7 @@
           <w:ilvl w:val="2"/>
           <w:numId w:val="2"/>
         </w:numPr>
-        <w:spacing w:after="0" w:line="240" w:lineRule="auto"/>
+        <w:spacing w:after="120" w:line="240" w:lineRule="auto" w:before="0"/>
         <w:jc w:val="both"/>
       </w:pPr>
       <w:r>
@@ -5031,14 +4872,6 @@
         </w:rPr>
         <w:t xml:space="preserve"> dia(as)</w:t>
       </w:r>
-    </w:p>
-    <w:p>
-      <w:pPr>
-        <w:pStyle w:val="PargrafodaLista"/>
-        <w:spacing w:after="0" w:line="240" w:lineRule="auto"/>
-        <w:ind w:left="1068"/>
-        <w:jc w:val="both"/>
-      </w:pPr>
     </w:p>
     <w:p>
       <w:pPr>
@@ -5047,7 +4880,7 @@
           <w:ilvl w:val="1"/>
           <w:numId w:val="2"/>
         </w:numPr>
-        <w:spacing w:after="0" w:line="240" w:lineRule="auto"/>
+        <w:spacing w:after="120" w:line="240" w:lineRule="auto" w:before="0"/>
         <w:jc w:val="both"/>
       </w:pPr>
       <w:r>
@@ -5078,13 +4911,7 @@
     </w:p>
     <w:p>
       <w:pPr>
-        <w:spacing w:after="0" w:line="240" w:lineRule="auto"/>
-        <w:jc w:val="both"/>
-      </w:pPr>
-    </w:p>
-    <w:p>
-      <w:pPr>
-        <w:spacing w:after="0" w:line="240" w:lineRule="auto"/>
+        <w:spacing w:after="120" w:line="240" w:lineRule="auto" w:before="0"/>
         <w:ind w:firstLine="708"/>
         <w:jc w:val="both"/>
       </w:pPr>
@@ -5095,31 +4922,6 @@
           <w:szCs w:val="20"/>
         </w:rPr>
         <w:t>NOTA: O prazo de deslocamento não está incluso ao prazo previsto de permanência em obra.</w:t>
-      </w:r>
-    </w:p>
-    <w:p>
-      <w:pPr>
-        <w:spacing w:after="0" w:line="240" w:lineRule="auto"/>
-        <w:jc w:val="both"/>
-        <w:rPr>
-          <w:rFonts w:ascii="Arial" w:eastAsia="Arial" w:hAnsi="Arial"/>
-          <w:sz w:val="20"/>
-          <w:szCs w:val="20"/>
-        </w:rPr>
-      </w:pPr>
-    </w:p>
-    <w:p>
-      <w:pPr>
-        <w:spacing w:after="0" w:line="240" w:lineRule="auto"/>
-        <w:jc w:val="both"/>
-      </w:pPr>
-      <w:r>
-        <w:rPr>
-          <w:rFonts w:ascii="Arial" w:eastAsia="Arial" w:hAnsi="Arial"/>
-          <w:sz w:val="20"/>
-          <w:szCs w:val="20"/>
-        </w:rPr>
-        <w:t xml:space="preserve"> </w:t>
       </w:r>
     </w:p>
     <w:p>
@@ -5129,7 +4931,7 @@
           <w:ilvl w:val="0"/>
           <w:numId w:val="2"/>
         </w:numPr>
-        <w:spacing w:after="0" w:line="240" w:lineRule="auto"/>
+        <w:spacing w:after="120" w:line="240" w:lineRule="auto" w:before="0"/>
         <w:jc w:val="both"/>
       </w:pPr>
       <w:r>
@@ -5146,37 +4948,18 @@
     <w:p>
       <w:pPr>
         <w:pStyle w:val="PargrafodaLista"/>
-        <w:spacing w:after="0" w:line="240" w:lineRule="auto"/>
+        <w:spacing w:after="120" w:line="240" w:lineRule="auto" w:before="0"/>
         <w:ind w:left="360"/>
         <w:jc w:val="both"/>
+      </w:pPr>
+      <w:r>
         <w:rPr>
           <w:rFonts w:ascii="Arial" w:eastAsia="Arial" w:hAnsi="Arial"/>
           <w:sz w:val="20"/>
           <w:szCs w:val="20"/>
         </w:rPr>
-      </w:pPr>
-    </w:p>
-    <w:p>
-      <w:pPr>
-        <w:pStyle w:val="PargrafodaLista"/>
-        <w:spacing w:after="0" w:line="240" w:lineRule="auto"/>
-        <w:ind w:left="360"/>
-        <w:jc w:val="both"/>
-      </w:pPr>
-      <w:r>
-        <w:rPr>
-          <w:rFonts w:ascii="Arial" w:eastAsia="Arial" w:hAnsi="Arial"/>
-          <w:sz w:val="20"/>
-          <w:szCs w:val="20"/>
-        </w:rPr>
         <w:t xml:space="preserve">O horário de entrada e saída das equipes em obra é flexível podendo se adaptar ao horário do projeto em questão, desde que não ultrapasse 44 horas semanais conforme normas previstas na CLT. </w:t>
       </w:r>
-    </w:p>
-    <w:p>
-      <w:pPr>
-        <w:spacing w:after="0" w:line="240" w:lineRule="auto"/>
-        <w:jc w:val="both"/>
-      </w:pPr>
     </w:p>
     <w:p>
       <w:pPr>
@@ -5185,7 +4968,7 @@
           <w:ilvl w:val="1"/>
           <w:numId w:val="2"/>
         </w:numPr>
-        <w:spacing w:after="0" w:line="240" w:lineRule="auto"/>
+        <w:spacing w:after="120" w:line="240" w:lineRule="auto" w:before="0"/>
         <w:jc w:val="both"/>
       </w:pPr>
       <w:r>
@@ -5196,14 +4979,6 @@
         </w:rPr>
         <w:t>Turno diurno:</w:t>
       </w:r>
-    </w:p>
-    <w:p>
-      <w:pPr>
-        <w:pStyle w:val="PargrafodaLista"/>
-        <w:spacing w:after="0" w:line="240" w:lineRule="auto"/>
-        <w:ind w:left="1068"/>
-        <w:jc w:val="both"/>
-      </w:pPr>
     </w:p>
     <w:p>
       <w:pPr>
@@ -5212,7 +4987,7 @@
           <w:ilvl w:val="2"/>
           <w:numId w:val="2"/>
         </w:numPr>
-        <w:spacing w:after="0" w:line="360" w:lineRule="auto"/>
+        <w:spacing w:after="120" w:line="360" w:lineRule="auto" w:before="0"/>
         <w:jc w:val="both"/>
       </w:pPr>
       <w:r>
@@ -5231,7 +5006,7 @@
           <w:ilvl w:val="2"/>
           <w:numId w:val="2"/>
         </w:numPr>
-        <w:spacing w:after="0" w:line="360" w:lineRule="auto"/>
+        <w:spacing w:after="120" w:line="360" w:lineRule="auto" w:before="0"/>
         <w:jc w:val="both"/>
       </w:pPr>
       <w:r>
@@ -5245,24 +5020,7 @@
     </w:p>
     <w:p>
       <w:pPr>
-        <w:spacing w:after="0" w:line="240" w:lineRule="auto"/>
-        <w:jc w:val="both"/>
-        <w:rPr>
-          <w:rFonts w:ascii="Arial" w:eastAsia="Arial" w:hAnsi="Arial"/>
-        </w:rPr>
-      </w:pPr>
-      <w:r>
-        <w:rPr>
-          <w:rFonts w:ascii="Arial" w:eastAsia="Arial" w:hAnsi="Arial"/>
-          <w:sz w:val="20"/>
-          <w:szCs w:val="20"/>
-        </w:rPr>
-        <w:t xml:space="preserve"> </w:t>
-      </w:r>
-    </w:p>
-    <w:p>
-      <w:pPr>
-        <w:spacing w:after="0" w:line="240" w:lineRule="auto"/>
+        <w:spacing w:after="120" w:line="240" w:lineRule="auto" w:before="0"/>
         <w:ind w:firstLine="708"/>
         <w:jc w:val="both"/>
         <w:rPr>
@@ -5279,36 +5037,6 @@
         </w:rPr>
         <w:t xml:space="preserve">Notas: Os trabalhos em horas extras (sábados, domingos, feriados e além do previsto no item 6.1) poderão ser executados quando solicitado pela Contratante. Será feito o registro em RDO, indicado no campo Horas Extras e lançado na medição como adicional. </w:t>
       </w:r>
-    </w:p>
-    <w:p>
-      <w:pPr>
-        <w:autoSpaceDE w:val="0"/>
-        <w:autoSpaceDN w:val="0"/>
-        <w:adjustRightInd w:val="0"/>
-        <w:spacing w:after="0" w:line="240" w:lineRule="auto"/>
-        <w:jc w:val="both"/>
-        <w:rPr>
-          <w:rFonts w:ascii="Arial" w:hAnsi="Arial" w:cs="Arial"/>
-          <w:b/>
-          <w:sz w:val="20"/>
-          <w:szCs w:val="20"/>
-        </w:rPr>
-      </w:pPr>
-    </w:p>
-    <w:p>
-      <w:pPr>
-        <w:autoSpaceDE w:val="0"/>
-        <w:autoSpaceDN w:val="0"/>
-        <w:adjustRightInd w:val="0"/>
-        <w:spacing w:after="0" w:line="240" w:lineRule="auto"/>
-        <w:jc w:val="both"/>
-        <w:rPr>
-          <w:rFonts w:ascii="Arial" w:hAnsi="Arial" w:cs="Arial"/>
-          <w:b/>
-          <w:sz w:val="20"/>
-          <w:szCs w:val="20"/>
-        </w:rPr>
-      </w:pPr>
     </w:p>
     <w:p>
       <w:pPr>
@@ -5320,7 +5048,7 @@
         <w:autoSpaceDE w:val="0"/>
         <w:autoSpaceDN w:val="0"/>
         <w:adjustRightInd w:val="0"/>
-        <w:spacing w:after="0" w:line="240" w:lineRule="auto"/>
+        <w:spacing w:after="120" w:line="240" w:lineRule="auto" w:before="0"/>
         <w:jc w:val="both"/>
         <w:rPr>
           <w:rFonts w:ascii="Arial" w:hAnsi="Arial" w:cs="Arial"/>
@@ -5348,7 +5076,7 @@
         <w:autoSpaceDE w:val="0"/>
         <w:autoSpaceDN w:val="0"/>
         <w:adjustRightInd w:val="0"/>
-        <w:spacing w:after="0" w:line="240" w:lineRule="auto"/>
+        <w:spacing w:after="120" w:line="240" w:lineRule="auto" w:before="0"/>
         <w:jc w:val="both"/>
         <w:rPr>
           <w:rFonts w:ascii="Arial" w:hAnsi="Arial" w:cs="Arial"/>
@@ -5366,20 +5094,6 @@
         </w:rPr>
         <w:t>- Relatórios:</w:t>
       </w:r>
-    </w:p>
-    <w:p>
-      <w:pPr>
-        <w:autoSpaceDE w:val="0"/>
-        <w:autoSpaceDN w:val="0"/>
-        <w:adjustRightInd w:val="0"/>
-        <w:spacing w:after="0" w:line="240" w:lineRule="auto"/>
-        <w:jc w:val="both"/>
-        <w:rPr>
-          <w:rFonts w:ascii="Arial" w:hAnsi="Arial" w:cs="Arial"/>
-          <w:sz w:val="20"/>
-          <w:szCs w:val="20"/>
-        </w:rPr>
-      </w:pPr>
     </w:p>
     <w:p>
       <w:pPr>
@@ -5391,7 +5105,7 @@
         <w:autoSpaceDE w:val="0"/>
         <w:autoSpaceDN w:val="0"/>
         <w:adjustRightInd w:val="0"/>
-        <w:spacing w:after="0" w:line="240" w:lineRule="auto"/>
+        <w:spacing w:after="120" w:line="240" w:lineRule="auto" w:before="0"/>
         <w:jc w:val="both"/>
         <w:rPr>
           <w:rFonts w:ascii="Arial" w:hAnsi="Arial" w:cs="Arial"/>
@@ -5431,21 +5145,7 @@
         <w:autoSpaceDE w:val="0"/>
         <w:autoSpaceDN w:val="0"/>
         <w:adjustRightInd w:val="0"/>
-        <w:spacing w:after="0" w:line="240" w:lineRule="auto"/>
-        <w:jc w:val="both"/>
-        <w:rPr>
-          <w:rFonts w:ascii="Arial" w:hAnsi="Arial" w:cs="Arial"/>
-          <w:sz w:val="20"/>
-          <w:szCs w:val="20"/>
-        </w:rPr>
-      </w:pPr>
-    </w:p>
-    <w:p>
-      <w:pPr>
-        <w:autoSpaceDE w:val="0"/>
-        <w:autoSpaceDN w:val="0"/>
-        <w:adjustRightInd w:val="0"/>
-        <w:spacing w:after="0" w:line="240" w:lineRule="auto"/>
+        <w:spacing w:after="120" w:line="240" w:lineRule="auto" w:before="0"/>
         <w:ind w:firstLine="708"/>
         <w:jc w:val="both"/>
         <w:rPr>
@@ -5463,21 +5163,6 @@
         <w:lastRenderedPageBreak/>
         <w:t>Obs: Visando a redução de tempo e retrabalho com manutenção de relatórios, os relatórios abaixo só serão elaborados e entregues após a regularização e aprovação dos RDOs.</w:t>
       </w:r>
-    </w:p>
-    <w:p>
-      <w:pPr>
-        <w:autoSpaceDE w:val="0"/>
-        <w:autoSpaceDN w:val="0"/>
-        <w:adjustRightInd w:val="0"/>
-        <w:spacing w:after="0" w:line="240" w:lineRule="auto"/>
-        <w:ind w:firstLine="708"/>
-        <w:jc w:val="both"/>
-        <w:rPr>
-          <w:rFonts w:ascii="Arial" w:hAnsi="Arial" w:cs="Arial"/>
-          <w:sz w:val="20"/>
-          <w:szCs w:val="20"/>
-        </w:rPr>
-      </w:pPr>
     </w:p>
     <w:p>
       <w:pPr>
@@ -5489,7 +5174,7 @@
         <w:autoSpaceDE w:val="0"/>
         <w:autoSpaceDN w:val="0"/>
         <w:adjustRightInd w:val="0"/>
-        <w:spacing w:after="0" w:line="240" w:lineRule="auto"/>
+        <w:spacing w:after="120" w:line="240" w:lineRule="auto" w:before="0"/>
         <w:jc w:val="both"/>
         <w:rPr>
           <w:rFonts w:ascii="Arial" w:hAnsi="Arial" w:cs="Arial"/>
@@ -5523,20 +5208,6 @@
         </w:rPr>
         <w:t xml:space="preserve"> (relatório de limpeza química) com os registros fotográficos da tubulação, este relatório será encaminhado ao responsável pela fiscalização para aceitação dos serviços;</w:t>
       </w:r>
-    </w:p>
-    <w:p>
-      <w:pPr>
-        <w:autoSpaceDE w:val="0"/>
-        <w:autoSpaceDN w:val="0"/>
-        <w:adjustRightInd w:val="0"/>
-        <w:spacing w:after="0" w:line="240" w:lineRule="auto"/>
-        <w:jc w:val="both"/>
-        <w:rPr>
-          <w:rFonts w:ascii="Arial" w:hAnsi="Arial" w:cs="Arial"/>
-          <w:sz w:val="20"/>
-          <w:szCs w:val="20"/>
-        </w:rPr>
-      </w:pPr>
     </w:p>
     <w:p>
       <w:pPr>
@@ -5548,7 +5219,7 @@
         <w:autoSpaceDE w:val="0"/>
         <w:autoSpaceDN w:val="0"/>
         <w:adjustRightInd w:val="0"/>
-        <w:spacing w:after="0" w:line="240" w:lineRule="auto"/>
+        <w:spacing w:after="120" w:line="240" w:lineRule="auto" w:before="0"/>
         <w:jc w:val="both"/>
         <w:rPr>
           <w:rFonts w:ascii="Arial" w:hAnsi="Arial" w:cs="Arial"/>
@@ -5582,20 +5253,6 @@
         </w:rPr>
         <w:t xml:space="preserve"> (relatório de contagem de partículas e umidade) com os registros de contagem de partículas inicial e final, este será encaminhado ao responsável pela fiscalização para aceitação dos serviços;</w:t>
       </w:r>
-    </w:p>
-    <w:p>
-      <w:pPr>
-        <w:autoSpaceDE w:val="0"/>
-        <w:autoSpaceDN w:val="0"/>
-        <w:adjustRightInd w:val="0"/>
-        <w:spacing w:after="0" w:line="240" w:lineRule="auto"/>
-        <w:jc w:val="both"/>
-        <w:rPr>
-          <w:rFonts w:ascii="Arial" w:hAnsi="Arial" w:cs="Arial"/>
-          <w:sz w:val="20"/>
-          <w:szCs w:val="20"/>
-        </w:rPr>
-      </w:pPr>
     </w:p>
     <w:p>
       <w:pPr>
@@ -5607,7 +5264,7 @@
         <w:autoSpaceDE w:val="0"/>
         <w:autoSpaceDN w:val="0"/>
         <w:adjustRightInd w:val="0"/>
-        <w:spacing w:after="0" w:line="240" w:lineRule="auto"/>
+        <w:spacing w:after="120" w:line="240" w:lineRule="auto" w:before="0"/>
         <w:jc w:val="both"/>
         <w:rPr>
           <w:rFonts w:ascii="Arial" w:hAnsi="Arial" w:cs="Arial"/>
@@ -5641,20 +5298,6 @@
         </w:rPr>
         <w:t xml:space="preserve"> (relatório de teste hidrostático) para cada sistema descrevendo as informações dos manômetros utilizados, pressão de projeto e teste, tempo de teste e fotos dos manômetros e sistema;</w:t>
       </w:r>
-    </w:p>
-    <w:p>
-      <w:pPr>
-        <w:autoSpaceDE w:val="0"/>
-        <w:autoSpaceDN w:val="0"/>
-        <w:adjustRightInd w:val="0"/>
-        <w:spacing w:after="0" w:line="240" w:lineRule="auto"/>
-        <w:jc w:val="both"/>
-        <w:rPr>
-          <w:rFonts w:ascii="Arial" w:hAnsi="Arial" w:cs="Arial"/>
-          <w:sz w:val="20"/>
-          <w:szCs w:val="20"/>
-        </w:rPr>
-      </w:pPr>
     </w:p>
     <w:p>
       <w:pPr>
@@ -5666,7 +5309,7 @@
         <w:autoSpaceDE w:val="0"/>
         <w:autoSpaceDN w:val="0"/>
         <w:adjustRightInd w:val="0"/>
-        <w:spacing w:after="0" w:line="240" w:lineRule="auto"/>
+        <w:spacing w:after="120" w:line="240" w:lineRule="auto" w:before="0"/>
         <w:jc w:val="both"/>
         <w:rPr>
           <w:rFonts w:ascii="Arial" w:hAnsi="Arial" w:cs="Arial"/>
@@ -5700,51 +5343,6 @@
         </w:rPr>
         <w:t xml:space="preserve"> (relatório de limpeza de reservatório) com registros fotográficos antes e após os serviços;</w:t>
       </w:r>
-    </w:p>
-    <w:p>
-      <w:pPr>
-        <w:autoSpaceDE w:val="0"/>
-        <w:autoSpaceDN w:val="0"/>
-        <w:adjustRightInd w:val="0"/>
-        <w:spacing w:after="0" w:line="240" w:lineRule="auto"/>
-        <w:ind w:firstLine="708"/>
-        <w:jc w:val="both"/>
-        <w:rPr>
-          <w:rFonts w:ascii="Arial" w:hAnsi="Arial" w:cs="Arial"/>
-          <w:sz w:val="20"/>
-          <w:szCs w:val="20"/>
-        </w:rPr>
-      </w:pPr>
-    </w:p>
-    <w:p>
-      <w:pPr>
-        <w:pStyle w:val="PargrafodaLista"/>
-        <w:rPr>
-          <w:rFonts w:ascii="Arial" w:hAnsi="Arial" w:cs="Arial"/>
-          <w:sz w:val="20"/>
-          <w:szCs w:val="20"/>
-        </w:rPr>
-      </w:pPr>
-    </w:p>
-    <w:p>
-      <w:pPr>
-        <w:pStyle w:val="PargrafodaLista"/>
-        <w:rPr>
-          <w:rFonts w:ascii="Arial" w:hAnsi="Arial" w:cs="Arial"/>
-          <w:sz w:val="20"/>
-          <w:szCs w:val="20"/>
-        </w:rPr>
-      </w:pPr>
-    </w:p>
-    <w:p>
-      <w:pPr>
-        <w:pStyle w:val="PargrafodaLista"/>
-        <w:rPr>
-          <w:rFonts w:ascii="Arial" w:hAnsi="Arial" w:cs="Arial"/>
-          <w:sz w:val="20"/>
-          <w:szCs w:val="20"/>
-        </w:rPr>
-      </w:pPr>
     </w:p>
     <w:p>
       <w:pPr>
@@ -5756,7 +5354,7 @@
         <w:autoSpaceDE w:val="0"/>
         <w:autoSpaceDN w:val="0"/>
         <w:adjustRightInd w:val="0"/>
-        <w:spacing w:after="0" w:line="240" w:lineRule="auto"/>
+        <w:spacing w:after="120" w:line="240" w:lineRule="auto" w:before="0"/>
         <w:jc w:val="both"/>
         <w:rPr>
           <w:rFonts w:ascii="Arial" w:hAnsi="Arial" w:cs="Arial"/>
@@ -5862,36 +5460,6 @@
         </w:rPr>
         <w:t>específicas das atividades, bem como, as imagens do antes e depois de alguns pontos da estrutura.</w:t>
       </w:r>
-    </w:p>
-    <w:p>
-      <w:pPr>
-        <w:autoSpaceDE w:val="0"/>
-        <w:autoSpaceDN w:val="0"/>
-        <w:adjustRightInd w:val="0"/>
-        <w:spacing w:after="0" w:line="240" w:lineRule="auto"/>
-        <w:jc w:val="both"/>
-        <w:rPr>
-          <w:rFonts w:ascii="Arial" w:hAnsi="Arial" w:cs="Arial"/>
-          <w:sz w:val="20"/>
-          <w:szCs w:val="20"/>
-        </w:rPr>
-      </w:pPr>
-    </w:p>
-    <w:p>
-      <w:pPr>
-        <w:autoSpaceDE w:val="0"/>
-        <w:autoSpaceDN w:val="0"/>
-        <w:adjustRightInd w:val="0"/>
-        <w:spacing w:after="0" w:line="240" w:lineRule="auto"/>
-        <w:jc w:val="both"/>
-        <w:rPr>
-          <w:rFonts w:ascii="Arial" w:hAnsi="Arial" w:cs="Arial"/>
-          <w:b/>
-          <w:bCs/>
-          <w:sz w:val="20"/>
-          <w:szCs w:val="20"/>
-        </w:rPr>
-      </w:pPr>
     </w:p>
     <w:p>
       <w:pPr>
@@ -5903,7 +5471,7 @@
         <w:autoSpaceDE w:val="0"/>
         <w:autoSpaceDN w:val="0"/>
         <w:adjustRightInd w:val="0"/>
-        <w:spacing w:after="0" w:line="240" w:lineRule="auto"/>
+        <w:spacing w:after="120" w:line="240" w:lineRule="auto" w:before="0"/>
         <w:jc w:val="both"/>
         <w:rPr>
           <w:rFonts w:ascii="Arial" w:hAnsi="Arial" w:cs="Arial"/>
@@ -5923,18 +5491,6 @@
         </w:rPr>
         <w:t>- Validade da proposta:</w:t>
       </w:r>
-    </w:p>
-    <w:p>
-      <w:pPr>
-        <w:spacing w:after="0" w:line="240" w:lineRule="auto"/>
-        <w:ind w:firstLine="708"/>
-        <w:jc w:val="both"/>
-        <w:rPr>
-          <w:rFonts w:ascii="Arial" w:hAnsi="Arial" w:cs="Arial"/>
-          <w:sz w:val="20"/>
-          <w:szCs w:val="20"/>
-        </w:rPr>
-      </w:pPr>
     </w:p>
     <w:p>
       <w:pPr>
@@ -5943,7 +5499,7 @@
           <w:ilvl w:val="1"/>
           <w:numId w:val="2"/>
         </w:numPr>
-        <w:spacing w:after="0" w:line="240" w:lineRule="auto"/>
+        <w:spacing w:after="120" w:line="240" w:lineRule="auto" w:before="0"/>
         <w:jc w:val="both"/>
         <w:rPr>
           <w:rFonts w:ascii="Arial" w:hAnsi="Arial" w:cs="Arial"/>
@@ -5986,30 +5542,6 @@
         </w:rPr>
         <w:t>dias após a emissão.</w:t>
       </w:r>
-    </w:p>
-    <w:p>
-      <w:pPr>
-        <w:spacing w:after="0" w:line="240" w:lineRule="auto"/>
-        <w:ind w:firstLine="708"/>
-        <w:jc w:val="both"/>
-        <w:rPr>
-          <w:rFonts w:ascii="Arial" w:hAnsi="Arial" w:cs="Arial"/>
-          <w:sz w:val="20"/>
-          <w:szCs w:val="20"/>
-        </w:rPr>
-      </w:pPr>
-    </w:p>
-    <w:p>
-      <w:pPr>
-        <w:spacing w:after="0" w:line="240" w:lineRule="auto"/>
-        <w:ind w:firstLine="708"/>
-        <w:jc w:val="both"/>
-        <w:rPr>
-          <w:rFonts w:ascii="Arial" w:hAnsi="Arial" w:cs="Arial"/>
-          <w:sz w:val="20"/>
-          <w:szCs w:val="20"/>
-        </w:rPr>
-      </w:pPr>
     </w:p>
     <w:p>
       <w:pPr>
@@ -6021,7 +5553,7 @@
         <w:autoSpaceDE w:val="0"/>
         <w:autoSpaceDN w:val="0"/>
         <w:adjustRightInd w:val="0"/>
-        <w:spacing w:after="0" w:line="240" w:lineRule="auto"/>
+        <w:spacing w:after="120" w:line="240" w:lineRule="auto" w:before="0"/>
         <w:jc w:val="both"/>
         <w:rPr>
           <w:rFonts w:ascii="Arial" w:hAnsi="Arial" w:cs="Arial"/>
@@ -6039,21 +5571,6 @@
         </w:rPr>
         <w:t>- Observações:</w:t>
       </w:r>
-    </w:p>
-    <w:p>
-      <w:pPr>
-        <w:autoSpaceDE w:val="0"/>
-        <w:autoSpaceDN w:val="0"/>
-        <w:adjustRightInd w:val="0"/>
-        <w:spacing w:after="0" w:line="240" w:lineRule="auto"/>
-        <w:jc w:val="both"/>
-        <w:rPr>
-          <w:rFonts w:ascii="Arial" w:hAnsi="Arial" w:cs="Arial"/>
-          <w:b/>
-          <w:sz w:val="20"/>
-          <w:szCs w:val="20"/>
-        </w:rPr>
-      </w:pPr>
     </w:p>
     <w:p>
       <w:pPr>
@@ -6065,7 +5582,7 @@
         <w:autoSpaceDE w:val="0"/>
         <w:autoSpaceDN w:val="0"/>
         <w:adjustRightInd w:val="0"/>
-        <w:spacing w:after="0" w:line="240" w:lineRule="auto"/>
+        <w:spacing w:after="120" w:line="240" w:lineRule="auto" w:before="0"/>
         <w:jc w:val="both"/>
         <w:rPr>
           <w:rFonts w:ascii="Arial" w:hAnsi="Arial" w:cs="Arial"/>
@@ -6113,17 +5630,6 @@
         </w:rPr>
         <w:t xml:space="preserve"> (dias trabalhados), descontinuidade dos serviços e ou caso nossa equipe de campo fique na obra aguardando frente de serviços por motivos não imputáveis a Filtrovali será relatado e indicado em RDO (no campo Stand-by - uma diária corresponde a - 08hrs);</w:t>
       </w:r>
-    </w:p>
-    <w:p>
-      <w:pPr>
-        <w:spacing w:after="0" w:line="240" w:lineRule="auto"/>
-        <w:jc w:val="both"/>
-        <w:rPr>
-          <w:rFonts w:ascii="Arial" w:hAnsi="Arial" w:cs="Arial"/>
-          <w:sz w:val="20"/>
-          <w:szCs w:val="20"/>
-        </w:rPr>
-      </w:pPr>
     </w:p>
     <w:p>
       <w:pPr>
@@ -6132,7 +5638,7 @@
           <w:ilvl w:val="1"/>
           <w:numId w:val="2"/>
         </w:numPr>
-        <w:spacing w:after="0" w:line="240" w:lineRule="auto"/>
+        <w:spacing w:after="120" w:line="240" w:lineRule="auto" w:before="0"/>
         <w:rPr>
           <w:rFonts w:ascii="Arial" w:hAnsi="Arial" w:cs="Arial"/>
           <w:sz w:val="20"/>
@@ -6147,16 +5653,6 @@
         </w:rPr>
         <w:t>A proposta deverá fazer parte integrante do contrato;</w:t>
       </w:r>
-    </w:p>
-    <w:p>
-      <w:pPr>
-        <w:spacing w:after="0" w:line="240" w:lineRule="auto"/>
-        <w:rPr>
-          <w:rFonts w:ascii="Arial" w:hAnsi="Arial" w:cs="Arial"/>
-          <w:sz w:val="20"/>
-          <w:szCs w:val="20"/>
-        </w:rPr>
-      </w:pPr>
     </w:p>
     <w:p>
       <w:pPr>
@@ -6165,7 +5661,7 @@
           <w:ilvl w:val="1"/>
           <w:numId w:val="2"/>
         </w:numPr>
-        <w:spacing w:after="0" w:line="240" w:lineRule="auto"/>
+        <w:spacing w:after="120" w:line="240" w:lineRule="auto" w:before="0"/>
         <w:jc w:val="both"/>
         <w:rPr>
           <w:rFonts w:ascii="Arial" w:hAnsi="Arial" w:cs="Arial"/>

--- a/backend/models/comercial/Proposta técnica.docx
+++ b/backend/models/comercial/Proposta técnica.docx
@@ -129,6 +129,11 @@
                         <w:txbxContent>
                           <w:p>
                             <w:r>
+                              <w:rPr>
+                                <w:rFonts w:ascii="Arial" w:hAnsi="Arial" w:cs="Arial"/>
+                                <w:sz w:val="24"/>
+                                <w:szCs w:val="24"/>
+                              </w:rPr>
                               <w:t xml:space="preserve">                                                          </w:t>
                             </w:r>
                           </w:p>
@@ -161,6 +166,11 @@
                   <w:txbxContent>
                     <w:p>
                       <w:r>
+                        <w:rPr>
+                          <w:rFonts w:ascii="Arial" w:hAnsi="Arial" w:cs="Arial"/>
+                          <w:sz w:val="24"/>
+                          <w:szCs w:val="24"/>
+                        </w:rPr>
                         <w:t xml:space="preserve">                                                          </w:t>
                       </w:r>
                     </w:p>
@@ -1152,664 +1162,1145 @@
     </w:p>
     <w:p>
       <w:pPr>
-        <w:autoSpaceDE w:val="0"/>
-        <w:autoSpaceDN w:val="0"/>
-        <w:adjustRightInd w:val="0"/>
         <w:spacing w:after="0" w:line="240" w:lineRule="auto"/>
         <w:jc w:val="center"/>
         <w:rPr>
           <w:rFonts w:ascii="Arial" w:hAnsi="Arial" w:cs="Arial"/>
-          <w:b/>
-          <w:bCs/>
-          <w:sz w:val="26"/>
-          <w:szCs w:val="26"/>
-        </w:rPr>
-      </w:pPr>
-      <w:r>
-        <w:rPr>
-          <w:rFonts w:ascii="Arial" w:hAnsi="Arial" w:cs="Arial"/>
-          <w:b/>
-          <w:bCs/>
-          <w:sz w:val="26"/>
-          <w:szCs w:val="26"/>
+          <w:b w:val="true"/>
+          <w:bCs w:val="true"/>
+          <w:sz w:val="24"/>
+          <w:szCs w:val="24"/>
+        </w:rPr>
+      </w:pPr>
+      <w:r>
+        <w:rPr>
+          <w:rFonts w:ascii="Arial" w:hAnsi="Arial" w:cs="Arial"/>
+          <w:b w:val="true"/>
+          <w:bCs w:val="true"/>
+          <w:sz w:val="24"/>
+          <w:szCs w:val="24"/>
         </w:rPr>
         <w:t>ÍNDICE</w:t>
       </w:r>
     </w:p>
     <w:p>
       <w:pPr>
-        <w:autoSpaceDE w:val="0"/>
-        <w:autoSpaceDN w:val="0"/>
-        <w:adjustRightInd w:val="0"/>
         <w:spacing w:after="0" w:line="240" w:lineRule="auto"/>
         <w:jc w:val="center"/>
         <w:rPr>
           <w:rFonts w:ascii="Arial" w:hAnsi="Arial" w:cs="Arial"/>
           <w:b/>
           <w:bCs/>
-          <w:sz w:val="20"/>
-          <w:szCs w:val="20"/>
-        </w:rPr>
-      </w:pPr>
-    </w:p>
-    <w:p>
-      <w:pPr>
-        <w:autoSpaceDE w:val="0"/>
-        <w:autoSpaceDN w:val="0"/>
-        <w:adjustRightInd w:val="0"/>
-        <w:spacing w:after="0" w:line="240" w:lineRule="auto"/>
-        <w:jc w:val="center"/>
-        <w:rPr>
-          <w:rFonts w:ascii="Arial" w:hAnsi="Arial" w:cs="Arial"/>
-          <w:b/>
-          <w:bCs/>
-          <w:sz w:val="20"/>
-          <w:szCs w:val="20"/>
-        </w:rPr>
-      </w:pPr>
-    </w:p>
-    <w:p>
-      <w:pPr>
-        <w:autoSpaceDE w:val="0"/>
-        <w:autoSpaceDN w:val="0"/>
-        <w:adjustRightInd w:val="0"/>
-        <w:spacing w:after="0" w:line="240" w:lineRule="auto"/>
-        <w:rPr>
-          <w:rFonts w:ascii="Arial" w:hAnsi="Arial" w:cs="Arial"/>
-          <w:sz w:val="20"/>
-          <w:szCs w:val="20"/>
-        </w:rPr>
-      </w:pPr>
-    </w:p>
-    <w:p>
-      <w:pPr>
-        <w:pStyle w:val="PargrafodaLista"/>
-        <w:numPr>
-          <w:ilvl w:val="0"/>
-          <w:numId w:val="7"/>
-        </w:numPr>
-        <w:autoSpaceDE w:val="0"/>
-        <w:autoSpaceDN w:val="0"/>
-        <w:adjustRightInd w:val="0"/>
-        <w:spacing w:after="0" w:line="240" w:lineRule="auto"/>
-        <w:rPr>
-          <w:rFonts w:ascii="Arial" w:hAnsi="Arial" w:cs="Arial"/>
-          <w:b/>
-          <w:bCs/>
-          <w:sz w:val="20"/>
-          <w:szCs w:val="20"/>
-        </w:rPr>
-      </w:pPr>
-      <w:r>
-        <w:rPr>
-          <w:rFonts w:ascii="Arial" w:hAnsi="Arial" w:cs="Arial"/>
-          <w:b/>
-          <w:bCs/>
-          <w:sz w:val="20"/>
-          <w:szCs w:val="20"/>
-        </w:rPr>
-        <w:t>Filtrovali é a escolha certa para sua obra</w:t>
-      </w:r>
-    </w:p>
-    <w:p>
-      <w:pPr>
-        <w:autoSpaceDE w:val="0"/>
-        <w:autoSpaceDN w:val="0"/>
-        <w:adjustRightInd w:val="0"/>
-        <w:spacing w:after="0" w:line="240" w:lineRule="auto"/>
-        <w:rPr>
-          <w:rFonts w:ascii="Arial" w:hAnsi="Arial" w:cs="Arial"/>
-          <w:b/>
-          <w:sz w:val="20"/>
-          <w:szCs w:val="20"/>
-        </w:rPr>
-      </w:pPr>
-    </w:p>
-    <w:p>
-      <w:pPr>
-        <w:pStyle w:val="PargrafodaLista"/>
-        <w:numPr>
-          <w:ilvl w:val="0"/>
-          <w:numId w:val="7"/>
-        </w:numPr>
-        <w:autoSpaceDE w:val="0"/>
-        <w:autoSpaceDN w:val="0"/>
-        <w:adjustRightInd w:val="0"/>
-        <w:spacing w:after="0" w:line="240" w:lineRule="auto"/>
-        <w:jc w:val="both"/>
-        <w:rPr>
-          <w:rFonts w:ascii="Arial" w:hAnsi="Arial" w:cs="Arial"/>
-          <w:b/>
-          <w:sz w:val="20"/>
-          <w:szCs w:val="20"/>
-        </w:rPr>
-      </w:pPr>
-      <w:r>
-        <w:rPr>
-          <w:rFonts w:ascii="Arial" w:hAnsi="Arial" w:cs="Arial"/>
-          <w:b/>
-          <w:sz w:val="20"/>
-          <w:szCs w:val="20"/>
-        </w:rPr>
-        <w:t>Descrição dos serviços que serão executados</w:t>
-      </w:r>
-    </w:p>
-    <w:p>
-      <w:pPr>
-        <w:autoSpaceDE w:val="0"/>
-        <w:autoSpaceDN w:val="0"/>
-        <w:adjustRightInd w:val="0"/>
-        <w:spacing w:after="0" w:line="240" w:lineRule="auto"/>
-        <w:jc w:val="both"/>
-        <w:rPr>
-          <w:rFonts w:ascii="Arial" w:hAnsi="Arial" w:cs="Arial"/>
-          <w:b/>
-          <w:sz w:val="20"/>
-          <w:szCs w:val="20"/>
-        </w:rPr>
-      </w:pPr>
-    </w:p>
-    <w:p>
-      <w:pPr>
-        <w:pStyle w:val="PargrafodaLista"/>
-        <w:numPr>
-          <w:ilvl w:val="0"/>
-          <w:numId w:val="7"/>
-        </w:numPr>
-        <w:spacing w:after="0" w:line="240" w:lineRule="auto"/>
-        <w:jc w:val="both"/>
-        <w:rPr>
-          <w:b/>
-        </w:rPr>
-      </w:pPr>
-      <w:r>
-        <w:rPr>
-          <w:rFonts w:ascii="Arial" w:hAnsi="Arial" w:cs="Arial"/>
-          <w:b/>
-          <w:color w:val="000000"/>
-          <w:sz w:val="20"/>
-          <w:szCs w:val="20"/>
-        </w:rPr>
-        <w:t>Matriz geral de responsabilidade</w:t>
-      </w:r>
-    </w:p>
-    <w:p>
-      <w:pPr>
-        <w:spacing w:after="0" w:line="24" w:lineRule="auto"/>
-        <w:jc w:val="both"/>
-        <w:rPr>
-          <w:b/>
-        </w:rPr>
-      </w:pPr>
-    </w:p>
-    <w:p>
-      <w:pPr>
-        <w:autoSpaceDE w:val="0"/>
-        <w:autoSpaceDN w:val="0"/>
-        <w:adjustRightInd w:val="0"/>
-        <w:spacing w:after="0" w:line="240" w:lineRule="auto"/>
-        <w:jc w:val="both"/>
-        <w:rPr>
-          <w:rFonts w:ascii="Arial" w:hAnsi="Arial" w:cs="Arial"/>
-          <w:b/>
-          <w:sz w:val="20"/>
-          <w:szCs w:val="20"/>
-        </w:rPr>
-      </w:pPr>
-    </w:p>
-    <w:p>
-      <w:pPr>
-        <w:pStyle w:val="PargrafodaLista"/>
-        <w:numPr>
-          <w:ilvl w:val="0"/>
-          <w:numId w:val="7"/>
-        </w:numPr>
-        <w:autoSpaceDE w:val="0"/>
-        <w:autoSpaceDN w:val="0"/>
-        <w:adjustRightInd w:val="0"/>
-        <w:spacing w:after="0" w:line="240" w:lineRule="auto"/>
-        <w:jc w:val="both"/>
-        <w:rPr>
-          <w:rFonts w:ascii="Arial" w:hAnsi="Arial" w:cs="Arial"/>
-          <w:b/>
-          <w:sz w:val="20"/>
-          <w:szCs w:val="20"/>
-        </w:rPr>
-      </w:pPr>
-      <w:r>
-        <w:rPr>
-          <w:rFonts w:ascii="Arial" w:hAnsi="Arial" w:cs="Arial"/>
-          <w:b/>
-          <w:sz w:val="20"/>
-          <w:szCs w:val="20"/>
-        </w:rPr>
-        <w:t>Previsão de atendimento</w:t>
-      </w:r>
-    </w:p>
-    <w:p>
-      <w:pPr>
-        <w:autoSpaceDE w:val="0"/>
-        <w:autoSpaceDN w:val="0"/>
-        <w:adjustRightInd w:val="0"/>
-        <w:spacing w:after="0" w:line="240" w:lineRule="auto"/>
-        <w:jc w:val="both"/>
-        <w:rPr>
-          <w:rFonts w:ascii="Arial" w:hAnsi="Arial" w:cs="Arial"/>
-          <w:b/>
-          <w:sz w:val="20"/>
-          <w:szCs w:val="20"/>
-        </w:rPr>
-      </w:pPr>
-    </w:p>
-    <w:p>
-      <w:pPr>
-        <w:pStyle w:val="PargrafodaLista"/>
-        <w:numPr>
-          <w:ilvl w:val="0"/>
-          <w:numId w:val="7"/>
-        </w:numPr>
-        <w:autoSpaceDE w:val="0"/>
-        <w:autoSpaceDN w:val="0"/>
-        <w:adjustRightInd w:val="0"/>
-        <w:spacing w:after="0" w:line="240" w:lineRule="auto"/>
-        <w:jc w:val="both"/>
-        <w:rPr>
-          <w:rFonts w:ascii="Arial" w:hAnsi="Arial" w:cs="Arial"/>
-          <w:b/>
-          <w:sz w:val="20"/>
-          <w:szCs w:val="20"/>
-        </w:rPr>
-      </w:pPr>
-      <w:r>
-        <w:rPr>
-          <w:rFonts w:ascii="Arial" w:hAnsi="Arial" w:cs="Arial"/>
-          <w:b/>
-          <w:sz w:val="20"/>
-          <w:szCs w:val="20"/>
-        </w:rPr>
-        <w:t>Prazo para execução dos serviços</w:t>
-      </w:r>
-    </w:p>
-    <w:p>
-      <w:pPr>
-        <w:autoSpaceDE w:val="0"/>
-        <w:autoSpaceDN w:val="0"/>
-        <w:adjustRightInd w:val="0"/>
-        <w:spacing w:after="0" w:line="240" w:lineRule="auto"/>
-        <w:jc w:val="both"/>
-        <w:rPr>
-          <w:rFonts w:ascii="Arial" w:hAnsi="Arial" w:cs="Arial"/>
-          <w:b/>
-          <w:sz w:val="20"/>
-          <w:szCs w:val="20"/>
-        </w:rPr>
-      </w:pPr>
-    </w:p>
-    <w:p>
-      <w:pPr>
-        <w:pStyle w:val="PargrafodaLista"/>
-        <w:numPr>
-          <w:ilvl w:val="0"/>
-          <w:numId w:val="7"/>
-        </w:numPr>
-        <w:autoSpaceDE w:val="0"/>
-        <w:autoSpaceDN w:val="0"/>
-        <w:adjustRightInd w:val="0"/>
-        <w:spacing w:after="0" w:line="240" w:lineRule="auto"/>
-        <w:jc w:val="both"/>
-        <w:rPr>
-          <w:rFonts w:ascii="Arial" w:hAnsi="Arial" w:cs="Arial"/>
-          <w:b/>
-          <w:sz w:val="20"/>
-          <w:szCs w:val="20"/>
-        </w:rPr>
-      </w:pPr>
-      <w:r>
-        <w:rPr>
-          <w:rFonts w:ascii="Arial" w:hAnsi="Arial" w:cs="Arial"/>
-          <w:b/>
-          <w:sz w:val="20"/>
-          <w:szCs w:val="20"/>
-        </w:rPr>
-        <w:t>Jornada de trabalho</w:t>
-      </w:r>
-    </w:p>
-    <w:p>
-      <w:pPr>
-        <w:autoSpaceDE w:val="0"/>
-        <w:autoSpaceDN w:val="0"/>
-        <w:adjustRightInd w:val="0"/>
-        <w:spacing w:after="0" w:line="240" w:lineRule="auto"/>
-        <w:jc w:val="both"/>
-        <w:rPr>
-          <w:rFonts w:ascii="Arial" w:hAnsi="Arial" w:cs="Arial"/>
-          <w:b/>
-          <w:sz w:val="20"/>
-          <w:szCs w:val="20"/>
-        </w:rPr>
-      </w:pPr>
-    </w:p>
-    <w:p>
-      <w:pPr>
-        <w:pStyle w:val="PargrafodaLista"/>
-        <w:numPr>
-          <w:ilvl w:val="0"/>
-          <w:numId w:val="7"/>
-        </w:numPr>
-        <w:autoSpaceDE w:val="0"/>
-        <w:autoSpaceDN w:val="0"/>
-        <w:adjustRightInd w:val="0"/>
-        <w:spacing w:after="0" w:line="240" w:lineRule="auto"/>
-        <w:jc w:val="both"/>
-        <w:rPr>
-          <w:rFonts w:ascii="Arial" w:hAnsi="Arial" w:cs="Arial"/>
-          <w:sz w:val="20"/>
-          <w:szCs w:val="20"/>
-        </w:rPr>
-      </w:pPr>
-      <w:r>
-        <w:rPr>
-          <w:rFonts w:ascii="Arial" w:hAnsi="Arial" w:cs="Arial"/>
-          <w:b/>
-          <w:sz w:val="20"/>
-          <w:szCs w:val="20"/>
-        </w:rPr>
-        <w:t>Escopo Técnico</w:t>
-      </w:r>
-    </w:p>
-    <w:p>
-      <w:pPr>
-        <w:autoSpaceDE w:val="0"/>
-        <w:autoSpaceDN w:val="0"/>
-        <w:adjustRightInd w:val="0"/>
-        <w:spacing w:after="0" w:line="240" w:lineRule="auto"/>
-        <w:jc w:val="both"/>
-        <w:rPr>
-          <w:rFonts w:ascii="Arial" w:hAnsi="Arial" w:cs="Arial"/>
-          <w:b/>
-          <w:sz w:val="20"/>
-          <w:szCs w:val="20"/>
-        </w:rPr>
-      </w:pPr>
-    </w:p>
-    <w:p>
-      <w:pPr>
-        <w:pStyle w:val="PargrafodaLista"/>
-        <w:numPr>
-          <w:ilvl w:val="0"/>
-          <w:numId w:val="7"/>
-        </w:numPr>
-        <w:autoSpaceDE w:val="0"/>
-        <w:autoSpaceDN w:val="0"/>
-        <w:adjustRightInd w:val="0"/>
-        <w:spacing w:after="0" w:line="240" w:lineRule="auto"/>
-        <w:jc w:val="both"/>
-        <w:rPr>
-          <w:rFonts w:ascii="Arial" w:hAnsi="Arial" w:cs="Arial"/>
-          <w:b/>
-          <w:sz w:val="20"/>
-          <w:szCs w:val="20"/>
-        </w:rPr>
-      </w:pPr>
-      <w:r>
-        <w:rPr>
-          <w:rFonts w:ascii="Arial" w:hAnsi="Arial" w:cs="Arial"/>
-          <w:b/>
-          <w:sz w:val="20"/>
-          <w:szCs w:val="20"/>
-        </w:rPr>
-        <w:t>Relatórios</w:t>
-      </w:r>
-    </w:p>
-    <w:p>
-      <w:pPr>
-        <w:autoSpaceDE w:val="0"/>
-        <w:autoSpaceDN w:val="0"/>
-        <w:adjustRightInd w:val="0"/>
-        <w:spacing w:after="0" w:line="240" w:lineRule="auto"/>
-        <w:jc w:val="both"/>
-        <w:rPr>
-          <w:rFonts w:ascii="Arial" w:hAnsi="Arial" w:cs="Arial"/>
-          <w:b/>
-          <w:sz w:val="20"/>
-          <w:szCs w:val="20"/>
-        </w:rPr>
-      </w:pPr>
-    </w:p>
-    <w:p>
-      <w:pPr>
-        <w:pStyle w:val="PargrafodaLista"/>
-        <w:numPr>
-          <w:ilvl w:val="0"/>
-          <w:numId w:val="7"/>
-        </w:numPr>
-        <w:autoSpaceDE w:val="0"/>
-        <w:autoSpaceDN w:val="0"/>
-        <w:adjustRightInd w:val="0"/>
-        <w:spacing w:after="0" w:line="240" w:lineRule="auto"/>
-        <w:jc w:val="both"/>
-        <w:rPr>
-          <w:rFonts w:ascii="Arial" w:hAnsi="Arial" w:cs="Arial"/>
-          <w:b/>
-          <w:sz w:val="20"/>
-          <w:szCs w:val="20"/>
-        </w:rPr>
-      </w:pPr>
-      <w:r>
-        <w:rPr>
-          <w:rFonts w:ascii="Arial" w:hAnsi="Arial" w:cs="Arial"/>
-          <w:b/>
-          <w:sz w:val="20"/>
-          <w:szCs w:val="20"/>
-        </w:rPr>
-        <w:t>Validade da proposta</w:t>
-      </w:r>
-    </w:p>
-    <w:p>
-      <w:pPr>
-        <w:autoSpaceDE w:val="0"/>
-        <w:autoSpaceDN w:val="0"/>
-        <w:adjustRightInd w:val="0"/>
-        <w:spacing w:after="0" w:line="240" w:lineRule="auto"/>
-        <w:jc w:val="both"/>
-        <w:rPr>
-          <w:rFonts w:ascii="Arial" w:hAnsi="Arial" w:cs="Arial"/>
-          <w:b/>
-          <w:sz w:val="20"/>
-          <w:szCs w:val="20"/>
-        </w:rPr>
-      </w:pPr>
-    </w:p>
-    <w:p>
-      <w:pPr>
-        <w:pStyle w:val="PargrafodaLista"/>
-        <w:numPr>
-          <w:ilvl w:val="0"/>
-          <w:numId w:val="7"/>
-        </w:numPr>
-        <w:autoSpaceDE w:val="0"/>
-        <w:autoSpaceDN w:val="0"/>
-        <w:adjustRightInd w:val="0"/>
-        <w:spacing w:after="0" w:line="240" w:lineRule="auto"/>
-        <w:jc w:val="both"/>
-        <w:rPr>
-          <w:rFonts w:ascii="Arial" w:hAnsi="Arial" w:cs="Arial"/>
-          <w:b/>
-          <w:sz w:val="20"/>
-          <w:szCs w:val="20"/>
-        </w:rPr>
-      </w:pPr>
-      <w:r>
-        <w:rPr>
-          <w:rFonts w:ascii="Arial" w:hAnsi="Arial" w:cs="Arial"/>
-          <w:b/>
-          <w:sz w:val="20"/>
-          <w:szCs w:val="20"/>
-        </w:rPr>
-        <w:t>Observações</w:t>
-      </w:r>
-    </w:p>
-    <w:p>
-      <w:pPr>
-        <w:autoSpaceDE w:val="0"/>
-        <w:autoSpaceDN w:val="0"/>
-        <w:adjustRightInd w:val="0"/>
-        <w:spacing w:after="0" w:line="240" w:lineRule="auto"/>
-        <w:jc w:val="both"/>
-        <w:rPr>
-          <w:rFonts w:ascii="Arial" w:hAnsi="Arial" w:cs="Arial"/>
-          <w:b/>
-          <w:sz w:val="20"/>
-          <w:szCs w:val="20"/>
-        </w:rPr>
-      </w:pPr>
-    </w:p>
-    <w:p>
-      <w:pPr>
-        <w:autoSpaceDE w:val="0"/>
-        <w:autoSpaceDN w:val="0"/>
-        <w:adjustRightInd w:val="0"/>
-        <w:spacing w:after="0" w:line="240" w:lineRule="auto"/>
-        <w:jc w:val="both"/>
-        <w:rPr>
-          <w:rFonts w:ascii="Arial" w:hAnsi="Arial" w:cs="Arial"/>
-          <w:b/>
-          <w:sz w:val="20"/>
-          <w:szCs w:val="20"/>
-        </w:rPr>
-      </w:pPr>
-    </w:p>
-    <w:p>
-      <w:pPr>
-        <w:autoSpaceDE w:val="0"/>
-        <w:autoSpaceDN w:val="0"/>
-        <w:adjustRightInd w:val="0"/>
-        <w:spacing w:after="0" w:line="240" w:lineRule="auto"/>
-        <w:jc w:val="both"/>
-        <w:rPr>
-          <w:rFonts w:ascii="Arial" w:hAnsi="Arial" w:cs="Arial"/>
-          <w:b/>
-          <w:sz w:val="20"/>
-          <w:szCs w:val="20"/>
-        </w:rPr>
-      </w:pPr>
-    </w:p>
-    <w:p>
-      <w:pPr>
-        <w:autoSpaceDE w:val="0"/>
-        <w:autoSpaceDN w:val="0"/>
-        <w:adjustRightInd w:val="0"/>
-        <w:spacing w:after="0" w:line="240" w:lineRule="auto"/>
-        <w:jc w:val="both"/>
-        <w:rPr>
-          <w:rFonts w:ascii="Arial" w:hAnsi="Arial" w:cs="Arial"/>
-          <w:b/>
-          <w:sz w:val="20"/>
-          <w:szCs w:val="20"/>
-        </w:rPr>
-      </w:pPr>
-    </w:p>
-    <w:p>
-      <w:pPr>
-        <w:autoSpaceDE w:val="0"/>
-        <w:autoSpaceDN w:val="0"/>
-        <w:adjustRightInd w:val="0"/>
-        <w:spacing w:after="0" w:line="240" w:lineRule="auto"/>
-        <w:jc w:val="both"/>
-        <w:rPr>
-          <w:rFonts w:ascii="Arial" w:hAnsi="Arial" w:cs="Arial"/>
-          <w:b/>
-          <w:sz w:val="20"/>
-          <w:szCs w:val="20"/>
-        </w:rPr>
-      </w:pPr>
-    </w:p>
-    <w:p>
-      <w:pPr>
-        <w:autoSpaceDE w:val="0"/>
-        <w:autoSpaceDN w:val="0"/>
-        <w:adjustRightInd w:val="0"/>
-        <w:spacing w:after="0" w:line="240" w:lineRule="auto"/>
-        <w:jc w:val="both"/>
-        <w:rPr>
-          <w:rFonts w:ascii="Arial" w:hAnsi="Arial" w:cs="Arial"/>
-          <w:b/>
-          <w:sz w:val="20"/>
-          <w:szCs w:val="20"/>
-        </w:rPr>
-      </w:pPr>
-    </w:p>
-    <w:p>
-      <w:pPr>
-        <w:autoSpaceDE w:val="0"/>
-        <w:autoSpaceDN w:val="0"/>
-        <w:adjustRightInd w:val="0"/>
-        <w:spacing w:after="0" w:line="240" w:lineRule="auto"/>
-        <w:jc w:val="both"/>
-        <w:rPr>
-          <w:rFonts w:ascii="Arial" w:hAnsi="Arial" w:cs="Arial"/>
-          <w:b/>
-          <w:sz w:val="20"/>
-          <w:szCs w:val="20"/>
-        </w:rPr>
-      </w:pPr>
-    </w:p>
-    <w:p>
-      <w:pPr>
-        <w:autoSpaceDE w:val="0"/>
-        <w:autoSpaceDN w:val="0"/>
-        <w:adjustRightInd w:val="0"/>
-        <w:spacing w:after="0" w:line="240" w:lineRule="auto"/>
-        <w:jc w:val="both"/>
-        <w:rPr>
-          <w:rFonts w:ascii="Arial" w:hAnsi="Arial" w:cs="Arial"/>
-          <w:b/>
-          <w:sz w:val="20"/>
-          <w:szCs w:val="20"/>
-        </w:rPr>
-      </w:pPr>
-    </w:p>
-    <w:p>
-      <w:pPr>
-        <w:autoSpaceDE w:val="0"/>
-        <w:autoSpaceDN w:val="0"/>
-        <w:adjustRightInd w:val="0"/>
-        <w:spacing w:after="0" w:line="240" w:lineRule="auto"/>
-        <w:jc w:val="both"/>
-        <w:rPr>
-          <w:rFonts w:ascii="Arial" w:hAnsi="Arial" w:cs="Arial"/>
-          <w:b/>
-          <w:sz w:val="20"/>
-          <w:szCs w:val="20"/>
-        </w:rPr>
-      </w:pPr>
-    </w:p>
-    <w:p>
-      <w:pPr>
-        <w:pStyle w:val="PargrafodaLista"/>
-        <w:numPr>
-          <w:ilvl w:val="0"/>
-          <w:numId w:val="4"/>
-        </w:numPr>
-        <w:autoSpaceDE w:val="0"/>
-        <w:autoSpaceDN w:val="0"/>
-        <w:adjustRightInd w:val="0"/>
-        <w:spacing w:after="0" w:line="240" w:lineRule="auto"/>
-        <w:rPr>
-          <w:rFonts w:ascii="Arial" w:hAnsi="Arial" w:cs="Arial"/>
-          <w:b/>
-          <w:bCs/>
-          <w:sz w:val="20"/>
-          <w:szCs w:val="20"/>
-        </w:rPr>
-      </w:pPr>
-      <w:r>
-        <w:rPr>
-          <w:rFonts w:ascii="Arial" w:hAnsi="Arial" w:cs="Arial"/>
-          <w:b/>
-          <w:bCs/>
-          <w:sz w:val="20"/>
-          <w:szCs w:val="20"/>
+          <w:sz w:val="24"/>
+          <w:szCs w:val="24"/>
+        </w:rPr>
+      </w:pPr>
+    </w:p>
+    <w:sdt>
+      <w:sdtPr>
+        <w:id w:val="-2057846480"/>
+        <w:docPartObj>
+          <w:docPartGallery w:val="Table of Contents"/>
+          <w:docPartUnique/>
+        </w:docPartObj>
+      </w:sdtPr>
+      <w:sdtEndPr/>
+      <w:sdtContent>
+        <w:p>
+          <w:pPr>
+            <w:pStyle w:val="Sumrio1"/>
+            <w:tabs>
+              <w:tab w:val="left" w:pos="440"/>
+              <w:tab w:val="right" w:pos="10763"/>
+            </w:tabs>
+            <w:rPr>
+              <w:rFonts w:eastAsiaTheme="minorEastAsia" w:cstheme="minorBidi"/>
+              <w:b w:val="0"/>
+              <w:bCs w:val="0"/>
+              <w:noProof/>
+              <w:kern w:val="2"/>
+              <w:sz w:val="32"/>
+              <w:szCs w:val="32"/>
+              <w:lang w:eastAsia="ko-KR"/>
+              <w14:ligatures w14:val="standardContextual"/>
+            </w:rPr>
+          </w:pPr>
+          <w:r>
+            <w:rPr>
+              <w:rStyle w:val="Hyperlink"/>
+              <w:noProof/>
+              <w:sz w:val="24"/>
+              <w:szCs w:val="24"/>
+            </w:rPr>
+            <w:fldChar w:fldCharType="begin" w:dirty="true"/>
+          </w:r>
+          <w:r>
+            <w:rPr>
+              <w:rStyle w:val="Hyperlink"/>
+              <w:noProof/>
+              <w:sz w:val="24"/>
+              <w:szCs w:val="24"/>
+            </w:rPr>
+            <w:instrText xml:space="preserve"> TOC \o "1-1" \h \z \u </w:instrText>
+          </w:r>
+          <w:r>
+            <w:rPr>
+              <w:rStyle w:val="Hyperlink"/>
+              <w:noProof/>
+              <w:sz w:val="24"/>
+              <w:szCs w:val="24"/>
+            </w:rPr>
+            <w:fldChar w:fldCharType="separate"/>
+          </w:r>
+          <w:hyperlink w:anchor="_TocStyleFinal1" w:history="1">
+            <w:r>
+              <w:rPr>
+                <w:rStyle w:val="Hyperlink"/>
+                <w:noProof/>
+                <w:sz w:val="24"/>
+                <w:szCs w:val="24"/>
+              </w:rPr>
+              <w:t xml:space="preserve">1</w:t>
+            </w:r>
+            <w:r>
+              <w:rPr>
+                <w:rStyle w:val="Hyperlink"/>
+                <w:noProof/>
+                <w:sz w:val="24"/>
+                <w:szCs w:val="24"/>
+              </w:rPr>
+              <w:tab/>
+            </w:r>
+            <w:r>
+              <w:rPr>
+                <w:rStyle w:val="Hyperlink"/>
+                <w:noProof/>
+                <w:sz w:val="24"/>
+                <w:szCs w:val="24"/>
+              </w:rPr>
+              <w:t xml:space="preserve">Filtrovali é a escolha certa para a sua obra</w:t>
+            </w:r>
+            <w:r>
+              <w:rPr>
+                <w:rStyle w:val="Hyperlink"/>
+                <w:noProof/>
+                <w:sz w:val="24"/>
+                <w:szCs w:val="24"/>
+              </w:rPr>
+              <w:tab/>
+            </w:r>
+            <w:r>
+              <w:rPr>
+                <w:rStyle w:val="Hyperlink"/>
+                <w:noProof/>
+                <w:sz w:val="24"/>
+                <w:szCs w:val="24"/>
+              </w:rPr>
+              <w:fldChar w:fldCharType="begin"/>
+            </w:r>
+            <w:r>
+              <w:rPr>
+                <w:rStyle w:val="Hyperlink"/>
+                <w:noProof/>
+                <w:sz w:val="24"/>
+                <w:szCs w:val="24"/>
+              </w:rPr>
+              <w:instrText xml:space="preserve"> PAGEREF _TocStyleFinal1 \h </w:instrText>
+            </w:r>
+            <w:r>
+              <w:rPr>
+                <w:rStyle w:val="Hyperlink"/>
+                <w:noProof/>
+                <w:sz w:val="24"/>
+                <w:szCs w:val="24"/>
+              </w:rPr>
+              <w:fldChar w:fldCharType="separate"/>
+            </w:r>
+            <w:r>
+              <w:rPr>
+                <w:rStyle w:val="Hyperlink"/>
+                <w:noProof/>
+                <w:sz w:val="24"/>
+                <w:szCs w:val="24"/>
+              </w:rPr>
+              <w:t xml:space="preserve">3</w:t>
+            </w:r>
+            <w:r>
+              <w:rPr>
+                <w:rStyle w:val="Hyperlink"/>
+                <w:noProof/>
+                <w:sz w:val="24"/>
+                <w:szCs w:val="24"/>
+              </w:rPr>
+              <w:fldChar w:fldCharType="end"/>
+            </w:r>
+          </w:hyperlink>
+        </w:p>
+        <w:p>
+          <w:pPr>
+            <w:pStyle w:val="Sumrio1"/>
+            <w:tabs>
+              <w:tab w:val="left" w:pos="440"/>
+              <w:tab w:val="right" w:pos="10763"/>
+            </w:tabs>
+            <w:rPr>
+              <w:rFonts w:eastAsiaTheme="minorEastAsia" w:cstheme="minorBidi"/>
+              <w:b w:val="0"/>
+              <w:bCs w:val="0"/>
+              <w:noProof/>
+              <w:kern w:val="2"/>
+              <w:sz w:val="32"/>
+              <w:szCs w:val="32"/>
+              <w:lang w:eastAsia="ko-KR"/>
+              <w14:ligatures w14:val="standardContextual"/>
+            </w:rPr>
+          </w:pPr>
+          <w:hyperlink w:anchor="_TocStyleFinal2" w:history="1">
+            <w:r>
+              <w:rPr>
+                <w:rStyle w:val="Hyperlink"/>
+                <w:noProof/>
+                <w:sz w:val="24"/>
+                <w:szCs w:val="24"/>
+              </w:rPr>
+              <w:t xml:space="preserve">2</w:t>
+            </w:r>
+            <w:r>
+              <w:rPr>
+                <w:rStyle w:val="Hyperlink"/>
+                <w:noProof/>
+                <w:sz w:val="24"/>
+                <w:szCs w:val="24"/>
+              </w:rPr>
+              <w:tab/>
+            </w:r>
+            <w:r>
+              <w:rPr>
+                <w:rStyle w:val="Hyperlink"/>
+                <w:noProof/>
+                <w:sz w:val="24"/>
+                <w:szCs w:val="24"/>
+              </w:rPr>
+              <w:t xml:space="preserve">- Descrição dos serviços que serão executados:</w:t>
+            </w:r>
+            <w:r>
+              <w:rPr>
+                <w:rStyle w:val="Hyperlink"/>
+                <w:noProof/>
+                <w:sz w:val="24"/>
+                <w:szCs w:val="24"/>
+              </w:rPr>
+              <w:tab/>
+            </w:r>
+            <w:r>
+              <w:rPr>
+                <w:rStyle w:val="Hyperlink"/>
+                <w:noProof/>
+                <w:sz w:val="24"/>
+                <w:szCs w:val="24"/>
+              </w:rPr>
+              <w:fldChar w:fldCharType="begin"/>
+            </w:r>
+            <w:r>
+              <w:rPr>
+                <w:rStyle w:val="Hyperlink"/>
+                <w:noProof/>
+                <w:sz w:val="24"/>
+                <w:szCs w:val="24"/>
+              </w:rPr>
+              <w:instrText xml:space="preserve"> PAGEREF _TocStyleFinal2 \h </w:instrText>
+            </w:r>
+            <w:r>
+              <w:rPr>
+                <w:rStyle w:val="Hyperlink"/>
+                <w:noProof/>
+                <w:sz w:val="24"/>
+                <w:szCs w:val="24"/>
+              </w:rPr>
+              <w:fldChar w:fldCharType="separate"/>
+            </w:r>
+            <w:r>
+              <w:rPr>
+                <w:rStyle w:val="Hyperlink"/>
+                <w:noProof/>
+                <w:sz w:val="24"/>
+                <w:szCs w:val="24"/>
+              </w:rPr>
+              <w:t xml:space="preserve">4</w:t>
+            </w:r>
+            <w:r>
+              <w:rPr>
+                <w:rStyle w:val="Hyperlink"/>
+                <w:noProof/>
+                <w:sz w:val="24"/>
+                <w:szCs w:val="24"/>
+              </w:rPr>
+              <w:fldChar w:fldCharType="end"/>
+            </w:r>
+          </w:hyperlink>
+        </w:p>
+        <w:p>
+          <w:pPr>
+            <w:pStyle w:val="Sumrio1"/>
+            <w:tabs>
+              <w:tab w:val="left" w:pos="440"/>
+              <w:tab w:val="right" w:pos="10763"/>
+            </w:tabs>
+            <w:rPr>
+              <w:rFonts w:eastAsiaTheme="minorEastAsia" w:cstheme="minorBidi"/>
+              <w:b w:val="0"/>
+              <w:bCs w:val="0"/>
+              <w:noProof/>
+              <w:kern w:val="2"/>
+              <w:sz w:val="32"/>
+              <w:szCs w:val="32"/>
+              <w:lang w:eastAsia="ko-KR"/>
+              <w14:ligatures w14:val="standardContextual"/>
+            </w:rPr>
+          </w:pPr>
+          <w:hyperlink w:anchor="_TocStyleFinal3" w:history="1">
+            <w:r>
+              <w:rPr>
+                <w:rStyle w:val="Hyperlink"/>
+                <w:noProof/>
+                <w:sz w:val="24"/>
+                <w:szCs w:val="24"/>
+              </w:rPr>
+              <w:t xml:space="preserve">3</w:t>
+            </w:r>
+            <w:r>
+              <w:rPr>
+                <w:rStyle w:val="Hyperlink"/>
+                <w:noProof/>
+                <w:sz w:val="24"/>
+                <w:szCs w:val="24"/>
+              </w:rPr>
+              <w:tab/>
+            </w:r>
+            <w:r>
+              <w:rPr>
+                <w:rStyle w:val="Hyperlink"/>
+                <w:noProof/>
+                <w:sz w:val="24"/>
+                <w:szCs w:val="24"/>
+              </w:rPr>
+              <w:t xml:space="preserve">- Matriz geral de responsabilidade</w:t>
+            </w:r>
+            <w:r>
+              <w:rPr>
+                <w:rStyle w:val="Hyperlink"/>
+                <w:noProof/>
+                <w:sz w:val="24"/>
+                <w:szCs w:val="24"/>
+              </w:rPr>
+              <w:tab/>
+            </w:r>
+            <w:r>
+              <w:rPr>
+                <w:rStyle w:val="Hyperlink"/>
+                <w:noProof/>
+                <w:sz w:val="24"/>
+                <w:szCs w:val="24"/>
+              </w:rPr>
+              <w:fldChar w:fldCharType="begin"/>
+            </w:r>
+            <w:r>
+              <w:rPr>
+                <w:rStyle w:val="Hyperlink"/>
+                <w:noProof/>
+                <w:sz w:val="24"/>
+                <w:szCs w:val="24"/>
+              </w:rPr>
+              <w:instrText xml:space="preserve"> PAGEREF _TocStyleFinal3 \h </w:instrText>
+            </w:r>
+            <w:r>
+              <w:rPr>
+                <w:rStyle w:val="Hyperlink"/>
+                <w:noProof/>
+                <w:sz w:val="24"/>
+                <w:szCs w:val="24"/>
+              </w:rPr>
+              <w:fldChar w:fldCharType="separate"/>
+            </w:r>
+            <w:r>
+              <w:rPr>
+                <w:rStyle w:val="Hyperlink"/>
+                <w:noProof/>
+                <w:sz w:val="24"/>
+                <w:szCs w:val="24"/>
+              </w:rPr>
+              <w:t xml:space="preserve">5</w:t>
+            </w:r>
+            <w:r>
+              <w:rPr>
+                <w:rStyle w:val="Hyperlink"/>
+                <w:noProof/>
+                <w:sz w:val="24"/>
+                <w:szCs w:val="24"/>
+              </w:rPr>
+              <w:fldChar w:fldCharType="end"/>
+            </w:r>
+          </w:hyperlink>
+        </w:p>
+        <w:p>
+          <w:pPr>
+            <w:pStyle w:val="Sumrio1"/>
+            <w:tabs>
+              <w:tab w:val="left" w:pos="440"/>
+              <w:tab w:val="right" w:pos="10763"/>
+            </w:tabs>
+            <w:rPr>
+              <w:rFonts w:eastAsiaTheme="minorEastAsia" w:cstheme="minorBidi"/>
+              <w:b w:val="0"/>
+              <w:bCs w:val="0"/>
+              <w:noProof/>
+              <w:kern w:val="2"/>
+              <w:sz w:val="32"/>
+              <w:szCs w:val="32"/>
+              <w:lang w:eastAsia="ko-KR"/>
+              <w14:ligatures w14:val="standardContextual"/>
+            </w:rPr>
+          </w:pPr>
+          <w:hyperlink w:anchor="_TocStyleFinal4" w:history="1">
+            <w:r>
+              <w:rPr>
+                <w:rStyle w:val="Hyperlink"/>
+                <w:noProof/>
+                <w:sz w:val="24"/>
+                <w:szCs w:val="24"/>
+              </w:rPr>
+              <w:t xml:space="preserve">4</w:t>
+            </w:r>
+            <w:r>
+              <w:rPr>
+                <w:rStyle w:val="Hyperlink"/>
+                <w:noProof/>
+                <w:sz w:val="24"/>
+                <w:szCs w:val="24"/>
+              </w:rPr>
+              <w:tab/>
+            </w:r>
+            <w:r>
+              <w:rPr>
+                <w:rStyle w:val="Hyperlink"/>
+                <w:noProof/>
+                <w:sz w:val="24"/>
+                <w:szCs w:val="24"/>
+              </w:rPr>
+              <w:t xml:space="preserve">- Previsão de atendimento:</w:t>
+            </w:r>
+            <w:r>
+              <w:rPr>
+                <w:rStyle w:val="Hyperlink"/>
+                <w:noProof/>
+                <w:sz w:val="24"/>
+                <w:szCs w:val="24"/>
+              </w:rPr>
+              <w:tab/>
+            </w:r>
+            <w:r>
+              <w:rPr>
+                <w:rStyle w:val="Hyperlink"/>
+                <w:noProof/>
+                <w:sz w:val="24"/>
+                <w:szCs w:val="24"/>
+              </w:rPr>
+              <w:fldChar w:fldCharType="begin"/>
+            </w:r>
+            <w:r>
+              <w:rPr>
+                <w:rStyle w:val="Hyperlink"/>
+                <w:noProof/>
+                <w:sz w:val="24"/>
+                <w:szCs w:val="24"/>
+              </w:rPr>
+              <w:instrText xml:space="preserve"> PAGEREF _TocStyleFinal4 \h </w:instrText>
+            </w:r>
+            <w:r>
+              <w:rPr>
+                <w:rStyle w:val="Hyperlink"/>
+                <w:noProof/>
+                <w:sz w:val="24"/>
+                <w:szCs w:val="24"/>
+              </w:rPr>
+              <w:fldChar w:fldCharType="separate"/>
+            </w:r>
+            <w:r>
+              <w:rPr>
+                <w:rStyle w:val="Hyperlink"/>
+                <w:noProof/>
+                <w:sz w:val="24"/>
+                <w:szCs w:val="24"/>
+              </w:rPr>
+              <w:t xml:space="preserve">5</w:t>
+            </w:r>
+            <w:r>
+              <w:rPr>
+                <w:rStyle w:val="Hyperlink"/>
+                <w:noProof/>
+                <w:sz w:val="24"/>
+                <w:szCs w:val="24"/>
+              </w:rPr>
+              <w:fldChar w:fldCharType="end"/>
+            </w:r>
+          </w:hyperlink>
+        </w:p>
+        <w:p>
+          <w:pPr>
+            <w:pStyle w:val="Sumrio1"/>
+            <w:tabs>
+              <w:tab w:val="left" w:pos="440"/>
+              <w:tab w:val="right" w:pos="10763"/>
+            </w:tabs>
+            <w:rPr>
+              <w:rFonts w:eastAsiaTheme="minorEastAsia" w:cstheme="minorBidi"/>
+              <w:b w:val="0"/>
+              <w:bCs w:val="0"/>
+              <w:noProof/>
+              <w:kern w:val="2"/>
+              <w:sz w:val="32"/>
+              <w:szCs w:val="32"/>
+              <w:lang w:eastAsia="ko-KR"/>
+              <w14:ligatures w14:val="standardContextual"/>
+            </w:rPr>
+          </w:pPr>
+          <w:hyperlink w:anchor="_TocStyleFinal5" w:history="1">
+            <w:r>
+              <w:rPr>
+                <w:rStyle w:val="Hyperlink"/>
+                <w:noProof/>
+                <w:sz w:val="24"/>
+                <w:szCs w:val="24"/>
+              </w:rPr>
+              <w:t xml:space="preserve">5</w:t>
+            </w:r>
+            <w:r>
+              <w:rPr>
+                <w:rStyle w:val="Hyperlink"/>
+                <w:noProof/>
+                <w:sz w:val="24"/>
+                <w:szCs w:val="24"/>
+              </w:rPr>
+              <w:tab/>
+            </w:r>
+            <w:r>
+              <w:rPr>
+                <w:rStyle w:val="Hyperlink"/>
+                <w:noProof/>
+                <w:sz w:val="24"/>
+                <w:szCs w:val="24"/>
+              </w:rPr>
+              <w:t xml:space="preserve">- Prazo para execução dos serviços:</w:t>
+            </w:r>
+            <w:r>
+              <w:rPr>
+                <w:rStyle w:val="Hyperlink"/>
+                <w:noProof/>
+                <w:sz w:val="24"/>
+                <w:szCs w:val="24"/>
+              </w:rPr>
+              <w:tab/>
+            </w:r>
+            <w:r>
+              <w:rPr>
+                <w:rStyle w:val="Hyperlink"/>
+                <w:noProof/>
+                <w:sz w:val="24"/>
+                <w:szCs w:val="24"/>
+              </w:rPr>
+              <w:fldChar w:fldCharType="begin"/>
+            </w:r>
+            <w:r>
+              <w:rPr>
+                <w:rStyle w:val="Hyperlink"/>
+                <w:noProof/>
+                <w:sz w:val="24"/>
+                <w:szCs w:val="24"/>
+              </w:rPr>
+              <w:instrText xml:space="preserve"> PAGEREF _TocStyleFinal5 \h </w:instrText>
+            </w:r>
+            <w:r>
+              <w:rPr>
+                <w:rStyle w:val="Hyperlink"/>
+                <w:noProof/>
+                <w:sz w:val="24"/>
+                <w:szCs w:val="24"/>
+              </w:rPr>
+              <w:fldChar w:fldCharType="separate"/>
+            </w:r>
+            <w:r>
+              <w:rPr>
+                <w:rStyle w:val="Hyperlink"/>
+                <w:noProof/>
+                <w:sz w:val="24"/>
+                <w:szCs w:val="24"/>
+              </w:rPr>
+              <w:t xml:space="preserve">5</w:t>
+            </w:r>
+            <w:r>
+              <w:rPr>
+                <w:rStyle w:val="Hyperlink"/>
+                <w:noProof/>
+                <w:sz w:val="24"/>
+                <w:szCs w:val="24"/>
+              </w:rPr>
+              <w:fldChar w:fldCharType="end"/>
+            </w:r>
+          </w:hyperlink>
+        </w:p>
+        <w:p>
+          <w:pPr>
+            <w:pStyle w:val="Sumrio1"/>
+            <w:tabs>
+              <w:tab w:val="left" w:pos="440"/>
+              <w:tab w:val="right" w:pos="10763"/>
+            </w:tabs>
+            <w:rPr>
+              <w:rFonts w:eastAsiaTheme="minorEastAsia" w:cstheme="minorBidi"/>
+              <w:b w:val="0"/>
+              <w:bCs w:val="0"/>
+              <w:noProof/>
+              <w:kern w:val="2"/>
+              <w:sz w:val="32"/>
+              <w:szCs w:val="32"/>
+              <w:lang w:eastAsia="ko-KR"/>
+              <w14:ligatures w14:val="standardContextual"/>
+            </w:rPr>
+          </w:pPr>
+          <w:hyperlink w:anchor="_TocStyleFinal6" w:history="1">
+            <w:r>
+              <w:rPr>
+                <w:rStyle w:val="Hyperlink"/>
+                <w:noProof/>
+                <w:sz w:val="24"/>
+                <w:szCs w:val="24"/>
+              </w:rPr>
+              <w:t xml:space="preserve">6</w:t>
+            </w:r>
+            <w:r>
+              <w:rPr>
+                <w:rStyle w:val="Hyperlink"/>
+                <w:noProof/>
+                <w:sz w:val="24"/>
+                <w:szCs w:val="24"/>
+              </w:rPr>
+              <w:tab/>
+            </w:r>
+            <w:r>
+              <w:rPr>
+                <w:rStyle w:val="Hyperlink"/>
+                <w:noProof/>
+                <w:sz w:val="24"/>
+                <w:szCs w:val="24"/>
+              </w:rPr>
+              <w:t xml:space="preserve">- Jornada de trabalho:</w:t>
+            </w:r>
+            <w:r>
+              <w:rPr>
+                <w:rStyle w:val="Hyperlink"/>
+                <w:noProof/>
+                <w:sz w:val="24"/>
+                <w:szCs w:val="24"/>
+              </w:rPr>
+              <w:tab/>
+            </w:r>
+            <w:r>
+              <w:rPr>
+                <w:rStyle w:val="Hyperlink"/>
+                <w:noProof/>
+                <w:sz w:val="24"/>
+                <w:szCs w:val="24"/>
+              </w:rPr>
+              <w:fldChar w:fldCharType="begin"/>
+            </w:r>
+            <w:r>
+              <w:rPr>
+                <w:rStyle w:val="Hyperlink"/>
+                <w:noProof/>
+                <w:sz w:val="24"/>
+                <w:szCs w:val="24"/>
+              </w:rPr>
+              <w:instrText xml:space="preserve"> PAGEREF _TocStyleFinal6 \h </w:instrText>
+            </w:r>
+            <w:r>
+              <w:rPr>
+                <w:rStyle w:val="Hyperlink"/>
+                <w:noProof/>
+                <w:sz w:val="24"/>
+                <w:szCs w:val="24"/>
+              </w:rPr>
+              <w:fldChar w:fldCharType="separate"/>
+            </w:r>
+            <w:r>
+              <w:rPr>
+                <w:rStyle w:val="Hyperlink"/>
+                <w:noProof/>
+                <w:sz w:val="24"/>
+                <w:szCs w:val="24"/>
+              </w:rPr>
+              <w:t xml:space="preserve">6</w:t>
+            </w:r>
+            <w:r>
+              <w:rPr>
+                <w:rStyle w:val="Hyperlink"/>
+                <w:noProof/>
+                <w:sz w:val="24"/>
+                <w:szCs w:val="24"/>
+              </w:rPr>
+              <w:fldChar w:fldCharType="end"/>
+            </w:r>
+          </w:hyperlink>
+        </w:p>
+        <w:p>
+          <w:pPr>
+            <w:pStyle w:val="Sumrio1"/>
+            <w:tabs>
+              <w:tab w:val="left" w:pos="440"/>
+              <w:tab w:val="right" w:pos="10763"/>
+            </w:tabs>
+            <w:rPr>
+              <w:rFonts w:eastAsiaTheme="minorEastAsia" w:cstheme="minorBidi"/>
+              <w:b w:val="0"/>
+              <w:bCs w:val="0"/>
+              <w:noProof/>
+              <w:kern w:val="2"/>
+              <w:sz w:val="32"/>
+              <w:szCs w:val="32"/>
+              <w:lang w:eastAsia="ko-KR"/>
+              <w14:ligatures w14:val="standardContextual"/>
+            </w:rPr>
+          </w:pPr>
+          <w:hyperlink w:anchor="_TocStyleFinal7" w:history="1">
+            <w:r>
+              <w:rPr>
+                <w:rStyle w:val="Hyperlink"/>
+                <w:noProof/>
+                <w:sz w:val="24"/>
+                <w:szCs w:val="24"/>
+              </w:rPr>
+              <w:t xml:space="preserve">7</w:t>
+            </w:r>
+            <w:r>
+              <w:rPr>
+                <w:rStyle w:val="Hyperlink"/>
+                <w:noProof/>
+                <w:sz w:val="24"/>
+                <w:szCs w:val="24"/>
+              </w:rPr>
+              <w:tab/>
+            </w:r>
+            <w:r>
+              <w:rPr>
+                <w:rStyle w:val="Hyperlink"/>
+                <w:noProof/>
+                <w:sz w:val="24"/>
+                <w:szCs w:val="24"/>
+              </w:rPr>
+              <w:t xml:space="preserve">- Escopo Técnico:</w:t>
+            </w:r>
+            <w:r>
+              <w:rPr>
+                <w:rStyle w:val="Hyperlink"/>
+                <w:noProof/>
+                <w:sz w:val="24"/>
+                <w:szCs w:val="24"/>
+              </w:rPr>
+              <w:tab/>
+            </w:r>
+            <w:r>
+              <w:rPr>
+                <w:rStyle w:val="Hyperlink"/>
+                <w:noProof/>
+                <w:sz w:val="24"/>
+                <w:szCs w:val="24"/>
+              </w:rPr>
+              <w:fldChar w:fldCharType="begin"/>
+            </w:r>
+            <w:r>
+              <w:rPr>
+                <w:rStyle w:val="Hyperlink"/>
+                <w:noProof/>
+                <w:sz w:val="24"/>
+                <w:szCs w:val="24"/>
+              </w:rPr>
+              <w:instrText xml:space="preserve"> PAGEREF _TocStyleFinal7 \h </w:instrText>
+            </w:r>
+            <w:r>
+              <w:rPr>
+                <w:rStyle w:val="Hyperlink"/>
+                <w:noProof/>
+                <w:sz w:val="24"/>
+                <w:szCs w:val="24"/>
+              </w:rPr>
+              <w:fldChar w:fldCharType="separate"/>
+            </w:r>
+            <w:r>
+              <w:rPr>
+                <w:rStyle w:val="Hyperlink"/>
+                <w:noProof/>
+                <w:sz w:val="24"/>
+                <w:szCs w:val="24"/>
+              </w:rPr>
+              <w:t xml:space="preserve">6</w:t>
+            </w:r>
+            <w:r>
+              <w:rPr>
+                <w:rStyle w:val="Hyperlink"/>
+                <w:noProof/>
+                <w:sz w:val="24"/>
+                <w:szCs w:val="24"/>
+              </w:rPr>
+              <w:fldChar w:fldCharType="end"/>
+            </w:r>
+          </w:hyperlink>
+        </w:p>
+        <w:p>
+          <w:pPr>
+            <w:pStyle w:val="Sumrio1"/>
+            <w:tabs>
+              <w:tab w:val="left" w:pos="440"/>
+              <w:tab w:val="right" w:pos="10763"/>
+            </w:tabs>
+            <w:rPr>
+              <w:rFonts w:eastAsiaTheme="minorEastAsia" w:cstheme="minorBidi"/>
+              <w:b w:val="0"/>
+              <w:bCs w:val="0"/>
+              <w:noProof/>
+              <w:kern w:val="2"/>
+              <w:sz w:val="32"/>
+              <w:szCs w:val="32"/>
+              <w:lang w:eastAsia="ko-KR"/>
+              <w14:ligatures w14:val="standardContextual"/>
+            </w:rPr>
+          </w:pPr>
+          <w:hyperlink w:anchor="_TocStyleFinal8" w:history="1">
+            <w:r>
+              <w:rPr>
+                <w:rStyle w:val="Hyperlink"/>
+                <w:noProof/>
+                <w:sz w:val="24"/>
+                <w:szCs w:val="24"/>
+              </w:rPr>
+              <w:t xml:space="preserve">8</w:t>
+            </w:r>
+            <w:r>
+              <w:rPr>
+                <w:rStyle w:val="Hyperlink"/>
+                <w:noProof/>
+                <w:sz w:val="24"/>
+                <w:szCs w:val="24"/>
+              </w:rPr>
+              <w:tab/>
+            </w:r>
+            <w:r>
+              <w:rPr>
+                <w:rStyle w:val="Hyperlink"/>
+                <w:noProof/>
+                <w:sz w:val="24"/>
+                <w:szCs w:val="24"/>
+              </w:rPr>
+              <w:t xml:space="preserve">- Relatórios:</w:t>
+            </w:r>
+            <w:r>
+              <w:rPr>
+                <w:rStyle w:val="Hyperlink"/>
+                <w:noProof/>
+                <w:sz w:val="24"/>
+                <w:szCs w:val="24"/>
+              </w:rPr>
+              <w:tab/>
+            </w:r>
+            <w:r>
+              <w:rPr>
+                <w:rStyle w:val="Hyperlink"/>
+                <w:noProof/>
+                <w:sz w:val="24"/>
+                <w:szCs w:val="24"/>
+              </w:rPr>
+              <w:fldChar w:fldCharType="begin"/>
+            </w:r>
+            <w:r>
+              <w:rPr>
+                <w:rStyle w:val="Hyperlink"/>
+                <w:noProof/>
+                <w:sz w:val="24"/>
+                <w:szCs w:val="24"/>
+              </w:rPr>
+              <w:instrText xml:space="preserve"> PAGEREF _TocStyleFinal8 \h </w:instrText>
+            </w:r>
+            <w:r>
+              <w:rPr>
+                <w:rStyle w:val="Hyperlink"/>
+                <w:noProof/>
+                <w:sz w:val="24"/>
+                <w:szCs w:val="24"/>
+              </w:rPr>
+              <w:fldChar w:fldCharType="separate"/>
+            </w:r>
+            <w:r>
+              <w:rPr>
+                <w:rStyle w:val="Hyperlink"/>
+                <w:noProof/>
+                <w:sz w:val="24"/>
+                <w:szCs w:val="24"/>
+              </w:rPr>
+              <w:t xml:space="preserve">6</w:t>
+            </w:r>
+            <w:r>
+              <w:rPr>
+                <w:rStyle w:val="Hyperlink"/>
+                <w:noProof/>
+                <w:sz w:val="24"/>
+                <w:szCs w:val="24"/>
+              </w:rPr>
+              <w:fldChar w:fldCharType="end"/>
+            </w:r>
+          </w:hyperlink>
+        </w:p>
+        <w:p>
+          <w:pPr>
+            <w:pStyle w:val="Sumrio1"/>
+            <w:tabs>
+              <w:tab w:val="left" w:pos="440"/>
+              <w:tab w:val="right" w:pos="10763"/>
+            </w:tabs>
+            <w:rPr>
+              <w:rFonts w:eastAsiaTheme="minorEastAsia" w:cstheme="minorBidi"/>
+              <w:b w:val="0"/>
+              <w:bCs w:val="0"/>
+              <w:noProof/>
+              <w:kern w:val="2"/>
+              <w:sz w:val="32"/>
+              <w:szCs w:val="32"/>
+              <w:lang w:eastAsia="ko-KR"/>
+              <w14:ligatures w14:val="standardContextual"/>
+            </w:rPr>
+          </w:pPr>
+          <w:hyperlink w:anchor="_TocStyleFinal9" w:history="1">
+            <w:r>
+              <w:rPr>
+                <w:rStyle w:val="Hyperlink"/>
+                <w:noProof/>
+                <w:sz w:val="24"/>
+                <w:szCs w:val="24"/>
+              </w:rPr>
+              <w:t xml:space="preserve">9</w:t>
+            </w:r>
+            <w:r>
+              <w:rPr>
+                <w:rStyle w:val="Hyperlink"/>
+                <w:noProof/>
+                <w:sz w:val="24"/>
+                <w:szCs w:val="24"/>
+              </w:rPr>
+              <w:tab/>
+            </w:r>
+            <w:r>
+              <w:rPr>
+                <w:rStyle w:val="Hyperlink"/>
+                <w:noProof/>
+                <w:sz w:val="24"/>
+                <w:szCs w:val="24"/>
+              </w:rPr>
+              <w:t xml:space="preserve">- Validade da proposta:</w:t>
+            </w:r>
+            <w:r>
+              <w:rPr>
+                <w:rStyle w:val="Hyperlink"/>
+                <w:noProof/>
+                <w:sz w:val="24"/>
+                <w:szCs w:val="24"/>
+              </w:rPr>
+              <w:tab/>
+            </w:r>
+            <w:r>
+              <w:rPr>
+                <w:rStyle w:val="Hyperlink"/>
+                <w:noProof/>
+                <w:sz w:val="24"/>
+                <w:szCs w:val="24"/>
+              </w:rPr>
+              <w:fldChar w:fldCharType="begin"/>
+            </w:r>
+            <w:r>
+              <w:rPr>
+                <w:rStyle w:val="Hyperlink"/>
+                <w:noProof/>
+                <w:sz w:val="24"/>
+                <w:szCs w:val="24"/>
+              </w:rPr>
+              <w:instrText xml:space="preserve"> PAGEREF _TocStyleFinal9 \h </w:instrText>
+            </w:r>
+            <w:r>
+              <w:rPr>
+                <w:rStyle w:val="Hyperlink"/>
+                <w:noProof/>
+                <w:sz w:val="24"/>
+                <w:szCs w:val="24"/>
+              </w:rPr>
+              <w:fldChar w:fldCharType="separate"/>
+            </w:r>
+            <w:r>
+              <w:rPr>
+                <w:rStyle w:val="Hyperlink"/>
+                <w:noProof/>
+                <w:sz w:val="24"/>
+                <w:szCs w:val="24"/>
+              </w:rPr>
+              <w:t xml:space="preserve">7</w:t>
+            </w:r>
+            <w:r>
+              <w:rPr>
+                <w:rStyle w:val="Hyperlink"/>
+                <w:noProof/>
+                <w:sz w:val="24"/>
+                <w:szCs w:val="24"/>
+              </w:rPr>
+              <w:fldChar w:fldCharType="end"/>
+            </w:r>
+          </w:hyperlink>
+        </w:p>
+        <w:p>
+          <w:pPr>
+            <w:pStyle w:val="Sumrio1"/>
+            <w:tabs>
+              <w:tab w:val="left" w:pos="660"/>
+              <w:tab w:val="right" w:pos="10763"/>
+            </w:tabs>
+            <w:rPr>
+              <w:rFonts w:eastAsiaTheme="minorEastAsia" w:cstheme="minorBidi"/>
+              <w:b w:val="0"/>
+              <w:bCs w:val="0"/>
+              <w:noProof/>
+              <w:kern w:val="2"/>
+              <w:sz w:val="32"/>
+              <w:szCs w:val="32"/>
+              <w:lang w:eastAsia="ko-KR"/>
+              <w14:ligatures w14:val="standardContextual"/>
+            </w:rPr>
+          </w:pPr>
+          <w:hyperlink w:anchor="_TocStyleFinal10" w:history="1">
+            <w:r>
+              <w:rPr>
+                <w:rStyle w:val="Hyperlink"/>
+                <w:rFonts w:eastAsia="Arial"/>
+                <w:noProof/>
+                <w:sz w:val="24"/>
+                <w:szCs w:val="24"/>
+              </w:rPr>
+              <w:t xml:space="preserve">10</w:t>
+            </w:r>
+            <w:r>
+              <w:rPr>
+                <w:rStyle w:val="Hyperlink"/>
+                <w:rFonts w:eastAsia="Arial"/>
+                <w:noProof/>
+                <w:sz w:val="24"/>
+                <w:szCs w:val="24"/>
+              </w:rPr>
+              <w:tab/>
+            </w:r>
+            <w:r>
+              <w:rPr>
+                <w:rStyle w:val="Hyperlink"/>
+                <w:rFonts w:eastAsia="Arial"/>
+                <w:noProof/>
+                <w:sz w:val="24"/>
+                <w:szCs w:val="24"/>
+              </w:rPr>
+              <w:t xml:space="preserve">- Observações:</w:t>
+            </w:r>
+            <w:r>
+              <w:rPr>
+                <w:rStyle w:val="Hyperlink"/>
+                <w:rFonts w:eastAsia="Arial"/>
+                <w:noProof/>
+                <w:sz w:val="24"/>
+                <w:szCs w:val="24"/>
+              </w:rPr>
+              <w:tab/>
+            </w:r>
+            <w:r>
+              <w:rPr>
+                <w:rStyle w:val="Hyperlink"/>
+                <w:rFonts w:eastAsia="Arial"/>
+                <w:noProof/>
+                <w:sz w:val="24"/>
+                <w:szCs w:val="24"/>
+              </w:rPr>
+              <w:fldChar w:fldCharType="begin"/>
+            </w:r>
+            <w:r>
+              <w:rPr>
+                <w:rStyle w:val="Hyperlink"/>
+                <w:rFonts w:eastAsia="Arial"/>
+                <w:noProof/>
+                <w:sz w:val="24"/>
+                <w:szCs w:val="24"/>
+              </w:rPr>
+              <w:instrText xml:space="preserve"> PAGEREF _TocStyleFinal10 \h </w:instrText>
+            </w:r>
+            <w:r>
+              <w:rPr>
+                <w:rStyle w:val="Hyperlink"/>
+                <w:rFonts w:eastAsia="Arial"/>
+                <w:noProof/>
+                <w:sz w:val="24"/>
+                <w:szCs w:val="24"/>
+              </w:rPr>
+              <w:fldChar w:fldCharType="separate"/>
+            </w:r>
+            <w:r>
+              <w:rPr>
+                <w:rStyle w:val="Hyperlink"/>
+                <w:rFonts w:eastAsia="Arial"/>
+                <w:noProof/>
+                <w:sz w:val="24"/>
+                <w:szCs w:val="24"/>
+              </w:rPr>
+              <w:t xml:space="preserve">7</w:t>
+            </w:r>
+            <w:r>
+              <w:rPr>
+                <w:rStyle w:val="Hyperlink"/>
+                <w:rFonts w:eastAsia="Arial"/>
+                <w:noProof/>
+                <w:sz w:val="24"/>
+                <w:szCs w:val="24"/>
+              </w:rPr>
+              <w:fldChar w:fldCharType="end"/>
+            </w:r>
+          </w:hyperlink>
+          <w:r>
+            <w:rPr>
+              <w:sz w:val="24"/>
+              <w:szCs w:val="24"/>
+            </w:rPr>
+            <w:fldChar w:fldCharType="end"/>
+          </w:r>
+        </w:p>
+      </w:sdtContent>
+    </w:sdt>
+    <w:p>
+      <w:pPr>
+        <w:pStyle w:val="Ttulo1"/>
+        <w:pageBreakBefore/>
+        <w:rPr>
+          <w:rFonts w:ascii="Arial" w:hAnsi="Arial" w:cs="Arial"/>
+          <w:b w:val="true"/>
+          <w:sz w:val="24"/>
+          <w:szCs w:val="24"/>
+          <w:bCs w:val="true"/>
+        </w:rPr>
+      </w:pPr>
+      <w:bookmarkStart w:id="2" w:name="_TocStyleFinal1"/>
+      <w:r>
+        <w:rPr>
+          <w:rFonts w:ascii="Arial" w:hAnsi="Arial" w:cs="Arial"/>
+          <w:b w:val="true"/>
+          <w:bCs w:val="true"/>
+          <w:sz w:val="24"/>
+          <w:szCs w:val="24"/>
         </w:rPr>
         <w:lastRenderedPageBreak/>
         <w:t>Filtrovali é a escolha certa</w:t>
@@ -1817,13 +2308,14 @@
       <w:r>
         <w:rPr>
           <w:rFonts w:ascii="Arial" w:hAnsi="Arial" w:cs="Arial"/>
-          <w:b/>
-          <w:bCs/>
-          <w:sz w:val="20"/>
-          <w:szCs w:val="20"/>
+          <w:b w:val="true"/>
+          <w:bCs w:val="true"/>
+          <w:sz w:val="24"/>
+          <w:szCs w:val="24"/>
         </w:rPr>
         <w:t xml:space="preserve"> para a sua obra</w:t>
       </w:r>
+      <w:bookmarkEnd w:id="2"/>
     </w:p>
     <w:p>
       <w:pPr>
@@ -1834,8 +2326,8 @@
         <w:ind w:firstLine="708"/>
         <w:rPr>
           <w:rFonts w:ascii="Arial" w:hAnsi="Arial" w:cs="Arial"/>
-          <w:sz w:val="20"/>
-          <w:szCs w:val="20"/>
+          <w:sz w:val="24"/>
+          <w:szCs w:val="24"/>
         </w:rPr>
       </w:pPr>
     </w:p>
@@ -1848,8 +2340,8 @@
         <w:ind w:firstLine="708"/>
         <w:rPr>
           <w:rFonts w:ascii="Arial" w:hAnsi="Arial" w:cs="Arial"/>
-          <w:sz w:val="20"/>
-          <w:szCs w:val="20"/>
+          <w:sz w:val="24"/>
+          <w:szCs w:val="24"/>
         </w:rPr>
       </w:pPr>
       <w:r>
@@ -1858,8 +2350,8 @@
           <w:b/>
           <w:bCs/>
           <w:noProof/>
-          <w:sz w:val="20"/>
-          <w:szCs w:val="20"/>
+          <w:sz w:val="24"/>
+          <w:szCs w:val="24"/>
         </w:rPr>
         <mc:AlternateContent>
           <mc:Choice Requires="wps">
@@ -1916,6 +2408,9 @@
                               <w:rPr>
                                 <w:b/>
                                 <w:bCs/>
+                                <w:rFonts w:ascii="Arial" w:hAnsi="Arial" w:cs="Arial"/>
+                                <w:sz w:val="24"/>
+                                <w:szCs w:val="24"/>
                               </w:rPr>
                               <w:t>Equipamentos modernos e revisados</w:t>
                             </w:r>
@@ -1955,6 +2450,9 @@
                         <w:rPr>
                           <w:b/>
                           <w:bCs/>
+                          <w:rFonts w:ascii="Arial" w:hAnsi="Arial" w:cs="Arial"/>
+                          <w:sz w:val="24"/>
+                          <w:szCs w:val="24"/>
                         </w:rPr>
                         <w:t>Equipamentos modernos e revisados</w:t>
                       </w:r>
@@ -1972,8 +2470,8 @@
           <w:b/>
           <w:bCs/>
           <w:noProof/>
-          <w:sz w:val="20"/>
-          <w:szCs w:val="20"/>
+          <w:sz w:val="24"/>
+          <w:szCs w:val="24"/>
         </w:rPr>
         <mc:AlternateContent>
           <mc:Choice Requires="wps">
@@ -2030,6 +2528,9 @@
                               <w:rPr>
                                 <w:b/>
                                 <w:bCs/>
+                                <w:rFonts w:ascii="Arial" w:hAnsi="Arial" w:cs="Arial"/>
+                                <w:sz w:val="24"/>
+                                <w:szCs w:val="24"/>
                               </w:rPr>
                               <w:t>Equipe com +10 certificações técnicas (</w:t>
                             </w:r>
@@ -2038,6 +2539,9 @@
                               <w:rPr>
                                 <w:b/>
                                 <w:bCs/>
+                                <w:rFonts w:ascii="Arial" w:hAnsi="Arial" w:cs="Arial"/>
+                                <w:sz w:val="24"/>
+                                <w:szCs w:val="24"/>
                               </w:rPr>
                               <w:t>NRs</w:t>
                             </w:r>
@@ -2046,6 +2550,9 @@
                               <w:rPr>
                                 <w:b/>
                                 <w:bCs/>
+                                <w:rFonts w:ascii="Arial" w:hAnsi="Arial" w:cs="Arial"/>
+                                <w:sz w:val="24"/>
+                                <w:szCs w:val="24"/>
                               </w:rPr>
                               <w:t>)</w:t>
                             </w:r>
@@ -2085,6 +2592,9 @@
                         <w:rPr>
                           <w:b/>
                           <w:bCs/>
+                          <w:rFonts w:ascii="Arial" w:hAnsi="Arial" w:cs="Arial"/>
+                          <w:sz w:val="24"/>
+                          <w:szCs w:val="24"/>
                         </w:rPr>
                         <w:t>Equipe com +10 certificações técnicas (</w:t>
                       </w:r>
@@ -2093,6 +2603,9 @@
                         <w:rPr>
                           <w:b/>
                           <w:bCs/>
+                          <w:rFonts w:ascii="Arial" w:hAnsi="Arial" w:cs="Arial"/>
+                          <w:sz w:val="24"/>
+                          <w:szCs w:val="24"/>
                         </w:rPr>
                         <w:t>NRs</w:t>
                       </w:r>
@@ -2101,6 +2614,9 @@
                         <w:rPr>
                           <w:b/>
                           <w:bCs/>
+                          <w:rFonts w:ascii="Arial" w:hAnsi="Arial" w:cs="Arial"/>
+                          <w:sz w:val="24"/>
+                          <w:szCs w:val="24"/>
                         </w:rPr>
                         <w:t>)</w:t>
                       </w:r>
@@ -2118,8 +2634,8 @@
           <w:b/>
           <w:bCs/>
           <w:noProof/>
-          <w:sz w:val="20"/>
-          <w:szCs w:val="20"/>
+          <w:sz w:val="24"/>
+          <w:szCs w:val="24"/>
         </w:rPr>
         <mc:AlternateContent>
           <mc:Choice Requires="wps">
@@ -2176,6 +2692,9 @@
                               <w:rPr>
                                 <w:b/>
                                 <w:bCs/>
+                                <w:rFonts w:ascii="Arial" w:hAnsi="Arial" w:cs="Arial"/>
+                                <w:sz w:val="24"/>
+                                <w:szCs w:val="24"/>
                               </w:rPr>
                               <w:t>Obras em 22 estados brasileiros</w:t>
                             </w:r>
@@ -2215,6 +2734,9 @@
                         <w:rPr>
                           <w:b/>
                           <w:bCs/>
+                          <w:rFonts w:ascii="Arial" w:hAnsi="Arial" w:cs="Arial"/>
+                          <w:sz w:val="24"/>
+                          <w:szCs w:val="24"/>
                         </w:rPr>
                         <w:t>Obras em 22 estados brasileiros</w:t>
                       </w:r>
@@ -2232,8 +2754,8 @@
           <w:b/>
           <w:bCs/>
           <w:noProof/>
-          <w:sz w:val="20"/>
-          <w:szCs w:val="20"/>
+          <w:sz w:val="24"/>
+          <w:szCs w:val="24"/>
         </w:rPr>
         <mc:AlternateContent>
           <mc:Choice Requires="wps">
@@ -2290,6 +2812,9 @@
                               <w:rPr>
                                 <w:b/>
                                 <w:bCs/>
+                                <w:rFonts w:ascii="Arial" w:hAnsi="Arial" w:cs="Arial"/>
+                                <w:sz w:val="24"/>
+                                <w:szCs w:val="24"/>
                               </w:rPr>
                               <w:t>+850 projetos entregues com excelência</w:t>
                             </w:r>
@@ -2329,6 +2854,9 @@
                         <w:rPr>
                           <w:b/>
                           <w:bCs/>
+                          <w:rFonts w:ascii="Arial" w:hAnsi="Arial" w:cs="Arial"/>
+                          <w:sz w:val="24"/>
+                          <w:szCs w:val="24"/>
                         </w:rPr>
                         <w:t>+850 projetos entregues com excelência</w:t>
                       </w:r>
@@ -2343,64 +2871,64 @@
       <w:r>
         <w:rPr>
           <w:rFonts w:ascii="Arial" w:hAnsi="Arial" w:cs="Arial"/>
-          <w:sz w:val="20"/>
-          <w:szCs w:val="20"/>
+          <w:sz w:val="24"/>
+          <w:szCs w:val="24"/>
         </w:rPr>
         <w:t xml:space="preserve">São </w:t>
       </w:r>
       <w:r>
         <w:rPr>
           <w:rFonts w:ascii="Arial" w:hAnsi="Arial" w:cs="Arial"/>
-          <w:sz w:val="20"/>
-          <w:szCs w:val="20"/>
+          <w:sz w:val="24"/>
+          <w:szCs w:val="24"/>
         </w:rPr>
         <w:t>2</w:t>
       </w:r>
       <w:r>
         <w:rPr>
           <w:rFonts w:ascii="Arial" w:hAnsi="Arial" w:cs="Arial"/>
-          <w:sz w:val="20"/>
-          <w:szCs w:val="20"/>
+          <w:sz w:val="24"/>
+          <w:szCs w:val="24"/>
         </w:rPr>
         <w:t>1</w:t>
       </w:r>
       <w:r>
         <w:rPr>
           <w:rFonts w:ascii="Arial" w:hAnsi="Arial" w:cs="Arial"/>
-          <w:sz w:val="20"/>
-          <w:szCs w:val="20"/>
+          <w:sz w:val="24"/>
+          <w:szCs w:val="24"/>
         </w:rPr>
         <w:t xml:space="preserve"> anos de história </w:t>
       </w:r>
       <w:r>
         <w:rPr>
           <w:rFonts w:ascii="Arial" w:hAnsi="Arial" w:cs="Arial"/>
-          <w:sz w:val="20"/>
-          <w:szCs w:val="20"/>
+          <w:sz w:val="24"/>
+          <w:szCs w:val="24"/>
         </w:rPr>
         <w:t>e entregas de</w:t>
       </w:r>
       <w:r>
         <w:rPr>
           <w:rFonts w:ascii="Arial" w:hAnsi="Arial" w:cs="Arial"/>
-          <w:sz w:val="20"/>
-          <w:szCs w:val="20"/>
+          <w:sz w:val="24"/>
+          <w:szCs w:val="24"/>
         </w:rPr>
         <w:t xml:space="preserve"> soluções </w:t>
       </w:r>
       <w:r>
         <w:rPr>
           <w:rFonts w:ascii="Arial" w:hAnsi="Arial" w:cs="Arial"/>
-          <w:sz w:val="20"/>
-          <w:szCs w:val="20"/>
+          <w:sz w:val="24"/>
+          <w:szCs w:val="24"/>
         </w:rPr>
         <w:t>industriais, com:</w:t>
       </w:r>
       <w:r>
         <w:rPr>
           <w:rFonts w:ascii="Arial" w:hAnsi="Arial" w:cs="Arial"/>
-          <w:sz w:val="20"/>
-          <w:szCs w:val="20"/>
+          <w:sz w:val="24"/>
+          <w:szCs w:val="24"/>
         </w:rPr>
         <w:t xml:space="preserve"> excelência, segurança, qualidade e eficiência.</w:t>
       </w:r>
@@ -2416,8 +2944,8 @@
           <w:rFonts w:ascii="Arial" w:hAnsi="Arial" w:cs="Arial"/>
           <w:b/>
           <w:bCs/>
-          <w:sz w:val="20"/>
-          <w:szCs w:val="20"/>
+          <w:sz w:val="24"/>
+          <w:szCs w:val="24"/>
         </w:rPr>
       </w:pPr>
       <w:r>
@@ -2426,8 +2954,8 @@
           <w:b/>
           <w:bCs/>
           <w:noProof/>
-          <w:sz w:val="20"/>
-          <w:szCs w:val="20"/>
+          <w:sz w:val="24"/>
+          <w:szCs w:val="24"/>
         </w:rPr>
         <mc:AlternateContent>
           <mc:Choice Requires="wps">
@@ -2484,6 +3012,9 @@
                               <w:rPr>
                                 <w:b/>
                                 <w:bCs/>
+                                <w:rFonts w:ascii="Arial" w:hAnsi="Arial" w:cs="Arial"/>
+                                <w:sz w:val="24"/>
+                                <w:szCs w:val="24"/>
                               </w:rPr>
                               <w:t>21 anos de experiência</w:t>
                             </w:r>
@@ -2523,6 +3054,9 @@
                         <w:rPr>
                           <w:b/>
                           <w:bCs/>
+                          <w:rFonts w:ascii="Arial" w:hAnsi="Arial" w:cs="Arial"/>
+                          <w:sz w:val="24"/>
+                          <w:szCs w:val="24"/>
                         </w:rPr>
                         <w:t>21 anos de experiência</w:t>
                       </w:r>
@@ -2605,8 +3139,8 @@
           <w:rFonts w:ascii="Arial" w:hAnsi="Arial" w:cs="Arial"/>
           <w:b/>
           <w:bCs/>
-          <w:sz w:val="20"/>
-          <w:szCs w:val="20"/>
+          <w:sz w:val="24"/>
+          <w:szCs w:val="24"/>
         </w:rPr>
       </w:pPr>
     </w:p>
@@ -2621,8 +3155,8 @@
           <w:rFonts w:ascii="Arial" w:hAnsi="Arial" w:cs="Arial"/>
           <w:b/>
           <w:bCs/>
-          <w:sz w:val="20"/>
-          <w:szCs w:val="20"/>
+          <w:sz w:val="24"/>
+          <w:szCs w:val="24"/>
         </w:rPr>
       </w:pPr>
     </w:p>
@@ -2637,8 +3171,8 @@
           <w:rFonts w:ascii="Arial" w:hAnsi="Arial" w:cs="Arial"/>
           <w:b/>
           <w:bCs/>
-          <w:sz w:val="20"/>
-          <w:szCs w:val="20"/>
+          <w:sz w:val="24"/>
+          <w:szCs w:val="24"/>
         </w:rPr>
       </w:pPr>
     </w:p>
@@ -2652,8 +3186,8 @@
           <w:rFonts w:ascii="Arial" w:hAnsi="Arial" w:cs="Arial"/>
           <w:b/>
           <w:noProof/>
-          <w:sz w:val="20"/>
-          <w:szCs w:val="20"/>
+          <w:sz w:val="24"/>
+          <w:szCs w:val="24"/>
         </w:rPr>
       </w:pPr>
     </w:p>
@@ -2668,31 +3202,29 @@
           <w:rFonts w:ascii="Arial" w:hAnsi="Arial" w:cs="Arial"/>
           <w:b/>
           <w:bCs/>
-          <w:sz w:val="20"/>
-          <w:szCs w:val="20"/>
-        </w:rPr>
-      </w:pPr>
-    </w:p>
-    <w:p>
-      <w:pPr>
-        <w:pStyle w:val="PargrafodaLista"/>
-        <w:numPr>
-          <w:ilvl w:val="1"/>
-          <w:numId w:val="2"/>
-        </w:numPr>
-        <w:rPr>
-          <w:rFonts w:ascii="Arial" w:hAnsi="Arial" w:cs="Arial"/>
-          <w:b/>
-          <w:sz w:val="20"/>
-          <w:szCs w:val="20"/>
-        </w:rPr>
-      </w:pPr>
-      <w:r>
-        <w:rPr>
-          <w:rFonts w:ascii="Arial" w:hAnsi="Arial" w:cs="Arial"/>
-          <w:b/>
-          <w:sz w:val="20"/>
-          <w:szCs w:val="20"/>
+          <w:sz w:val="24"/>
+          <w:szCs w:val="24"/>
+        </w:rPr>
+      </w:pPr>
+    </w:p>
+    <w:p>
+      <w:pPr>
+        <w:pStyle w:val="Ttulo2"/>
+        <w:rPr>
+          <w:rFonts w:ascii="Arial" w:hAnsi="Arial" w:cs="Arial"/>
+          <w:b w:val="true"/>
+          <w:sz w:val="24"/>
+          <w:szCs w:val="24"/>
+          <w:bCs w:val="true"/>
+        </w:rPr>
+      </w:pPr>
+      <w:r>
+        <w:rPr>
+          <w:rFonts w:ascii="Arial" w:hAnsi="Arial" w:cs="Arial"/>
+          <w:b w:val="true"/>
+          <w:sz w:val="24"/>
+          <w:szCs w:val="24"/>
+          <w:bCs w:val="true"/>
         </w:rPr>
         <w:t>- Tradição, excelência e referência em serviços industriais</w:t>
       </w:r>
@@ -2704,8 +3236,8 @@
         <w:rPr>
           <w:rFonts w:ascii="Arial" w:hAnsi="Arial" w:cs="Arial"/>
           <w:b/>
-          <w:sz w:val="20"/>
-          <w:szCs w:val="20"/>
+          <w:sz w:val="24"/>
+          <w:szCs w:val="24"/>
         </w:rPr>
       </w:pPr>
     </w:p>
@@ -2745,16 +3277,17 @@
               <w:rPr>
                 <w:rFonts w:ascii="Arial" w:hAnsi="Arial" w:cs="Arial"/>
                 <w:b/>
-                <w:sz w:val="20"/>
-                <w:szCs w:val="20"/>
-              </w:rPr>
+                <w:sz w:val="24"/>
+                <w:szCs w:val="24"/>
+              </w:rPr>
+              <w:spacing w:line="240" w:lineRule="auto"/>
             </w:pPr>
             <w:r>
               <w:rPr>
                 <w:rFonts w:ascii="Arial" w:hAnsi="Arial" w:cs="Arial"/>
                 <w:bCs/>
-                <w:sz w:val="20"/>
-                <w:szCs w:val="20"/>
+                <w:sz w:val="24"/>
+                <w:szCs w:val="24"/>
               </w:rPr>
               <w:t>Limpeza química de tubulações e reservatórios (decapagem e passivação)</w:t>
             </w:r>
@@ -2775,16 +3308,17 @@
               <w:rPr>
                 <w:rFonts w:ascii="Arial" w:hAnsi="Arial" w:cs="Arial"/>
                 <w:b/>
-                <w:sz w:val="20"/>
-                <w:szCs w:val="20"/>
-              </w:rPr>
+                <w:sz w:val="24"/>
+                <w:szCs w:val="24"/>
+              </w:rPr>
+              <w:spacing w:line="240" w:lineRule="auto"/>
             </w:pPr>
             <w:r>
               <w:rPr>
                 <w:rFonts w:ascii="Arial" w:hAnsi="Arial" w:cs="Arial"/>
                 <w:bCs/>
-                <w:sz w:val="20"/>
-                <w:szCs w:val="20"/>
+                <w:sz w:val="24"/>
+                <w:szCs w:val="24"/>
               </w:rPr>
               <w:t>Flushing primário</w:t>
             </w:r>
@@ -2807,16 +3341,17 @@
               <w:rPr>
                 <w:rFonts w:ascii="Arial" w:hAnsi="Arial" w:cs="Arial"/>
                 <w:b/>
-                <w:sz w:val="20"/>
-                <w:szCs w:val="20"/>
-              </w:rPr>
+                <w:sz w:val="24"/>
+                <w:szCs w:val="24"/>
+              </w:rPr>
+              <w:spacing w:line="240" w:lineRule="auto"/>
             </w:pPr>
             <w:r>
               <w:rPr>
                 <w:rFonts w:ascii="Arial" w:hAnsi="Arial" w:cs="Arial"/>
                 <w:bCs/>
-                <w:sz w:val="20"/>
-                <w:szCs w:val="20"/>
+                <w:sz w:val="24"/>
+                <w:szCs w:val="24"/>
               </w:rPr>
               <w:t>Flushing secundário</w:t>
             </w:r>
@@ -2837,16 +3372,17 @@
               <w:rPr>
                 <w:rFonts w:ascii="Arial" w:hAnsi="Arial" w:cs="Arial"/>
                 <w:b/>
-                <w:sz w:val="20"/>
-                <w:szCs w:val="20"/>
-              </w:rPr>
+                <w:sz w:val="24"/>
+                <w:szCs w:val="24"/>
+              </w:rPr>
+              <w:spacing w:line="240" w:lineRule="auto"/>
             </w:pPr>
             <w:r>
               <w:rPr>
                 <w:rFonts w:ascii="Arial" w:hAnsi="Arial" w:cs="Arial"/>
                 <w:bCs/>
-                <w:sz w:val="20"/>
-                <w:szCs w:val="20"/>
+                <w:sz w:val="24"/>
+                <w:szCs w:val="24"/>
               </w:rPr>
               <w:t xml:space="preserve">Passagem de </w:t>
             </w:r>
@@ -2854,8 +3390,8 @@
               <w:rPr>
                 <w:rFonts w:ascii="Arial" w:hAnsi="Arial" w:cs="Arial"/>
                 <w:bCs/>
-                <w:sz w:val="20"/>
-                <w:szCs w:val="20"/>
+                <w:sz w:val="24"/>
+                <w:szCs w:val="24"/>
               </w:rPr>
               <w:t>PIG</w:t>
             </w:r>
@@ -2863,8 +3399,8 @@
               <w:rPr>
                 <w:rFonts w:ascii="Arial" w:hAnsi="Arial" w:cs="Arial"/>
                 <w:bCs/>
-                <w:sz w:val="20"/>
-                <w:szCs w:val="20"/>
+                <w:sz w:val="24"/>
+                <w:szCs w:val="24"/>
               </w:rPr>
               <w:t xml:space="preserve"> de espuma</w:t>
             </w:r>
@@ -2887,16 +3423,17 @@
               <w:rPr>
                 <w:rFonts w:ascii="Arial" w:hAnsi="Arial" w:cs="Arial"/>
                 <w:b/>
-                <w:sz w:val="20"/>
-                <w:szCs w:val="20"/>
-              </w:rPr>
+                <w:sz w:val="24"/>
+                <w:szCs w:val="24"/>
+              </w:rPr>
+              <w:spacing w:line="240" w:lineRule="auto"/>
             </w:pPr>
             <w:r>
               <w:rPr>
                 <w:rFonts w:ascii="Arial" w:hAnsi="Arial" w:cs="Arial"/>
                 <w:bCs/>
-                <w:sz w:val="20"/>
-                <w:szCs w:val="20"/>
+                <w:sz w:val="24"/>
+                <w:szCs w:val="24"/>
               </w:rPr>
               <w:t>Filtragem absoluta</w:t>
             </w:r>
@@ -2917,16 +3454,17 @@
               <w:rPr>
                 <w:rFonts w:ascii="Arial" w:hAnsi="Arial" w:cs="Arial"/>
                 <w:b/>
-                <w:sz w:val="20"/>
-                <w:szCs w:val="20"/>
-              </w:rPr>
+                <w:sz w:val="24"/>
+                <w:szCs w:val="24"/>
+              </w:rPr>
+              <w:spacing w:line="240" w:lineRule="auto"/>
             </w:pPr>
             <w:r>
               <w:rPr>
                 <w:rFonts w:ascii="Arial" w:hAnsi="Arial" w:cs="Arial"/>
                 <w:bCs/>
-                <w:sz w:val="20"/>
-                <w:szCs w:val="20"/>
+                <w:sz w:val="24"/>
+                <w:szCs w:val="24"/>
               </w:rPr>
               <w:t>T</w:t>
             </w:r>
@@ -2934,8 +3472,8 @@
               <w:rPr>
                 <w:rFonts w:ascii="Arial" w:hAnsi="Arial" w:cs="Arial"/>
                 <w:bCs/>
-                <w:sz w:val="20"/>
-                <w:szCs w:val="20"/>
+                <w:sz w:val="24"/>
+                <w:szCs w:val="24"/>
               </w:rPr>
               <w:t>este de pressão (teste hidrostático)</w:t>
             </w:r>
@@ -2958,16 +3496,17 @@
               <w:rPr>
                 <w:rFonts w:ascii="Arial" w:hAnsi="Arial" w:cs="Arial"/>
                 <w:bCs/>
-                <w:sz w:val="20"/>
-                <w:szCs w:val="20"/>
-              </w:rPr>
+                <w:sz w:val="24"/>
+                <w:szCs w:val="24"/>
+              </w:rPr>
+              <w:spacing w:line="240" w:lineRule="auto"/>
             </w:pPr>
             <w:r>
               <w:rPr>
                 <w:rFonts w:ascii="Arial" w:hAnsi="Arial" w:cs="Arial"/>
                 <w:bCs/>
-                <w:sz w:val="20"/>
-                <w:szCs w:val="20"/>
+                <w:sz w:val="24"/>
+                <w:szCs w:val="24"/>
               </w:rPr>
               <w:t xml:space="preserve">Centrifugação e </w:t>
             </w:r>
@@ -2975,8 +3514,8 @@
               <w:rPr>
                 <w:rFonts w:ascii="Arial" w:hAnsi="Arial" w:cs="Arial"/>
                 <w:bCs/>
-                <w:sz w:val="20"/>
-                <w:szCs w:val="20"/>
+                <w:sz w:val="24"/>
+                <w:szCs w:val="24"/>
               </w:rPr>
               <w:t>desidratação de óleo</w:t>
             </w:r>
@@ -2993,9 +3532,10 @@
               <w:rPr>
                 <w:rFonts w:ascii="Arial" w:hAnsi="Arial" w:cs="Arial"/>
                 <w:bCs/>
-                <w:sz w:val="20"/>
-                <w:szCs w:val="20"/>
-              </w:rPr>
+                <w:sz w:val="24"/>
+                <w:szCs w:val="24"/>
+              </w:rPr>
+              <w:spacing w:line="240" w:lineRule="auto"/>
             </w:pPr>
           </w:p>
         </w:tc>
@@ -3007,8 +3547,8 @@
         <w:rPr>
           <w:rFonts w:ascii="Arial" w:hAnsi="Arial" w:cs="Arial"/>
           <w:b/>
-          <w:sz w:val="20"/>
-          <w:szCs w:val="20"/>
+          <w:sz w:val="24"/>
+          <w:szCs w:val="24"/>
         </w:rPr>
       </w:pPr>
       <w:r>
@@ -3053,9 +3593,10 @@
               <w:rPr>
                 <w:rFonts w:ascii="Arial" w:hAnsi="Arial" w:cs="Arial"/>
                 <w:b/>
-                <w:sz w:val="20"/>
-                <w:szCs w:val="20"/>
-              </w:rPr>
+                <w:sz w:val="24"/>
+                <w:szCs w:val="24"/>
+              </w:rPr>
+              <w:spacing w:line="240" w:lineRule="auto"/>
             </w:pPr>
             <w:r>
               <w:rPr>
@@ -3123,9 +3664,10 @@
               <w:rPr>
                 <w:rFonts w:ascii="Arial" w:hAnsi="Arial" w:cs="Arial"/>
                 <w:b/>
-                <w:sz w:val="20"/>
-                <w:szCs w:val="20"/>
-              </w:rPr>
+                <w:sz w:val="24"/>
+                <w:szCs w:val="24"/>
+              </w:rPr>
+              <w:spacing w:line="240" w:lineRule="auto"/>
             </w:pPr>
             <w:r>
               <w:rPr>
@@ -3184,9 +3726,10 @@
               <w:rPr>
                 <w:rFonts w:ascii="Arial" w:hAnsi="Arial" w:cs="Arial"/>
                 <w:b/>
-                <w:sz w:val="20"/>
-                <w:szCs w:val="20"/>
-              </w:rPr>
+                <w:sz w:val="24"/>
+                <w:szCs w:val="24"/>
+              </w:rPr>
+              <w:spacing w:line="240" w:lineRule="auto"/>
             </w:pPr>
             <w:r>
               <w:rPr>
@@ -3245,9 +3788,10 @@
               <w:rPr>
                 <w:rFonts w:ascii="Arial" w:hAnsi="Arial" w:cs="Arial"/>
                 <w:b/>
-                <w:sz w:val="20"/>
-                <w:szCs w:val="20"/>
-              </w:rPr>
+                <w:sz w:val="24"/>
+                <w:szCs w:val="24"/>
+              </w:rPr>
+              <w:spacing w:line="240" w:lineRule="auto"/>
             </w:pPr>
             <w:r>
               <w:rPr>
@@ -3303,72 +3847,79 @@
         <w:rPr>
           <w:rFonts w:ascii="Arial" w:hAnsi="Arial" w:cs="Arial"/>
           <w:b/>
-          <w:sz w:val="20"/>
-          <w:szCs w:val="20"/>
-        </w:rPr>
-      </w:pPr>
-    </w:p>
-    <w:p>
-      <w:pPr>
-        <w:ind w:firstLine="708"/>
-        <w:rPr>
-          <w:rFonts w:ascii="Arial" w:hAnsi="Arial" w:cs="Arial"/>
-          <w:b/>
-          <w:sz w:val="20"/>
-          <w:szCs w:val="20"/>
-        </w:rPr>
-      </w:pPr>
-      <w:r>
-        <w:rPr>
-          <w:rFonts w:ascii="Arial" w:hAnsi="Arial" w:cs="Arial"/>
-          <w:b/>
-          <w:sz w:val="20"/>
-          <w:szCs w:val="20"/>
-        </w:rPr>
-        <w:t xml:space="preserve">1.2 </w:t>
-      </w:r>
-      <w:r>
-        <w:rPr>
-          <w:rFonts w:ascii="Arial" w:hAnsi="Arial" w:cs="Arial"/>
-          <w:b/>
-          <w:sz w:val="20"/>
-          <w:szCs w:val="20"/>
+          <w:sz w:val="24"/>
+          <w:szCs w:val="24"/>
+        </w:rPr>
+      </w:pPr>
+    </w:p>
+    <w:p>
+      <w:pPr>
+        <w:pStyle w:val="Ttulo2"/>
+        <w:rPr>
+          <w:rFonts w:ascii="Arial" w:hAnsi="Arial" w:cs="Arial"/>
+          <w:sz w:val="24"/>
+          <w:szCs w:val="24"/>
+          <w:b w:val="true"/>
+          <w:bCs w:val="true"/>
+        </w:rPr>
+      </w:pPr>
+      <w:r>
+        <w:rPr>
+          <w:rFonts w:ascii="Arial" w:hAnsi="Arial" w:cs="Arial"/>
+          <w:b w:val="true"/>
+          <w:sz w:val="24"/>
+          <w:szCs w:val="24"/>
+          <w:bCs w:val="true"/>
+        </w:rPr>
+        <w:t xml:space="preserve"/>
+      </w:r>
+      <w:r>
+        <w:rPr>
+          <w:rFonts w:ascii="Arial" w:hAnsi="Arial" w:cs="Arial"/>
+          <w:b w:val="true"/>
+          <w:sz w:val="24"/>
+          <w:szCs w:val="24"/>
+          <w:bCs w:val="true"/>
         </w:rPr>
         <w:t>-</w:t>
       </w:r>
       <w:r>
         <w:rPr>
           <w:rFonts w:ascii="Arial" w:hAnsi="Arial" w:cs="Arial"/>
-          <w:b/>
-          <w:sz w:val="20"/>
-          <w:szCs w:val="20"/>
+          <w:b w:val="true"/>
+          <w:sz w:val="24"/>
+          <w:szCs w:val="24"/>
+          <w:bCs w:val="true"/>
         </w:rPr>
         <w:t xml:space="preserve"> </w:t>
       </w:r>
       <w:r>
         <w:rPr>
           <w:rFonts w:ascii="Arial" w:hAnsi="Arial" w:cs="Arial"/>
-          <w:b/>
-          <w:sz w:val="20"/>
-          <w:szCs w:val="20"/>
+          <w:b w:val="true"/>
+          <w:sz w:val="24"/>
+          <w:szCs w:val="24"/>
+          <w:bCs w:val="true"/>
         </w:rPr>
         <w:t>Equipamentos modernos, revisados e</w:t>
       </w:r>
       <w:r>
         <w:rPr>
           <w:rFonts w:ascii="Arial" w:hAnsi="Arial" w:cs="Arial"/>
-          <w:b/>
-          <w:sz w:val="20"/>
-          <w:szCs w:val="20"/>
+          <w:b w:val="true"/>
+          <w:sz w:val="24"/>
+          <w:szCs w:val="24"/>
+          <w:bCs w:val="true"/>
         </w:rPr>
         <w:t xml:space="preserve"> alto desempenho e tecnologia</w:t>
       </w:r>
       <w:r>
         <w:rPr>
           <w:rFonts w:ascii="Arial" w:hAnsi="Arial" w:cs="Arial"/>
-          <w:b/>
-          <w:sz w:val="20"/>
-          <w:szCs w:val="20"/>
+          <w:b w:val="true"/>
+          <w:sz w:val="24"/>
+          <w:szCs w:val="24"/>
+          <w:bCs w:val="true"/>
         </w:rPr>
         <w:t xml:space="preserve"> para atender qualquer demanda.</w:t>
       </w:r>
@@ -3407,9 +3958,10 @@
               <w:rPr>
                 <w:rFonts w:ascii="Arial" w:hAnsi="Arial" w:cs="Arial"/>
                 <w:bCs/>
-                <w:sz w:val="20"/>
-                <w:szCs w:val="20"/>
-              </w:rPr>
+                <w:sz w:val="24"/>
+                <w:szCs w:val="24"/>
+              </w:rPr>
+              <w:spacing w:line="240" w:lineRule="auto"/>
             </w:pPr>
             <w:r>
               <w:rPr>
@@ -3466,9 +4018,10 @@
               <w:rPr>
                 <w:rFonts w:ascii="Arial" w:hAnsi="Arial" w:cs="Arial"/>
                 <w:bCs/>
-                <w:sz w:val="20"/>
-                <w:szCs w:val="20"/>
-              </w:rPr>
+                <w:sz w:val="24"/>
+                <w:szCs w:val="24"/>
+              </w:rPr>
+              <w:spacing w:line="240" w:lineRule="auto"/>
             </w:pPr>
             <w:r>
               <w:rPr>
@@ -3526,9 +4079,10 @@
               <w:rPr>
                 <w:rFonts w:ascii="Arial" w:hAnsi="Arial" w:cs="Arial"/>
                 <w:bCs/>
-                <w:sz w:val="20"/>
-                <w:szCs w:val="20"/>
-              </w:rPr>
+                <w:sz w:val="24"/>
+                <w:szCs w:val="24"/>
+              </w:rPr>
+              <w:spacing w:line="240" w:lineRule="auto"/>
             </w:pPr>
             <w:r>
               <w:rPr>
@@ -3586,9 +4140,10 @@
               <w:rPr>
                 <w:rFonts w:ascii="Arial" w:hAnsi="Arial" w:cs="Arial"/>
                 <w:bCs/>
-                <w:sz w:val="20"/>
-                <w:szCs w:val="20"/>
-              </w:rPr>
+                <w:sz w:val="24"/>
+                <w:szCs w:val="24"/>
+              </w:rPr>
+              <w:spacing w:line="240" w:lineRule="auto"/>
             </w:pPr>
             <w:r>
               <w:rPr>
@@ -3667,31 +4222,29 @@
         <w:rPr>
           <w:rFonts w:ascii="Arial" w:hAnsi="Arial" w:cs="Arial"/>
           <w:bCs/>
-          <w:sz w:val="20"/>
-          <w:szCs w:val="20"/>
-        </w:rPr>
-      </w:pPr>
-    </w:p>
-    <w:p>
-      <w:pPr>
-        <w:pStyle w:val="PargrafodaLista"/>
-        <w:numPr>
-          <w:ilvl w:val="1"/>
-          <w:numId w:val="4"/>
-        </w:numPr>
-        <w:rPr>
-          <w:rFonts w:ascii="Arial" w:hAnsi="Arial" w:cs="Arial"/>
-          <w:b/>
-          <w:sz w:val="20"/>
-          <w:szCs w:val="20"/>
-        </w:rPr>
-      </w:pPr>
-      <w:r>
-        <w:rPr>
-          <w:rFonts w:ascii="Arial" w:hAnsi="Arial" w:cs="Arial"/>
-          <w:b/>
-          <w:sz w:val="20"/>
-          <w:szCs w:val="20"/>
+          <w:sz w:val="24"/>
+          <w:szCs w:val="24"/>
+        </w:rPr>
+      </w:pPr>
+    </w:p>
+    <w:p>
+      <w:pPr>
+        <w:pStyle w:val="Ttulo2"/>
+        <w:rPr>
+          <w:rFonts w:ascii="Arial" w:hAnsi="Arial" w:cs="Arial"/>
+          <w:sz w:val="24"/>
+          <w:szCs w:val="24"/>
+          <w:b w:val="true"/>
+          <w:bCs w:val="true"/>
+        </w:rPr>
+      </w:pPr>
+      <w:r>
+        <w:rPr>
+          <w:rFonts w:ascii="Arial" w:hAnsi="Arial" w:cs="Arial"/>
+          <w:b w:val="true"/>
+          <w:sz w:val="24"/>
+          <w:szCs w:val="24"/>
+          <w:bCs w:val="true"/>
         </w:rPr>
         <w:t>- Clientes que confiam e atestam a excelência da Filtrovali</w:t>
       </w:r>
@@ -3703,8 +4256,8 @@
         <w:rPr>
           <w:rFonts w:ascii="Arial" w:hAnsi="Arial" w:cs="Arial"/>
           <w:b/>
-          <w:sz w:val="20"/>
-          <w:szCs w:val="20"/>
+          <w:sz w:val="24"/>
+          <w:szCs w:val="24"/>
         </w:rPr>
       </w:pPr>
       <w:r>
@@ -3765,43 +4318,72 @@
     <w:p>
       <w:pPr>
         <w:rPr>
-          <w:rFonts w:ascii="Arial" w:eastAsia="Arial" w:hAnsi="Arial"/>
+          <w:rFonts w:ascii="Arial" w:hAnsi="Arial" w:cs="Arial"/>
           <w:b/>
           <w:bCs/>
-          <w:sz w:val="20"/>
-          <w:szCs w:val="20"/>
-        </w:rPr>
-      </w:pPr>
-    </w:p>
-    <w:p>
-      <w:pPr>
-        <w:pStyle w:val="PargrafodaLista"/>
-        <w:numPr>
-          <w:ilvl w:val="0"/>
-          <w:numId w:val="2"/>
-        </w:numPr>
-        <w:spacing w:after="120" w:line="240" w:lineRule="auto" w:before="0"/>
+          <w:sz w:val="24"/>
+          <w:szCs w:val="24"/>
+        </w:rPr>
+      </w:pPr>
+    </w:p>
+    <w:p>
+      <w:pPr>
+        <w:pStyle w:val="Ttulo1"/>
+        <w:spacing w:after="120"/>
         <w:jc w:val="both"/>
-      </w:pPr>
-      <w:r>
-        <w:rPr>
-          <w:rFonts w:ascii="Arial" w:eastAsia="Arial" w:hAnsi="Arial"/>
-          <w:b/>
-          <w:bCs/>
-          <w:sz w:val="20"/>
-          <w:szCs w:val="20"/>
+        <w:rPr>
+          <w:rFonts w:ascii="Arial" w:hAnsi="Arial" w:cs="Arial"/>
+          <w:sz w:val="24"/>
+          <w:szCs w:val="24"/>
+          <w:b w:val="true"/>
+          <w:bCs w:val="true"/>
+        </w:rPr>
+      </w:pPr>
+      <w:bookmarkStart w:id="3" w:name="_TocStyleFinal2"/>
+      <w:r>
+        <w:rPr>
+          <w:rFonts w:ascii="Arial" w:hAnsi="Arial" w:cs="Arial"/>
+          <w:b w:val="true"/>
+          <w:bCs w:val="true"/>
+          <w:sz w:val="24"/>
+          <w:szCs w:val="24"/>
         </w:rPr>
         <w:t xml:space="preserve">- </w:t>
       </w:r>
       <w:r>
         <w:rPr>
-          <w:rFonts w:ascii="Arial" w:eastAsia="Arial" w:hAnsi="Arial"/>
-          <w:b/>
-          <w:bCs/>
-          <w:sz w:val="20"/>
-          <w:szCs w:val="20"/>
+          <w:rFonts w:ascii="Arial" w:hAnsi="Arial" w:cs="Arial"/>
+          <w:b w:val="true"/>
+          <w:bCs w:val="true"/>
+          <w:sz w:val="24"/>
+          <w:szCs w:val="24"/>
         </w:rPr>
         <w:t>Descrição dos serviços que serão executados:</w:t>
+      </w:r>
+      <w:bookmarkEnd w:id="3"/>
+    </w:p>
+    <w:p>
+      <w:pPr>
+        <w:pStyle w:val="Ttulo2"/>
+        <w:spacing w:after="120"/>
+        <w:jc w:val="both"/>
+        <w:rPr>
+          <w:rFonts w:ascii="Arial" w:hAnsi="Arial" w:cs="Arial"/>
+          <w:sz w:val="24"/>
+          <w:szCs w:val="24"/>
+          <w:b w:val="true"/>
+          <w:bCs w:val="true"/>
+        </w:rPr>
+      </w:pPr>
+      <w:r>
+        <w:rPr>
+          <w:rFonts w:ascii="Arial" w:hAnsi="Arial" w:cs="Arial"/>
+          <w:sz w:val="24"/>
+          <w:szCs w:val="24"/>
+          <w:b w:val="true"/>
+          <w:bCs w:val="true"/>
+        </w:rPr>
+        <w:t xml:space="preserve">{{servico}}</w:t>
       </w:r>
     </w:p>
     <w:p>
@@ -3811,143 +4393,130 @@
           <w:ilvl w:val="1"/>
           <w:numId w:val="2"/>
         </w:numPr>
-        <w:spacing w:after="120" w:line="240" w:lineRule="auto" w:before="0"/>
+        <w:spacing w:after="120" w:line="360" w:lineRule="auto"/>
         <w:jc w:val="both"/>
-      </w:pPr>
-      <w:r>
-        <w:rPr>
-          <w:rFonts w:ascii="Arial" w:hAnsi="Arial" w:cs="Arial"/>
-          <w:sz w:val="20"/>
-          <w:szCs w:val="20"/>
-        </w:rPr>
-        <w:t xml:space="preserve">{{servico}}</w:t>
+        <w:rPr>
+          <w:rFonts w:ascii="Arial" w:hAnsi="Arial" w:cs="Arial"/>
+          <w:sz w:val="24"/>
+          <w:szCs w:val="24"/>
+        </w:rPr>
+      </w:pPr>
+      <w:r>
+        <w:rPr>
+          <w:rFonts w:ascii="Arial" w:hAnsi="Arial" w:cs="Arial"/>
+          <w:sz w:val="24"/>
+          <w:szCs w:val="24"/>
+        </w:rPr>
+        <w:t>{{escopo_blocos}}</w:t>
       </w:r>
     </w:p>
     <w:p>
       <w:pPr>
         <w:pStyle w:val="PargrafodaLista"/>
-        <w:numPr>
-          <w:ilvl w:val="1"/>
-          <w:numId w:val="2"/>
-        </w:numPr>
-        <w:spacing w:after="120" w:line="240" w:lineRule="auto" w:before="0"/>
-        <w:jc w:val="both"/>
-      </w:pPr>
-      <w:r>
-        <w:t>{{escopo_blocos}}</w:t>
+        <w:spacing w:after="120" w:line="360" w:lineRule="auto"/>
+        <w:ind w:left="360"/>
+        <w:rPr>
+          <w:rFonts w:ascii="Arial" w:hAnsi="Arial" w:cs="Arial"/>
+          <w:sz w:val="24"/>
+          <w:szCs w:val="24"/>
+        </w:rPr>
+      </w:pPr>
+      <w:r>
+        <w:rPr>
+          <w:rFonts w:ascii="Arial" w:hAnsi="Arial" w:cs="Arial"/>
+          <w:sz w:val="24"/>
+          <w:szCs w:val="24"/>
+        </w:rPr>
+        <w:t xml:space="preserve">NOTA: As tubulações embarcadas, exemplo - aquelas que compõe uma unidade hidráulica ou um Skid de bombas, </w:t>
       </w:r>
     </w:p>
     <w:p>
       <w:pPr>
         <w:pStyle w:val="PargrafodaLista"/>
+        <w:spacing w:after="120" w:line="360" w:lineRule="auto"/>
         <w:ind w:left="360"/>
         <w:rPr>
           <w:rFonts w:ascii="Arial" w:hAnsi="Arial" w:cs="Arial"/>
-          <w:sz w:val="20"/>
-          <w:szCs w:val="20"/>
-        </w:rPr>
-        <w:spacing w:before="0" w:after="120"/>
-      </w:pPr>
-      <w:r>
-        <w:rPr>
-          <w:rFonts w:ascii="Arial" w:hAnsi="Arial" w:cs="Arial"/>
-          <w:sz w:val="20"/>
-          <w:szCs w:val="20"/>
-        </w:rPr>
-        <w:t xml:space="preserve">NOTA: As tubulações embarcadas, exemplo - aquelas que compõe uma unidade hidráulica ou um Skid de bombas, </w:t>
-      </w:r>
-    </w:p>
-    <w:p>
-      <w:pPr>
-        <w:pStyle w:val="PargrafodaLista"/>
-        <w:ind w:left="360"/>
-        <w:rPr>
-          <w:rFonts w:ascii="Arial" w:hAnsi="Arial" w:cs="Arial"/>
-          <w:sz w:val="20"/>
-          <w:szCs w:val="20"/>
-        </w:rPr>
-        <w:spacing w:before="0" w:after="120"/>
-      </w:pPr>
-      <w:r>
-        <w:rPr>
-          <w:rFonts w:ascii="Arial" w:hAnsi="Arial" w:cs="Arial"/>
-          <w:sz w:val="20"/>
-          <w:szCs w:val="20"/>
+          <w:sz w:val="24"/>
+          <w:szCs w:val="24"/>
+        </w:rPr>
+      </w:pPr>
+      <w:r>
+        <w:rPr>
+          <w:rFonts w:ascii="Arial" w:hAnsi="Arial" w:cs="Arial"/>
+          <w:sz w:val="24"/>
+          <w:szCs w:val="24"/>
         </w:rPr>
         <w:t>não fazem parte do escopo.</w:t>
       </w:r>
     </w:p>
     <w:p>
       <w:pPr>
-        <w:pStyle w:val="PargrafodaLista"/>
-        <w:numPr>
-          <w:ilvl w:val="0"/>
-          <w:numId w:val="2"/>
-        </w:numPr>
-        <w:rPr>
-          <w:rFonts w:ascii="Arial" w:hAnsi="Arial" w:cs="Arial"/>
-          <w:b/>
-          <w:sz w:val="20"/>
-          <w:szCs w:val="20"/>
-        </w:rPr>
-        <w:spacing w:before="0" w:after="120"/>
-      </w:pPr>
+        <w:pStyle w:val="Ttulo1"/>
+        <w:spacing w:after="120"/>
+        <w:rPr>
+          <w:rFonts w:ascii="Arial" w:hAnsi="Arial" w:cs="Arial"/>
+          <w:sz w:val="24"/>
+          <w:szCs w:val="24"/>
+          <w:b w:val="true"/>
+          <w:bCs w:val="true"/>
+        </w:rPr>
+      </w:pPr>
+      <w:bookmarkStart w:id="4" w:name="_TocStyleFinal3"/>
       <w:bookmarkStart w:id="1" w:name="_Hlk211261915"/>
       <w:r>
         <w:rPr>
-          <w:rFonts w:ascii="Arial" w:eastAsia="Arial" w:hAnsi="Arial"/>
-          <w:b/>
-          <w:bCs/>
-          <w:sz w:val="20"/>
-          <w:szCs w:val="20"/>
+          <w:rFonts w:ascii="Arial" w:hAnsi="Arial" w:cs="Arial"/>
+          <w:b w:val="true"/>
+          <w:bCs w:val="true"/>
+          <w:sz w:val="24"/>
+          <w:szCs w:val="24"/>
         </w:rPr>
         <w:t xml:space="preserve">- </w:t>
       </w:r>
       <w:r>
         <w:rPr>
           <w:rFonts w:ascii="Arial" w:hAnsi="Arial" w:cs="Arial"/>
-          <w:b/>
-          <w:bCs/>
+          <w:b w:val="true"/>
+          <w:bCs w:val="true"/>
           <w:color w:val="000000"/>
-          <w:sz w:val="20"/>
-          <w:szCs w:val="20"/>
+          <w:sz w:val="24"/>
+          <w:szCs w:val="24"/>
         </w:rPr>
         <w:t>Matriz geral de responsabilidade</w:t>
       </w:r>
-    </w:p>
-    <w:p>
-      <w:pPr>
-        <w:pStyle w:val="PargrafodaLista"/>
-        <w:numPr>
-          <w:ilvl w:val="1"/>
-          <w:numId w:val="2"/>
-        </w:numPr>
-        <w:rPr>
-          <w:rFonts w:ascii="Arial" w:hAnsi="Arial" w:cs="Arial"/>
-          <w:b/>
-          <w:sz w:val="20"/>
-          <w:szCs w:val="20"/>
-        </w:rPr>
-        <w:spacing w:before="0" w:after="120"/>
-      </w:pPr>
-      <w:r>
-        <w:rPr>
-          <w:rFonts w:ascii="Arial" w:hAnsi="Arial" w:cs="Arial"/>
-          <w:b/>
-          <w:bCs/>
+      <w:bookmarkEnd w:id="4"/>
+    </w:p>
+    <w:p>
+      <w:pPr>
+        <w:pStyle w:val="Ttulo2"/>
+        <w:spacing w:after="120"/>
+        <w:rPr>
+          <w:rFonts w:ascii="Arial" w:hAnsi="Arial" w:cs="Arial"/>
+          <w:sz w:val="24"/>
+          <w:szCs w:val="24"/>
+          <w:b w:val="true"/>
+          <w:bCs w:val="true"/>
+        </w:rPr>
+      </w:pPr>
+      <w:r>
+        <w:rPr>
+          <w:rFonts w:ascii="Arial" w:hAnsi="Arial" w:cs="Arial"/>
+          <w:b w:val="true"/>
+          <w:bCs w:val="true"/>
           <w:color w:val="000000"/>
-          <w:sz w:val="20"/>
-          <w:szCs w:val="20"/>
+          <w:sz w:val="24"/>
+          <w:szCs w:val="24"/>
         </w:rPr>
         <w:t>Responsabilidade da Filtrovali</w:t>
       </w:r>
       <w:r>
         <w:rPr>
-          <w:rFonts w:ascii="Arial" w:eastAsia="Arial" w:hAnsi="Arial"/>
-          <w:b/>
-          <w:bCs/>
-          <w:sz w:val="20"/>
-          <w:szCs w:val="20"/>
+          <w:rFonts w:ascii="Arial" w:hAnsi="Arial" w:cs="Arial"/>
+          <w:b w:val="true"/>
+          <w:bCs w:val="true"/>
+          <w:sz w:val="24"/>
+          <w:szCs w:val="24"/>
         </w:rPr>
         <w:t>:</w:t>
       </w:r>
@@ -3988,27 +4557,27 @@
           </w:tcPr>
           <w:p>
             <w:pPr>
-              <w:spacing w:after="0" w:line="240" w:lineRule="auto"/>
+              <w:spacing w:after="0" w:line="360" w:lineRule="auto"/>
               <w:jc w:val="center"/>
               <w:rPr>
-                <w:rFonts w:ascii="Arial" w:eastAsia="Arial" w:hAnsi="Arial" w:cs="Arial"/>
+                <w:rFonts w:ascii="Arial" w:hAnsi="Arial" w:cs="Arial"/>
                 <w:b/>
                 <w:bCs/>
                 <w:color w:val="FFFFFF" w:themeColor="background1"/>
-                <w:sz w:val="20"/>
-                <w:szCs w:val="20"/>
                 <w:lang w:eastAsia="pt-BR"/>
+                <w:sz w:val="24"/>
+                <w:szCs w:val="24"/>
               </w:rPr>
             </w:pPr>
             <w:r>
               <w:rPr>
-                <w:rFonts w:ascii="Arial" w:eastAsia="Arial" w:hAnsi="Arial" w:cs="Arial"/>
+                <w:rFonts w:ascii="Arial" w:hAnsi="Arial" w:cs="Arial"/>
                 <w:b/>
                 <w:bCs/>
                 <w:color w:val="FFFFFF" w:themeColor="background1"/>
-                <w:sz w:val="20"/>
-                <w:szCs w:val="20"/>
                 <w:lang w:eastAsia="pt-BR"/>
+                <w:sz w:val="24"/>
+                <w:szCs w:val="24"/>
               </w:rPr>
               <w:t>Item</w:t>
             </w:r>
@@ -4030,27 +4599,27 @@
           </w:tcPr>
           <w:p>
             <w:pPr>
-              <w:spacing w:after="0" w:line="240" w:lineRule="auto"/>
+              <w:spacing w:after="0" w:line="360" w:lineRule="auto"/>
               <w:jc w:val="center"/>
               <w:rPr>
-                <w:rFonts w:ascii="Arial" w:eastAsia="Arial" w:hAnsi="Arial" w:cs="Arial"/>
+                <w:rFonts w:ascii="Arial" w:hAnsi="Arial" w:cs="Arial"/>
                 <w:b/>
                 <w:bCs/>
                 <w:color w:val="FFFFFF" w:themeColor="background1"/>
-                <w:sz w:val="20"/>
-                <w:szCs w:val="20"/>
                 <w:lang w:eastAsia="pt-BR"/>
+                <w:sz w:val="24"/>
+                <w:szCs w:val="24"/>
               </w:rPr>
             </w:pPr>
             <w:r>
               <w:rPr>
-                <w:rFonts w:ascii="Arial" w:eastAsia="Arial" w:hAnsi="Arial" w:cs="Arial"/>
+                <w:rFonts w:ascii="Arial" w:hAnsi="Arial" w:cs="Arial"/>
                 <w:b/>
                 <w:bCs/>
                 <w:color w:val="FFFFFF" w:themeColor="background1"/>
-                <w:sz w:val="20"/>
-                <w:szCs w:val="20"/>
                 <w:lang w:eastAsia="pt-BR"/>
+                <w:sz w:val="24"/>
+                <w:szCs w:val="24"/>
               </w:rPr>
               <w:t>ESCOPO</w:t>
             </w:r>
@@ -4072,27 +4641,27 @@
           </w:tcPr>
           <w:p>
             <w:pPr>
-              <w:spacing w:after="0" w:line="240" w:lineRule="auto"/>
+              <w:spacing w:after="0" w:line="360" w:lineRule="auto"/>
               <w:jc w:val="center"/>
               <w:rPr>
-                <w:rFonts w:ascii="Arial" w:eastAsia="Arial" w:hAnsi="Arial" w:cs="Arial"/>
+                <w:rFonts w:ascii="Arial" w:hAnsi="Arial" w:cs="Arial"/>
                 <w:b/>
                 <w:bCs/>
                 <w:color w:val="FFFFFF" w:themeColor="background1"/>
-                <w:sz w:val="20"/>
-                <w:szCs w:val="20"/>
                 <w:lang w:eastAsia="pt-BR"/>
+                <w:sz w:val="24"/>
+                <w:szCs w:val="24"/>
               </w:rPr>
             </w:pPr>
             <w:r>
               <w:rPr>
-                <w:rFonts w:ascii="Arial" w:eastAsia="Arial" w:hAnsi="Arial" w:cs="Arial"/>
+                <w:rFonts w:ascii="Arial" w:hAnsi="Arial" w:cs="Arial"/>
                 <w:b/>
                 <w:bCs/>
                 <w:color w:val="FFFFFF" w:themeColor="background1"/>
-                <w:sz w:val="20"/>
-                <w:szCs w:val="20"/>
                 <w:lang w:eastAsia="pt-BR"/>
+                <w:sz w:val="24"/>
+                <w:szCs w:val="24"/>
               </w:rPr>
               <w:t>NOTA</w:t>
             </w:r>
@@ -4120,26 +4689,26 @@
           </w:tcPr>
           <w:p>
             <w:pPr>
-              <w:spacing w:before="120" w:after="0" w:line="240" w:lineRule="auto"/>
-              <w:rPr>
-                <w:rFonts w:ascii="Arial" w:eastAsia="Arial" w:hAnsi="Arial" w:cs="Arial"/>
+              <w:spacing w:before="120" w:after="0" w:line="360" w:lineRule="auto"/>
+              <w:rPr>
+                <w:rFonts w:ascii="Arial" w:hAnsi="Arial" w:cs="Arial"/>
                 <w:b/>
                 <w:bCs/>
                 <w:color w:val="000000"/>
-                <w:sz w:val="16"/>
-                <w:szCs w:val="16"/>
                 <w:lang w:eastAsia="pt-BR"/>
+                <w:sz w:val="24"/>
+                <w:szCs w:val="24"/>
               </w:rPr>
             </w:pPr>
             <w:r>
               <w:rPr>
-                <w:rFonts w:ascii="Arial" w:eastAsia="Arial" w:hAnsi="Arial" w:cs="Arial"/>
+                <w:rFonts w:ascii="Arial" w:hAnsi="Arial" w:cs="Arial"/>
                 <w:b/>
                 <w:bCs/>
                 <w:color w:val="000000"/>
-                <w:sz w:val="16"/>
-                <w:szCs w:val="16"/>
                 <w:lang w:eastAsia="pt-BR"/>
+                <w:sz w:val="24"/>
+                <w:szCs w:val="24"/>
               </w:rPr>
               <w:t xml:space="preserve">{{categoria_filtrovali}}</w:t>
             </w:r>
@@ -4171,14 +4740,14 @@
                 <w:ilvl w:val="0"/>
                 <w:numId w:val="5"/>
               </w:numPr>
-              <w:spacing w:before="120" w:after="0" w:line="240" w:lineRule="auto"/>
+              <w:spacing w:before="120" w:after="0" w:line="360" w:lineRule="auto"/>
               <w:jc w:val="center"/>
               <w:rPr>
-                <w:rFonts w:ascii="Arial" w:eastAsia="Arial" w:hAnsi="Arial" w:cs="Arial"/>
+                <w:rFonts w:ascii="Arial" w:hAnsi="Arial" w:cs="Arial"/>
                 <w:color w:val="000000"/>
-                <w:sz w:val="16"/>
-                <w:szCs w:val="16"/>
                 <w:lang w:eastAsia="pt-BR"/>
+                <w:sz w:val="24"/>
+                <w:szCs w:val="24"/>
               </w:rPr>
             </w:pPr>
           </w:p>
@@ -4199,20 +4768,20 @@
             <w:pPr>
               <w:spacing w:before="120" w:after="0" w:line="360" w:lineRule="auto"/>
               <w:rPr>
-                <w:rFonts w:ascii="Arial" w:eastAsia="Arial" w:hAnsi="Arial" w:cs="Arial"/>
+                <w:rFonts w:ascii="Arial" w:hAnsi="Arial" w:cs="Arial"/>
                 <w:color w:val="000000"/>
-                <w:sz w:val="16"/>
-                <w:szCs w:val="16"/>
                 <w:lang w:eastAsia="pt-BR"/>
+                <w:sz w:val="24"/>
+                <w:szCs w:val="24"/>
               </w:rPr>
             </w:pPr>
             <w:r>
               <w:rPr>
-                <w:rFonts w:ascii="Arial" w:eastAsia="Arial" w:hAnsi="Arial" w:cs="Arial"/>
+                <w:rFonts w:ascii="Arial" w:hAnsi="Arial" w:cs="Arial"/>
                 <w:color w:val="000000"/>
-                <w:sz w:val="16"/>
-                <w:szCs w:val="16"/>
                 <w:lang w:eastAsia="pt-BR"/>
+                <w:sz w:val="24"/>
+                <w:szCs w:val="24"/>
               </w:rPr>
               <w:t xml:space="preserve">{{escopo_filtrovali}}</w:t>
             </w:r>
@@ -4232,23 +4801,23 @@
           </w:tcPr>
           <w:p>
             <w:pPr>
-              <w:spacing w:before="0" w:after="120" w:line="240" w:lineRule="auto"/>
+              <w:spacing w:before="0" w:after="120" w:line="360" w:lineRule="auto"/>
               <w:jc w:val="both"/>
               <w:rPr>
-                <w:rFonts w:ascii="Arial" w:eastAsia="Arial" w:hAnsi="Arial" w:cs="Arial"/>
+                <w:rFonts w:ascii="Arial" w:hAnsi="Arial" w:cs="Arial"/>
                 <w:color w:val="000000"/>
-                <w:sz w:val="16"/>
-                <w:szCs w:val="16"/>
                 <w:lang w:eastAsia="pt-BR"/>
+                <w:sz w:val="24"/>
+                <w:szCs w:val="24"/>
               </w:rPr>
             </w:pPr>
             <w:r>
               <w:rPr>
-                <w:rFonts w:ascii="Arial" w:eastAsia="Arial" w:hAnsi="Arial" w:cs="Arial"/>
+                <w:rFonts w:ascii="Arial" w:hAnsi="Arial" w:cs="Arial"/>
                 <w:color w:val="000000"/>
-                <w:sz w:val="16"/>
-                <w:szCs w:val="16"/>
                 <w:lang w:eastAsia="pt-BR"/>
+                <w:sz w:val="24"/>
+                <w:szCs w:val="24"/>
               </w:rPr>
               <w:t xml:space="preserve">{{nota_filtrovali}}</w:t>
             </w:r>
@@ -4258,37 +4827,34 @@
     </w:tbl>
     <w:p>
       <w:pPr>
-        <w:pStyle w:val="PargrafodaLista"/>
-        <w:numPr>
-          <w:ilvl w:val="1"/>
-          <w:numId w:val="2"/>
-        </w:numPr>
-        <w:rPr>
-          <w:rFonts w:ascii="Arial" w:hAnsi="Arial" w:cs="Arial"/>
-          <w:b/>
-          <w:sz w:val="20"/>
-          <w:szCs w:val="20"/>
-        </w:rPr>
-        <w:spacing w:before="0" w:after="120"/>
-      </w:pPr>
-      <w:r>
-        <w:rPr>
-          <w:rFonts w:ascii="Arial" w:hAnsi="Arial" w:cs="Arial"/>
-          <w:b/>
-          <w:bCs/>
+        <w:pStyle w:val="Ttulo2"/>
+        <w:spacing w:after="120"/>
+        <w:rPr>
+          <w:rFonts w:ascii="Arial" w:hAnsi="Arial" w:cs="Arial"/>
+          <w:sz w:val="24"/>
+          <w:szCs w:val="24"/>
+          <w:b w:val="true"/>
+          <w:bCs w:val="true"/>
+        </w:rPr>
+      </w:pPr>
+      <w:r>
+        <w:rPr>
+          <w:rFonts w:ascii="Arial" w:hAnsi="Arial" w:cs="Arial"/>
+          <w:b w:val="true"/>
+          <w:bCs w:val="true"/>
           <w:color w:val="000000"/>
-          <w:sz w:val="20"/>
-          <w:szCs w:val="20"/>
+          <w:sz w:val="24"/>
+          <w:szCs w:val="24"/>
         </w:rPr>
         <w:t>Responsabilidade do Contratante</w:t>
       </w:r>
       <w:r>
         <w:rPr>
-          <w:rFonts w:ascii="Arial" w:eastAsia="Arial" w:hAnsi="Arial"/>
-          <w:b/>
-          <w:bCs/>
-          <w:sz w:val="20"/>
-          <w:szCs w:val="20"/>
+          <w:rFonts w:ascii="Arial" w:hAnsi="Arial" w:cs="Arial"/>
+          <w:b w:val="true"/>
+          <w:bCs w:val="true"/>
+          <w:sz w:val="24"/>
+          <w:szCs w:val="24"/>
         </w:rPr>
         <w:t>:</w:t>
       </w:r>
@@ -4329,27 +4895,27 @@
           </w:tcPr>
           <w:p>
             <w:pPr>
-              <w:spacing w:after="0" w:line="240" w:lineRule="auto"/>
+              <w:spacing w:after="0" w:line="360" w:lineRule="auto"/>
               <w:jc w:val="center"/>
               <w:rPr>
-                <w:rFonts w:ascii="Arial" w:eastAsia="Arial" w:hAnsi="Arial" w:cs="Arial"/>
+                <w:rFonts w:ascii="Arial" w:hAnsi="Arial" w:cs="Arial"/>
                 <w:b/>
                 <w:bCs/>
                 <w:color w:val="FFFFFF" w:themeColor="background1"/>
-                <w:sz w:val="20"/>
-                <w:szCs w:val="20"/>
                 <w:lang w:eastAsia="pt-BR"/>
+                <w:sz w:val="24"/>
+                <w:szCs w:val="24"/>
               </w:rPr>
             </w:pPr>
             <w:r>
               <w:rPr>
-                <w:rFonts w:ascii="Arial" w:eastAsia="Arial" w:hAnsi="Arial" w:cs="Arial"/>
+                <w:rFonts w:ascii="Arial" w:hAnsi="Arial" w:cs="Arial"/>
                 <w:b/>
                 <w:bCs/>
                 <w:color w:val="FFFFFF" w:themeColor="background1"/>
-                <w:sz w:val="20"/>
-                <w:szCs w:val="20"/>
                 <w:lang w:eastAsia="pt-BR"/>
+                <w:sz w:val="24"/>
+                <w:szCs w:val="24"/>
               </w:rPr>
               <w:t>Item</w:t>
             </w:r>
@@ -4371,27 +4937,27 @@
           </w:tcPr>
           <w:p>
             <w:pPr>
-              <w:spacing w:after="0" w:line="240" w:lineRule="auto"/>
+              <w:spacing w:after="0" w:line="360" w:lineRule="auto"/>
               <w:jc w:val="center"/>
               <w:rPr>
-                <w:rFonts w:ascii="Arial" w:eastAsia="Arial" w:hAnsi="Arial" w:cs="Arial"/>
+                <w:rFonts w:ascii="Arial" w:hAnsi="Arial" w:cs="Arial"/>
                 <w:b/>
                 <w:bCs/>
                 <w:color w:val="FFFFFF" w:themeColor="background1"/>
-                <w:sz w:val="20"/>
-                <w:szCs w:val="20"/>
                 <w:lang w:eastAsia="pt-BR"/>
+                <w:sz w:val="24"/>
+                <w:szCs w:val="24"/>
               </w:rPr>
             </w:pPr>
             <w:r>
               <w:rPr>
-                <w:rFonts w:ascii="Arial" w:eastAsia="Arial" w:hAnsi="Arial" w:cs="Arial"/>
+                <w:rFonts w:ascii="Arial" w:hAnsi="Arial" w:cs="Arial"/>
                 <w:b/>
                 <w:bCs/>
                 <w:color w:val="FFFFFF" w:themeColor="background1"/>
-                <w:sz w:val="20"/>
-                <w:szCs w:val="20"/>
                 <w:lang w:eastAsia="pt-BR"/>
+                <w:sz w:val="24"/>
+                <w:szCs w:val="24"/>
               </w:rPr>
               <w:t>ESCOPO</w:t>
             </w:r>
@@ -4413,27 +4979,27 @@
           </w:tcPr>
           <w:p>
             <w:pPr>
-              <w:spacing w:after="0" w:line="240" w:lineRule="auto"/>
+              <w:spacing w:after="0" w:line="360" w:lineRule="auto"/>
               <w:jc w:val="center"/>
               <w:rPr>
-                <w:rFonts w:ascii="Arial" w:eastAsia="Arial" w:hAnsi="Arial" w:cs="Arial"/>
+                <w:rFonts w:ascii="Arial" w:hAnsi="Arial" w:cs="Arial"/>
                 <w:b/>
                 <w:bCs/>
                 <w:color w:val="FFFFFF" w:themeColor="background1"/>
-                <w:sz w:val="20"/>
-                <w:szCs w:val="20"/>
                 <w:lang w:eastAsia="pt-BR"/>
+                <w:sz w:val="24"/>
+                <w:szCs w:val="24"/>
               </w:rPr>
             </w:pPr>
             <w:r>
               <w:rPr>
-                <w:rFonts w:ascii="Arial" w:eastAsia="Arial" w:hAnsi="Arial" w:cs="Arial"/>
+                <w:rFonts w:ascii="Arial" w:hAnsi="Arial" w:cs="Arial"/>
                 <w:b/>
                 <w:bCs/>
                 <w:color w:val="FFFFFF" w:themeColor="background1"/>
-                <w:sz w:val="20"/>
-                <w:szCs w:val="20"/>
                 <w:lang w:eastAsia="pt-BR"/>
+                <w:sz w:val="24"/>
+                <w:szCs w:val="24"/>
               </w:rPr>
               <w:t>NOTA</w:t>
             </w:r>
@@ -4461,24 +5027,24 @@
           </w:tcPr>
           <w:p>
             <w:pPr>
-              <w:spacing w:before="120" w:after="0" w:line="240" w:lineRule="auto"/>
+              <w:spacing w:before="120" w:after="0" w:line="360" w:lineRule="auto"/>
               <w:jc w:val="both"/>
               <w:rPr>
-                <w:rFonts w:ascii="Arial" w:eastAsia="Arial" w:hAnsi="Arial" w:cs="Arial"/>
+                <w:rFonts w:ascii="Arial" w:hAnsi="Arial" w:cs="Arial"/>
                 <w:color w:val="000000"/>
-                <w:sz w:val="16"/>
-                <w:szCs w:val="16"/>
                 <w:lang w:eastAsia="pt-BR"/>
+                <w:sz w:val="24"/>
+                <w:szCs w:val="24"/>
               </w:rPr>
             </w:pPr>
             <w:r>
               <w:rPr>
-                <w:rFonts w:ascii="Arial" w:eastAsia="Arial" w:hAnsi="Arial" w:cs="Arial"/>
+                <w:rFonts w:ascii="Arial" w:hAnsi="Arial" w:cs="Arial"/>
                 <w:b/>
                 <w:color w:val="000000"/>
-                <w:sz w:val="16"/>
-                <w:szCs w:val="16"/>
                 <w:lang w:eastAsia="pt-BR"/>
+                <w:sz w:val="24"/>
+                <w:szCs w:val="24"/>
               </w:rPr>
               <w:t xml:space="preserve">{{categoria_contratante}}</w:t>
             </w:r>
@@ -4510,14 +5076,14 @@
                 <w:ilvl w:val="0"/>
                 <w:numId w:val="6"/>
               </w:numPr>
-              <w:spacing w:before="120" w:after="0" w:line="240" w:lineRule="auto"/>
+              <w:spacing w:before="120" w:after="0" w:line="360" w:lineRule="auto"/>
               <w:jc w:val="center"/>
               <w:rPr>
-                <w:rFonts w:ascii="Arial" w:eastAsia="Arial" w:hAnsi="Arial" w:cs="Arial"/>
+                <w:rFonts w:ascii="Arial" w:hAnsi="Arial" w:cs="Arial"/>
                 <w:color w:val="000000"/>
-                <w:sz w:val="16"/>
-                <w:szCs w:val="16"/>
                 <w:lang w:eastAsia="pt-BR"/>
+                <w:sz w:val="24"/>
+                <w:szCs w:val="24"/>
               </w:rPr>
             </w:pPr>
           </w:p>
@@ -4538,18 +5104,18 @@
             <w:pPr>
               <w:spacing w:before="120" w:after="0" w:line="360" w:lineRule="auto"/>
               <w:rPr>
-                <w:rFonts w:ascii="Arial" w:eastAsia="Arial" w:hAnsi="Arial" w:cs="Arial"/>
-                <w:sz w:val="16"/>
-                <w:szCs w:val="16"/>
+                <w:rFonts w:ascii="Arial" w:hAnsi="Arial" w:cs="Arial"/>
                 <w:lang w:eastAsia="pt-BR"/>
+                <w:sz w:val="24"/>
+                <w:szCs w:val="24"/>
               </w:rPr>
             </w:pPr>
             <w:r>
               <w:rPr>
                 <w:rFonts w:ascii="Arial" w:hAnsi="Arial" w:cs="Arial"/>
-                <w:sz w:val="16"/>
-                <w:szCs w:val="16"/>
                 <w:lang w:eastAsia="pt-BR"/>
+                <w:sz w:val="24"/>
+                <w:szCs w:val="24"/>
               </w:rPr>
               <w:t xml:space="preserve">{{escopo_contratante}}</w:t>
             </w:r>
@@ -4569,23 +5135,23 @@
           </w:tcPr>
           <w:p>
             <w:pPr>
-              <w:spacing w:before="120" w:after="0" w:line="240" w:lineRule="auto"/>
+              <w:spacing w:before="120" w:after="0" w:line="360" w:lineRule="auto"/>
               <w:jc w:val="both"/>
               <w:rPr>
-                <w:rFonts w:ascii="Arial" w:eastAsia="Arial" w:hAnsi="Arial" w:cs="Arial"/>
+                <w:rFonts w:ascii="Arial" w:hAnsi="Arial" w:cs="Arial"/>
                 <w:color w:val="000000"/>
-                <w:sz w:val="16"/>
-                <w:szCs w:val="16"/>
                 <w:lang w:eastAsia="pt-BR"/>
+                <w:sz w:val="24"/>
+                <w:szCs w:val="24"/>
               </w:rPr>
             </w:pPr>
             <w:r>
               <w:rPr>
-                <w:rFonts w:ascii="Arial" w:eastAsia="Arial" w:hAnsi="Arial" w:cs="Arial"/>
+                <w:rFonts w:ascii="Arial" w:hAnsi="Arial" w:cs="Arial"/>
                 <w:color w:val="000000"/>
-                <w:sz w:val="16"/>
-                <w:szCs w:val="16"/>
                 <w:lang w:eastAsia="pt-BR"/>
+                <w:sz w:val="24"/>
+                <w:szCs w:val="24"/>
               </w:rPr>
               <w:t xml:space="preserve">{{nota_contratante}}</w:t>
             </w:r>
@@ -4596,34 +5162,39 @@
     </w:tbl>
     <w:p>
       <w:pPr>
-        <w:pStyle w:val="PargrafodaLista"/>
-        <w:numPr>
-          <w:ilvl w:val="0"/>
-          <w:numId w:val="2"/>
-        </w:numPr>
-        <w:spacing w:after="120" w:line="240" w:lineRule="auto" w:before="0"/>
+        <w:pStyle w:val="Ttulo1"/>
+        <w:spacing w:after="120"/>
         <w:jc w:val="both"/>
-      </w:pPr>
-      <w:r>
-        <w:rPr>
-          <w:rFonts w:ascii="Arial" w:eastAsia="Arial" w:hAnsi="Arial"/>
-          <w:b/>
-          <w:bCs/>
-          <w:sz w:val="20"/>
-          <w:szCs w:val="20"/>
+        <w:rPr>
+          <w:rFonts w:ascii="Arial" w:hAnsi="Arial" w:cs="Arial"/>
+          <w:sz w:val="24"/>
+          <w:szCs w:val="24"/>
+          <w:b w:val="true"/>
+          <w:bCs w:val="true"/>
+        </w:rPr>
+      </w:pPr>
+      <w:bookmarkStart w:id="5" w:name="_TocStyleFinal4"/>
+      <w:r>
+        <w:rPr>
+          <w:rFonts w:ascii="Arial" w:hAnsi="Arial" w:cs="Arial"/>
+          <w:b w:val="true"/>
+          <w:bCs w:val="true"/>
+          <w:sz w:val="24"/>
+          <w:szCs w:val="24"/>
         </w:rPr>
         <w:t>- Previsão de atendimento</w:t>
       </w:r>
       <w:r>
         <w:rPr>
-          <w:rFonts w:ascii="Arial" w:eastAsia="Arial" w:hAnsi="Arial"/>
-          <w:b/>
-          <w:bCs/>
-          <w:sz w:val="20"/>
-          <w:szCs w:val="20"/>
+          <w:rFonts w:ascii="Arial" w:hAnsi="Arial" w:cs="Arial"/>
+          <w:b w:val="true"/>
+          <w:bCs w:val="true"/>
+          <w:sz w:val="24"/>
+          <w:szCs w:val="24"/>
         </w:rPr>
         <w:t>:</w:t>
       </w:r>
+      <w:bookmarkEnd w:id="5"/>
     </w:p>
     <w:p>
       <w:pPr>
@@ -4632,43 +5203,48 @@
           <w:ilvl w:val="1"/>
           <w:numId w:val="2"/>
         </w:numPr>
-        <w:spacing w:after="120" w:line="240" w:lineRule="auto" w:before="0"/>
+        <w:spacing w:after="120" w:line="360" w:lineRule="auto"/>
         <w:jc w:val="both"/>
-      </w:pPr>
-      <w:r>
-        <w:rPr>
-          <w:rFonts w:ascii="Arial" w:eastAsia="Arial" w:hAnsi="Arial"/>
-          <w:sz w:val="20"/>
-          <w:szCs w:val="20"/>
+        <w:rPr>
+          <w:rFonts w:ascii="Arial" w:hAnsi="Arial" w:cs="Arial"/>
+          <w:sz w:val="24"/>
+          <w:szCs w:val="24"/>
+        </w:rPr>
+      </w:pPr>
+      <w:r>
+        <w:rPr>
+          <w:rFonts w:ascii="Arial" w:hAnsi="Arial" w:cs="Arial"/>
+          <w:sz w:val="24"/>
+          <w:szCs w:val="24"/>
         </w:rPr>
         <w:t xml:space="preserve">- </w:t>
       </w:r>
       <w:r>
         <w:rPr>
-          <w:rFonts w:ascii="Arial" w:eastAsia="Arial" w:hAnsi="Arial"/>
+          <w:rFonts w:ascii="Arial" w:hAnsi="Arial" w:cs="Arial"/>
           <w:b/>
           <w:bCs/>
           <w:noProof/>
-          <w:sz w:val="20"/>
-          <w:szCs w:val="20"/>
+          <w:sz w:val="24"/>
+          <w:szCs w:val="24"/>
         </w:rPr>
         <w:t>{{prev_atende}}</w:t>
       </w:r>
       <w:r>
         <w:rPr>
-          <w:rFonts w:ascii="Arial" w:eastAsia="Arial" w:hAnsi="Arial"/>
+          <w:rFonts w:ascii="Arial" w:hAnsi="Arial" w:cs="Arial"/>
           <w:b/>
           <w:bCs/>
-          <w:sz w:val="20"/>
-          <w:szCs w:val="20"/>
+          <w:sz w:val="24"/>
+          <w:szCs w:val="24"/>
         </w:rPr>
         <w:t xml:space="preserve"> dias </w:t>
       </w:r>
       <w:r>
         <w:rPr>
-          <w:rFonts w:ascii="Arial" w:eastAsia="Arial" w:hAnsi="Arial"/>
-          <w:sz w:val="20"/>
-          <w:szCs w:val="20"/>
+          <w:rFonts w:ascii="Arial" w:hAnsi="Arial" w:cs="Arial"/>
+          <w:sz w:val="24"/>
+          <w:szCs w:val="24"/>
         </w:rPr>
         <w:t>após o recebimento do pedido de compras ou assinatura do contrato.</w:t>
       </w:r>
@@ -4680,23 +5256,28 @@
           <w:ilvl w:val="2"/>
           <w:numId w:val="2"/>
         </w:numPr>
-        <w:spacing w:after="120" w:line="240" w:lineRule="auto" w:before="0"/>
+        <w:spacing w:after="120" w:line="360" w:lineRule="auto"/>
         <w:jc w:val="both"/>
-      </w:pPr>
-      <w:r>
-        <w:rPr>
-          <w:rFonts w:ascii="Arial" w:eastAsia="Arial" w:hAnsi="Arial"/>
-          <w:sz w:val="20"/>
-          <w:szCs w:val="20"/>
+        <w:rPr>
+          <w:rFonts w:ascii="Arial" w:hAnsi="Arial" w:cs="Arial"/>
+          <w:sz w:val="24"/>
+          <w:szCs w:val="24"/>
+        </w:rPr>
+      </w:pPr>
+      <w:r>
+        <w:rPr>
+          <w:rFonts w:ascii="Arial" w:hAnsi="Arial" w:cs="Arial"/>
+          <w:sz w:val="24"/>
+          <w:szCs w:val="24"/>
         </w:rPr>
         <w:lastRenderedPageBreak/>
         <w:t>Nos casos em que o contrato for firmado entre a Filtrovali e a montadora, porém o faturamento ocorrer diretamente para o Cliente Final, a mobilização ficará condicionada à emissão do pedido de compra pelo Cliente Final</w:t>
       </w:r>
       <w:r>
         <w:rPr>
-          <w:rFonts w:ascii="Arial" w:eastAsia="Arial" w:hAnsi="Arial"/>
-          <w:sz w:val="20"/>
-          <w:szCs w:val="20"/>
+          <w:rFonts w:ascii="Arial" w:hAnsi="Arial" w:cs="Arial"/>
+          <w:sz w:val="24"/>
+          <w:szCs w:val="24"/>
         </w:rPr>
         <w:t>;</w:t>
       </w:r>
@@ -4708,97 +5289,339 @@
           <w:ilvl w:val="2"/>
           <w:numId w:val="2"/>
         </w:numPr>
-        <w:spacing w:after="120" w:line="240" w:lineRule="auto" w:before="0"/>
+        <w:spacing w:after="120" w:line="360" w:lineRule="auto"/>
         <w:jc w:val="both"/>
-      </w:pPr>
-      <w:r>
-        <w:rPr>
-          <w:rFonts w:ascii="Arial" w:eastAsia="Arial" w:hAnsi="Arial"/>
-          <w:sz w:val="20"/>
-          <w:szCs w:val="20"/>
+        <w:rPr>
+          <w:rFonts w:ascii="Arial" w:hAnsi="Arial" w:cs="Arial"/>
+          <w:sz w:val="24"/>
+          <w:szCs w:val="24"/>
+        </w:rPr>
+      </w:pPr>
+      <w:r>
+        <w:rPr>
+          <w:rFonts w:ascii="Arial" w:hAnsi="Arial" w:cs="Arial"/>
+          <w:sz w:val="24"/>
+          <w:szCs w:val="24"/>
         </w:rPr>
         <w:t xml:space="preserve">O texto acima deve ser válido a cada mudança de data para atendimento.  </w:t>
       </w:r>
     </w:p>
     <w:p>
       <w:pPr>
+        <w:pStyle w:val="Ttulo1"/>
+        <w:spacing w:after="120"/>
+        <w:jc w:val="both"/>
+        <w:rPr>
+          <w:rFonts w:ascii="Arial" w:hAnsi="Arial" w:cs="Arial"/>
+          <w:sz w:val="24"/>
+          <w:szCs w:val="24"/>
+          <w:b w:val="true"/>
+          <w:bCs w:val="true"/>
+        </w:rPr>
+      </w:pPr>
+      <w:bookmarkStart w:id="6" w:name="_TocStyleFinal5"/>
+      <w:r>
+        <w:rPr>
+          <w:rFonts w:ascii="Arial" w:hAnsi="Arial" w:cs="Arial"/>
+          <w:b w:val="true"/>
+          <w:bCs w:val="true"/>
+          <w:sz w:val="24"/>
+          <w:szCs w:val="24"/>
+        </w:rPr>
+        <w:t>- Prazo para execução dos serviços:</w:t>
+      </w:r>
+      <w:bookmarkEnd w:id="6"/>
+    </w:p>
+    <w:p>
+      <w:pPr>
         <w:pStyle w:val="PargrafodaLista"/>
-        <w:numPr>
-          <w:ilvl w:val="0"/>
-          <w:numId w:val="2"/>
-        </w:numPr>
-        <w:spacing w:after="120" w:line="240" w:lineRule="auto" w:before="0"/>
-        <w:jc w:val="both"/>
-      </w:pPr>
-      <w:r>
-        <w:rPr>
-          <w:rFonts w:ascii="Arial" w:eastAsia="Arial" w:hAnsi="Arial"/>
-          <w:b/>
-          <w:bCs/>
-          <w:sz w:val="20"/>
-          <w:szCs w:val="20"/>
-        </w:rPr>
-        <w:t>- Prazo para execução dos serviços:</w:t>
-      </w:r>
-    </w:p>
-    <w:p>
-      <w:pPr>
-        <w:pStyle w:val="PargrafodaLista"/>
-        <w:autoSpaceDE w:val="0"/>
-        <w:autoSpaceDN w:val="0"/>
-        <w:adjustRightInd w:val="0"/>
-        <w:spacing w:after="120" w:line="240" w:lineRule="auto" w:before="0"/>
+        <w:spacing w:after="120" w:line="360" w:lineRule="auto"/>
         <w:ind w:left="360"/>
         <w:jc w:val="both"/>
         <w:rPr>
           <w:rFonts w:ascii="Arial" w:hAnsi="Arial" w:cs="Arial"/>
-          <w:sz w:val="20"/>
-          <w:szCs w:val="20"/>
-        </w:rPr>
-      </w:pPr>
-      <w:r>
-        <w:rPr>
-          <w:rFonts w:ascii="Arial" w:hAnsi="Arial" w:cs="Arial"/>
-          <w:sz w:val="20"/>
-          <w:szCs w:val="20"/>
+          <w:sz w:val="24"/>
+          <w:szCs w:val="24"/>
+        </w:rPr>
+      </w:pPr>
+      <w:r>
+        <w:rPr>
+          <w:rFonts w:ascii="Arial" w:hAnsi="Arial" w:cs="Arial"/>
+          <w:sz w:val="24"/>
+          <w:szCs w:val="24"/>
         </w:rPr>
         <w:t>O cronograma apresentado leva em consideração a disponibilidade de todas as frentes de serviço prontas e liberadas para a equipe Filtrovali. É importante ressaltar que qualquer indisponibilidade das frentes de serviço para a equipe da Filtrovali poderá resultar em alterações no cronograma.</w:t>
       </w:r>
     </w:p>
     <w:p>
       <w:pPr>
+        <w:pStyle w:val="Ttulo2"/>
+        <w:spacing w:after="120"/>
+        <w:jc w:val="both"/>
+        <w:rPr>
+          <w:rFonts w:ascii="Arial" w:hAnsi="Arial" w:cs="Arial"/>
+          <w:sz w:val="24"/>
+          <w:szCs w:val="24"/>
+          <w:b w:val="true"/>
+          <w:bCs w:val="true"/>
+        </w:rPr>
+      </w:pPr>
+      <w:r>
+        <w:rPr>
+          <w:rFonts w:ascii="Arial" w:hAnsi="Arial" w:cs="Arial"/>
+          <w:sz w:val="24"/>
+          <w:szCs w:val="24"/>
+          <w:b w:val="true"/>
+          <w:bCs w:val="true"/>
+        </w:rPr>
+        <w:t xml:space="preserve">Prazo previsto de permanência em obra (dias corridos) – </w:t>
+      </w:r>
+      <w:r>
+        <w:rPr>
+          <w:rFonts w:ascii="Arial" w:hAnsi="Arial" w:cs="Arial"/>
+          <w:noProof/>
+          <w:sz w:val="24"/>
+          <w:szCs w:val="24"/>
+          <w:b w:val="true"/>
+          <w:bCs w:val="true"/>
+        </w:rPr>
+        <w:t>{{n_dias}}</w:t>
+      </w:r>
+      <w:r>
+        <w:rPr>
+          <w:rFonts w:ascii="Arial" w:hAnsi="Arial" w:cs="Arial"/>
+          <w:sz w:val="24"/>
+          <w:szCs w:val="24"/>
+          <w:b w:val="true"/>
+          <w:bCs w:val="true"/>
+        </w:rPr>
+        <w:t xml:space="preserve"> dia(s);</w:t>
+      </w:r>
+    </w:p>
+    <w:p>
+      <w:pPr>
+        <w:pStyle w:val="Ttulo3"/>
+        <w:spacing w:after="120"/>
+        <w:jc w:val="both"/>
+        <w:rPr>
+          <w:rFonts w:ascii="Arial" w:hAnsi="Arial" w:cs="Arial"/>
+          <w:sz w:val="24"/>
+          <w:szCs w:val="24"/>
+          <w:b w:val="true"/>
+          <w:bCs w:val="true"/>
+        </w:rPr>
+      </w:pPr>
+      <w:r>
+        <w:rPr>
+          <w:rFonts w:ascii="Arial" w:hAnsi="Arial" w:cs="Arial"/>
+          <w:sz w:val="24"/>
+          <w:szCs w:val="24"/>
+          <w:b w:val="true"/>
+          <w:bCs w:val="true"/>
+        </w:rPr>
+        <w:t xml:space="preserve">Prazo previsto para integração – </w:t>
+      </w:r>
+      <w:r>
+        <w:rPr>
+          <w:rFonts w:ascii="Arial" w:hAnsi="Arial" w:cs="Arial"/>
+          <w:noProof/>
+          <w:sz w:val="24"/>
+          <w:szCs w:val="24"/>
+          <w:b w:val="true"/>
+          <w:bCs w:val="true"/>
+        </w:rPr>
+        <w:t>{{dias_treinamento}}</w:t>
+      </w:r>
+      <w:r>
+        <w:rPr>
+          <w:rFonts w:ascii="Arial" w:hAnsi="Arial" w:cs="Arial"/>
+          <w:sz w:val="24"/>
+          <w:szCs w:val="24"/>
+          <w:b w:val="true"/>
+          <w:bCs w:val="true"/>
+        </w:rPr>
+        <w:t xml:space="preserve"> dia(s);</w:t>
+      </w:r>
+    </w:p>
+    <w:p>
+      <w:pPr>
+        <w:pStyle w:val="Ttulo3"/>
+        <w:spacing w:after="120"/>
+        <w:jc w:val="both"/>
+        <w:rPr>
+          <w:rFonts w:ascii="Arial" w:hAnsi="Arial" w:cs="Arial"/>
+          <w:sz w:val="24"/>
+          <w:szCs w:val="24"/>
+          <w:b w:val="true"/>
+          <w:bCs w:val="true"/>
+        </w:rPr>
+      </w:pPr>
+      <w:r>
+        <w:rPr>
+          <w:rFonts w:ascii="Arial" w:hAnsi="Arial" w:cs="Arial"/>
+          <w:sz w:val="24"/>
+          <w:szCs w:val="24"/>
+          <w:b w:val="true"/>
+          <w:bCs w:val="true"/>
+        </w:rPr>
+        <w:t xml:space="preserve">Prazo previsto de execução dos serviços (dias trabalhados/uteis) – </w:t>
+      </w:r>
+      <w:r>
+        <w:rPr>
+          <w:rFonts w:ascii="Arial" w:hAnsi="Arial" w:cs="Arial"/>
+          <w:noProof/>
+          <w:sz w:val="24"/>
+          <w:szCs w:val="24"/>
+          <w:b w:val="true"/>
+          <w:bCs w:val="true"/>
+        </w:rPr>
+        <w:t>{{n_dias_trabalhados}}</w:t>
+      </w:r>
+      <w:r>
+        <w:rPr>
+          <w:rFonts w:ascii="Arial" w:hAnsi="Arial" w:cs="Arial"/>
+          <w:sz w:val="24"/>
+          <w:szCs w:val="24"/>
+          <w:b w:val="true"/>
+          <w:bCs w:val="true"/>
+        </w:rPr>
+        <w:t xml:space="preserve"> dia(as)</w:t>
+      </w:r>
+    </w:p>
+    <w:p>
+      <w:pPr>
+        <w:pStyle w:val="Ttulo2"/>
+        <w:spacing w:after="120"/>
+        <w:jc w:val="both"/>
+        <w:rPr>
+          <w:rFonts w:ascii="Arial" w:hAnsi="Arial" w:cs="Arial"/>
+          <w:sz w:val="24"/>
+          <w:szCs w:val="24"/>
+          <w:b w:val="true"/>
+          <w:bCs w:val="true"/>
+        </w:rPr>
+      </w:pPr>
+      <w:r>
+        <w:rPr>
+          <w:rFonts w:ascii="Arial" w:hAnsi="Arial" w:cs="Arial"/>
+          <w:sz w:val="24"/>
+          <w:szCs w:val="24"/>
+          <w:b w:val="true"/>
+          <w:bCs w:val="true"/>
+        </w:rPr>
+        <w:t xml:space="preserve">Prazo de deslocamento (Mob/desmob) – </w:t>
+      </w:r>
+      <w:r>
+        <w:rPr>
+          <w:rFonts w:ascii="Arial" w:hAnsi="Arial" w:cs="Arial"/>
+          <w:noProof/>
+          <w:sz w:val="24"/>
+          <w:szCs w:val="24"/>
+          <w:b w:val="true"/>
+          <w:bCs w:val="true"/>
+        </w:rPr>
+        <w:t>{{dias_mob}}</w:t>
+      </w:r>
+      <w:r>
+        <w:rPr>
+          <w:rFonts w:ascii="Arial" w:hAnsi="Arial" w:cs="Arial"/>
+          <w:sz w:val="24"/>
+          <w:szCs w:val="24"/>
+          <w:b w:val="true"/>
+          <w:bCs w:val="true"/>
+        </w:rPr>
+        <w:t xml:space="preserve"> dia(s).</w:t>
+      </w:r>
+    </w:p>
+    <w:p>
+      <w:pPr>
+        <w:spacing w:after="120" w:line="360" w:lineRule="auto"/>
+        <w:ind w:firstLine="708"/>
+        <w:jc w:val="both"/>
+        <w:rPr>
+          <w:rFonts w:ascii="Arial" w:hAnsi="Arial" w:cs="Arial"/>
+          <w:sz w:val="24"/>
+          <w:szCs w:val="24"/>
+        </w:rPr>
+      </w:pPr>
+      <w:r>
+        <w:rPr>
+          <w:rFonts w:ascii="Arial" w:hAnsi="Arial" w:cs="Arial"/>
+          <w:sz w:val="24"/>
+          <w:szCs w:val="24"/>
+        </w:rPr>
+        <w:t>NOTA: O prazo de deslocamento não está incluso ao prazo previsto de permanência em obra.</w:t>
+      </w:r>
+    </w:p>
+    <w:p>
+      <w:pPr>
+        <w:pStyle w:val="Ttulo1"/>
+        <w:spacing w:after="120"/>
+        <w:jc w:val="both"/>
+        <w:rPr>
+          <w:rFonts w:ascii="Arial" w:hAnsi="Arial" w:cs="Arial"/>
+          <w:sz w:val="24"/>
+          <w:szCs w:val="24"/>
+          <w:b w:val="true"/>
+          <w:bCs w:val="true"/>
+        </w:rPr>
+      </w:pPr>
+      <w:bookmarkStart w:id="7" w:name="_TocStyleFinal6"/>
+      <w:r>
+        <w:rPr>
+          <w:rFonts w:ascii="Arial" w:hAnsi="Arial" w:cs="Arial"/>
+          <w:b w:val="true"/>
+          <w:bCs w:val="true"/>
+          <w:sz w:val="24"/>
+          <w:szCs w:val="24"/>
+        </w:rPr>
+        <w:t>- Jornada de trabalho:</w:t>
+      </w:r>
+      <w:bookmarkEnd w:id="7"/>
+    </w:p>
+    <w:p>
+      <w:pPr>
         <w:pStyle w:val="PargrafodaLista"/>
-        <w:numPr>
-          <w:ilvl w:val="1"/>
-          <w:numId w:val="2"/>
-        </w:numPr>
-        <w:spacing w:after="120" w:line="240" w:lineRule="auto" w:before="0"/>
+        <w:spacing w:after="120" w:line="360" w:lineRule="auto"/>
+        <w:ind w:left="360"/>
         <w:jc w:val="both"/>
-      </w:pPr>
-      <w:r>
-        <w:rPr>
-          <w:rFonts w:ascii="Arial" w:eastAsia="Arial" w:hAnsi="Arial"/>
-          <w:sz w:val="20"/>
-          <w:szCs w:val="20"/>
-        </w:rPr>
-        <w:t xml:space="preserve">Prazo previsto de permanência em obra (dias corridos) – </w:t>
-      </w:r>
-      <w:r>
-        <w:rPr>
-          <w:rFonts w:ascii="Arial" w:eastAsia="Arial" w:hAnsi="Arial"/>
-          <w:noProof/>
-          <w:sz w:val="20"/>
-          <w:szCs w:val="20"/>
-        </w:rPr>
-        <w:t>{{n_dias}}</w:t>
-      </w:r>
-      <w:r>
-        <w:rPr>
-          <w:rFonts w:ascii="Arial" w:eastAsia="Arial" w:hAnsi="Arial"/>
-          <w:sz w:val="20"/>
-          <w:szCs w:val="20"/>
-        </w:rPr>
-        <w:t xml:space="preserve"> dia(s);</w:t>
+        <w:rPr>
+          <w:rFonts w:ascii="Arial" w:hAnsi="Arial" w:cs="Arial"/>
+          <w:sz w:val="24"/>
+          <w:szCs w:val="24"/>
+        </w:rPr>
+      </w:pPr>
+      <w:r>
+        <w:rPr>
+          <w:rFonts w:ascii="Arial" w:hAnsi="Arial" w:cs="Arial"/>
+          <w:sz w:val="24"/>
+          <w:szCs w:val="24"/>
+        </w:rPr>
+        <w:t xml:space="preserve">O horário de entrada e saída das equipes em obra é flexível podendo se adaptar ao horário do projeto em questão, desde que não ultrapasse 44 horas semanais conforme normas previstas na CLT. </w:t>
+      </w:r>
+    </w:p>
+    <w:p>
+      <w:pPr>
+        <w:pStyle w:val="Ttulo2"/>
+        <w:spacing w:after="120"/>
+        <w:jc w:val="both"/>
+        <w:rPr>
+          <w:rFonts w:ascii="Arial" w:hAnsi="Arial" w:cs="Arial"/>
+          <w:sz w:val="24"/>
+          <w:szCs w:val="24"/>
+          <w:b w:val="true"/>
+          <w:bCs w:val="true"/>
+        </w:rPr>
+      </w:pPr>
+      <w:r>
+        <w:rPr>
+          <w:rFonts w:ascii="Arial" w:hAnsi="Arial" w:cs="Arial"/>
+          <w:sz w:val="24"/>
+          <w:szCs w:val="24"/>
+          <w:b w:val="true"/>
+          <w:bCs w:val="true"/>
+        </w:rPr>
+        <w:t>Turno diurno:</w:t>
       </w:r>
     </w:p>
     <w:p>
@@ -4808,33 +5631,21 @@
           <w:ilvl w:val="2"/>
           <w:numId w:val="2"/>
         </w:numPr>
-        <w:spacing w:after="120" w:line="240" w:lineRule="auto" w:before="0"/>
+        <w:spacing w:after="120" w:line="360" w:lineRule="auto"/>
         <w:jc w:val="both"/>
-      </w:pPr>
-      <w:r>
-        <w:rPr>
-          <w:rFonts w:ascii="Arial" w:eastAsia="Arial" w:hAnsi="Arial"/>
-          <w:sz w:val="20"/>
-          <w:szCs w:val="20"/>
-        </w:rPr>
-        <w:t xml:space="preserve">Prazo previsto para integração – </w:t>
-      </w:r>
-      <w:r>
-        <w:rPr>
-          <w:rFonts w:ascii="Arial" w:eastAsia="Arial" w:hAnsi="Arial"/>
-          <w:noProof/>
-          <w:sz w:val="20"/>
-          <w:szCs w:val="20"/>
-        </w:rPr>
-        <w:t>{{dias_treinamento}}</w:t>
-      </w:r>
-      <w:r>
-        <w:rPr>
-          <w:rFonts w:ascii="Arial" w:eastAsia="Arial" w:hAnsi="Arial"/>
-          <w:sz w:val="20"/>
-          <w:szCs w:val="20"/>
-        </w:rPr>
-        <w:t xml:space="preserve"> dia(s);</w:t>
+        <w:rPr>
+          <w:rFonts w:ascii="Arial" w:hAnsi="Arial" w:cs="Arial"/>
+          <w:sz w:val="24"/>
+          <w:szCs w:val="24"/>
+        </w:rPr>
+      </w:pPr>
+      <w:r>
+        <w:rPr>
+          <w:rFonts w:ascii="Arial" w:hAnsi="Arial" w:cs="Arial"/>
+          <w:sz w:val="24"/>
+          <w:szCs w:val="24"/>
+        </w:rPr>
+        <w:t>Segunda a quinta feira – 9 horas trabalhadas – 1 hora de intervalo para almoço</w:t>
       </w:r>
     </w:p>
     <w:p>
@@ -4844,256 +5655,94 @@
           <w:ilvl w:val="2"/>
           <w:numId w:val="2"/>
         </w:numPr>
-        <w:spacing w:after="120" w:line="240" w:lineRule="auto" w:before="0"/>
+        <w:spacing w:after="120" w:line="360" w:lineRule="auto"/>
         <w:jc w:val="both"/>
-      </w:pPr>
-      <w:r>
-        <w:rPr>
-          <w:rFonts w:ascii="Arial" w:eastAsia="Arial" w:hAnsi="Arial"/>
-          <w:sz w:val="20"/>
-          <w:szCs w:val="20"/>
-        </w:rPr>
-        <w:t xml:space="preserve">Prazo previsto de execução dos serviços (dias trabalhados/uteis) – </w:t>
-      </w:r>
-      <w:r>
-        <w:rPr>
-          <w:rFonts w:ascii="Arial" w:eastAsia="Arial" w:hAnsi="Arial"/>
-          <w:noProof/>
-          <w:sz w:val="20"/>
-          <w:szCs w:val="20"/>
-        </w:rPr>
-        <w:t>{{n_dias_trabalhados}}</w:t>
-      </w:r>
-      <w:r>
-        <w:rPr>
-          <w:rFonts w:ascii="Arial" w:eastAsia="Arial" w:hAnsi="Arial"/>
-          <w:sz w:val="20"/>
-          <w:szCs w:val="20"/>
-        </w:rPr>
-        <w:t xml:space="preserve"> dia(as)</w:t>
-      </w:r>
-    </w:p>
-    <w:p>
-      <w:pPr>
-        <w:pStyle w:val="PargrafodaLista"/>
-        <w:numPr>
-          <w:ilvl w:val="1"/>
-          <w:numId w:val="2"/>
-        </w:numPr>
-        <w:spacing w:after="120" w:line="240" w:lineRule="auto" w:before="0"/>
-        <w:jc w:val="both"/>
-      </w:pPr>
-      <w:r>
-        <w:rPr>
-          <w:rFonts w:ascii="Arial" w:eastAsia="Arial" w:hAnsi="Arial"/>
-          <w:sz w:val="20"/>
-          <w:szCs w:val="20"/>
-        </w:rPr>
-        <w:t xml:space="preserve">Prazo de deslocamento (Mob/desmob) – </w:t>
-      </w:r>
-      <w:r>
-        <w:rPr>
-          <w:rFonts w:ascii="Arial" w:eastAsia="Arial" w:hAnsi="Arial"/>
-          <w:noProof/>
-          <w:sz w:val="20"/>
-          <w:szCs w:val="20"/>
-        </w:rPr>
-        <w:t>{{dias_mob}}</w:t>
-      </w:r>
-      <w:r>
-        <w:rPr>
-          <w:rFonts w:ascii="Arial" w:eastAsia="Arial" w:hAnsi="Arial"/>
-          <w:sz w:val="20"/>
-          <w:szCs w:val="20"/>
-        </w:rPr>
-        <w:t xml:space="preserve"> dia(s).</w:t>
-      </w:r>
-    </w:p>
-    <w:p>
-      <w:pPr>
-        <w:spacing w:after="120" w:line="240" w:lineRule="auto" w:before="0"/>
+        <w:rPr>
+          <w:rFonts w:ascii="Arial" w:hAnsi="Arial" w:cs="Arial"/>
+          <w:sz w:val="24"/>
+          <w:szCs w:val="24"/>
+        </w:rPr>
+      </w:pPr>
+      <w:r>
+        <w:rPr>
+          <w:rFonts w:ascii="Arial" w:hAnsi="Arial" w:cs="Arial"/>
+          <w:sz w:val="24"/>
+          <w:szCs w:val="24"/>
+        </w:rPr>
+        <w:t>Sexta feira – 8 horas trabalhadas – 1 hora de intervalo para almoço</w:t>
+      </w:r>
+    </w:p>
+    <w:p>
+      <w:pPr>
+        <w:spacing w:after="120" w:line="360" w:lineRule="auto"/>
         <w:ind w:firstLine="708"/>
         <w:jc w:val="both"/>
-      </w:pPr>
-      <w:r>
-        <w:rPr>
-          <w:rFonts w:ascii="Arial" w:eastAsia="Arial" w:hAnsi="Arial"/>
-          <w:sz w:val="20"/>
-          <w:szCs w:val="20"/>
-        </w:rPr>
-        <w:t>NOTA: O prazo de deslocamento não está incluso ao prazo previsto de permanência em obra.</w:t>
-      </w:r>
-    </w:p>
-    <w:p>
-      <w:pPr>
-        <w:pStyle w:val="PargrafodaLista"/>
-        <w:numPr>
-          <w:ilvl w:val="0"/>
-          <w:numId w:val="2"/>
-        </w:numPr>
-        <w:spacing w:after="120" w:line="240" w:lineRule="auto" w:before="0"/>
+        <w:rPr>
+          <w:rFonts w:ascii="Arial" w:hAnsi="Arial" w:cs="Arial"/>
+          <w:sz w:val="24"/>
+          <w:szCs w:val="24"/>
+        </w:rPr>
+      </w:pPr>
+      <w:r>
+        <w:rPr>
+          <w:rFonts w:ascii="Arial" w:hAnsi="Arial" w:cs="Arial"/>
+          <w:sz w:val="24"/>
+          <w:szCs w:val="24"/>
+        </w:rPr>
+        <w:t xml:space="preserve">Notas: Os trabalhos em horas extras (sábados, domingos, feriados e além do previsto no item 6.1) poderão ser executados quando solicitado pela Contratante. Será feito o registro em RDO, indicado no campo Horas Extras e lançado na medição como adicional. </w:t>
+      </w:r>
+    </w:p>
+    <w:p>
+      <w:pPr>
+        <w:pStyle w:val="Ttulo1"/>
+        <w:spacing w:after="120"/>
         <w:jc w:val="both"/>
-      </w:pPr>
-      <w:r>
-        <w:rPr>
-          <w:rFonts w:ascii="Arial" w:eastAsia="Arial" w:hAnsi="Arial"/>
-          <w:b/>
-          <w:bCs/>
-          <w:sz w:val="20"/>
-          <w:szCs w:val="20"/>
-        </w:rPr>
-        <w:t>- Jornada de trabalho:</w:t>
-      </w:r>
-    </w:p>
-    <w:p>
-      <w:pPr>
-        <w:pStyle w:val="PargrafodaLista"/>
-        <w:spacing w:after="120" w:line="240" w:lineRule="auto" w:before="0"/>
-        <w:ind w:left="360"/>
+        <w:rPr>
+          <w:rFonts w:ascii="Arial" w:hAnsi="Arial" w:cs="Arial"/>
+          <w:sz w:val="24"/>
+          <w:szCs w:val="24"/>
+          <w:b w:val="true"/>
+          <w:bCs w:val="true"/>
+        </w:rPr>
+      </w:pPr>
+      <w:bookmarkStart w:id="8" w:name="_TocStyleFinal7"/>
+      <w:r>
+        <w:rPr>
+          <w:rFonts w:ascii="Arial" w:hAnsi="Arial" w:cs="Arial"/>
+          <w:b w:val="true"/>
+          <w:sz w:val="24"/>
+          <w:szCs w:val="24"/>
+          <w:bCs w:val="true"/>
+        </w:rPr>
+        <w:t>- Escopo Técnico:</w:t>
+      </w:r>
+      <w:bookmarkEnd w:id="8"/>
+    </w:p>
+    <w:p>
+      <w:pPr>
+        <w:pStyle w:val="Ttulo1"/>
+        <w:spacing w:after="120"/>
         <w:jc w:val="both"/>
-      </w:pPr>
-      <w:r>
-        <w:rPr>
-          <w:rFonts w:ascii="Arial" w:eastAsia="Arial" w:hAnsi="Arial"/>
-          <w:sz w:val="20"/>
-          <w:szCs w:val="20"/>
-        </w:rPr>
-        <w:t xml:space="preserve">O horário de entrada e saída das equipes em obra é flexível podendo se adaptar ao horário do projeto em questão, desde que não ultrapasse 44 horas semanais conforme normas previstas na CLT. </w:t>
-      </w:r>
-    </w:p>
-    <w:p>
-      <w:pPr>
-        <w:pStyle w:val="PargrafodaLista"/>
-        <w:numPr>
-          <w:ilvl w:val="1"/>
-          <w:numId w:val="2"/>
-        </w:numPr>
-        <w:spacing w:after="120" w:line="240" w:lineRule="auto" w:before="0"/>
-        <w:jc w:val="both"/>
-      </w:pPr>
-      <w:r>
-        <w:rPr>
-          <w:rFonts w:ascii="Arial" w:eastAsia="Arial" w:hAnsi="Arial"/>
-          <w:sz w:val="20"/>
-          <w:szCs w:val="20"/>
-        </w:rPr>
-        <w:t>Turno diurno:</w:t>
-      </w:r>
-    </w:p>
-    <w:p>
-      <w:pPr>
-        <w:pStyle w:val="PargrafodaLista"/>
-        <w:numPr>
-          <w:ilvl w:val="2"/>
-          <w:numId w:val="2"/>
-        </w:numPr>
-        <w:spacing w:after="120" w:line="360" w:lineRule="auto" w:before="0"/>
-        <w:jc w:val="both"/>
-      </w:pPr>
-      <w:r>
-        <w:rPr>
-          <w:rFonts w:ascii="Arial" w:eastAsia="Arial" w:hAnsi="Arial"/>
-          <w:sz w:val="20"/>
-          <w:szCs w:val="20"/>
-        </w:rPr>
-        <w:t>Segunda a quinta feira – 9 horas trabalhadas – 1 hora de intervalo para almoço</w:t>
-      </w:r>
-    </w:p>
-    <w:p>
-      <w:pPr>
-        <w:pStyle w:val="PargrafodaLista"/>
-        <w:numPr>
-          <w:ilvl w:val="2"/>
-          <w:numId w:val="2"/>
-        </w:numPr>
-        <w:spacing w:after="120" w:line="360" w:lineRule="auto" w:before="0"/>
-        <w:jc w:val="both"/>
-      </w:pPr>
-      <w:r>
-        <w:rPr>
-          <w:rFonts w:ascii="Arial" w:eastAsia="Arial" w:hAnsi="Arial"/>
-          <w:sz w:val="20"/>
-          <w:szCs w:val="20"/>
-        </w:rPr>
-        <w:t>Sexta feira – 8 horas trabalhadas – 1 hora de intervalo para almoço</w:t>
-      </w:r>
-    </w:p>
-    <w:p>
-      <w:pPr>
-        <w:spacing w:after="120" w:line="240" w:lineRule="auto" w:before="0"/>
-        <w:ind w:firstLine="708"/>
-        <w:jc w:val="both"/>
-        <w:rPr>
-          <w:rFonts w:ascii="Arial" w:eastAsia="Arial" w:hAnsi="Arial"/>
-          <w:sz w:val="20"/>
-          <w:szCs w:val="20"/>
-        </w:rPr>
-      </w:pPr>
-      <w:r>
-        <w:rPr>
-          <w:rFonts w:ascii="Arial" w:eastAsia="Arial" w:hAnsi="Arial"/>
-          <w:sz w:val="20"/>
-          <w:szCs w:val="20"/>
-        </w:rPr>
-        <w:t xml:space="preserve">Notas: Os trabalhos em horas extras (sábados, domingos, feriados e além do previsto no item 6.1) poderão ser executados quando solicitado pela Contratante. Será feito o registro em RDO, indicado no campo Horas Extras e lançado na medição como adicional. </w:t>
-      </w:r>
-    </w:p>
-    <w:p>
-      <w:pPr>
-        <w:pStyle w:val="PargrafodaLista"/>
-        <w:numPr>
-          <w:ilvl w:val="0"/>
-          <w:numId w:val="2"/>
-        </w:numPr>
-        <w:autoSpaceDE w:val="0"/>
-        <w:autoSpaceDN w:val="0"/>
-        <w:adjustRightInd w:val="0"/>
-        <w:spacing w:after="120" w:line="240" w:lineRule="auto" w:before="0"/>
-        <w:jc w:val="both"/>
-        <w:rPr>
-          <w:rFonts w:ascii="Arial" w:hAnsi="Arial" w:cs="Arial"/>
-          <w:sz w:val="20"/>
-          <w:szCs w:val="20"/>
-        </w:rPr>
-      </w:pPr>
-      <w:r>
-        <w:rPr>
-          <w:rFonts w:ascii="Arial" w:hAnsi="Arial" w:cs="Arial"/>
-          <w:b/>
-          <w:sz w:val="20"/>
-          <w:szCs w:val="20"/>
-        </w:rPr>
-        <w:t>- Escopo Técnico:</w:t>
-      </w:r>
-    </w:p>
-    <w:p>
-      <w:pPr>
-        <w:pStyle w:val="PargrafodaLista"/>
-        <w:numPr>
-          <w:ilvl w:val="0"/>
-          <w:numId w:val="2"/>
-        </w:numPr>
-        <w:autoSpaceDE w:val="0"/>
-        <w:autoSpaceDN w:val="0"/>
-        <w:adjustRightInd w:val="0"/>
-        <w:spacing w:after="120" w:line="240" w:lineRule="auto" w:before="0"/>
-        <w:jc w:val="both"/>
-        <w:rPr>
-          <w:rFonts w:ascii="Arial" w:hAnsi="Arial" w:cs="Arial"/>
-          <w:b/>
-          <w:sz w:val="20"/>
-          <w:szCs w:val="20"/>
-        </w:rPr>
-      </w:pPr>
-      <w:r>
-        <w:rPr>
-          <w:rFonts w:ascii="Arial" w:hAnsi="Arial" w:cs="Arial"/>
-          <w:b/>
-          <w:sz w:val="20"/>
-          <w:szCs w:val="20"/>
+        <w:rPr>
+          <w:rFonts w:ascii="Arial" w:hAnsi="Arial" w:cs="Arial"/>
+          <w:sz w:val="24"/>
+          <w:szCs w:val="24"/>
+          <w:b w:val="true"/>
+          <w:bCs w:val="true"/>
+        </w:rPr>
+      </w:pPr>
+      <w:bookmarkStart w:id="9" w:name="_TocStyleFinal8"/>
+      <w:r>
+        <w:rPr>
+          <w:rFonts w:ascii="Arial" w:hAnsi="Arial" w:cs="Arial"/>
+          <w:b w:val="true"/>
+          <w:sz w:val="24"/>
+          <w:szCs w:val="24"/>
+          <w:bCs w:val="true"/>
         </w:rPr>
         <w:t>- Relatórios:</w:t>
       </w:r>
+      <w:bookmarkEnd w:id="9"/>
     </w:p>
     <w:p>
       <w:pPr>
@@ -5105,19 +5754,19 @@
         <w:autoSpaceDE w:val="0"/>
         <w:autoSpaceDN w:val="0"/>
         <w:adjustRightInd w:val="0"/>
-        <w:spacing w:after="120" w:line="240" w:lineRule="auto" w:before="0"/>
+        <w:spacing w:after="120" w:line="360" w:lineRule="auto" w:before="0"/>
         <w:jc w:val="both"/>
         <w:rPr>
           <w:rFonts w:ascii="Arial" w:hAnsi="Arial" w:cs="Arial"/>
-          <w:sz w:val="20"/>
-          <w:szCs w:val="20"/>
-        </w:rPr>
-      </w:pPr>
-      <w:r>
-        <w:rPr>
-          <w:rFonts w:ascii="Arial" w:hAnsi="Arial" w:cs="Arial"/>
-          <w:sz w:val="20"/>
-          <w:szCs w:val="20"/>
+          <w:sz w:val="24"/>
+          <w:szCs w:val="24"/>
+        </w:rPr>
+      </w:pPr>
+      <w:r>
+        <w:rPr>
+          <w:rFonts w:ascii="Arial" w:hAnsi="Arial" w:cs="Arial"/>
+          <w:sz w:val="24"/>
+          <w:szCs w:val="24"/>
         </w:rPr>
         <w:t xml:space="preserve">Será entregue diariamente o </w:t>
       </w:r>
@@ -5126,16 +5775,16 @@
           <w:rFonts w:ascii="Arial" w:hAnsi="Arial" w:cs="Arial"/>
           <w:b/>
           <w:bCs/>
-          <w:sz w:val="20"/>
-          <w:szCs w:val="20"/>
+          <w:sz w:val="24"/>
+          <w:szCs w:val="24"/>
         </w:rPr>
         <w:t xml:space="preserve">RDO </w:t>
       </w:r>
       <w:r>
         <w:rPr>
           <w:rFonts w:ascii="Arial" w:hAnsi="Arial" w:cs="Arial"/>
-          <w:sz w:val="20"/>
-          <w:szCs w:val="20"/>
+          <w:sz w:val="24"/>
+          <w:szCs w:val="24"/>
         </w:rPr>
         <w:t>(relatório diário de obra) descrevendo quais serviços foram executados referente ao dia de trabalho;</w:t>
       </w:r>
@@ -5145,20 +5794,20 @@
         <w:autoSpaceDE w:val="0"/>
         <w:autoSpaceDN w:val="0"/>
         <w:adjustRightInd w:val="0"/>
-        <w:spacing w:after="120" w:line="240" w:lineRule="auto" w:before="0"/>
+        <w:spacing w:after="120" w:line="360" w:lineRule="auto" w:before="0"/>
         <w:ind w:firstLine="708"/>
         <w:jc w:val="both"/>
         <w:rPr>
           <w:rFonts w:ascii="Arial" w:hAnsi="Arial" w:cs="Arial"/>
-          <w:sz w:val="20"/>
-          <w:szCs w:val="20"/>
-        </w:rPr>
-      </w:pPr>
-      <w:r>
-        <w:rPr>
-          <w:rFonts w:ascii="Arial" w:hAnsi="Arial" w:cs="Arial"/>
-          <w:sz w:val="20"/>
-          <w:szCs w:val="20"/>
+          <w:sz w:val="24"/>
+          <w:szCs w:val="24"/>
+        </w:rPr>
+      </w:pPr>
+      <w:r>
+        <w:rPr>
+          <w:rFonts w:ascii="Arial" w:hAnsi="Arial" w:cs="Arial"/>
+          <w:sz w:val="24"/>
+          <w:szCs w:val="24"/>
         </w:rPr>
         <w:lastRenderedPageBreak/>
         <w:t>Obs: Visando a redução de tempo e retrabalho com manutenção de relatórios, os relatórios abaixo só serão elaborados e entregues após a regularização e aprovação dos RDOs.</w:t>
@@ -5174,19 +5823,19 @@
         <w:autoSpaceDE w:val="0"/>
         <w:autoSpaceDN w:val="0"/>
         <w:adjustRightInd w:val="0"/>
-        <w:spacing w:after="120" w:line="240" w:lineRule="auto" w:before="0"/>
+        <w:spacing w:after="120" w:line="360" w:lineRule="auto" w:before="0"/>
         <w:jc w:val="both"/>
         <w:rPr>
           <w:rFonts w:ascii="Arial" w:hAnsi="Arial" w:cs="Arial"/>
-          <w:sz w:val="20"/>
-          <w:szCs w:val="20"/>
-        </w:rPr>
-      </w:pPr>
-      <w:r>
-        <w:rPr>
-          <w:rFonts w:ascii="Arial" w:hAnsi="Arial" w:cs="Arial"/>
-          <w:sz w:val="20"/>
-          <w:szCs w:val="20"/>
+          <w:sz w:val="24"/>
+          <w:szCs w:val="24"/>
+        </w:rPr>
+      </w:pPr>
+      <w:r>
+        <w:rPr>
+          <w:rFonts w:ascii="Arial" w:hAnsi="Arial" w:cs="Arial"/>
+          <w:sz w:val="24"/>
+          <w:szCs w:val="24"/>
         </w:rPr>
         <w:t xml:space="preserve">Após a conclusão dos serviços de limpeza química será emitido um </w:t>
       </w:r>
@@ -5195,16 +5844,16 @@
           <w:rFonts w:ascii="Arial" w:hAnsi="Arial" w:cs="Arial"/>
           <w:b/>
           <w:bCs/>
-          <w:sz w:val="20"/>
-          <w:szCs w:val="20"/>
+          <w:sz w:val="24"/>
+          <w:szCs w:val="24"/>
         </w:rPr>
         <w:t>RLQ</w:t>
       </w:r>
       <w:r>
         <w:rPr>
           <w:rFonts w:ascii="Arial" w:hAnsi="Arial" w:cs="Arial"/>
-          <w:sz w:val="20"/>
-          <w:szCs w:val="20"/>
+          <w:sz w:val="24"/>
+          <w:szCs w:val="24"/>
         </w:rPr>
         <w:t xml:space="preserve"> (relatório de limpeza química) com os registros fotográficos da tubulação, este relatório será encaminhado ao responsável pela fiscalização para aceitação dos serviços;</w:t>
       </w:r>
@@ -5219,19 +5868,19 @@
         <w:autoSpaceDE w:val="0"/>
         <w:autoSpaceDN w:val="0"/>
         <w:adjustRightInd w:val="0"/>
-        <w:spacing w:after="120" w:line="240" w:lineRule="auto" w:before="0"/>
+        <w:spacing w:after="120" w:line="360" w:lineRule="auto" w:before="0"/>
         <w:jc w:val="both"/>
         <w:rPr>
           <w:rFonts w:ascii="Arial" w:hAnsi="Arial" w:cs="Arial"/>
-          <w:sz w:val="20"/>
-          <w:szCs w:val="20"/>
-        </w:rPr>
-      </w:pPr>
-      <w:r>
-        <w:rPr>
-          <w:rFonts w:ascii="Arial" w:hAnsi="Arial" w:cs="Arial"/>
-          <w:sz w:val="20"/>
-          <w:szCs w:val="20"/>
+          <w:sz w:val="24"/>
+          <w:szCs w:val="24"/>
+        </w:rPr>
+      </w:pPr>
+      <w:r>
+        <w:rPr>
+          <w:rFonts w:ascii="Arial" w:hAnsi="Arial" w:cs="Arial"/>
+          <w:sz w:val="24"/>
+          <w:szCs w:val="24"/>
         </w:rPr>
         <w:t xml:space="preserve">Após a conclusão dos serviços de flushing e/ou filtragem absoluta, será emitido </w:t>
       </w:r>
@@ -5240,16 +5889,16 @@
           <w:rFonts w:ascii="Arial" w:hAnsi="Arial" w:cs="Arial"/>
           <w:b/>
           <w:bCs/>
-          <w:sz w:val="20"/>
-          <w:szCs w:val="20"/>
+          <w:sz w:val="24"/>
+          <w:szCs w:val="24"/>
         </w:rPr>
         <w:t>RCPU</w:t>
       </w:r>
       <w:r>
         <w:rPr>
           <w:rFonts w:ascii="Arial" w:hAnsi="Arial" w:cs="Arial"/>
-          <w:sz w:val="20"/>
-          <w:szCs w:val="20"/>
+          <w:sz w:val="24"/>
+          <w:szCs w:val="24"/>
         </w:rPr>
         <w:t xml:space="preserve"> (relatório de contagem de partículas e umidade) com os registros de contagem de partículas inicial e final, este será encaminhado ao responsável pela fiscalização para aceitação dos serviços;</w:t>
       </w:r>
@@ -5264,19 +5913,19 @@
         <w:autoSpaceDE w:val="0"/>
         <w:autoSpaceDN w:val="0"/>
         <w:adjustRightInd w:val="0"/>
-        <w:spacing w:after="120" w:line="240" w:lineRule="auto" w:before="0"/>
+        <w:spacing w:after="120" w:line="360" w:lineRule="auto" w:before="0"/>
         <w:jc w:val="both"/>
         <w:rPr>
           <w:rFonts w:ascii="Arial" w:hAnsi="Arial" w:cs="Arial"/>
-          <w:sz w:val="20"/>
-          <w:szCs w:val="20"/>
-        </w:rPr>
-      </w:pPr>
-      <w:r>
-        <w:rPr>
-          <w:rFonts w:ascii="Arial" w:hAnsi="Arial" w:cs="Arial"/>
-          <w:sz w:val="20"/>
-          <w:szCs w:val="20"/>
+          <w:sz w:val="24"/>
+          <w:szCs w:val="24"/>
+        </w:rPr>
+      </w:pPr>
+      <w:r>
+        <w:rPr>
+          <w:rFonts w:ascii="Arial" w:hAnsi="Arial" w:cs="Arial"/>
+          <w:sz w:val="24"/>
+          <w:szCs w:val="24"/>
         </w:rPr>
         <w:t xml:space="preserve">Após a conclusão do teste hidrostático será emitido um </w:t>
       </w:r>
@@ -5285,16 +5934,16 @@
           <w:rFonts w:ascii="Arial" w:hAnsi="Arial" w:cs="Arial"/>
           <w:b/>
           <w:bCs/>
-          <w:sz w:val="20"/>
-          <w:szCs w:val="20"/>
+          <w:sz w:val="24"/>
+          <w:szCs w:val="24"/>
         </w:rPr>
         <w:t>RTP</w:t>
       </w:r>
       <w:r>
         <w:rPr>
           <w:rFonts w:ascii="Arial" w:hAnsi="Arial" w:cs="Arial"/>
-          <w:sz w:val="20"/>
-          <w:szCs w:val="20"/>
+          <w:sz w:val="24"/>
+          <w:szCs w:val="24"/>
         </w:rPr>
         <w:t xml:space="preserve"> (relatório de teste hidrostático) para cada sistema descrevendo as informações dos manômetros utilizados, pressão de projeto e teste, tempo de teste e fotos dos manômetros e sistema;</w:t>
       </w:r>
@@ -5309,19 +5958,19 @@
         <w:autoSpaceDE w:val="0"/>
         <w:autoSpaceDN w:val="0"/>
         <w:adjustRightInd w:val="0"/>
-        <w:spacing w:after="120" w:line="240" w:lineRule="auto" w:before="0"/>
+        <w:spacing w:after="120" w:line="360" w:lineRule="auto" w:before="0"/>
         <w:jc w:val="both"/>
         <w:rPr>
           <w:rFonts w:ascii="Arial" w:hAnsi="Arial" w:cs="Arial"/>
-          <w:sz w:val="20"/>
-          <w:szCs w:val="20"/>
-        </w:rPr>
-      </w:pPr>
-      <w:r>
-        <w:rPr>
-          <w:rFonts w:ascii="Arial" w:hAnsi="Arial" w:cs="Arial"/>
-          <w:sz w:val="20"/>
-          <w:szCs w:val="20"/>
+          <w:sz w:val="24"/>
+          <w:szCs w:val="24"/>
+        </w:rPr>
+      </w:pPr>
+      <w:r>
+        <w:rPr>
+          <w:rFonts w:ascii="Arial" w:hAnsi="Arial" w:cs="Arial"/>
+          <w:sz w:val="24"/>
+          <w:szCs w:val="24"/>
         </w:rPr>
         <w:t xml:space="preserve">Após a conclusão dos serviços de limpeza de reservatório será emitido um </w:t>
       </w:r>
@@ -5330,16 +5979,16 @@
           <w:rFonts w:ascii="Arial" w:hAnsi="Arial" w:cs="Arial"/>
           <w:b/>
           <w:bCs/>
-          <w:sz w:val="20"/>
-          <w:szCs w:val="20"/>
+          <w:sz w:val="24"/>
+          <w:szCs w:val="24"/>
         </w:rPr>
         <w:t>RLR</w:t>
       </w:r>
       <w:r>
         <w:rPr>
           <w:rFonts w:ascii="Arial" w:hAnsi="Arial" w:cs="Arial"/>
-          <w:sz w:val="20"/>
-          <w:szCs w:val="20"/>
+          <w:sz w:val="24"/>
+          <w:szCs w:val="24"/>
         </w:rPr>
         <w:t xml:space="preserve"> (relatório de limpeza de reservatório) com registros fotográficos antes e após os serviços;</w:t>
       </w:r>
@@ -5354,51 +6003,51 @@
         <w:autoSpaceDE w:val="0"/>
         <w:autoSpaceDN w:val="0"/>
         <w:adjustRightInd w:val="0"/>
-        <w:spacing w:after="120" w:line="240" w:lineRule="auto" w:before="0"/>
+        <w:spacing w:after="120" w:line="360" w:lineRule="auto" w:before="0"/>
         <w:jc w:val="both"/>
         <w:rPr>
           <w:rFonts w:ascii="Arial" w:hAnsi="Arial" w:cs="Arial"/>
-          <w:sz w:val="20"/>
-          <w:szCs w:val="20"/>
-        </w:rPr>
-      </w:pPr>
-      <w:r>
-        <w:rPr>
-          <w:rFonts w:ascii="Arial" w:hAnsi="Arial" w:cs="Arial"/>
-          <w:sz w:val="20"/>
-          <w:szCs w:val="20"/>
+          <w:sz w:val="24"/>
+          <w:szCs w:val="24"/>
+        </w:rPr>
+      </w:pPr>
+      <w:r>
+        <w:rPr>
+          <w:rFonts w:ascii="Arial" w:hAnsi="Arial" w:cs="Arial"/>
+          <w:sz w:val="24"/>
+          <w:szCs w:val="24"/>
         </w:rPr>
         <w:t>Após a conclusão do</w:t>
       </w:r>
       <w:r>
         <w:rPr>
           <w:rFonts w:ascii="Arial" w:hAnsi="Arial" w:cs="Arial"/>
-          <w:sz w:val="20"/>
-          <w:szCs w:val="20"/>
+          <w:sz w:val="24"/>
+          <w:szCs w:val="24"/>
         </w:rPr>
         <w:t>s</w:t>
       </w:r>
       <w:r>
         <w:rPr>
           <w:rFonts w:ascii="Arial" w:hAnsi="Arial" w:cs="Arial"/>
-          <w:sz w:val="20"/>
-          <w:szCs w:val="20"/>
+          <w:sz w:val="24"/>
+          <w:szCs w:val="24"/>
         </w:rPr>
         <w:t xml:space="preserve"> </w:t>
       </w:r>
       <w:r>
         <w:rPr>
           <w:rFonts w:ascii="Arial" w:hAnsi="Arial" w:cs="Arial"/>
-          <w:sz w:val="20"/>
-          <w:szCs w:val="20"/>
+          <w:sz w:val="24"/>
+          <w:szCs w:val="24"/>
         </w:rPr>
         <w:t>serviços de flushing</w:t>
       </w:r>
       <w:r>
         <w:rPr>
           <w:rFonts w:ascii="Arial" w:hAnsi="Arial" w:cs="Arial"/>
-          <w:sz w:val="20"/>
-          <w:szCs w:val="20"/>
+          <w:sz w:val="24"/>
+          <w:szCs w:val="24"/>
         </w:rPr>
         <w:t xml:space="preserve"> será emitido um </w:t>
       </w:r>
@@ -5407,90 +6056,85 @@
           <w:rFonts w:ascii="Arial" w:hAnsi="Arial" w:cs="Arial"/>
           <w:b/>
           <w:bCs/>
-          <w:sz w:val="20"/>
-          <w:szCs w:val="20"/>
+          <w:sz w:val="24"/>
+          <w:szCs w:val="24"/>
         </w:rPr>
         <w:t>RLF</w:t>
       </w:r>
       <w:r>
         <w:rPr>
           <w:rFonts w:ascii="Arial" w:hAnsi="Arial" w:cs="Arial"/>
-          <w:sz w:val="20"/>
-          <w:szCs w:val="20"/>
+          <w:sz w:val="24"/>
+          <w:szCs w:val="24"/>
         </w:rPr>
         <w:t xml:space="preserve"> (relatório </w:t>
       </w:r>
       <w:r>
         <w:rPr>
           <w:rFonts w:ascii="Arial" w:hAnsi="Arial" w:cs="Arial"/>
-          <w:sz w:val="20"/>
-          <w:szCs w:val="20"/>
+          <w:sz w:val="24"/>
+          <w:szCs w:val="24"/>
         </w:rPr>
         <w:t>de flushing</w:t>
       </w:r>
       <w:r>
         <w:rPr>
           <w:rFonts w:ascii="Arial" w:hAnsi="Arial" w:cs="Arial"/>
-          <w:sz w:val="20"/>
-          <w:szCs w:val="20"/>
+          <w:sz w:val="24"/>
+          <w:szCs w:val="24"/>
         </w:rPr>
         <w:t>)</w:t>
       </w:r>
       <w:r>
         <w:rPr>
           <w:rFonts w:ascii="Arial" w:hAnsi="Arial" w:cs="Arial"/>
-          <w:sz w:val="20"/>
-          <w:szCs w:val="20"/>
+          <w:sz w:val="24"/>
+          <w:szCs w:val="24"/>
         </w:rPr>
         <w:t xml:space="preserve"> </w:t>
       </w:r>
       <w:r>
         <w:rPr>
           <w:rFonts w:ascii="Arial" w:hAnsi="Arial" w:cs="Arial"/>
-          <w:sz w:val="20"/>
-          <w:szCs w:val="20"/>
+          <w:sz w:val="24"/>
+          <w:szCs w:val="24"/>
         </w:rPr>
         <w:t xml:space="preserve">descrevendo as informações </w:t>
       </w:r>
       <w:r>
         <w:rPr>
           <w:rFonts w:ascii="Arial" w:hAnsi="Arial" w:cs="Arial"/>
-          <w:sz w:val="20"/>
-          <w:szCs w:val="20"/>
+          <w:sz w:val="24"/>
+          <w:szCs w:val="24"/>
         </w:rPr>
         <w:t>específicas das atividades, bem como, as imagens do antes e depois de alguns pontos da estrutura.</w:t>
       </w:r>
     </w:p>
     <w:p>
       <w:pPr>
-        <w:pStyle w:val="PargrafodaLista"/>
-        <w:numPr>
-          <w:ilvl w:val="0"/>
-          <w:numId w:val="2"/>
-        </w:numPr>
-        <w:autoSpaceDE w:val="0"/>
-        <w:autoSpaceDN w:val="0"/>
-        <w:adjustRightInd w:val="0"/>
-        <w:spacing w:after="120" w:line="240" w:lineRule="auto" w:before="0"/>
+        <w:pStyle w:val="Ttulo1"/>
+        <w:spacing w:after="120"/>
         <w:jc w:val="both"/>
         <w:rPr>
           <w:rFonts w:ascii="Arial" w:hAnsi="Arial" w:cs="Arial"/>
-          <w:b/>
-          <w:bCs/>
-          <w:sz w:val="20"/>
-          <w:szCs w:val="20"/>
-        </w:rPr>
-      </w:pPr>
-      <w:r>
-        <w:rPr>
-          <w:rFonts w:ascii="Arial" w:hAnsi="Arial" w:cs="Arial"/>
-          <w:b/>
-          <w:bCs/>
-          <w:sz w:val="20"/>
-          <w:szCs w:val="20"/>
+          <w:sz w:val="24"/>
+          <w:szCs w:val="24"/>
+          <w:b w:val="true"/>
+          <w:bCs w:val="true"/>
+        </w:rPr>
+      </w:pPr>
+      <w:bookmarkStart w:id="10" w:name="_TocStyleFinal9"/>
+      <w:r>
+        <w:rPr>
+          <w:rFonts w:ascii="Arial" w:hAnsi="Arial" w:cs="Arial"/>
+          <w:b w:val="true"/>
+          <w:bCs w:val="true"/>
+          <w:sz w:val="24"/>
+          <w:szCs w:val="24"/>
         </w:rPr>
         <w:t>- Validade da proposta:</w:t>
       </w:r>
+      <w:bookmarkEnd w:id="10"/>
     </w:p>
     <w:p>
       <w:pPr>
@@ -5499,19 +6143,19 @@
           <w:ilvl w:val="1"/>
           <w:numId w:val="2"/>
         </w:numPr>
-        <w:spacing w:after="120" w:line="240" w:lineRule="auto" w:before="0"/>
+        <w:spacing w:after="120" w:line="360" w:lineRule="auto" w:before="0"/>
         <w:jc w:val="both"/>
         <w:rPr>
           <w:rFonts w:ascii="Arial" w:hAnsi="Arial" w:cs="Arial"/>
-          <w:sz w:val="20"/>
-          <w:szCs w:val="20"/>
-        </w:rPr>
-      </w:pPr>
-      <w:r>
-        <w:rPr>
-          <w:rFonts w:ascii="Arial" w:hAnsi="Arial" w:cs="Arial"/>
-          <w:sz w:val="20"/>
-          <w:szCs w:val="20"/>
+          <w:sz w:val="24"/>
+          <w:szCs w:val="24"/>
+        </w:rPr>
+      </w:pPr>
+      <w:r>
+        <w:rPr>
+          <w:rFonts w:ascii="Arial" w:hAnsi="Arial" w:cs="Arial"/>
+          <w:sz w:val="24"/>
+          <w:szCs w:val="24"/>
         </w:rPr>
         <w:t xml:space="preserve">- </w:t>
       </w:r>
@@ -5519,8 +6163,8 @@
         <w:rPr>
           <w:rFonts w:ascii="Arial" w:hAnsi="Arial" w:cs="Arial"/>
           <w:noProof/>
-          <w:sz w:val="20"/>
-          <w:szCs w:val="20"/>
+          <w:sz w:val="24"/>
+          <w:szCs w:val="24"/>
         </w:rPr>
         <w:t>{{validadeProp}}</w:t>
       </w:r>
@@ -5529,48 +6173,45 @@
           <w:rFonts w:ascii="Arial" w:hAnsi="Arial" w:cs="Arial"/>
           <w:b/>
           <w:bCs/>
-          <w:sz w:val="20"/>
-          <w:szCs w:val="20"/>
+          <w:sz w:val="24"/>
+          <w:szCs w:val="24"/>
         </w:rPr>
         <w:t xml:space="preserve"> </w:t>
       </w:r>
       <w:r>
         <w:rPr>
           <w:rFonts w:ascii="Arial" w:hAnsi="Arial" w:cs="Arial"/>
-          <w:sz w:val="20"/>
-          <w:szCs w:val="20"/>
+          <w:sz w:val="24"/>
+          <w:szCs w:val="24"/>
         </w:rPr>
         <w:t>dias após a emissão.</w:t>
       </w:r>
     </w:p>
     <w:p>
       <w:pPr>
-        <w:pStyle w:val="PargrafodaLista"/>
-        <w:numPr>
-          <w:ilvl w:val="0"/>
-          <w:numId w:val="2"/>
-        </w:numPr>
-        <w:autoSpaceDE w:val="0"/>
-        <w:autoSpaceDN w:val="0"/>
-        <w:adjustRightInd w:val="0"/>
-        <w:spacing w:after="120" w:line="240" w:lineRule="auto" w:before="0"/>
+        <w:pStyle w:val="Ttulo1"/>
+        <w:spacing w:after="120"/>
         <w:jc w:val="both"/>
         <w:rPr>
           <w:rFonts w:ascii="Arial" w:hAnsi="Arial" w:cs="Arial"/>
-          <w:b/>
-          <w:sz w:val="20"/>
-          <w:szCs w:val="20"/>
-        </w:rPr>
-      </w:pPr>
-      <w:r>
-        <w:rPr>
-          <w:rFonts w:ascii="Arial" w:hAnsi="Arial" w:cs="Arial"/>
-          <w:b/>
-          <w:sz w:val="20"/>
-          <w:szCs w:val="20"/>
+          <w:sz w:val="24"/>
+          <w:szCs w:val="24"/>
+          <w:b w:val="true"/>
+          <w:bCs w:val="true"/>
+        </w:rPr>
+      </w:pPr>
+      <w:bookmarkStart w:id="11" w:name="_TocStyleFinal10"/>
+      <w:r>
+        <w:rPr>
+          <w:rFonts w:ascii="Arial" w:hAnsi="Arial" w:cs="Arial"/>
+          <w:b w:val="true"/>
+          <w:sz w:val="24"/>
+          <w:szCs w:val="24"/>
+          <w:bCs w:val="true"/>
         </w:rPr>
         <w:t>- Observações:</w:t>
       </w:r>
+      <w:bookmarkEnd w:id="11"/>
     </w:p>
     <w:p>
       <w:pPr>
@@ -5582,51 +6223,51 @@
         <w:autoSpaceDE w:val="0"/>
         <w:autoSpaceDN w:val="0"/>
         <w:adjustRightInd w:val="0"/>
-        <w:spacing w:after="120" w:line="240" w:lineRule="auto" w:before="0"/>
+        <w:spacing w:after="120" w:line="360" w:lineRule="auto" w:before="0"/>
         <w:jc w:val="both"/>
         <w:rPr>
           <w:rFonts w:ascii="Arial" w:hAnsi="Arial" w:cs="Arial"/>
-          <w:sz w:val="20"/>
-          <w:szCs w:val="20"/>
-        </w:rPr>
-      </w:pPr>
-      <w:r>
-        <w:rPr>
-          <w:rFonts w:ascii="Arial" w:hAnsi="Arial" w:cs="Arial"/>
-          <w:sz w:val="20"/>
-          <w:szCs w:val="20"/>
+          <w:sz w:val="24"/>
+          <w:szCs w:val="24"/>
+        </w:rPr>
+      </w:pPr>
+      <w:r>
+        <w:rPr>
+          <w:rFonts w:ascii="Arial" w:hAnsi="Arial" w:cs="Arial"/>
+          <w:sz w:val="24"/>
+          <w:szCs w:val="24"/>
         </w:rPr>
         <w:t xml:space="preserve">No caso de prorrogação de prazo conforme item </w:t>
       </w:r>
       <w:r>
         <w:rPr>
           <w:rFonts w:ascii="Arial" w:hAnsi="Arial" w:cs="Arial"/>
-          <w:sz w:val="20"/>
-          <w:szCs w:val="20"/>
+          <w:sz w:val="24"/>
+          <w:szCs w:val="24"/>
         </w:rPr>
         <w:t>6</w:t>
       </w:r>
       <w:r>
         <w:rPr>
           <w:rFonts w:ascii="Arial" w:hAnsi="Arial" w:cs="Arial"/>
-          <w:sz w:val="20"/>
-          <w:szCs w:val="20"/>
+          <w:sz w:val="24"/>
+          <w:szCs w:val="24"/>
         </w:rPr>
         <w:t>.1</w:t>
       </w:r>
       <w:r>
         <w:rPr>
           <w:rFonts w:ascii="Arial" w:hAnsi="Arial" w:cs="Arial"/>
-          <w:sz w:val="20"/>
-          <w:szCs w:val="20"/>
+          <w:sz w:val="24"/>
+          <w:szCs w:val="24"/>
         </w:rPr>
         <w:t>.1</w:t>
       </w:r>
       <w:r>
         <w:rPr>
           <w:rFonts w:ascii="Arial" w:hAnsi="Arial" w:cs="Arial"/>
-          <w:sz w:val="20"/>
-          <w:szCs w:val="20"/>
+          <w:sz w:val="24"/>
+          <w:szCs w:val="24"/>
         </w:rPr>
         <w:t xml:space="preserve"> (dias trabalhados), descontinuidade dos serviços e ou caso nossa equipe de campo fique na obra aguardando frente de serviços por motivos não imputáveis a Filtrovali será relatado e indicado em RDO (no campo Stand-by - uma diária corresponde a - 08hrs);</w:t>
       </w:r>
@@ -5638,18 +6279,19 @@
           <w:ilvl w:val="1"/>
           <w:numId w:val="2"/>
         </w:numPr>
-        <w:spacing w:after="120" w:line="240" w:lineRule="auto" w:before="0"/>
-        <w:rPr>
-          <w:rFonts w:ascii="Arial" w:hAnsi="Arial" w:cs="Arial"/>
-          <w:sz w:val="20"/>
-          <w:szCs w:val="20"/>
-        </w:rPr>
-      </w:pPr>
-      <w:r>
-        <w:rPr>
-          <w:rFonts w:ascii="Arial" w:hAnsi="Arial" w:cs="Arial"/>
-          <w:sz w:val="20"/>
-          <w:szCs w:val="20"/>
+        <w:spacing w:after="120" w:line="360" w:lineRule="auto"/>
+        <w:jc w:val="both"/>
+        <w:rPr>
+          <w:rFonts w:ascii="Arial" w:hAnsi="Arial" w:cs="Arial"/>
+          <w:sz w:val="24"/>
+          <w:szCs w:val="24"/>
+        </w:rPr>
+      </w:pPr>
+      <w:r>
+        <w:rPr>
+          <w:rFonts w:ascii="Arial" w:hAnsi="Arial" w:cs="Arial"/>
+          <w:sz w:val="24"/>
+          <w:szCs w:val="24"/>
         </w:rPr>
         <w:t>A proposta deverá fazer parte integrante do contrato;</w:t>
       </w:r>
@@ -5661,52 +6303,52 @@
           <w:ilvl w:val="1"/>
           <w:numId w:val="2"/>
         </w:numPr>
-        <w:spacing w:after="120" w:line="240" w:lineRule="auto" w:before="0"/>
+        <w:spacing w:after="120" w:line="360" w:lineRule="auto" w:before="0"/>
         <w:jc w:val="both"/>
         <w:rPr>
           <w:rFonts w:ascii="Arial" w:hAnsi="Arial" w:cs="Arial"/>
           <w:b/>
-          <w:sz w:val="20"/>
-          <w:szCs w:val="20"/>
-        </w:rPr>
-      </w:pPr>
-      <w:r>
-        <w:rPr>
-          <w:rFonts w:ascii="Arial" w:eastAsia="Arial" w:hAnsi="Arial"/>
-          <w:sz w:val="20"/>
-          <w:szCs w:val="20"/>
+          <w:sz w:val="24"/>
+          <w:szCs w:val="24"/>
+        </w:rPr>
+      </w:pPr>
+      <w:r>
+        <w:rPr>
+          <w:rFonts w:ascii="Arial" w:hAnsi="Arial" w:cs="Arial"/>
+          <w:sz w:val="24"/>
+          <w:szCs w:val="24"/>
         </w:rPr>
         <w:t xml:space="preserve">Em casos de eventos de desmobilizações/mobilizações além do previsto, o solicitante terá que formalizar o pedido de desmobilização de equipe ou equipamento por e-mail expressando acordo com o item </w:t>
       </w:r>
       <w:r>
         <w:rPr>
-          <w:rFonts w:ascii="Arial" w:eastAsia="Arial" w:hAnsi="Arial"/>
-          <w:sz w:val="20"/>
-          <w:szCs w:val="20"/>
+          <w:rFonts w:ascii="Arial" w:hAnsi="Arial" w:cs="Arial"/>
+          <w:sz w:val="24"/>
+          <w:szCs w:val="24"/>
         </w:rPr>
         <w:t>9</w:t>
       </w:r>
       <w:r>
         <w:rPr>
-          <w:rFonts w:ascii="Arial" w:eastAsia="Arial" w:hAnsi="Arial"/>
-          <w:sz w:val="20"/>
-          <w:szCs w:val="20"/>
+          <w:rFonts w:ascii="Arial" w:hAnsi="Arial" w:cs="Arial"/>
+          <w:sz w:val="24"/>
+          <w:szCs w:val="24"/>
         </w:rPr>
         <w:t xml:space="preserve">.3 e/ou </w:t>
       </w:r>
       <w:r>
         <w:rPr>
-          <w:rFonts w:ascii="Arial" w:eastAsia="Arial" w:hAnsi="Arial"/>
-          <w:sz w:val="20"/>
-          <w:szCs w:val="20"/>
+          <w:rFonts w:ascii="Arial" w:hAnsi="Arial" w:cs="Arial"/>
+          <w:sz w:val="24"/>
+          <w:szCs w:val="24"/>
         </w:rPr>
         <w:t>9</w:t>
       </w:r>
       <w:r>
         <w:rPr>
-          <w:rFonts w:ascii="Arial" w:eastAsia="Arial" w:hAnsi="Arial"/>
-          <w:sz w:val="20"/>
-          <w:szCs w:val="20"/>
+          <w:rFonts w:ascii="Arial" w:hAnsi="Arial" w:cs="Arial"/>
+          <w:sz w:val="24"/>
+          <w:szCs w:val="24"/>
         </w:rPr>
         <w:t xml:space="preserve">.4 da proposta comercial. </w:t>
       </w:r>
@@ -6562,19 +7204,22 @@
     </w:lvl>
   </w:abstractNum>
   <w:abstractNum w:abstractNumId="6" w15:restartNumberingAfterBreak="0">
-    <w:nsid w:val="67C718BA"/>
+    <w:nsid w:val="2B767868"/>
     <w:multiLevelType w:val="multilevel"/>
-    <w:tmpl w:val="A0241662"/>
+    <w:tmpl w:val="062C2F86"/>
     <w:lvl w:ilvl="0">
       <w:start w:val="1"/>
       <w:numFmt w:val="decimal"/>
+      <w:pStyle w:val="Ttulo1"/>
       <w:lvlText w:val="%1"/>
       <w:lvlJc w:val="left"/>
       <w:pPr>
+        <w:tabs>
+          <w:tab w:val="num" w:pos="0"/>
+        </w:tabs>
         <w:ind w:left="360" w:hanging="360"/>
       </w:pPr>
       <w:rPr>
-        <w:rFonts w:hint="default"/>
         <w:b/>
         <w:bCs/>
       </w:rPr>
@@ -6582,13 +7227,16 @@
     <w:lvl w:ilvl="1">
       <w:start w:val="1"/>
       <w:numFmt w:val="decimal"/>
+      <w:pStyle w:val="Ttulo2"/>
       <w:lvlText w:val="%1.%2"/>
       <w:lvlJc w:val="left"/>
       <w:pPr>
+        <w:tabs>
+          <w:tab w:val="num" w:pos="0"/>
+        </w:tabs>
         <w:ind w:left="1068" w:hanging="360"/>
       </w:pPr>
       <w:rPr>
-        <w:rFonts w:hint="default"/>
         <w:b/>
         <w:bCs/>
       </w:rPr>
@@ -6596,14 +7244,15 @@
     <w:lvl w:ilvl="2">
       <w:start w:val="1"/>
       <w:numFmt w:val="decimal"/>
+      <w:pStyle w:val="Ttulo3"/>
       <w:lvlText w:val="%1.%2.%3"/>
       <w:lvlJc w:val="left"/>
       <w:pPr>
+        <w:tabs>
+          <w:tab w:val="num" w:pos="0"/>
+        </w:tabs>
         <w:ind w:left="2136" w:hanging="720"/>
       </w:pPr>
-      <w:rPr>
-        <w:rFonts w:hint="default"/>
-      </w:rPr>
     </w:lvl>
     <w:lvl w:ilvl="3">
       <w:start w:val="1"/>
@@ -6611,13 +7260,11 @@
       <w:lvlText w:val="%1.%2.%3.%4"/>
       <w:lvlJc w:val="left"/>
       <w:pPr>
+        <w:tabs>
+          <w:tab w:val="num" w:pos="0"/>
+        </w:tabs>
         <w:ind w:left="2844" w:hanging="720"/>
       </w:pPr>
-      <w:rPr>
-        <w:rFonts w:hint="default"/>
-        <w:b w:val="0"/>
-        <w:bCs/>
-      </w:rPr>
     </w:lvl>
     <w:lvl w:ilvl="4">
       <w:start w:val="1"/>
@@ -6625,11 +7272,11 @@
       <w:lvlText w:val="%1.%2.%3.%4.%5"/>
       <w:lvlJc w:val="left"/>
       <w:pPr>
+        <w:tabs>
+          <w:tab w:val="num" w:pos="0"/>
+        </w:tabs>
         <w:ind w:left="3912" w:hanging="1080"/>
       </w:pPr>
-      <w:rPr>
-        <w:rFonts w:hint="default"/>
-      </w:rPr>
     </w:lvl>
     <w:lvl w:ilvl="5">
       <w:start w:val="1"/>
@@ -6637,11 +7284,11 @@
       <w:lvlText w:val="%1.%2.%3.%4.%5.%6"/>
       <w:lvlJc w:val="left"/>
       <w:pPr>
+        <w:tabs>
+          <w:tab w:val="num" w:pos="0"/>
+        </w:tabs>
         <w:ind w:left="4620" w:hanging="1080"/>
       </w:pPr>
-      <w:rPr>
-        <w:rFonts w:hint="default"/>
-      </w:rPr>
     </w:lvl>
     <w:lvl w:ilvl="6">
       <w:start w:val="1"/>
@@ -6649,11 +7296,11 @@
       <w:lvlText w:val="%1.%2.%3.%4.%5.%6.%7"/>
       <w:lvlJc w:val="left"/>
       <w:pPr>
+        <w:tabs>
+          <w:tab w:val="num" w:pos="0"/>
+        </w:tabs>
         <w:ind w:left="5688" w:hanging="1440"/>
       </w:pPr>
-      <w:rPr>
-        <w:rFonts w:hint="default"/>
-      </w:rPr>
     </w:lvl>
     <w:lvl w:ilvl="7">
       <w:start w:val="1"/>
@@ -6661,11 +7308,11 @@
       <w:lvlText w:val="%1.%2.%3.%4.%5.%6.%7.%8"/>
       <w:lvlJc w:val="left"/>
       <w:pPr>
+        <w:tabs>
+          <w:tab w:val="num" w:pos="0"/>
+        </w:tabs>
         <w:ind w:left="6396" w:hanging="1440"/>
       </w:pPr>
-      <w:rPr>
-        <w:rFonts w:hint="default"/>
-      </w:rPr>
     </w:lvl>
     <w:lvl w:ilvl="8">
       <w:start w:val="1"/>
@@ -6673,11 +7320,11 @@
       <w:lvlText w:val="%1.%2.%3.%4.%5.%6.%7.%8.%9"/>
       <w:lvlJc w:val="left"/>
       <w:pPr>
+        <w:tabs>
+          <w:tab w:val="num" w:pos="0"/>
+        </w:tabs>
         <w:ind w:left="7464" w:hanging="1800"/>
       </w:pPr>
-      <w:rPr>
-        <w:rFonts w:hint="default"/>
-      </w:rPr>
     </w:lvl>
   </w:abstractNum>
   <w:abstractNum w:abstractNumId="7" w15:restartNumberingAfterBreak="0">
@@ -7219,7 +7866,10 @@
   <w:style w:type="paragraph" w:default="1" w:styleId="Normal">
     <w:name w:val="Normal"/>
     <w:qFormat/>
-    <w:rsid w:val="005224A7"/>
+    <w:rsid w:val="00656E0A"/>
+    <w:pPr>
+      <w:spacing w:after="160" w:line="259" w:lineRule="auto"/>
+    </w:pPr>
   </w:style>
   <w:style w:type="character" w:default="1" w:styleId="Fontepargpadro">
     <w:name w:val="Default Paragraph Font"/>
@@ -7375,6 +8025,277 @@
     <w:rPr>
       <w:color w:val="605E5C"/>
       <w:shd w:val="clear" w:color="auto" w:fill="E1DFDD"/>
+    </w:rPr>
+  </w:style>
+  <w:style w:type="paragraph" w:styleId="Ttulo1">
+    <w:name w:val="heading 1"/>
+    <w:basedOn w:val="Normal"/>
+    <w:next w:val="Normal"/>
+    <w:link w:val="Ttulo1Char"/>
+    <w:uiPriority w:val="9"/>
+    <w:qFormat/>
+    <w:rsid w:val="00E3098F"/>
+    <w:pPr>
+      <w:keepNext/>
+      <w:keepLines/>
+      <w:numPr>
+        <w:numId w:val="2"/>
+      </w:numPr>
+      <w:spacing w:before="240" w:after="240" w:line="360" w:lineRule="auto"/>
+      <w:outlineLvl w:val="0"/>
+    </w:pPr>
+    <w:rPr>
+      <w:rFonts w:ascii="Arial" w:hAnsi="Arial" w:cs="Arial"/>
+      <w:b/>
+      <w:color w:val="000000" w:themeColor="text1"/>
+      <w:sz w:val="24"/>
+      <w:szCs w:val="32"/>
+    </w:rPr>
+  </w:style>
+  <w:style w:type="paragraph" w:styleId="Ttulo2">
+    <w:name w:val="heading 2"/>
+    <w:basedOn w:val="Normal"/>
+    <w:next w:val="Normal"/>
+    <w:link w:val="Ttulo2Char"/>
+    <w:uiPriority w:val="9"/>
+    <w:unhideWhenUsed/>
+    <w:qFormat/>
+    <w:rsid w:val="00E3098F"/>
+    <w:pPr>
+      <w:keepNext/>
+      <w:keepLines/>
+      <w:numPr>
+        <w:ilvl w:val="1"/>
+        <w:numId w:val="2"/>
+      </w:numPr>
+      <w:spacing w:before="200" w:after="200" w:line="360" w:lineRule="auto"/>
+      <w:outlineLvl w:val="1"/>
+    </w:pPr>
+    <w:rPr>
+      <w:rFonts w:ascii="Arial" w:hAnsi="Arial" w:cs="Arial"/>
+      <w:b/>
+      <w:color w:val="000000" w:themeColor="text1"/>
+      <w:sz w:val="24"/>
+      <w:szCs w:val="26"/>
+    </w:rPr>
+  </w:style>
+  <w:style w:type="paragraph" w:styleId="Ttulo3">
+    <w:name w:val="heading 3"/>
+    <w:basedOn w:val="Normal"/>
+    <w:next w:val="Normal"/>
+    <w:uiPriority w:val="9"/>
+    <w:unhideWhenUsed/>
+    <w:qFormat/>
+    <w:rsid w:val="00E3098F"/>
+    <w:pPr>
+      <w:keepNext/>
+      <w:keepLines/>
+      <w:numPr>
+        <w:ilvl w:val="2"/>
+        <w:numId w:val="2"/>
+      </w:numPr>
+      <w:spacing w:before="200" w:after="200" w:line="360" w:lineRule="auto"/>
+      <w:outlineLvl w:val="2"/>
+    </w:pPr>
+    <w:rPr>
+      <w:rFonts w:ascii="Arial" w:hAnsi="Arial" w:cs="Arial"/>
+      <w:b/>
+      <w:color w:val="000000" w:themeColor="text1"/>
+      <w:sz w:val="24"/>
+      <w:szCs w:val="26"/>
+    </w:rPr>
+  </w:style>
+  <w:style w:type="character" w:customStyle="1" w:styleId="Ttulo1Char">
+    <w:name w:val="Título 1 Char"/>
+    <w:basedOn w:val="Fontepargpadro"/>
+    <w:link w:val="Ttulo1"/>
+    <w:uiPriority w:val="9"/>
+    <w:rsid w:val="00E3098F"/>
+    <w:rPr>
+      <w:rFonts w:asciiTheme="majorHAnsi" w:eastAsiaTheme="majorEastAsia" w:hAnsiTheme="majorHAnsi" w:cstheme="majorBidi"/>
+      <w:b/>
+      <w:color w:val="000000" w:themeColor="text1"/>
+      <w:sz w:val="24"/>
+      <w:szCs w:val="32"/>
+    </w:rPr>
+  </w:style>
+  <w:style w:type="character" w:customStyle="1" w:styleId="Ttulo2Char">
+    <w:name w:val="Título 2 Char"/>
+    <w:basedOn w:val="Fontepargpadro"/>
+    <w:link w:val="Ttulo2"/>
+    <w:uiPriority w:val="9"/>
+    <w:rsid w:val="00E3098F"/>
+    <w:rPr>
+      <w:rFonts w:asciiTheme="majorHAnsi" w:eastAsiaTheme="majorEastAsia" w:hAnsiTheme="majorHAnsi" w:cstheme="majorBidi"/>
+      <w:b/>
+      <w:color w:val="000000" w:themeColor="text1"/>
+      <w:sz w:val="24"/>
+      <w:szCs w:val="26"/>
+    </w:rPr>
+  </w:style>
+  <w:style w:type="paragraph" w:styleId="Sumrio1">
+    <w:name w:val="toc 1"/>
+    <w:basedOn w:val="Normal"/>
+    <w:next w:val="Normal"/>
+    <w:autoRedefine/>
+    <w:uiPriority w:val="39"/>
+    <w:unhideWhenUsed/>
+    <w:rsid w:val="00E3098F"/>
+    <w:pPr>
+      <w:spacing w:before="240" w:after="120"/>
+    </w:pPr>
+    <w:rPr>
+      <w:rFonts w:cstheme="minorHAnsi"/>
+      <w:b/>
+      <w:bCs/>
+      <w:sz w:val="20"/>
+      <w:szCs w:val="20"/>
+    </w:rPr>
+  </w:style>
+  <w:style w:type="paragraph" w:styleId="Sumrio2">
+    <w:name w:val="toc 2"/>
+    <w:basedOn w:val="Normal"/>
+    <w:next w:val="Normal"/>
+    <w:autoRedefine/>
+    <w:uiPriority w:val="39"/>
+    <w:unhideWhenUsed/>
+    <w:rsid w:val="00E3098F"/>
+    <w:pPr>
+      <w:spacing w:before="120" w:after="0"/>
+      <w:ind w:left="220"/>
+    </w:pPr>
+    <w:rPr>
+      <w:rFonts w:cstheme="minorHAnsi"/>
+      <w:i/>
+      <w:iCs/>
+      <w:sz w:val="20"/>
+      <w:szCs w:val="20"/>
+    </w:rPr>
+  </w:style>
+  <w:style w:type="paragraph" w:styleId="Sumrio3">
+    <w:name w:val="toc 3"/>
+    <w:basedOn w:val="Normal"/>
+    <w:next w:val="Normal"/>
+    <w:autoRedefine/>
+    <w:uiPriority w:val="39"/>
+    <w:unhideWhenUsed/>
+    <w:rsid w:val="00E3098F"/>
+    <w:pPr>
+      <w:spacing w:after="0"/>
+      <w:ind w:left="440"/>
+    </w:pPr>
+    <w:rPr>
+      <w:rFonts w:cstheme="minorHAnsi"/>
+      <w:sz w:val="20"/>
+      <w:szCs w:val="20"/>
+    </w:rPr>
+  </w:style>
+  <w:style w:type="paragraph" w:styleId="Sumrio4">
+    <w:name w:val="toc 4"/>
+    <w:basedOn w:val="Normal"/>
+    <w:next w:val="Normal"/>
+    <w:autoRedefine/>
+    <w:uiPriority w:val="39"/>
+    <w:unhideWhenUsed/>
+    <w:rsid w:val="00ED3991"/>
+    <w:pPr>
+      <w:spacing w:after="0"/>
+      <w:ind w:left="660"/>
+    </w:pPr>
+    <w:rPr>
+      <w:rFonts w:cstheme="minorHAnsi"/>
+      <w:sz w:val="20"/>
+      <w:szCs w:val="20"/>
+    </w:rPr>
+  </w:style>
+  <w:style w:type="paragraph" w:styleId="Sumrio5">
+    <w:name w:val="toc 5"/>
+    <w:basedOn w:val="Normal"/>
+    <w:next w:val="Normal"/>
+    <w:autoRedefine/>
+    <w:uiPriority w:val="39"/>
+    <w:unhideWhenUsed/>
+    <w:rsid w:val="00ED3991"/>
+    <w:pPr>
+      <w:spacing w:after="0"/>
+      <w:ind w:left="880"/>
+    </w:pPr>
+    <w:rPr>
+      <w:rFonts w:cstheme="minorHAnsi"/>
+      <w:sz w:val="20"/>
+      <w:szCs w:val="20"/>
+    </w:rPr>
+  </w:style>
+  <w:style w:type="paragraph" w:styleId="Sumrio6">
+    <w:name w:val="toc 6"/>
+    <w:basedOn w:val="Normal"/>
+    <w:next w:val="Normal"/>
+    <w:autoRedefine/>
+    <w:uiPriority w:val="39"/>
+    <w:unhideWhenUsed/>
+    <w:rsid w:val="00ED3991"/>
+    <w:pPr>
+      <w:spacing w:after="0"/>
+      <w:ind w:left="1100"/>
+    </w:pPr>
+    <w:rPr>
+      <w:rFonts w:cstheme="minorHAnsi"/>
+      <w:sz w:val="20"/>
+      <w:szCs w:val="20"/>
+    </w:rPr>
+  </w:style>
+  <w:style w:type="paragraph" w:styleId="Sumrio7">
+    <w:name w:val="toc 7"/>
+    <w:basedOn w:val="Normal"/>
+    <w:next w:val="Normal"/>
+    <w:autoRedefine/>
+    <w:uiPriority w:val="39"/>
+    <w:unhideWhenUsed/>
+    <w:rsid w:val="00ED3991"/>
+    <w:pPr>
+      <w:spacing w:after="0"/>
+      <w:ind w:left="1320"/>
+    </w:pPr>
+    <w:rPr>
+      <w:rFonts w:cstheme="minorHAnsi"/>
+      <w:sz w:val="20"/>
+      <w:szCs w:val="20"/>
+    </w:rPr>
+  </w:style>
+  <w:style w:type="paragraph" w:styleId="Sumrio8">
+    <w:name w:val="toc 8"/>
+    <w:basedOn w:val="Normal"/>
+    <w:next w:val="Normal"/>
+    <w:autoRedefine/>
+    <w:uiPriority w:val="39"/>
+    <w:unhideWhenUsed/>
+    <w:rsid w:val="00ED3991"/>
+    <w:pPr>
+      <w:spacing w:after="0"/>
+      <w:ind w:left="1540"/>
+    </w:pPr>
+    <w:rPr>
+      <w:rFonts w:cstheme="minorHAnsi"/>
+      <w:sz w:val="20"/>
+      <w:szCs w:val="20"/>
+    </w:rPr>
+  </w:style>
+  <w:style w:type="paragraph" w:styleId="Sumrio9">
+    <w:name w:val="toc 9"/>
+    <w:basedOn w:val="Normal"/>
+    <w:next w:val="Normal"/>
+    <w:autoRedefine/>
+    <w:uiPriority w:val="39"/>
+    <w:unhideWhenUsed/>
+    <w:rsid w:val="00ED3991"/>
+    <w:pPr>
+      <w:spacing w:after="0"/>
+      <w:ind w:left="1760"/>
+    </w:pPr>
+    <w:rPr>
+      <w:rFonts w:cstheme="minorHAnsi"/>
+      <w:sz w:val="20"/>
+      <w:szCs w:val="20"/>
     </w:rPr>
   </w:style>
 </w:styles>

--- a/backend/models/comercial/Proposta técnica.docx
+++ b/backend/models/comercial/Proposta técnica.docx
@@ -2288,8 +2288,8 @@
         <w:rPr>
           <w:rFonts w:ascii="Arial" w:hAnsi="Arial" w:cs="Arial"/>
           <w:b w:val="true"/>
-          <w:sz w:val="24"/>
-          <w:szCs w:val="24"/>
+          <w:sz w:val="20"/>
+          <w:szCs w:val="20"/>
           <w:bCs w:val="true"/>
         </w:rPr>
       </w:pPr>
@@ -2299,8 +2299,8 @@
           <w:rFonts w:ascii="Arial" w:hAnsi="Arial" w:cs="Arial"/>
           <w:b w:val="true"/>
           <w:bCs w:val="true"/>
-          <w:sz w:val="24"/>
-          <w:szCs w:val="24"/>
+          <w:sz w:val="20"/>
+          <w:szCs w:val="20"/>
         </w:rPr>
         <w:lastRenderedPageBreak/>
         <w:t>Filtrovali é a escolha certa</w:t>
@@ -2310,8 +2310,8 @@
           <w:rFonts w:ascii="Arial" w:hAnsi="Arial" w:cs="Arial"/>
           <w:b w:val="true"/>
           <w:bCs w:val="true"/>
-          <w:sz w:val="24"/>
-          <w:szCs w:val="24"/>
+          <w:sz w:val="20"/>
+          <w:szCs w:val="20"/>
         </w:rPr>
         <w:t xml:space="preserve"> para a sua obra</w:t>
       </w:r>
@@ -2326,8 +2326,8 @@
         <w:ind w:firstLine="708"/>
         <w:rPr>
           <w:rFonts w:ascii="Arial" w:hAnsi="Arial" w:cs="Arial"/>
-          <w:sz w:val="24"/>
-          <w:szCs w:val="24"/>
+          <w:sz w:val="20"/>
+          <w:szCs w:val="20"/>
         </w:rPr>
       </w:pPr>
     </w:p>
@@ -2340,8 +2340,8 @@
         <w:ind w:firstLine="708"/>
         <w:rPr>
           <w:rFonts w:ascii="Arial" w:hAnsi="Arial" w:cs="Arial"/>
-          <w:sz w:val="24"/>
-          <w:szCs w:val="24"/>
+          <w:sz w:val="20"/>
+          <w:szCs w:val="20"/>
         </w:rPr>
       </w:pPr>
       <w:r>
@@ -2350,8 +2350,8 @@
           <w:b/>
           <w:bCs/>
           <w:noProof/>
-          <w:sz w:val="24"/>
-          <w:szCs w:val="24"/>
+          <w:sz w:val="20"/>
+          <w:szCs w:val="20"/>
         </w:rPr>
         <mc:AlternateContent>
           <mc:Choice Requires="wps">
@@ -2402,6 +2402,8 @@
                               <w:rPr>
                                 <w:b/>
                                 <w:bCs/>
+                                <w:sz w:val="20"/>
+                                <w:szCs w:val="20"/>
                               </w:rPr>
                             </w:pPr>
                             <w:r>
@@ -2409,8 +2411,8 @@
                                 <w:b/>
                                 <w:bCs/>
                                 <w:rFonts w:ascii="Arial" w:hAnsi="Arial" w:cs="Arial"/>
-                                <w:sz w:val="24"/>
-                                <w:szCs w:val="24"/>
+                                <w:sz w:val="20"/>
+                                <w:szCs w:val="20"/>
                               </w:rPr>
                               <w:t>Equipamentos modernos e revisados</w:t>
                             </w:r>
@@ -2444,6 +2446,8 @@
                         <w:rPr>
                           <w:b/>
                           <w:bCs/>
+                          <w:sz w:val="20"/>
+                          <w:szCs w:val="20"/>
                         </w:rPr>
                       </w:pPr>
                       <w:r>
@@ -2451,8 +2455,8 @@
                           <w:b/>
                           <w:bCs/>
                           <w:rFonts w:ascii="Arial" w:hAnsi="Arial" w:cs="Arial"/>
-                          <w:sz w:val="24"/>
-                          <w:szCs w:val="24"/>
+                          <w:sz w:val="20"/>
+                          <w:szCs w:val="20"/>
                         </w:rPr>
                         <w:t>Equipamentos modernos e revisados</w:t>
                       </w:r>
@@ -2470,8 +2474,8 @@
           <w:b/>
           <w:bCs/>
           <w:noProof/>
-          <w:sz w:val="24"/>
-          <w:szCs w:val="24"/>
+          <w:sz w:val="20"/>
+          <w:szCs w:val="20"/>
         </w:rPr>
         <mc:AlternateContent>
           <mc:Choice Requires="wps">
@@ -2522,6 +2526,8 @@
                               <w:rPr>
                                 <w:b/>
                                 <w:bCs/>
+                                <w:sz w:val="20"/>
+                                <w:szCs w:val="20"/>
                               </w:rPr>
                             </w:pPr>
                             <w:r>
@@ -2529,8 +2535,8 @@
                                 <w:b/>
                                 <w:bCs/>
                                 <w:rFonts w:ascii="Arial" w:hAnsi="Arial" w:cs="Arial"/>
-                                <w:sz w:val="24"/>
-                                <w:szCs w:val="24"/>
+                                <w:sz w:val="20"/>
+                                <w:szCs w:val="20"/>
                               </w:rPr>
                               <w:t>Equipe com +10 certificações técnicas (</w:t>
                             </w:r>
@@ -2540,8 +2546,8 @@
                                 <w:b/>
                                 <w:bCs/>
                                 <w:rFonts w:ascii="Arial" w:hAnsi="Arial" w:cs="Arial"/>
-                                <w:sz w:val="24"/>
-                                <w:szCs w:val="24"/>
+                                <w:sz w:val="20"/>
+                                <w:szCs w:val="20"/>
                               </w:rPr>
                               <w:t>NRs</w:t>
                             </w:r>
@@ -2551,8 +2557,8 @@
                                 <w:b/>
                                 <w:bCs/>
                                 <w:rFonts w:ascii="Arial" w:hAnsi="Arial" w:cs="Arial"/>
-                                <w:sz w:val="24"/>
-                                <w:szCs w:val="24"/>
+                                <w:sz w:val="20"/>
+                                <w:szCs w:val="20"/>
                               </w:rPr>
                               <w:t>)</w:t>
                             </w:r>
@@ -2586,6 +2592,8 @@
                         <w:rPr>
                           <w:b/>
                           <w:bCs/>
+                          <w:sz w:val="20"/>
+                          <w:szCs w:val="20"/>
                         </w:rPr>
                       </w:pPr>
                       <w:r>
@@ -2593,8 +2601,8 @@
                           <w:b/>
                           <w:bCs/>
                           <w:rFonts w:ascii="Arial" w:hAnsi="Arial" w:cs="Arial"/>
-                          <w:sz w:val="24"/>
-                          <w:szCs w:val="24"/>
+                          <w:sz w:val="20"/>
+                          <w:szCs w:val="20"/>
                         </w:rPr>
                         <w:t>Equipe com +10 certificações técnicas (</w:t>
                       </w:r>
@@ -2604,8 +2612,8 @@
                           <w:b/>
                           <w:bCs/>
                           <w:rFonts w:ascii="Arial" w:hAnsi="Arial" w:cs="Arial"/>
-                          <w:sz w:val="24"/>
-                          <w:szCs w:val="24"/>
+                          <w:sz w:val="20"/>
+                          <w:szCs w:val="20"/>
                         </w:rPr>
                         <w:t>NRs</w:t>
                       </w:r>
@@ -2615,8 +2623,8 @@
                           <w:b/>
                           <w:bCs/>
                           <w:rFonts w:ascii="Arial" w:hAnsi="Arial" w:cs="Arial"/>
-                          <w:sz w:val="24"/>
-                          <w:szCs w:val="24"/>
+                          <w:sz w:val="20"/>
+                          <w:szCs w:val="20"/>
                         </w:rPr>
                         <w:t>)</w:t>
                       </w:r>
@@ -2634,8 +2642,8 @@
           <w:b/>
           <w:bCs/>
           <w:noProof/>
-          <w:sz w:val="24"/>
-          <w:szCs w:val="24"/>
+          <w:sz w:val="20"/>
+          <w:szCs w:val="20"/>
         </w:rPr>
         <mc:AlternateContent>
           <mc:Choice Requires="wps">
@@ -2686,6 +2694,8 @@
                               <w:rPr>
                                 <w:b/>
                                 <w:bCs/>
+                                <w:sz w:val="20"/>
+                                <w:szCs w:val="20"/>
                               </w:rPr>
                             </w:pPr>
                             <w:r>
@@ -2693,8 +2703,8 @@
                                 <w:b/>
                                 <w:bCs/>
                                 <w:rFonts w:ascii="Arial" w:hAnsi="Arial" w:cs="Arial"/>
-                                <w:sz w:val="24"/>
-                                <w:szCs w:val="24"/>
+                                <w:sz w:val="20"/>
+                                <w:szCs w:val="20"/>
                               </w:rPr>
                               <w:t>Obras em 22 estados brasileiros</w:t>
                             </w:r>
@@ -2728,6 +2738,8 @@
                         <w:rPr>
                           <w:b/>
                           <w:bCs/>
+                          <w:sz w:val="20"/>
+                          <w:szCs w:val="20"/>
                         </w:rPr>
                       </w:pPr>
                       <w:r>
@@ -2735,8 +2747,8 @@
                           <w:b/>
                           <w:bCs/>
                           <w:rFonts w:ascii="Arial" w:hAnsi="Arial" w:cs="Arial"/>
-                          <w:sz w:val="24"/>
-                          <w:szCs w:val="24"/>
+                          <w:sz w:val="20"/>
+                          <w:szCs w:val="20"/>
                         </w:rPr>
                         <w:t>Obras em 22 estados brasileiros</w:t>
                       </w:r>
@@ -2754,8 +2766,8 @@
           <w:b/>
           <w:bCs/>
           <w:noProof/>
-          <w:sz w:val="24"/>
-          <w:szCs w:val="24"/>
+          <w:sz w:val="20"/>
+          <w:szCs w:val="20"/>
         </w:rPr>
         <mc:AlternateContent>
           <mc:Choice Requires="wps">
@@ -2806,6 +2818,8 @@
                               <w:rPr>
                                 <w:b/>
                                 <w:bCs/>
+                                <w:sz w:val="20"/>
+                                <w:szCs w:val="20"/>
                               </w:rPr>
                             </w:pPr>
                             <w:r>
@@ -2813,8 +2827,8 @@
                                 <w:b/>
                                 <w:bCs/>
                                 <w:rFonts w:ascii="Arial" w:hAnsi="Arial" w:cs="Arial"/>
-                                <w:sz w:val="24"/>
-                                <w:szCs w:val="24"/>
+                                <w:sz w:val="20"/>
+                                <w:szCs w:val="20"/>
                               </w:rPr>
                               <w:t>+850 projetos entregues com excelência</w:t>
                             </w:r>
@@ -2848,6 +2862,8 @@
                         <w:rPr>
                           <w:b/>
                           <w:bCs/>
+                          <w:sz w:val="20"/>
+                          <w:szCs w:val="20"/>
                         </w:rPr>
                       </w:pPr>
                       <w:r>
@@ -2855,8 +2871,8 @@
                           <w:b/>
                           <w:bCs/>
                           <w:rFonts w:ascii="Arial" w:hAnsi="Arial" w:cs="Arial"/>
-                          <w:sz w:val="24"/>
-                          <w:szCs w:val="24"/>
+                          <w:sz w:val="20"/>
+                          <w:szCs w:val="20"/>
                         </w:rPr>
                         <w:t>+850 projetos entregues com excelência</w:t>
                       </w:r>
@@ -2871,64 +2887,64 @@
       <w:r>
         <w:rPr>
           <w:rFonts w:ascii="Arial" w:hAnsi="Arial" w:cs="Arial"/>
-          <w:sz w:val="24"/>
-          <w:szCs w:val="24"/>
+          <w:sz w:val="20"/>
+          <w:szCs w:val="20"/>
         </w:rPr>
         <w:t xml:space="preserve">São </w:t>
       </w:r>
       <w:r>
         <w:rPr>
           <w:rFonts w:ascii="Arial" w:hAnsi="Arial" w:cs="Arial"/>
-          <w:sz w:val="24"/>
-          <w:szCs w:val="24"/>
+          <w:sz w:val="20"/>
+          <w:szCs w:val="20"/>
         </w:rPr>
         <w:t>2</w:t>
       </w:r>
       <w:r>
         <w:rPr>
           <w:rFonts w:ascii="Arial" w:hAnsi="Arial" w:cs="Arial"/>
-          <w:sz w:val="24"/>
-          <w:szCs w:val="24"/>
+          <w:sz w:val="20"/>
+          <w:szCs w:val="20"/>
         </w:rPr>
         <w:t>1</w:t>
       </w:r>
       <w:r>
         <w:rPr>
           <w:rFonts w:ascii="Arial" w:hAnsi="Arial" w:cs="Arial"/>
-          <w:sz w:val="24"/>
-          <w:szCs w:val="24"/>
+          <w:sz w:val="20"/>
+          <w:szCs w:val="20"/>
         </w:rPr>
         <w:t xml:space="preserve"> anos de história </w:t>
       </w:r>
       <w:r>
         <w:rPr>
           <w:rFonts w:ascii="Arial" w:hAnsi="Arial" w:cs="Arial"/>
-          <w:sz w:val="24"/>
-          <w:szCs w:val="24"/>
+          <w:sz w:val="20"/>
+          <w:szCs w:val="20"/>
         </w:rPr>
         <w:t>e entregas de</w:t>
       </w:r>
       <w:r>
         <w:rPr>
           <w:rFonts w:ascii="Arial" w:hAnsi="Arial" w:cs="Arial"/>
-          <w:sz w:val="24"/>
-          <w:szCs w:val="24"/>
+          <w:sz w:val="20"/>
+          <w:szCs w:val="20"/>
         </w:rPr>
         <w:t xml:space="preserve"> soluções </w:t>
       </w:r>
       <w:r>
         <w:rPr>
           <w:rFonts w:ascii="Arial" w:hAnsi="Arial" w:cs="Arial"/>
-          <w:sz w:val="24"/>
-          <w:szCs w:val="24"/>
+          <w:sz w:val="20"/>
+          <w:szCs w:val="20"/>
         </w:rPr>
         <w:t>industriais, com:</w:t>
       </w:r>
       <w:r>
         <w:rPr>
           <w:rFonts w:ascii="Arial" w:hAnsi="Arial" w:cs="Arial"/>
-          <w:sz w:val="24"/>
-          <w:szCs w:val="24"/>
+          <w:sz w:val="20"/>
+          <w:szCs w:val="20"/>
         </w:rPr>
         <w:t xml:space="preserve"> excelência, segurança, qualidade e eficiência.</w:t>
       </w:r>
@@ -2944,8 +2960,8 @@
           <w:rFonts w:ascii="Arial" w:hAnsi="Arial" w:cs="Arial"/>
           <w:b/>
           <w:bCs/>
-          <w:sz w:val="24"/>
-          <w:szCs w:val="24"/>
+          <w:sz w:val="20"/>
+          <w:szCs w:val="20"/>
         </w:rPr>
       </w:pPr>
       <w:r>
@@ -2954,8 +2970,8 @@
           <w:b/>
           <w:bCs/>
           <w:noProof/>
-          <w:sz w:val="24"/>
-          <w:szCs w:val="24"/>
+          <w:sz w:val="20"/>
+          <w:szCs w:val="20"/>
         </w:rPr>
         <mc:AlternateContent>
           <mc:Choice Requires="wps">
@@ -3006,6 +3022,8 @@
                               <w:rPr>
                                 <w:b/>
                                 <w:bCs/>
+                                <w:sz w:val="20"/>
+                                <w:szCs w:val="20"/>
                               </w:rPr>
                             </w:pPr>
                             <w:r>
@@ -3013,8 +3031,8 @@
                                 <w:b/>
                                 <w:bCs/>
                                 <w:rFonts w:ascii="Arial" w:hAnsi="Arial" w:cs="Arial"/>
-                                <w:sz w:val="24"/>
-                                <w:szCs w:val="24"/>
+                                <w:sz w:val="20"/>
+                                <w:szCs w:val="20"/>
                               </w:rPr>
                               <w:t>21 anos de experiência</w:t>
                             </w:r>
@@ -3048,6 +3066,8 @@
                         <w:rPr>
                           <w:b/>
                           <w:bCs/>
+                          <w:sz w:val="20"/>
+                          <w:szCs w:val="20"/>
                         </w:rPr>
                       </w:pPr>
                       <w:r>
@@ -3055,8 +3075,8 @@
                           <w:b/>
                           <w:bCs/>
                           <w:rFonts w:ascii="Arial" w:hAnsi="Arial" w:cs="Arial"/>
-                          <w:sz w:val="24"/>
-                          <w:szCs w:val="24"/>
+                          <w:sz w:val="20"/>
+                          <w:szCs w:val="20"/>
                         </w:rPr>
                         <w:t>21 anos de experiência</w:t>
                       </w:r>
@@ -3139,8 +3159,8 @@
           <w:rFonts w:ascii="Arial" w:hAnsi="Arial" w:cs="Arial"/>
           <w:b/>
           <w:bCs/>
-          <w:sz w:val="24"/>
-          <w:szCs w:val="24"/>
+          <w:sz w:val="20"/>
+          <w:szCs w:val="20"/>
         </w:rPr>
       </w:pPr>
     </w:p>
@@ -3155,8 +3175,8 @@
           <w:rFonts w:ascii="Arial" w:hAnsi="Arial" w:cs="Arial"/>
           <w:b/>
           <w:bCs/>
-          <w:sz w:val="24"/>
-          <w:szCs w:val="24"/>
+          <w:sz w:val="20"/>
+          <w:szCs w:val="20"/>
         </w:rPr>
       </w:pPr>
     </w:p>
@@ -3171,8 +3191,8 @@
           <w:rFonts w:ascii="Arial" w:hAnsi="Arial" w:cs="Arial"/>
           <w:b/>
           <w:bCs/>
-          <w:sz w:val="24"/>
-          <w:szCs w:val="24"/>
+          <w:sz w:val="20"/>
+          <w:szCs w:val="20"/>
         </w:rPr>
       </w:pPr>
     </w:p>
@@ -3186,8 +3206,8 @@
           <w:rFonts w:ascii="Arial" w:hAnsi="Arial" w:cs="Arial"/>
           <w:b/>
           <w:noProof/>
-          <w:sz w:val="24"/>
-          <w:szCs w:val="24"/>
+          <w:sz w:val="20"/>
+          <w:szCs w:val="20"/>
         </w:rPr>
       </w:pPr>
     </w:p>
@@ -3202,8 +3222,8 @@
           <w:rFonts w:ascii="Arial" w:hAnsi="Arial" w:cs="Arial"/>
           <w:b/>
           <w:bCs/>
-          <w:sz w:val="24"/>
-          <w:szCs w:val="24"/>
+          <w:sz w:val="20"/>
+          <w:szCs w:val="20"/>
         </w:rPr>
       </w:pPr>
     </w:p>
@@ -3212,19 +3232,19 @@
         <w:pStyle w:val="Ttulo2"/>
         <w:rPr>
           <w:rFonts w:ascii="Arial" w:hAnsi="Arial" w:cs="Arial"/>
-          <w:b w:val="true"/>
-          <w:sz w:val="24"/>
-          <w:szCs w:val="24"/>
-          <w:bCs w:val="true"/>
-        </w:rPr>
-      </w:pPr>
-      <w:r>
-        <w:rPr>
-          <w:rFonts w:ascii="Arial" w:hAnsi="Arial" w:cs="Arial"/>
-          <w:b w:val="true"/>
-          <w:sz w:val="24"/>
-          <w:szCs w:val="24"/>
-          <w:bCs w:val="true"/>
+          <w:b w:val="false"/>
+          <w:sz w:val="20"/>
+          <w:szCs w:val="20"/>
+          <w:bCs w:val="false"/>
+        </w:rPr>
+      </w:pPr>
+      <w:r>
+        <w:rPr>
+          <w:rFonts w:ascii="Arial" w:hAnsi="Arial" w:cs="Arial"/>
+          <w:b w:val="false"/>
+          <w:sz w:val="20"/>
+          <w:szCs w:val="20"/>
+          <w:bCs w:val="false"/>
         </w:rPr>
         <w:t>- Tradição, excelência e referência em serviços industriais</w:t>
       </w:r>
@@ -3236,8 +3256,8 @@
         <w:rPr>
           <w:rFonts w:ascii="Arial" w:hAnsi="Arial" w:cs="Arial"/>
           <w:b/>
-          <w:sz w:val="24"/>
-          <w:szCs w:val="24"/>
+          <w:sz w:val="20"/>
+          <w:szCs w:val="20"/>
         </w:rPr>
       </w:pPr>
     </w:p>
@@ -3277,8 +3297,8 @@
               <w:rPr>
                 <w:rFonts w:ascii="Arial" w:hAnsi="Arial" w:cs="Arial"/>
                 <w:b/>
-                <w:sz w:val="24"/>
-                <w:szCs w:val="24"/>
+                <w:sz w:val="20"/>
+                <w:szCs w:val="20"/>
               </w:rPr>
               <w:spacing w:line="240" w:lineRule="auto"/>
             </w:pPr>
@@ -3286,8 +3306,8 @@
               <w:rPr>
                 <w:rFonts w:ascii="Arial" w:hAnsi="Arial" w:cs="Arial"/>
                 <w:bCs/>
-                <w:sz w:val="24"/>
-                <w:szCs w:val="24"/>
+                <w:sz w:val="20"/>
+                <w:szCs w:val="20"/>
               </w:rPr>
               <w:t>Limpeza química de tubulações e reservatórios (decapagem e passivação)</w:t>
             </w:r>
@@ -3308,8 +3328,8 @@
               <w:rPr>
                 <w:rFonts w:ascii="Arial" w:hAnsi="Arial" w:cs="Arial"/>
                 <w:b/>
-                <w:sz w:val="24"/>
-                <w:szCs w:val="24"/>
+                <w:sz w:val="20"/>
+                <w:szCs w:val="20"/>
               </w:rPr>
               <w:spacing w:line="240" w:lineRule="auto"/>
             </w:pPr>
@@ -3317,8 +3337,8 @@
               <w:rPr>
                 <w:rFonts w:ascii="Arial" w:hAnsi="Arial" w:cs="Arial"/>
                 <w:bCs/>
-                <w:sz w:val="24"/>
-                <w:szCs w:val="24"/>
+                <w:sz w:val="20"/>
+                <w:szCs w:val="20"/>
               </w:rPr>
               <w:t>Flushing primário</w:t>
             </w:r>
@@ -3341,8 +3361,8 @@
               <w:rPr>
                 <w:rFonts w:ascii="Arial" w:hAnsi="Arial" w:cs="Arial"/>
                 <w:b/>
-                <w:sz w:val="24"/>
-                <w:szCs w:val="24"/>
+                <w:sz w:val="20"/>
+                <w:szCs w:val="20"/>
               </w:rPr>
               <w:spacing w:line="240" w:lineRule="auto"/>
             </w:pPr>
@@ -3350,8 +3370,8 @@
               <w:rPr>
                 <w:rFonts w:ascii="Arial" w:hAnsi="Arial" w:cs="Arial"/>
                 <w:bCs/>
-                <w:sz w:val="24"/>
-                <w:szCs w:val="24"/>
+                <w:sz w:val="20"/>
+                <w:szCs w:val="20"/>
               </w:rPr>
               <w:t>Flushing secundário</w:t>
             </w:r>
@@ -3372,8 +3392,8 @@
               <w:rPr>
                 <w:rFonts w:ascii="Arial" w:hAnsi="Arial" w:cs="Arial"/>
                 <w:b/>
-                <w:sz w:val="24"/>
-                <w:szCs w:val="24"/>
+                <w:sz w:val="20"/>
+                <w:szCs w:val="20"/>
               </w:rPr>
               <w:spacing w:line="240" w:lineRule="auto"/>
             </w:pPr>
@@ -3381,8 +3401,8 @@
               <w:rPr>
                 <w:rFonts w:ascii="Arial" w:hAnsi="Arial" w:cs="Arial"/>
                 <w:bCs/>
-                <w:sz w:val="24"/>
-                <w:szCs w:val="24"/>
+                <w:sz w:val="20"/>
+                <w:szCs w:val="20"/>
               </w:rPr>
               <w:t xml:space="preserve">Passagem de </w:t>
             </w:r>
@@ -3390,8 +3410,8 @@
               <w:rPr>
                 <w:rFonts w:ascii="Arial" w:hAnsi="Arial" w:cs="Arial"/>
                 <w:bCs/>
-                <w:sz w:val="24"/>
-                <w:szCs w:val="24"/>
+                <w:sz w:val="20"/>
+                <w:szCs w:val="20"/>
               </w:rPr>
               <w:t>PIG</w:t>
             </w:r>
@@ -3399,8 +3419,8 @@
               <w:rPr>
                 <w:rFonts w:ascii="Arial" w:hAnsi="Arial" w:cs="Arial"/>
                 <w:bCs/>
-                <w:sz w:val="24"/>
-                <w:szCs w:val="24"/>
+                <w:sz w:val="20"/>
+                <w:szCs w:val="20"/>
               </w:rPr>
               <w:t xml:space="preserve"> de espuma</w:t>
             </w:r>
@@ -3423,8 +3443,8 @@
               <w:rPr>
                 <w:rFonts w:ascii="Arial" w:hAnsi="Arial" w:cs="Arial"/>
                 <w:b/>
-                <w:sz w:val="24"/>
-                <w:szCs w:val="24"/>
+                <w:sz w:val="20"/>
+                <w:szCs w:val="20"/>
               </w:rPr>
               <w:spacing w:line="240" w:lineRule="auto"/>
             </w:pPr>
@@ -3432,8 +3452,8 @@
               <w:rPr>
                 <w:rFonts w:ascii="Arial" w:hAnsi="Arial" w:cs="Arial"/>
                 <w:bCs/>
-                <w:sz w:val="24"/>
-                <w:szCs w:val="24"/>
+                <w:sz w:val="20"/>
+                <w:szCs w:val="20"/>
               </w:rPr>
               <w:t>Filtragem absoluta</w:t>
             </w:r>
@@ -3454,8 +3474,8 @@
               <w:rPr>
                 <w:rFonts w:ascii="Arial" w:hAnsi="Arial" w:cs="Arial"/>
                 <w:b/>
-                <w:sz w:val="24"/>
-                <w:szCs w:val="24"/>
+                <w:sz w:val="20"/>
+                <w:szCs w:val="20"/>
               </w:rPr>
               <w:spacing w:line="240" w:lineRule="auto"/>
             </w:pPr>
@@ -3463,8 +3483,8 @@
               <w:rPr>
                 <w:rFonts w:ascii="Arial" w:hAnsi="Arial" w:cs="Arial"/>
                 <w:bCs/>
-                <w:sz w:val="24"/>
-                <w:szCs w:val="24"/>
+                <w:sz w:val="20"/>
+                <w:szCs w:val="20"/>
               </w:rPr>
               <w:t>T</w:t>
             </w:r>
@@ -3472,8 +3492,8 @@
               <w:rPr>
                 <w:rFonts w:ascii="Arial" w:hAnsi="Arial" w:cs="Arial"/>
                 <w:bCs/>
-                <w:sz w:val="24"/>
-                <w:szCs w:val="24"/>
+                <w:sz w:val="20"/>
+                <w:szCs w:val="20"/>
               </w:rPr>
               <w:t>este de pressão (teste hidrostático)</w:t>
             </w:r>
@@ -3496,8 +3516,8 @@
               <w:rPr>
                 <w:rFonts w:ascii="Arial" w:hAnsi="Arial" w:cs="Arial"/>
                 <w:bCs/>
-                <w:sz w:val="24"/>
-                <w:szCs w:val="24"/>
+                <w:sz w:val="20"/>
+                <w:szCs w:val="20"/>
               </w:rPr>
               <w:spacing w:line="240" w:lineRule="auto"/>
             </w:pPr>
@@ -3505,8 +3525,8 @@
               <w:rPr>
                 <w:rFonts w:ascii="Arial" w:hAnsi="Arial" w:cs="Arial"/>
                 <w:bCs/>
-                <w:sz w:val="24"/>
-                <w:szCs w:val="24"/>
+                <w:sz w:val="20"/>
+                <w:szCs w:val="20"/>
               </w:rPr>
               <w:t xml:space="preserve">Centrifugação e </w:t>
             </w:r>
@@ -3514,8 +3534,8 @@
               <w:rPr>
                 <w:rFonts w:ascii="Arial" w:hAnsi="Arial" w:cs="Arial"/>
                 <w:bCs/>
-                <w:sz w:val="24"/>
-                <w:szCs w:val="24"/>
+                <w:sz w:val="20"/>
+                <w:szCs w:val="20"/>
               </w:rPr>
               <w:t>desidratação de óleo</w:t>
             </w:r>
@@ -3532,8 +3552,8 @@
               <w:rPr>
                 <w:rFonts w:ascii="Arial" w:hAnsi="Arial" w:cs="Arial"/>
                 <w:bCs/>
-                <w:sz w:val="24"/>
-                <w:szCs w:val="24"/>
+                <w:sz w:val="20"/>
+                <w:szCs w:val="20"/>
               </w:rPr>
               <w:spacing w:line="240" w:lineRule="auto"/>
             </w:pPr>
@@ -3547,8 +3567,8 @@
         <w:rPr>
           <w:rFonts w:ascii="Arial" w:hAnsi="Arial" w:cs="Arial"/>
           <w:b/>
-          <w:sz w:val="24"/>
-          <w:szCs w:val="24"/>
+          <w:sz w:val="20"/>
+          <w:szCs w:val="20"/>
         </w:rPr>
       </w:pPr>
       <w:r>
@@ -3593,8 +3613,8 @@
               <w:rPr>
                 <w:rFonts w:ascii="Arial" w:hAnsi="Arial" w:cs="Arial"/>
                 <w:b/>
-                <w:sz w:val="24"/>
-                <w:szCs w:val="24"/>
+                <w:sz w:val="20"/>
+                <w:szCs w:val="20"/>
               </w:rPr>
               <w:spacing w:line="240" w:lineRule="auto"/>
             </w:pPr>
@@ -3664,8 +3684,8 @@
               <w:rPr>
                 <w:rFonts w:ascii="Arial" w:hAnsi="Arial" w:cs="Arial"/>
                 <w:b/>
-                <w:sz w:val="24"/>
-                <w:szCs w:val="24"/>
+                <w:sz w:val="20"/>
+                <w:szCs w:val="20"/>
               </w:rPr>
               <w:spacing w:line="240" w:lineRule="auto"/>
             </w:pPr>
@@ -3726,8 +3746,8 @@
               <w:rPr>
                 <w:rFonts w:ascii="Arial" w:hAnsi="Arial" w:cs="Arial"/>
                 <w:b/>
-                <w:sz w:val="24"/>
-                <w:szCs w:val="24"/>
+                <w:sz w:val="20"/>
+                <w:szCs w:val="20"/>
               </w:rPr>
               <w:spacing w:line="240" w:lineRule="auto"/>
             </w:pPr>
@@ -3788,8 +3808,8 @@
               <w:rPr>
                 <w:rFonts w:ascii="Arial" w:hAnsi="Arial" w:cs="Arial"/>
                 <w:b/>
-                <w:sz w:val="24"/>
-                <w:szCs w:val="24"/>
+                <w:sz w:val="20"/>
+                <w:szCs w:val="20"/>
               </w:rPr>
               <w:spacing w:line="240" w:lineRule="auto"/>
             </w:pPr>
@@ -3847,8 +3867,8 @@
         <w:rPr>
           <w:rFonts w:ascii="Arial" w:hAnsi="Arial" w:cs="Arial"/>
           <w:b/>
-          <w:sz w:val="24"/>
-          <w:szCs w:val="24"/>
+          <w:sz w:val="20"/>
+          <w:szCs w:val="20"/>
         </w:rPr>
       </w:pPr>
     </w:p>
@@ -3857,69 +3877,69 @@
         <w:pStyle w:val="Ttulo2"/>
         <w:rPr>
           <w:rFonts w:ascii="Arial" w:hAnsi="Arial" w:cs="Arial"/>
-          <w:sz w:val="24"/>
-          <w:szCs w:val="24"/>
-          <w:b w:val="true"/>
-          <w:bCs w:val="true"/>
-        </w:rPr>
-      </w:pPr>
-      <w:r>
-        <w:rPr>
-          <w:rFonts w:ascii="Arial" w:hAnsi="Arial" w:cs="Arial"/>
-          <w:b w:val="true"/>
-          <w:sz w:val="24"/>
-          <w:szCs w:val="24"/>
-          <w:bCs w:val="true"/>
+          <w:sz w:val="20"/>
+          <w:szCs w:val="20"/>
+          <w:b w:val="false"/>
+          <w:bCs w:val="false"/>
+        </w:rPr>
+      </w:pPr>
+      <w:r>
+        <w:rPr>
+          <w:rFonts w:ascii="Arial" w:hAnsi="Arial" w:cs="Arial"/>
+          <w:b w:val="false"/>
+          <w:sz w:val="20"/>
+          <w:szCs w:val="20"/>
+          <w:bCs w:val="false"/>
         </w:rPr>
         <w:t xml:space="preserve"/>
       </w:r>
       <w:r>
         <w:rPr>
           <w:rFonts w:ascii="Arial" w:hAnsi="Arial" w:cs="Arial"/>
-          <w:b w:val="true"/>
-          <w:sz w:val="24"/>
-          <w:szCs w:val="24"/>
-          <w:bCs w:val="true"/>
+          <w:b w:val="false"/>
+          <w:sz w:val="20"/>
+          <w:szCs w:val="20"/>
+          <w:bCs w:val="false"/>
         </w:rPr>
         <w:t>-</w:t>
       </w:r>
       <w:r>
         <w:rPr>
           <w:rFonts w:ascii="Arial" w:hAnsi="Arial" w:cs="Arial"/>
-          <w:b w:val="true"/>
-          <w:sz w:val="24"/>
-          <w:szCs w:val="24"/>
-          <w:bCs w:val="true"/>
+          <w:b w:val="false"/>
+          <w:sz w:val="20"/>
+          <w:szCs w:val="20"/>
+          <w:bCs w:val="false"/>
         </w:rPr>
         <w:t xml:space="preserve"> </w:t>
       </w:r>
       <w:r>
         <w:rPr>
           <w:rFonts w:ascii="Arial" w:hAnsi="Arial" w:cs="Arial"/>
-          <w:b w:val="true"/>
-          <w:sz w:val="24"/>
-          <w:szCs w:val="24"/>
-          <w:bCs w:val="true"/>
+          <w:b w:val="false"/>
+          <w:sz w:val="20"/>
+          <w:szCs w:val="20"/>
+          <w:bCs w:val="false"/>
         </w:rPr>
         <w:t>Equipamentos modernos, revisados e</w:t>
       </w:r>
       <w:r>
         <w:rPr>
           <w:rFonts w:ascii="Arial" w:hAnsi="Arial" w:cs="Arial"/>
-          <w:b w:val="true"/>
-          <w:sz w:val="24"/>
-          <w:szCs w:val="24"/>
-          <w:bCs w:val="true"/>
+          <w:b w:val="false"/>
+          <w:sz w:val="20"/>
+          <w:szCs w:val="20"/>
+          <w:bCs w:val="false"/>
         </w:rPr>
         <w:t xml:space="preserve"> alto desempenho e tecnologia</w:t>
       </w:r>
       <w:r>
         <w:rPr>
           <w:rFonts w:ascii="Arial" w:hAnsi="Arial" w:cs="Arial"/>
-          <w:b w:val="true"/>
-          <w:sz w:val="24"/>
-          <w:szCs w:val="24"/>
-          <w:bCs w:val="true"/>
+          <w:b w:val="false"/>
+          <w:sz w:val="20"/>
+          <w:szCs w:val="20"/>
+          <w:bCs w:val="false"/>
         </w:rPr>
         <w:t xml:space="preserve"> para atender qualquer demanda.</w:t>
       </w:r>
@@ -3958,8 +3978,8 @@
               <w:rPr>
                 <w:rFonts w:ascii="Arial" w:hAnsi="Arial" w:cs="Arial"/>
                 <w:bCs/>
-                <w:sz w:val="24"/>
-                <w:szCs w:val="24"/>
+                <w:sz w:val="20"/>
+                <w:szCs w:val="20"/>
               </w:rPr>
               <w:spacing w:line="240" w:lineRule="auto"/>
             </w:pPr>
@@ -4018,8 +4038,8 @@
               <w:rPr>
                 <w:rFonts w:ascii="Arial" w:hAnsi="Arial" w:cs="Arial"/>
                 <w:bCs/>
-                <w:sz w:val="24"/>
-                <w:szCs w:val="24"/>
+                <w:sz w:val="20"/>
+                <w:szCs w:val="20"/>
               </w:rPr>
               <w:spacing w:line="240" w:lineRule="auto"/>
             </w:pPr>
@@ -4079,8 +4099,8 @@
               <w:rPr>
                 <w:rFonts w:ascii="Arial" w:hAnsi="Arial" w:cs="Arial"/>
                 <w:bCs/>
-                <w:sz w:val="24"/>
-                <w:szCs w:val="24"/>
+                <w:sz w:val="20"/>
+                <w:szCs w:val="20"/>
               </w:rPr>
               <w:spacing w:line="240" w:lineRule="auto"/>
             </w:pPr>
@@ -4140,8 +4160,8 @@
               <w:rPr>
                 <w:rFonts w:ascii="Arial" w:hAnsi="Arial" w:cs="Arial"/>
                 <w:bCs/>
-                <w:sz w:val="24"/>
-                <w:szCs w:val="24"/>
+                <w:sz w:val="20"/>
+                <w:szCs w:val="20"/>
               </w:rPr>
               <w:spacing w:line="240" w:lineRule="auto"/>
             </w:pPr>
@@ -4222,8 +4242,8 @@
         <w:rPr>
           <w:rFonts w:ascii="Arial" w:hAnsi="Arial" w:cs="Arial"/>
           <w:bCs/>
-          <w:sz w:val="24"/>
-          <w:szCs w:val="24"/>
+          <w:sz w:val="20"/>
+          <w:szCs w:val="20"/>
         </w:rPr>
       </w:pPr>
     </w:p>
@@ -4232,19 +4252,19 @@
         <w:pStyle w:val="Ttulo2"/>
         <w:rPr>
           <w:rFonts w:ascii="Arial" w:hAnsi="Arial" w:cs="Arial"/>
-          <w:sz w:val="24"/>
-          <w:szCs w:val="24"/>
-          <w:b w:val="true"/>
-          <w:bCs w:val="true"/>
-        </w:rPr>
-      </w:pPr>
-      <w:r>
-        <w:rPr>
-          <w:rFonts w:ascii="Arial" w:hAnsi="Arial" w:cs="Arial"/>
-          <w:b w:val="true"/>
-          <w:sz w:val="24"/>
-          <w:szCs w:val="24"/>
-          <w:bCs w:val="true"/>
+          <w:sz w:val="20"/>
+          <w:szCs w:val="20"/>
+          <w:b w:val="false"/>
+          <w:bCs w:val="false"/>
+        </w:rPr>
+      </w:pPr>
+      <w:r>
+        <w:rPr>
+          <w:rFonts w:ascii="Arial" w:hAnsi="Arial" w:cs="Arial"/>
+          <w:b w:val="false"/>
+          <w:sz w:val="20"/>
+          <w:szCs w:val="20"/>
+          <w:bCs w:val="false"/>
         </w:rPr>
         <w:t>- Clientes que confiam e atestam a excelência da Filtrovali</w:t>
       </w:r>
@@ -4256,8 +4276,8 @@
         <w:rPr>
           <w:rFonts w:ascii="Arial" w:hAnsi="Arial" w:cs="Arial"/>
           <w:b/>
-          <w:sz w:val="24"/>
-          <w:szCs w:val="24"/>
+          <w:sz w:val="20"/>
+          <w:szCs w:val="20"/>
         </w:rPr>
       </w:pPr>
       <w:r>
@@ -4321,8 +4341,8 @@
           <w:rFonts w:ascii="Arial" w:hAnsi="Arial" w:cs="Arial"/>
           <w:b/>
           <w:bCs/>
-          <w:sz w:val="24"/>
-          <w:szCs w:val="24"/>
+          <w:sz w:val="20"/>
+          <w:szCs w:val="20"/>
         </w:rPr>
       </w:pPr>
     </w:p>
@@ -4333,8 +4353,8 @@
         <w:jc w:val="both"/>
         <w:rPr>
           <w:rFonts w:ascii="Arial" w:hAnsi="Arial" w:cs="Arial"/>
-          <w:sz w:val="24"/>
-          <w:szCs w:val="24"/>
+          <w:sz w:val="20"/>
+          <w:szCs w:val="20"/>
           <w:b w:val="true"/>
           <w:bCs w:val="true"/>
         </w:rPr>
@@ -4345,8 +4365,8 @@
           <w:rFonts w:ascii="Arial" w:hAnsi="Arial" w:cs="Arial"/>
           <w:b w:val="true"/>
           <w:bCs w:val="true"/>
-          <w:sz w:val="24"/>
-          <w:szCs w:val="24"/>
+          <w:sz w:val="20"/>
+          <w:szCs w:val="20"/>
         </w:rPr>
         <w:t xml:space="preserve">- </w:t>
       </w:r>
@@ -4355,8 +4375,8 @@
           <w:rFonts w:ascii="Arial" w:hAnsi="Arial" w:cs="Arial"/>
           <w:b w:val="true"/>
           <w:bCs w:val="true"/>
-          <w:sz w:val="24"/>
-          <w:szCs w:val="24"/>
+          <w:sz w:val="20"/>
+          <w:szCs w:val="20"/>
         </w:rPr>
         <w:t>Descrição dos serviços que serão executados:</w:t>
       </w:r>
@@ -4369,19 +4389,19 @@
         <w:jc w:val="both"/>
         <w:rPr>
           <w:rFonts w:ascii="Arial" w:hAnsi="Arial" w:cs="Arial"/>
-          <w:sz w:val="24"/>
-          <w:szCs w:val="24"/>
-          <w:b w:val="true"/>
-          <w:bCs w:val="true"/>
-        </w:rPr>
-      </w:pPr>
-      <w:r>
-        <w:rPr>
-          <w:rFonts w:ascii="Arial" w:hAnsi="Arial" w:cs="Arial"/>
-          <w:sz w:val="24"/>
-          <w:szCs w:val="24"/>
-          <w:b w:val="true"/>
-          <w:bCs w:val="true"/>
+          <w:sz w:val="20"/>
+          <w:szCs w:val="20"/>
+          <w:b w:val="false"/>
+          <w:bCs w:val="false"/>
+        </w:rPr>
+      </w:pPr>
+      <w:r>
+        <w:rPr>
+          <w:rFonts w:ascii="Arial" w:hAnsi="Arial" w:cs="Arial"/>
+          <w:sz w:val="20"/>
+          <w:szCs w:val="20"/>
+          <w:b w:val="false"/>
+          <w:bCs w:val="false"/>
         </w:rPr>
         <w:t xml:space="preserve">{{servico}}</w:t>
       </w:r>
@@ -4397,15 +4417,19 @@
         <w:jc w:val="both"/>
         <w:rPr>
           <w:rFonts w:ascii="Arial" w:hAnsi="Arial" w:cs="Arial"/>
-          <w:sz w:val="24"/>
-          <w:szCs w:val="24"/>
-        </w:rPr>
-      </w:pPr>
-      <w:r>
-        <w:rPr>
-          <w:rFonts w:ascii="Arial" w:hAnsi="Arial" w:cs="Arial"/>
-          <w:sz w:val="24"/>
-          <w:szCs w:val="24"/>
+          <w:bCs w:val="false"/>
+          <w:b w:val="false"/>
+          <w:sz w:val="20"/>
+          <w:szCs w:val="20"/>
+        </w:rPr>
+      </w:pPr>
+      <w:r>
+        <w:rPr>
+          <w:rFonts w:ascii="Arial" w:hAnsi="Arial" w:cs="Arial"/>
+          <w:bCs w:val="false"/>
+          <w:b w:val="false"/>
+          <w:sz w:val="20"/>
+          <w:szCs w:val="20"/>
         </w:rPr>
         <w:t>{{escopo_blocos}}</w:t>
       </w:r>
@@ -4417,15 +4441,15 @@
         <w:ind w:left="360"/>
         <w:rPr>
           <w:rFonts w:ascii="Arial" w:hAnsi="Arial" w:cs="Arial"/>
-          <w:sz w:val="24"/>
-          <w:szCs w:val="24"/>
-        </w:rPr>
-      </w:pPr>
-      <w:r>
-        <w:rPr>
-          <w:rFonts w:ascii="Arial" w:hAnsi="Arial" w:cs="Arial"/>
-          <w:sz w:val="24"/>
-          <w:szCs w:val="24"/>
+          <w:sz w:val="20"/>
+          <w:szCs w:val="20"/>
+        </w:rPr>
+      </w:pPr>
+      <w:r>
+        <w:rPr>
+          <w:rFonts w:ascii="Arial" w:hAnsi="Arial" w:cs="Arial"/>
+          <w:sz w:val="20"/>
+          <w:szCs w:val="20"/>
         </w:rPr>
         <w:t xml:space="preserve">NOTA: As tubulações embarcadas, exemplo - aquelas que compõe uma unidade hidráulica ou um Skid de bombas, </w:t>
       </w:r>
@@ -4437,15 +4461,15 @@
         <w:ind w:left="360"/>
         <w:rPr>
           <w:rFonts w:ascii="Arial" w:hAnsi="Arial" w:cs="Arial"/>
-          <w:sz w:val="24"/>
-          <w:szCs w:val="24"/>
-        </w:rPr>
-      </w:pPr>
-      <w:r>
-        <w:rPr>
-          <w:rFonts w:ascii="Arial" w:hAnsi="Arial" w:cs="Arial"/>
-          <w:sz w:val="24"/>
-          <w:szCs w:val="24"/>
+          <w:sz w:val="20"/>
+          <w:szCs w:val="20"/>
+        </w:rPr>
+      </w:pPr>
+      <w:r>
+        <w:rPr>
+          <w:rFonts w:ascii="Arial" w:hAnsi="Arial" w:cs="Arial"/>
+          <w:sz w:val="20"/>
+          <w:szCs w:val="20"/>
         </w:rPr>
         <w:t>não fazem parte do escopo.</w:t>
       </w:r>
@@ -4456,8 +4480,8 @@
         <w:spacing w:after="120"/>
         <w:rPr>
           <w:rFonts w:ascii="Arial" w:hAnsi="Arial" w:cs="Arial"/>
-          <w:sz w:val="24"/>
-          <w:szCs w:val="24"/>
+          <w:sz w:val="20"/>
+          <w:szCs w:val="20"/>
           <w:b w:val="true"/>
           <w:bCs w:val="true"/>
         </w:rPr>
@@ -4469,8 +4493,8 @@
           <w:rFonts w:ascii="Arial" w:hAnsi="Arial" w:cs="Arial"/>
           <w:b w:val="true"/>
           <w:bCs w:val="true"/>
-          <w:sz w:val="24"/>
-          <w:szCs w:val="24"/>
+          <w:sz w:val="20"/>
+          <w:szCs w:val="20"/>
         </w:rPr>
         <w:t xml:space="preserve">- </w:t>
       </w:r>
@@ -4480,8 +4504,8 @@
           <w:b w:val="true"/>
           <w:bCs w:val="true"/>
           <w:color w:val="000000"/>
-          <w:sz w:val="24"/>
-          <w:szCs w:val="24"/>
+          <w:sz w:val="20"/>
+          <w:szCs w:val="20"/>
         </w:rPr>
         <w:t>Matriz geral de responsabilidade</w:t>
       </w:r>
@@ -4493,30 +4517,30 @@
         <w:spacing w:after="120"/>
         <w:rPr>
           <w:rFonts w:ascii="Arial" w:hAnsi="Arial" w:cs="Arial"/>
-          <w:sz w:val="24"/>
-          <w:szCs w:val="24"/>
-          <w:b w:val="true"/>
-          <w:bCs w:val="true"/>
-        </w:rPr>
-      </w:pPr>
-      <w:r>
-        <w:rPr>
-          <w:rFonts w:ascii="Arial" w:hAnsi="Arial" w:cs="Arial"/>
-          <w:b w:val="true"/>
-          <w:bCs w:val="true"/>
+          <w:sz w:val="20"/>
+          <w:szCs w:val="20"/>
+          <w:b w:val="false"/>
+          <w:bCs w:val="false"/>
+        </w:rPr>
+      </w:pPr>
+      <w:r>
+        <w:rPr>
+          <w:rFonts w:ascii="Arial" w:hAnsi="Arial" w:cs="Arial"/>
+          <w:b w:val="false"/>
+          <w:bCs w:val="false"/>
           <w:color w:val="000000"/>
-          <w:sz w:val="24"/>
-          <w:szCs w:val="24"/>
+          <w:sz w:val="20"/>
+          <w:szCs w:val="20"/>
         </w:rPr>
         <w:t>Responsabilidade da Filtrovali</w:t>
       </w:r>
       <w:r>
         <w:rPr>
           <w:rFonts w:ascii="Arial" w:hAnsi="Arial" w:cs="Arial"/>
-          <w:b w:val="true"/>
-          <w:bCs w:val="true"/>
-          <w:sz w:val="24"/>
-          <w:szCs w:val="24"/>
+          <w:b w:val="false"/>
+          <w:bCs w:val="false"/>
+          <w:sz w:val="20"/>
+          <w:szCs w:val="20"/>
         </w:rPr>
         <w:t>:</w:t>
       </w:r>
@@ -4565,8 +4589,8 @@
                 <w:bCs/>
                 <w:color w:val="FFFFFF" w:themeColor="background1"/>
                 <w:lang w:eastAsia="pt-BR"/>
-                <w:sz w:val="24"/>
-                <w:szCs w:val="24"/>
+                <w:sz w:val="20"/>
+                <w:szCs w:val="20"/>
               </w:rPr>
             </w:pPr>
             <w:r>
@@ -4576,8 +4600,8 @@
                 <w:bCs/>
                 <w:color w:val="FFFFFF" w:themeColor="background1"/>
                 <w:lang w:eastAsia="pt-BR"/>
-                <w:sz w:val="24"/>
-                <w:szCs w:val="24"/>
+                <w:sz w:val="20"/>
+                <w:szCs w:val="20"/>
               </w:rPr>
               <w:t>Item</w:t>
             </w:r>
@@ -4607,8 +4631,8 @@
                 <w:bCs/>
                 <w:color w:val="FFFFFF" w:themeColor="background1"/>
                 <w:lang w:eastAsia="pt-BR"/>
-                <w:sz w:val="24"/>
-                <w:szCs w:val="24"/>
+                <w:sz w:val="20"/>
+                <w:szCs w:val="20"/>
               </w:rPr>
             </w:pPr>
             <w:r>
@@ -4618,8 +4642,8 @@
                 <w:bCs/>
                 <w:color w:val="FFFFFF" w:themeColor="background1"/>
                 <w:lang w:eastAsia="pt-BR"/>
-                <w:sz w:val="24"/>
-                <w:szCs w:val="24"/>
+                <w:sz w:val="20"/>
+                <w:szCs w:val="20"/>
               </w:rPr>
               <w:t>ESCOPO</w:t>
             </w:r>
@@ -4649,8 +4673,8 @@
                 <w:bCs/>
                 <w:color w:val="FFFFFF" w:themeColor="background1"/>
                 <w:lang w:eastAsia="pt-BR"/>
-                <w:sz w:val="24"/>
-                <w:szCs w:val="24"/>
+                <w:sz w:val="20"/>
+                <w:szCs w:val="20"/>
               </w:rPr>
             </w:pPr>
             <w:r>
@@ -4660,8 +4684,8 @@
                 <w:bCs/>
                 <w:color w:val="FFFFFF" w:themeColor="background1"/>
                 <w:lang w:eastAsia="pt-BR"/>
-                <w:sz w:val="24"/>
-                <w:szCs w:val="24"/>
+                <w:sz w:val="20"/>
+                <w:szCs w:val="20"/>
               </w:rPr>
               <w:t>NOTA</w:t>
             </w:r>
@@ -4696,8 +4720,8 @@
                 <w:bCs/>
                 <w:color w:val="000000"/>
                 <w:lang w:eastAsia="pt-BR"/>
-                <w:sz w:val="24"/>
-                <w:szCs w:val="24"/>
+                <w:sz w:val="20"/>
+                <w:szCs w:val="20"/>
               </w:rPr>
             </w:pPr>
             <w:r>
@@ -4707,8 +4731,8 @@
                 <w:bCs/>
                 <w:color w:val="000000"/>
                 <w:lang w:eastAsia="pt-BR"/>
-                <w:sz w:val="24"/>
-                <w:szCs w:val="24"/>
+                <w:sz w:val="20"/>
+                <w:szCs w:val="20"/>
               </w:rPr>
               <w:t xml:space="preserve">{{categoria_filtrovali}}</w:t>
             </w:r>
@@ -4744,10 +4768,12 @@
               <w:jc w:val="center"/>
               <w:rPr>
                 <w:rFonts w:ascii="Arial" w:hAnsi="Arial" w:cs="Arial"/>
+                <w:bCs w:val="false"/>
+                <w:b w:val="false"/>
                 <w:color w:val="000000"/>
                 <w:lang w:eastAsia="pt-BR"/>
-                <w:sz w:val="24"/>
-                <w:szCs w:val="24"/>
+                <w:sz w:val="20"/>
+                <w:szCs w:val="20"/>
               </w:rPr>
             </w:pPr>
           </w:p>
@@ -4771,8 +4797,8 @@
                 <w:rFonts w:ascii="Arial" w:hAnsi="Arial" w:cs="Arial"/>
                 <w:color w:val="000000"/>
                 <w:lang w:eastAsia="pt-BR"/>
-                <w:sz w:val="24"/>
-                <w:szCs w:val="24"/>
+                <w:sz w:val="20"/>
+                <w:szCs w:val="20"/>
               </w:rPr>
             </w:pPr>
             <w:r>
@@ -4780,8 +4806,8 @@
                 <w:rFonts w:ascii="Arial" w:hAnsi="Arial" w:cs="Arial"/>
                 <w:color w:val="000000"/>
                 <w:lang w:eastAsia="pt-BR"/>
-                <w:sz w:val="24"/>
-                <w:szCs w:val="24"/>
+                <w:sz w:val="20"/>
+                <w:szCs w:val="20"/>
               </w:rPr>
               <w:t xml:space="preserve">{{escopo_filtrovali}}</w:t>
             </w:r>
@@ -4807,8 +4833,8 @@
                 <w:rFonts w:ascii="Arial" w:hAnsi="Arial" w:cs="Arial"/>
                 <w:color w:val="000000"/>
                 <w:lang w:eastAsia="pt-BR"/>
-                <w:sz w:val="24"/>
-                <w:szCs w:val="24"/>
+                <w:sz w:val="20"/>
+                <w:szCs w:val="20"/>
               </w:rPr>
             </w:pPr>
             <w:r>
@@ -4816,8 +4842,8 @@
                 <w:rFonts w:ascii="Arial" w:hAnsi="Arial" w:cs="Arial"/>
                 <w:color w:val="000000"/>
                 <w:lang w:eastAsia="pt-BR"/>
-                <w:sz w:val="24"/>
-                <w:szCs w:val="24"/>
+                <w:sz w:val="20"/>
+                <w:szCs w:val="20"/>
               </w:rPr>
               <w:t xml:space="preserve">{{nota_filtrovali}}</w:t>
             </w:r>
@@ -4831,30 +4857,30 @@
         <w:spacing w:after="120"/>
         <w:rPr>
           <w:rFonts w:ascii="Arial" w:hAnsi="Arial" w:cs="Arial"/>
-          <w:sz w:val="24"/>
-          <w:szCs w:val="24"/>
-          <w:b w:val="true"/>
-          <w:bCs w:val="true"/>
-        </w:rPr>
-      </w:pPr>
-      <w:r>
-        <w:rPr>
-          <w:rFonts w:ascii="Arial" w:hAnsi="Arial" w:cs="Arial"/>
-          <w:b w:val="true"/>
-          <w:bCs w:val="true"/>
+          <w:sz w:val="20"/>
+          <w:szCs w:val="20"/>
+          <w:b w:val="false"/>
+          <w:bCs w:val="false"/>
+        </w:rPr>
+      </w:pPr>
+      <w:r>
+        <w:rPr>
+          <w:rFonts w:ascii="Arial" w:hAnsi="Arial" w:cs="Arial"/>
+          <w:b w:val="false"/>
+          <w:bCs w:val="false"/>
           <w:color w:val="000000"/>
-          <w:sz w:val="24"/>
-          <w:szCs w:val="24"/>
+          <w:sz w:val="20"/>
+          <w:szCs w:val="20"/>
         </w:rPr>
         <w:t>Responsabilidade do Contratante</w:t>
       </w:r>
       <w:r>
         <w:rPr>
           <w:rFonts w:ascii="Arial" w:hAnsi="Arial" w:cs="Arial"/>
-          <w:b w:val="true"/>
-          <w:bCs w:val="true"/>
-          <w:sz w:val="24"/>
-          <w:szCs w:val="24"/>
+          <w:b w:val="false"/>
+          <w:bCs w:val="false"/>
+          <w:sz w:val="20"/>
+          <w:szCs w:val="20"/>
         </w:rPr>
         <w:t>:</w:t>
       </w:r>
@@ -4903,8 +4929,8 @@
                 <w:bCs/>
                 <w:color w:val="FFFFFF" w:themeColor="background1"/>
                 <w:lang w:eastAsia="pt-BR"/>
-                <w:sz w:val="24"/>
-                <w:szCs w:val="24"/>
+                <w:sz w:val="20"/>
+                <w:szCs w:val="20"/>
               </w:rPr>
             </w:pPr>
             <w:r>
@@ -4914,8 +4940,8 @@
                 <w:bCs/>
                 <w:color w:val="FFFFFF" w:themeColor="background1"/>
                 <w:lang w:eastAsia="pt-BR"/>
-                <w:sz w:val="24"/>
-                <w:szCs w:val="24"/>
+                <w:sz w:val="20"/>
+                <w:szCs w:val="20"/>
               </w:rPr>
               <w:t>Item</w:t>
             </w:r>
@@ -4945,8 +4971,8 @@
                 <w:bCs/>
                 <w:color w:val="FFFFFF" w:themeColor="background1"/>
                 <w:lang w:eastAsia="pt-BR"/>
-                <w:sz w:val="24"/>
-                <w:szCs w:val="24"/>
+                <w:sz w:val="20"/>
+                <w:szCs w:val="20"/>
               </w:rPr>
             </w:pPr>
             <w:r>
@@ -4956,8 +4982,8 @@
                 <w:bCs/>
                 <w:color w:val="FFFFFF" w:themeColor="background1"/>
                 <w:lang w:eastAsia="pt-BR"/>
-                <w:sz w:val="24"/>
-                <w:szCs w:val="24"/>
+                <w:sz w:val="20"/>
+                <w:szCs w:val="20"/>
               </w:rPr>
               <w:t>ESCOPO</w:t>
             </w:r>
@@ -4987,8 +5013,8 @@
                 <w:bCs/>
                 <w:color w:val="FFFFFF" w:themeColor="background1"/>
                 <w:lang w:eastAsia="pt-BR"/>
-                <w:sz w:val="24"/>
-                <w:szCs w:val="24"/>
+                <w:sz w:val="20"/>
+                <w:szCs w:val="20"/>
               </w:rPr>
             </w:pPr>
             <w:r>
@@ -4998,8 +5024,8 @@
                 <w:bCs/>
                 <w:color w:val="FFFFFF" w:themeColor="background1"/>
                 <w:lang w:eastAsia="pt-BR"/>
-                <w:sz w:val="24"/>
-                <w:szCs w:val="24"/>
+                <w:sz w:val="20"/>
+                <w:szCs w:val="20"/>
               </w:rPr>
               <w:t>NOTA</w:t>
             </w:r>
@@ -5033,8 +5059,8 @@
                 <w:rFonts w:ascii="Arial" w:hAnsi="Arial" w:cs="Arial"/>
                 <w:color w:val="000000"/>
                 <w:lang w:eastAsia="pt-BR"/>
-                <w:sz w:val="24"/>
-                <w:szCs w:val="24"/>
+                <w:sz w:val="20"/>
+                <w:szCs w:val="20"/>
               </w:rPr>
             </w:pPr>
             <w:r>
@@ -5043,8 +5069,8 @@
                 <w:b/>
                 <w:color w:val="000000"/>
                 <w:lang w:eastAsia="pt-BR"/>
-                <w:sz w:val="24"/>
-                <w:szCs w:val="24"/>
+                <w:sz w:val="20"/>
+                <w:szCs w:val="20"/>
               </w:rPr>
               <w:t xml:space="preserve">{{categoria_contratante}}</w:t>
             </w:r>
@@ -5080,10 +5106,12 @@
               <w:jc w:val="center"/>
               <w:rPr>
                 <w:rFonts w:ascii="Arial" w:hAnsi="Arial" w:cs="Arial"/>
+                <w:bCs w:val="false"/>
+                <w:b w:val="false"/>
                 <w:color w:val="000000"/>
                 <w:lang w:eastAsia="pt-BR"/>
-                <w:sz w:val="24"/>
-                <w:szCs w:val="24"/>
+                <w:sz w:val="20"/>
+                <w:szCs w:val="20"/>
               </w:rPr>
             </w:pPr>
           </w:p>
@@ -5106,16 +5134,16 @@
               <w:rPr>
                 <w:rFonts w:ascii="Arial" w:hAnsi="Arial" w:cs="Arial"/>
                 <w:lang w:eastAsia="pt-BR"/>
-                <w:sz w:val="24"/>
-                <w:szCs w:val="24"/>
+                <w:sz w:val="20"/>
+                <w:szCs w:val="20"/>
               </w:rPr>
             </w:pPr>
             <w:r>
               <w:rPr>
                 <w:rFonts w:ascii="Arial" w:hAnsi="Arial" w:cs="Arial"/>
                 <w:lang w:eastAsia="pt-BR"/>
-                <w:sz w:val="24"/>
-                <w:szCs w:val="24"/>
+                <w:sz w:val="20"/>
+                <w:szCs w:val="20"/>
               </w:rPr>
               <w:t xml:space="preserve">{{escopo_contratante}}</w:t>
             </w:r>
@@ -5141,8 +5169,8 @@
                 <w:rFonts w:ascii="Arial" w:hAnsi="Arial" w:cs="Arial"/>
                 <w:color w:val="000000"/>
                 <w:lang w:eastAsia="pt-BR"/>
-                <w:sz w:val="24"/>
-                <w:szCs w:val="24"/>
+                <w:sz w:val="20"/>
+                <w:szCs w:val="20"/>
               </w:rPr>
             </w:pPr>
             <w:r>
@@ -5150,8 +5178,8 @@
                 <w:rFonts w:ascii="Arial" w:hAnsi="Arial" w:cs="Arial"/>
                 <w:color w:val="000000"/>
                 <w:lang w:eastAsia="pt-BR"/>
-                <w:sz w:val="24"/>
-                <w:szCs w:val="24"/>
+                <w:sz w:val="20"/>
+                <w:szCs w:val="20"/>
               </w:rPr>
               <w:t xml:space="preserve">{{nota_contratante}}</w:t>
             </w:r>
@@ -5167,8 +5195,8 @@
         <w:jc w:val="both"/>
         <w:rPr>
           <w:rFonts w:ascii="Arial" w:hAnsi="Arial" w:cs="Arial"/>
-          <w:sz w:val="24"/>
-          <w:szCs w:val="24"/>
+          <w:sz w:val="20"/>
+          <w:szCs w:val="20"/>
           <w:b w:val="true"/>
           <w:bCs w:val="true"/>
         </w:rPr>
@@ -5179,8 +5207,8 @@
           <w:rFonts w:ascii="Arial" w:hAnsi="Arial" w:cs="Arial"/>
           <w:b w:val="true"/>
           <w:bCs w:val="true"/>
-          <w:sz w:val="24"/>
-          <w:szCs w:val="24"/>
+          <w:sz w:val="20"/>
+          <w:szCs w:val="20"/>
         </w:rPr>
         <w:t>- Previsão de atendimento</w:t>
       </w:r>
@@ -5189,8 +5217,8 @@
           <w:rFonts w:ascii="Arial" w:hAnsi="Arial" w:cs="Arial"/>
           <w:b w:val="true"/>
           <w:bCs w:val="true"/>
-          <w:sz w:val="24"/>
-          <w:szCs w:val="24"/>
+          <w:sz w:val="20"/>
+          <w:szCs w:val="20"/>
         </w:rPr>
         <w:t>:</w:t>
       </w:r>
@@ -5207,44 +5235,50 @@
         <w:jc w:val="both"/>
         <w:rPr>
           <w:rFonts w:ascii="Arial" w:hAnsi="Arial" w:cs="Arial"/>
-          <w:sz w:val="24"/>
-          <w:szCs w:val="24"/>
-        </w:rPr>
-      </w:pPr>
-      <w:r>
-        <w:rPr>
-          <w:rFonts w:ascii="Arial" w:hAnsi="Arial" w:cs="Arial"/>
-          <w:sz w:val="24"/>
-          <w:szCs w:val="24"/>
+          <w:bCs w:val="false"/>
+          <w:b w:val="false"/>
+          <w:sz w:val="20"/>
+          <w:szCs w:val="20"/>
+        </w:rPr>
+      </w:pPr>
+      <w:r>
+        <w:rPr>
+          <w:rFonts w:ascii="Arial" w:hAnsi="Arial" w:cs="Arial"/>
+          <w:bCs w:val="false"/>
+          <w:b w:val="false"/>
+          <w:sz w:val="20"/>
+          <w:szCs w:val="20"/>
         </w:rPr>
         <w:t xml:space="preserve">- </w:t>
       </w:r>
       <w:r>
         <w:rPr>
           <w:rFonts w:ascii="Arial" w:hAnsi="Arial" w:cs="Arial"/>
-          <w:b/>
-          <w:bCs/>
+          <w:b w:val="false"/>
+          <w:bCs w:val="false"/>
           <w:noProof/>
-          <w:sz w:val="24"/>
-          <w:szCs w:val="24"/>
+          <w:sz w:val="20"/>
+          <w:szCs w:val="20"/>
         </w:rPr>
         <w:t>{{prev_atende}}</w:t>
       </w:r>
       <w:r>
         <w:rPr>
           <w:rFonts w:ascii="Arial" w:hAnsi="Arial" w:cs="Arial"/>
-          <w:b/>
-          <w:bCs/>
-          <w:sz w:val="24"/>
-          <w:szCs w:val="24"/>
+          <w:b w:val="false"/>
+          <w:bCs w:val="false"/>
+          <w:sz w:val="20"/>
+          <w:szCs w:val="20"/>
         </w:rPr>
         <w:t xml:space="preserve"> dias </w:t>
       </w:r>
       <w:r>
         <w:rPr>
           <w:rFonts w:ascii="Arial" w:hAnsi="Arial" w:cs="Arial"/>
-          <w:sz w:val="24"/>
-          <w:szCs w:val="24"/>
+          <w:bCs w:val="false"/>
+          <w:b w:val="false"/>
+          <w:sz w:val="20"/>
+          <w:szCs w:val="20"/>
         </w:rPr>
         <w:t>após o recebimento do pedido de compras ou assinatura do contrato.</w:t>
       </w:r>
@@ -5260,15 +5294,19 @@
         <w:jc w:val="both"/>
         <w:rPr>
           <w:rFonts w:ascii="Arial" w:hAnsi="Arial" w:cs="Arial"/>
-          <w:sz w:val="24"/>
-          <w:szCs w:val="24"/>
-        </w:rPr>
-      </w:pPr>
-      <w:r>
-        <w:rPr>
-          <w:rFonts w:ascii="Arial" w:hAnsi="Arial" w:cs="Arial"/>
-          <w:sz w:val="24"/>
-          <w:szCs w:val="24"/>
+          <w:bCs w:val="false"/>
+          <w:b w:val="false"/>
+          <w:sz w:val="20"/>
+          <w:szCs w:val="20"/>
+        </w:rPr>
+      </w:pPr>
+      <w:r>
+        <w:rPr>
+          <w:rFonts w:ascii="Arial" w:hAnsi="Arial" w:cs="Arial"/>
+          <w:bCs w:val="false"/>
+          <w:b w:val="false"/>
+          <w:sz w:val="20"/>
+          <w:szCs w:val="20"/>
         </w:rPr>
         <w:lastRenderedPageBreak/>
         <w:t>Nos casos em que o contrato for firmado entre a Filtrovali e a montadora, porém o faturamento ocorrer diretamente para o Cliente Final, a mobilização ficará condicionada à emissão do pedido de compra pelo Cliente Final</w:t>
@@ -5276,8 +5314,10 @@
       <w:r>
         <w:rPr>
           <w:rFonts w:ascii="Arial" w:hAnsi="Arial" w:cs="Arial"/>
-          <w:sz w:val="24"/>
-          <w:szCs w:val="24"/>
+          <w:bCs w:val="false"/>
+          <w:b w:val="false"/>
+          <w:sz w:val="20"/>
+          <w:szCs w:val="20"/>
         </w:rPr>
         <w:t>;</w:t>
       </w:r>
@@ -5293,15 +5333,19 @@
         <w:jc w:val="both"/>
         <w:rPr>
           <w:rFonts w:ascii="Arial" w:hAnsi="Arial" w:cs="Arial"/>
-          <w:sz w:val="24"/>
-          <w:szCs w:val="24"/>
-        </w:rPr>
-      </w:pPr>
-      <w:r>
-        <w:rPr>
-          <w:rFonts w:ascii="Arial" w:hAnsi="Arial" w:cs="Arial"/>
-          <w:sz w:val="24"/>
-          <w:szCs w:val="24"/>
+          <w:bCs w:val="false"/>
+          <w:b w:val="false"/>
+          <w:sz w:val="20"/>
+          <w:szCs w:val="20"/>
+        </w:rPr>
+      </w:pPr>
+      <w:r>
+        <w:rPr>
+          <w:rFonts w:ascii="Arial" w:hAnsi="Arial" w:cs="Arial"/>
+          <w:bCs w:val="false"/>
+          <w:b w:val="false"/>
+          <w:sz w:val="20"/>
+          <w:szCs w:val="20"/>
         </w:rPr>
         <w:t xml:space="preserve">O texto acima deve ser válido a cada mudança de data para atendimento.  </w:t>
       </w:r>
@@ -5313,8 +5357,8 @@
         <w:jc w:val="both"/>
         <w:rPr>
           <w:rFonts w:ascii="Arial" w:hAnsi="Arial" w:cs="Arial"/>
-          <w:sz w:val="24"/>
-          <w:szCs w:val="24"/>
+          <w:sz w:val="20"/>
+          <w:szCs w:val="20"/>
           <w:b w:val="true"/>
           <w:bCs w:val="true"/>
         </w:rPr>
@@ -5325,8 +5369,8 @@
           <w:rFonts w:ascii="Arial" w:hAnsi="Arial" w:cs="Arial"/>
           <w:b w:val="true"/>
           <w:bCs w:val="true"/>
-          <w:sz w:val="24"/>
-          <w:szCs w:val="24"/>
+          <w:sz w:val="20"/>
+          <w:szCs w:val="20"/>
         </w:rPr>
         <w:t>- Prazo para execução dos serviços:</w:t>
       </w:r>
@@ -5340,15 +5384,15 @@
         <w:jc w:val="both"/>
         <w:rPr>
           <w:rFonts w:ascii="Arial" w:hAnsi="Arial" w:cs="Arial"/>
-          <w:sz w:val="24"/>
-          <w:szCs w:val="24"/>
-        </w:rPr>
-      </w:pPr>
-      <w:r>
-        <w:rPr>
-          <w:rFonts w:ascii="Arial" w:hAnsi="Arial" w:cs="Arial"/>
-          <w:sz w:val="24"/>
-          <w:szCs w:val="24"/>
+          <w:sz w:val="20"/>
+          <w:szCs w:val="20"/>
+        </w:rPr>
+      </w:pPr>
+      <w:r>
+        <w:rPr>
+          <w:rFonts w:ascii="Arial" w:hAnsi="Arial" w:cs="Arial"/>
+          <w:sz w:val="20"/>
+          <w:szCs w:val="20"/>
         </w:rPr>
         <w:t>O cronograma apresentado leva em consideração a disponibilidade de todas as frentes de serviço prontas e liberadas para a equipe Filtrovali. É importante ressaltar que qualquer indisponibilidade das frentes de serviço para a equipe da Filtrovali poderá resultar em alterações no cronograma.</w:t>
       </w:r>
@@ -5360,19 +5404,19 @@
         <w:jc w:val="both"/>
         <w:rPr>
           <w:rFonts w:ascii="Arial" w:hAnsi="Arial" w:cs="Arial"/>
-          <w:sz w:val="24"/>
-          <w:szCs w:val="24"/>
-          <w:b w:val="true"/>
-          <w:bCs w:val="true"/>
-        </w:rPr>
-      </w:pPr>
-      <w:r>
-        <w:rPr>
-          <w:rFonts w:ascii="Arial" w:hAnsi="Arial" w:cs="Arial"/>
-          <w:sz w:val="24"/>
-          <w:szCs w:val="24"/>
-          <w:b w:val="true"/>
-          <w:bCs w:val="true"/>
+          <w:sz w:val="20"/>
+          <w:szCs w:val="20"/>
+          <w:b w:val="false"/>
+          <w:bCs w:val="false"/>
+        </w:rPr>
+      </w:pPr>
+      <w:r>
+        <w:rPr>
+          <w:rFonts w:ascii="Arial" w:hAnsi="Arial" w:cs="Arial"/>
+          <w:sz w:val="20"/>
+          <w:szCs w:val="20"/>
+          <w:b w:val="false"/>
+          <w:bCs w:val="false"/>
         </w:rPr>
         <w:t xml:space="preserve">Prazo previsto de permanência em obra (dias corridos) – </w:t>
       </w:r>
@@ -5380,20 +5424,20 @@
         <w:rPr>
           <w:rFonts w:ascii="Arial" w:hAnsi="Arial" w:cs="Arial"/>
           <w:noProof/>
-          <w:sz w:val="24"/>
-          <w:szCs w:val="24"/>
-          <w:b w:val="true"/>
-          <w:bCs w:val="true"/>
+          <w:sz w:val="20"/>
+          <w:szCs w:val="20"/>
+          <w:b w:val="false"/>
+          <w:bCs w:val="false"/>
         </w:rPr>
         <w:t>{{n_dias}}</w:t>
       </w:r>
       <w:r>
         <w:rPr>
           <w:rFonts w:ascii="Arial" w:hAnsi="Arial" w:cs="Arial"/>
-          <w:sz w:val="24"/>
-          <w:szCs w:val="24"/>
-          <w:b w:val="true"/>
-          <w:bCs w:val="true"/>
+          <w:sz w:val="20"/>
+          <w:szCs w:val="20"/>
+          <w:b w:val="false"/>
+          <w:bCs w:val="false"/>
         </w:rPr>
         <w:t xml:space="preserve"> dia(s);</w:t>
       </w:r>
@@ -5405,19 +5449,19 @@
         <w:jc w:val="both"/>
         <w:rPr>
           <w:rFonts w:ascii="Arial" w:hAnsi="Arial" w:cs="Arial"/>
-          <w:sz w:val="24"/>
-          <w:szCs w:val="24"/>
-          <w:b w:val="true"/>
-          <w:bCs w:val="true"/>
-        </w:rPr>
-      </w:pPr>
-      <w:r>
-        <w:rPr>
-          <w:rFonts w:ascii="Arial" w:hAnsi="Arial" w:cs="Arial"/>
-          <w:sz w:val="24"/>
-          <w:szCs w:val="24"/>
-          <w:b w:val="true"/>
-          <w:bCs w:val="true"/>
+          <w:sz w:val="20"/>
+          <w:szCs w:val="20"/>
+          <w:b w:val="false"/>
+          <w:bCs w:val="false"/>
+        </w:rPr>
+      </w:pPr>
+      <w:r>
+        <w:rPr>
+          <w:rFonts w:ascii="Arial" w:hAnsi="Arial" w:cs="Arial"/>
+          <w:sz w:val="20"/>
+          <w:szCs w:val="20"/>
+          <w:b w:val="false"/>
+          <w:bCs w:val="false"/>
         </w:rPr>
         <w:t xml:space="preserve">Prazo previsto para integração – </w:t>
       </w:r>
@@ -5425,20 +5469,20 @@
         <w:rPr>
           <w:rFonts w:ascii="Arial" w:hAnsi="Arial" w:cs="Arial"/>
           <w:noProof/>
-          <w:sz w:val="24"/>
-          <w:szCs w:val="24"/>
-          <w:b w:val="true"/>
-          <w:bCs w:val="true"/>
+          <w:sz w:val="20"/>
+          <w:szCs w:val="20"/>
+          <w:b w:val="false"/>
+          <w:bCs w:val="false"/>
         </w:rPr>
         <w:t>{{dias_treinamento}}</w:t>
       </w:r>
       <w:r>
         <w:rPr>
           <w:rFonts w:ascii="Arial" w:hAnsi="Arial" w:cs="Arial"/>
-          <w:sz w:val="24"/>
-          <w:szCs w:val="24"/>
-          <w:b w:val="true"/>
-          <w:bCs w:val="true"/>
+          <w:sz w:val="20"/>
+          <w:szCs w:val="20"/>
+          <w:b w:val="false"/>
+          <w:bCs w:val="false"/>
         </w:rPr>
         <w:t xml:space="preserve"> dia(s);</w:t>
       </w:r>
@@ -5450,19 +5494,19 @@
         <w:jc w:val="both"/>
         <w:rPr>
           <w:rFonts w:ascii="Arial" w:hAnsi="Arial" w:cs="Arial"/>
-          <w:sz w:val="24"/>
-          <w:szCs w:val="24"/>
-          <w:b w:val="true"/>
-          <w:bCs w:val="true"/>
-        </w:rPr>
-      </w:pPr>
-      <w:r>
-        <w:rPr>
-          <w:rFonts w:ascii="Arial" w:hAnsi="Arial" w:cs="Arial"/>
-          <w:sz w:val="24"/>
-          <w:szCs w:val="24"/>
-          <w:b w:val="true"/>
-          <w:bCs w:val="true"/>
+          <w:sz w:val="20"/>
+          <w:szCs w:val="20"/>
+          <w:b w:val="false"/>
+          <w:bCs w:val="false"/>
+        </w:rPr>
+      </w:pPr>
+      <w:r>
+        <w:rPr>
+          <w:rFonts w:ascii="Arial" w:hAnsi="Arial" w:cs="Arial"/>
+          <w:sz w:val="20"/>
+          <w:szCs w:val="20"/>
+          <w:b w:val="false"/>
+          <w:bCs w:val="false"/>
         </w:rPr>
         <w:t xml:space="preserve">Prazo previsto de execução dos serviços (dias trabalhados/uteis) – </w:t>
       </w:r>
@@ -5470,20 +5514,20 @@
         <w:rPr>
           <w:rFonts w:ascii="Arial" w:hAnsi="Arial" w:cs="Arial"/>
           <w:noProof/>
-          <w:sz w:val="24"/>
-          <w:szCs w:val="24"/>
-          <w:b w:val="true"/>
-          <w:bCs w:val="true"/>
+          <w:sz w:val="20"/>
+          <w:szCs w:val="20"/>
+          <w:b w:val="false"/>
+          <w:bCs w:val="false"/>
         </w:rPr>
         <w:t>{{n_dias_trabalhados}}</w:t>
       </w:r>
       <w:r>
         <w:rPr>
           <w:rFonts w:ascii="Arial" w:hAnsi="Arial" w:cs="Arial"/>
-          <w:sz w:val="24"/>
-          <w:szCs w:val="24"/>
-          <w:b w:val="true"/>
-          <w:bCs w:val="true"/>
+          <w:sz w:val="20"/>
+          <w:szCs w:val="20"/>
+          <w:b w:val="false"/>
+          <w:bCs w:val="false"/>
         </w:rPr>
         <w:t xml:space="preserve"> dia(as)</w:t>
       </w:r>
@@ -5495,19 +5539,19 @@
         <w:jc w:val="both"/>
         <w:rPr>
           <w:rFonts w:ascii="Arial" w:hAnsi="Arial" w:cs="Arial"/>
-          <w:sz w:val="24"/>
-          <w:szCs w:val="24"/>
-          <w:b w:val="true"/>
-          <w:bCs w:val="true"/>
-        </w:rPr>
-      </w:pPr>
-      <w:r>
-        <w:rPr>
-          <w:rFonts w:ascii="Arial" w:hAnsi="Arial" w:cs="Arial"/>
-          <w:sz w:val="24"/>
-          <w:szCs w:val="24"/>
-          <w:b w:val="true"/>
-          <w:bCs w:val="true"/>
+          <w:sz w:val="20"/>
+          <w:szCs w:val="20"/>
+          <w:b w:val="false"/>
+          <w:bCs w:val="false"/>
+        </w:rPr>
+      </w:pPr>
+      <w:r>
+        <w:rPr>
+          <w:rFonts w:ascii="Arial" w:hAnsi="Arial" w:cs="Arial"/>
+          <w:sz w:val="20"/>
+          <w:szCs w:val="20"/>
+          <w:b w:val="false"/>
+          <w:bCs w:val="false"/>
         </w:rPr>
         <w:t xml:space="preserve">Prazo de deslocamento (Mob/desmob) – </w:t>
       </w:r>
@@ -5515,20 +5559,20 @@
         <w:rPr>
           <w:rFonts w:ascii="Arial" w:hAnsi="Arial" w:cs="Arial"/>
           <w:noProof/>
-          <w:sz w:val="24"/>
-          <w:szCs w:val="24"/>
-          <w:b w:val="true"/>
-          <w:bCs w:val="true"/>
+          <w:sz w:val="20"/>
+          <w:szCs w:val="20"/>
+          <w:b w:val="false"/>
+          <w:bCs w:val="false"/>
         </w:rPr>
         <w:t>{{dias_mob}}</w:t>
       </w:r>
       <w:r>
         <w:rPr>
           <w:rFonts w:ascii="Arial" w:hAnsi="Arial" w:cs="Arial"/>
-          <w:sz w:val="24"/>
-          <w:szCs w:val="24"/>
-          <w:b w:val="true"/>
-          <w:bCs w:val="true"/>
+          <w:sz w:val="20"/>
+          <w:szCs w:val="20"/>
+          <w:b w:val="false"/>
+          <w:bCs w:val="false"/>
         </w:rPr>
         <w:t xml:space="preserve"> dia(s).</w:t>
       </w:r>
@@ -5540,15 +5584,15 @@
         <w:jc w:val="both"/>
         <w:rPr>
           <w:rFonts w:ascii="Arial" w:hAnsi="Arial" w:cs="Arial"/>
-          <w:sz w:val="24"/>
-          <w:szCs w:val="24"/>
-        </w:rPr>
-      </w:pPr>
-      <w:r>
-        <w:rPr>
-          <w:rFonts w:ascii="Arial" w:hAnsi="Arial" w:cs="Arial"/>
-          <w:sz w:val="24"/>
-          <w:szCs w:val="24"/>
+          <w:sz w:val="20"/>
+          <w:szCs w:val="20"/>
+        </w:rPr>
+      </w:pPr>
+      <w:r>
+        <w:rPr>
+          <w:rFonts w:ascii="Arial" w:hAnsi="Arial" w:cs="Arial"/>
+          <w:sz w:val="20"/>
+          <w:szCs w:val="20"/>
         </w:rPr>
         <w:t>NOTA: O prazo de deslocamento não está incluso ao prazo previsto de permanência em obra.</w:t>
       </w:r>
@@ -5560,8 +5604,8 @@
         <w:jc w:val="both"/>
         <w:rPr>
           <w:rFonts w:ascii="Arial" w:hAnsi="Arial" w:cs="Arial"/>
-          <w:sz w:val="24"/>
-          <w:szCs w:val="24"/>
+          <w:sz w:val="20"/>
+          <w:szCs w:val="20"/>
           <w:b w:val="true"/>
           <w:bCs w:val="true"/>
         </w:rPr>
@@ -5572,8 +5616,8 @@
           <w:rFonts w:ascii="Arial" w:hAnsi="Arial" w:cs="Arial"/>
           <w:b w:val="true"/>
           <w:bCs w:val="true"/>
-          <w:sz w:val="24"/>
-          <w:szCs w:val="24"/>
+          <w:sz w:val="20"/>
+          <w:szCs w:val="20"/>
         </w:rPr>
         <w:t>- Jornada de trabalho:</w:t>
       </w:r>
@@ -5587,15 +5631,15 @@
         <w:jc w:val="both"/>
         <w:rPr>
           <w:rFonts w:ascii="Arial" w:hAnsi="Arial" w:cs="Arial"/>
-          <w:sz w:val="24"/>
-          <w:szCs w:val="24"/>
-        </w:rPr>
-      </w:pPr>
-      <w:r>
-        <w:rPr>
-          <w:rFonts w:ascii="Arial" w:hAnsi="Arial" w:cs="Arial"/>
-          <w:sz w:val="24"/>
-          <w:szCs w:val="24"/>
+          <w:sz w:val="20"/>
+          <w:szCs w:val="20"/>
+        </w:rPr>
+      </w:pPr>
+      <w:r>
+        <w:rPr>
+          <w:rFonts w:ascii="Arial" w:hAnsi="Arial" w:cs="Arial"/>
+          <w:sz w:val="20"/>
+          <w:szCs w:val="20"/>
         </w:rPr>
         <w:t xml:space="preserve">O horário de entrada e saída das equipes em obra é flexível podendo se adaptar ao horário do projeto em questão, desde que não ultrapasse 44 horas semanais conforme normas previstas na CLT. </w:t>
       </w:r>
@@ -5607,19 +5651,19 @@
         <w:jc w:val="both"/>
         <w:rPr>
           <w:rFonts w:ascii="Arial" w:hAnsi="Arial" w:cs="Arial"/>
-          <w:sz w:val="24"/>
-          <w:szCs w:val="24"/>
-          <w:b w:val="true"/>
-          <w:bCs w:val="true"/>
-        </w:rPr>
-      </w:pPr>
-      <w:r>
-        <w:rPr>
-          <w:rFonts w:ascii="Arial" w:hAnsi="Arial" w:cs="Arial"/>
-          <w:sz w:val="24"/>
-          <w:szCs w:val="24"/>
-          <w:b w:val="true"/>
-          <w:bCs w:val="true"/>
+          <w:sz w:val="20"/>
+          <w:szCs w:val="20"/>
+          <w:b w:val="false"/>
+          <w:bCs w:val="false"/>
+        </w:rPr>
+      </w:pPr>
+      <w:r>
+        <w:rPr>
+          <w:rFonts w:ascii="Arial" w:hAnsi="Arial" w:cs="Arial"/>
+          <w:sz w:val="20"/>
+          <w:szCs w:val="20"/>
+          <w:b w:val="false"/>
+          <w:bCs w:val="false"/>
         </w:rPr>
         <w:t>Turno diurno:</w:t>
       </w:r>
@@ -5635,15 +5679,19 @@
         <w:jc w:val="both"/>
         <w:rPr>
           <w:rFonts w:ascii="Arial" w:hAnsi="Arial" w:cs="Arial"/>
-          <w:sz w:val="24"/>
-          <w:szCs w:val="24"/>
-        </w:rPr>
-      </w:pPr>
-      <w:r>
-        <w:rPr>
-          <w:rFonts w:ascii="Arial" w:hAnsi="Arial" w:cs="Arial"/>
-          <w:sz w:val="24"/>
-          <w:szCs w:val="24"/>
+          <w:bCs w:val="false"/>
+          <w:b w:val="false"/>
+          <w:sz w:val="20"/>
+          <w:szCs w:val="20"/>
+        </w:rPr>
+      </w:pPr>
+      <w:r>
+        <w:rPr>
+          <w:rFonts w:ascii="Arial" w:hAnsi="Arial" w:cs="Arial"/>
+          <w:bCs w:val="false"/>
+          <w:b w:val="false"/>
+          <w:sz w:val="20"/>
+          <w:szCs w:val="20"/>
         </w:rPr>
         <w:t>Segunda a quinta feira – 9 horas trabalhadas – 1 hora de intervalo para almoço</w:t>
       </w:r>
@@ -5659,15 +5707,19 @@
         <w:jc w:val="both"/>
         <w:rPr>
           <w:rFonts w:ascii="Arial" w:hAnsi="Arial" w:cs="Arial"/>
-          <w:sz w:val="24"/>
-          <w:szCs w:val="24"/>
-        </w:rPr>
-      </w:pPr>
-      <w:r>
-        <w:rPr>
-          <w:rFonts w:ascii="Arial" w:hAnsi="Arial" w:cs="Arial"/>
-          <w:sz w:val="24"/>
-          <w:szCs w:val="24"/>
+          <w:bCs w:val="false"/>
+          <w:b w:val="false"/>
+          <w:sz w:val="20"/>
+          <w:szCs w:val="20"/>
+        </w:rPr>
+      </w:pPr>
+      <w:r>
+        <w:rPr>
+          <w:rFonts w:ascii="Arial" w:hAnsi="Arial" w:cs="Arial"/>
+          <w:bCs w:val="false"/>
+          <w:b w:val="false"/>
+          <w:sz w:val="20"/>
+          <w:szCs w:val="20"/>
         </w:rPr>
         <w:t>Sexta feira – 8 horas trabalhadas – 1 hora de intervalo para almoço</w:t>
       </w:r>
@@ -5679,15 +5731,15 @@
         <w:jc w:val="both"/>
         <w:rPr>
           <w:rFonts w:ascii="Arial" w:hAnsi="Arial" w:cs="Arial"/>
-          <w:sz w:val="24"/>
-          <w:szCs w:val="24"/>
-        </w:rPr>
-      </w:pPr>
-      <w:r>
-        <w:rPr>
-          <w:rFonts w:ascii="Arial" w:hAnsi="Arial" w:cs="Arial"/>
-          <w:sz w:val="24"/>
-          <w:szCs w:val="24"/>
+          <w:sz w:val="20"/>
+          <w:szCs w:val="20"/>
+        </w:rPr>
+      </w:pPr>
+      <w:r>
+        <w:rPr>
+          <w:rFonts w:ascii="Arial" w:hAnsi="Arial" w:cs="Arial"/>
+          <w:sz w:val="20"/>
+          <w:szCs w:val="20"/>
         </w:rPr>
         <w:t xml:space="preserve">Notas: Os trabalhos em horas extras (sábados, domingos, feriados e além do previsto no item 6.1) poderão ser executados quando solicitado pela Contratante. Será feito o registro em RDO, indicado no campo Horas Extras e lançado na medição como adicional. </w:t>
       </w:r>
@@ -5699,8 +5751,8 @@
         <w:jc w:val="both"/>
         <w:rPr>
           <w:rFonts w:ascii="Arial" w:hAnsi="Arial" w:cs="Arial"/>
-          <w:sz w:val="24"/>
-          <w:szCs w:val="24"/>
+          <w:sz w:val="20"/>
+          <w:szCs w:val="20"/>
           <w:b w:val="true"/>
           <w:bCs w:val="true"/>
         </w:rPr>
@@ -5710,8 +5762,8 @@
         <w:rPr>
           <w:rFonts w:ascii="Arial" w:hAnsi="Arial" w:cs="Arial"/>
           <w:b w:val="true"/>
-          <w:sz w:val="24"/>
-          <w:szCs w:val="24"/>
+          <w:sz w:val="20"/>
+          <w:szCs w:val="20"/>
           <w:bCs w:val="true"/>
         </w:rPr>
         <w:t>- Escopo Técnico:</w:t>
@@ -5725,8 +5777,8 @@
         <w:jc w:val="both"/>
         <w:rPr>
           <w:rFonts w:ascii="Arial" w:hAnsi="Arial" w:cs="Arial"/>
-          <w:sz w:val="24"/>
-          <w:szCs w:val="24"/>
+          <w:sz w:val="20"/>
+          <w:szCs w:val="20"/>
           <w:b w:val="true"/>
           <w:bCs w:val="true"/>
         </w:rPr>
@@ -5736,8 +5788,8 @@
         <w:rPr>
           <w:rFonts w:ascii="Arial" w:hAnsi="Arial" w:cs="Arial"/>
           <w:b w:val="true"/>
-          <w:sz w:val="24"/>
-          <w:szCs w:val="24"/>
+          <w:sz w:val="20"/>
+          <w:szCs w:val="20"/>
           <w:bCs w:val="true"/>
         </w:rPr>
         <w:t>- Relatórios:</w:t>
@@ -5758,33 +5810,39 @@
         <w:jc w:val="both"/>
         <w:rPr>
           <w:rFonts w:ascii="Arial" w:hAnsi="Arial" w:cs="Arial"/>
-          <w:sz w:val="24"/>
-          <w:szCs w:val="24"/>
-        </w:rPr>
-      </w:pPr>
-      <w:r>
-        <w:rPr>
-          <w:rFonts w:ascii="Arial" w:hAnsi="Arial" w:cs="Arial"/>
-          <w:sz w:val="24"/>
-          <w:szCs w:val="24"/>
+          <w:bCs w:val="false"/>
+          <w:b w:val="false"/>
+          <w:sz w:val="20"/>
+          <w:szCs w:val="20"/>
+        </w:rPr>
+      </w:pPr>
+      <w:r>
+        <w:rPr>
+          <w:rFonts w:ascii="Arial" w:hAnsi="Arial" w:cs="Arial"/>
+          <w:bCs w:val="false"/>
+          <w:b w:val="false"/>
+          <w:sz w:val="20"/>
+          <w:szCs w:val="20"/>
         </w:rPr>
         <w:t xml:space="preserve">Será entregue diariamente o </w:t>
       </w:r>
       <w:r>
         <w:rPr>
           <w:rFonts w:ascii="Arial" w:hAnsi="Arial" w:cs="Arial"/>
-          <w:b/>
-          <w:bCs/>
-          <w:sz w:val="24"/>
-          <w:szCs w:val="24"/>
+          <w:b w:val="false"/>
+          <w:bCs w:val="false"/>
+          <w:sz w:val="20"/>
+          <w:szCs w:val="20"/>
         </w:rPr>
         <w:t xml:space="preserve">RDO </w:t>
       </w:r>
       <w:r>
         <w:rPr>
           <w:rFonts w:ascii="Arial" w:hAnsi="Arial" w:cs="Arial"/>
-          <w:sz w:val="24"/>
-          <w:szCs w:val="24"/>
+          <w:bCs w:val="false"/>
+          <w:b w:val="false"/>
+          <w:sz w:val="20"/>
+          <w:szCs w:val="20"/>
         </w:rPr>
         <w:t>(relatório diário de obra) descrevendo quais serviços foram executados referente ao dia de trabalho;</w:t>
       </w:r>
@@ -5799,15 +5857,15 @@
         <w:jc w:val="both"/>
         <w:rPr>
           <w:rFonts w:ascii="Arial" w:hAnsi="Arial" w:cs="Arial"/>
-          <w:sz w:val="24"/>
-          <w:szCs w:val="24"/>
-        </w:rPr>
-      </w:pPr>
-      <w:r>
-        <w:rPr>
-          <w:rFonts w:ascii="Arial" w:hAnsi="Arial" w:cs="Arial"/>
-          <w:sz w:val="24"/>
-          <w:szCs w:val="24"/>
+          <w:sz w:val="20"/>
+          <w:szCs w:val="20"/>
+        </w:rPr>
+      </w:pPr>
+      <w:r>
+        <w:rPr>
+          <w:rFonts w:ascii="Arial" w:hAnsi="Arial" w:cs="Arial"/>
+          <w:sz w:val="20"/>
+          <w:szCs w:val="20"/>
         </w:rPr>
         <w:lastRenderedPageBreak/>
         <w:t>Obs: Visando a redução de tempo e retrabalho com manutenção de relatórios, os relatórios abaixo só serão elaborados e entregues após a regularização e aprovação dos RDOs.</w:t>
@@ -5827,33 +5885,39 @@
         <w:jc w:val="both"/>
         <w:rPr>
           <w:rFonts w:ascii="Arial" w:hAnsi="Arial" w:cs="Arial"/>
-          <w:sz w:val="24"/>
-          <w:szCs w:val="24"/>
-        </w:rPr>
-      </w:pPr>
-      <w:r>
-        <w:rPr>
-          <w:rFonts w:ascii="Arial" w:hAnsi="Arial" w:cs="Arial"/>
-          <w:sz w:val="24"/>
-          <w:szCs w:val="24"/>
+          <w:bCs w:val="false"/>
+          <w:b w:val="false"/>
+          <w:sz w:val="20"/>
+          <w:szCs w:val="20"/>
+        </w:rPr>
+      </w:pPr>
+      <w:r>
+        <w:rPr>
+          <w:rFonts w:ascii="Arial" w:hAnsi="Arial" w:cs="Arial"/>
+          <w:bCs w:val="false"/>
+          <w:b w:val="false"/>
+          <w:sz w:val="20"/>
+          <w:szCs w:val="20"/>
         </w:rPr>
         <w:t xml:space="preserve">Após a conclusão dos serviços de limpeza química será emitido um </w:t>
       </w:r>
       <w:r>
         <w:rPr>
           <w:rFonts w:ascii="Arial" w:hAnsi="Arial" w:cs="Arial"/>
-          <w:b/>
-          <w:bCs/>
-          <w:sz w:val="24"/>
-          <w:szCs w:val="24"/>
+          <w:b w:val="false"/>
+          <w:bCs w:val="false"/>
+          <w:sz w:val="20"/>
+          <w:szCs w:val="20"/>
         </w:rPr>
         <w:t>RLQ</w:t>
       </w:r>
       <w:r>
         <w:rPr>
           <w:rFonts w:ascii="Arial" w:hAnsi="Arial" w:cs="Arial"/>
-          <w:sz w:val="24"/>
-          <w:szCs w:val="24"/>
+          <w:bCs w:val="false"/>
+          <w:b w:val="false"/>
+          <w:sz w:val="20"/>
+          <w:szCs w:val="20"/>
         </w:rPr>
         <w:t xml:space="preserve"> (relatório de limpeza química) com os registros fotográficos da tubulação, este relatório será encaminhado ao responsável pela fiscalização para aceitação dos serviços;</w:t>
       </w:r>
@@ -5872,33 +5936,39 @@
         <w:jc w:val="both"/>
         <w:rPr>
           <w:rFonts w:ascii="Arial" w:hAnsi="Arial" w:cs="Arial"/>
-          <w:sz w:val="24"/>
-          <w:szCs w:val="24"/>
-        </w:rPr>
-      </w:pPr>
-      <w:r>
-        <w:rPr>
-          <w:rFonts w:ascii="Arial" w:hAnsi="Arial" w:cs="Arial"/>
-          <w:sz w:val="24"/>
-          <w:szCs w:val="24"/>
+          <w:bCs w:val="false"/>
+          <w:b w:val="false"/>
+          <w:sz w:val="20"/>
+          <w:szCs w:val="20"/>
+        </w:rPr>
+      </w:pPr>
+      <w:r>
+        <w:rPr>
+          <w:rFonts w:ascii="Arial" w:hAnsi="Arial" w:cs="Arial"/>
+          <w:bCs w:val="false"/>
+          <w:b w:val="false"/>
+          <w:sz w:val="20"/>
+          <w:szCs w:val="20"/>
         </w:rPr>
         <w:t xml:space="preserve">Após a conclusão dos serviços de flushing e/ou filtragem absoluta, será emitido </w:t>
       </w:r>
       <w:r>
         <w:rPr>
           <w:rFonts w:ascii="Arial" w:hAnsi="Arial" w:cs="Arial"/>
-          <w:b/>
-          <w:bCs/>
-          <w:sz w:val="24"/>
-          <w:szCs w:val="24"/>
+          <w:b w:val="false"/>
+          <w:bCs w:val="false"/>
+          <w:sz w:val="20"/>
+          <w:szCs w:val="20"/>
         </w:rPr>
         <w:t>RCPU</w:t>
       </w:r>
       <w:r>
         <w:rPr>
           <w:rFonts w:ascii="Arial" w:hAnsi="Arial" w:cs="Arial"/>
-          <w:sz w:val="24"/>
-          <w:szCs w:val="24"/>
+          <w:bCs w:val="false"/>
+          <w:b w:val="false"/>
+          <w:sz w:val="20"/>
+          <w:szCs w:val="20"/>
         </w:rPr>
         <w:t xml:space="preserve"> (relatório de contagem de partículas e umidade) com os registros de contagem de partículas inicial e final, este será encaminhado ao responsável pela fiscalização para aceitação dos serviços;</w:t>
       </w:r>
@@ -5917,33 +5987,39 @@
         <w:jc w:val="both"/>
         <w:rPr>
           <w:rFonts w:ascii="Arial" w:hAnsi="Arial" w:cs="Arial"/>
-          <w:sz w:val="24"/>
-          <w:szCs w:val="24"/>
-        </w:rPr>
-      </w:pPr>
-      <w:r>
-        <w:rPr>
-          <w:rFonts w:ascii="Arial" w:hAnsi="Arial" w:cs="Arial"/>
-          <w:sz w:val="24"/>
-          <w:szCs w:val="24"/>
+          <w:bCs w:val="false"/>
+          <w:b w:val="false"/>
+          <w:sz w:val="20"/>
+          <w:szCs w:val="20"/>
+        </w:rPr>
+      </w:pPr>
+      <w:r>
+        <w:rPr>
+          <w:rFonts w:ascii="Arial" w:hAnsi="Arial" w:cs="Arial"/>
+          <w:bCs w:val="false"/>
+          <w:b w:val="false"/>
+          <w:sz w:val="20"/>
+          <w:szCs w:val="20"/>
         </w:rPr>
         <w:t xml:space="preserve">Após a conclusão do teste hidrostático será emitido um </w:t>
       </w:r>
       <w:r>
         <w:rPr>
           <w:rFonts w:ascii="Arial" w:hAnsi="Arial" w:cs="Arial"/>
-          <w:b/>
-          <w:bCs/>
-          <w:sz w:val="24"/>
-          <w:szCs w:val="24"/>
+          <w:b w:val="false"/>
+          <w:bCs w:val="false"/>
+          <w:sz w:val="20"/>
+          <w:szCs w:val="20"/>
         </w:rPr>
         <w:t>RTP</w:t>
       </w:r>
       <w:r>
         <w:rPr>
           <w:rFonts w:ascii="Arial" w:hAnsi="Arial" w:cs="Arial"/>
-          <w:sz w:val="24"/>
-          <w:szCs w:val="24"/>
+          <w:bCs w:val="false"/>
+          <w:b w:val="false"/>
+          <w:sz w:val="20"/>
+          <w:szCs w:val="20"/>
         </w:rPr>
         <w:t xml:space="preserve"> (relatório de teste hidrostático) para cada sistema descrevendo as informações dos manômetros utilizados, pressão de projeto e teste, tempo de teste e fotos dos manômetros e sistema;</w:t>
       </w:r>
@@ -5962,33 +6038,39 @@
         <w:jc w:val="both"/>
         <w:rPr>
           <w:rFonts w:ascii="Arial" w:hAnsi="Arial" w:cs="Arial"/>
-          <w:sz w:val="24"/>
-          <w:szCs w:val="24"/>
-        </w:rPr>
-      </w:pPr>
-      <w:r>
-        <w:rPr>
-          <w:rFonts w:ascii="Arial" w:hAnsi="Arial" w:cs="Arial"/>
-          <w:sz w:val="24"/>
-          <w:szCs w:val="24"/>
+          <w:bCs w:val="false"/>
+          <w:b w:val="false"/>
+          <w:sz w:val="20"/>
+          <w:szCs w:val="20"/>
+        </w:rPr>
+      </w:pPr>
+      <w:r>
+        <w:rPr>
+          <w:rFonts w:ascii="Arial" w:hAnsi="Arial" w:cs="Arial"/>
+          <w:bCs w:val="false"/>
+          <w:b w:val="false"/>
+          <w:sz w:val="20"/>
+          <w:szCs w:val="20"/>
         </w:rPr>
         <w:t xml:space="preserve">Após a conclusão dos serviços de limpeza de reservatório será emitido um </w:t>
       </w:r>
       <w:r>
         <w:rPr>
           <w:rFonts w:ascii="Arial" w:hAnsi="Arial" w:cs="Arial"/>
-          <w:b/>
-          <w:bCs/>
-          <w:sz w:val="24"/>
-          <w:szCs w:val="24"/>
+          <w:b w:val="false"/>
+          <w:bCs w:val="false"/>
+          <w:sz w:val="20"/>
+          <w:szCs w:val="20"/>
         </w:rPr>
         <w:t>RLR</w:t>
       </w:r>
       <w:r>
         <w:rPr>
           <w:rFonts w:ascii="Arial" w:hAnsi="Arial" w:cs="Arial"/>
-          <w:sz w:val="24"/>
-          <w:szCs w:val="24"/>
+          <w:bCs w:val="false"/>
+          <w:b w:val="false"/>
+          <w:sz w:val="20"/>
+          <w:szCs w:val="20"/>
         </w:rPr>
         <w:t xml:space="preserve"> (relatório de limpeza de reservatório) com registros fotográficos antes e após os serviços;</w:t>
       </w:r>
@@ -6007,105 +6089,129 @@
         <w:jc w:val="both"/>
         <w:rPr>
           <w:rFonts w:ascii="Arial" w:hAnsi="Arial" w:cs="Arial"/>
-          <w:sz w:val="24"/>
-          <w:szCs w:val="24"/>
-        </w:rPr>
-      </w:pPr>
-      <w:r>
-        <w:rPr>
-          <w:rFonts w:ascii="Arial" w:hAnsi="Arial" w:cs="Arial"/>
-          <w:sz w:val="24"/>
-          <w:szCs w:val="24"/>
+          <w:bCs w:val="false"/>
+          <w:b w:val="false"/>
+          <w:sz w:val="20"/>
+          <w:szCs w:val="20"/>
+        </w:rPr>
+      </w:pPr>
+      <w:r>
+        <w:rPr>
+          <w:rFonts w:ascii="Arial" w:hAnsi="Arial" w:cs="Arial"/>
+          <w:bCs w:val="false"/>
+          <w:b w:val="false"/>
+          <w:sz w:val="20"/>
+          <w:szCs w:val="20"/>
         </w:rPr>
         <w:t>Após a conclusão do</w:t>
       </w:r>
       <w:r>
         <w:rPr>
           <w:rFonts w:ascii="Arial" w:hAnsi="Arial" w:cs="Arial"/>
-          <w:sz w:val="24"/>
-          <w:szCs w:val="24"/>
+          <w:bCs w:val="false"/>
+          <w:b w:val="false"/>
+          <w:sz w:val="20"/>
+          <w:szCs w:val="20"/>
         </w:rPr>
         <w:t>s</w:t>
       </w:r>
       <w:r>
         <w:rPr>
           <w:rFonts w:ascii="Arial" w:hAnsi="Arial" w:cs="Arial"/>
-          <w:sz w:val="24"/>
-          <w:szCs w:val="24"/>
+          <w:bCs w:val="false"/>
+          <w:b w:val="false"/>
+          <w:sz w:val="20"/>
+          <w:szCs w:val="20"/>
         </w:rPr>
         <w:t xml:space="preserve"> </w:t>
       </w:r>
       <w:r>
         <w:rPr>
           <w:rFonts w:ascii="Arial" w:hAnsi="Arial" w:cs="Arial"/>
-          <w:sz w:val="24"/>
-          <w:szCs w:val="24"/>
+          <w:bCs w:val="false"/>
+          <w:b w:val="false"/>
+          <w:sz w:val="20"/>
+          <w:szCs w:val="20"/>
         </w:rPr>
         <w:t>serviços de flushing</w:t>
       </w:r>
       <w:r>
         <w:rPr>
           <w:rFonts w:ascii="Arial" w:hAnsi="Arial" w:cs="Arial"/>
-          <w:sz w:val="24"/>
-          <w:szCs w:val="24"/>
+          <w:bCs w:val="false"/>
+          <w:b w:val="false"/>
+          <w:sz w:val="20"/>
+          <w:szCs w:val="20"/>
         </w:rPr>
         <w:t xml:space="preserve"> será emitido um </w:t>
       </w:r>
       <w:r>
         <w:rPr>
           <w:rFonts w:ascii="Arial" w:hAnsi="Arial" w:cs="Arial"/>
-          <w:b/>
-          <w:bCs/>
-          <w:sz w:val="24"/>
-          <w:szCs w:val="24"/>
+          <w:b w:val="false"/>
+          <w:bCs w:val="false"/>
+          <w:sz w:val="20"/>
+          <w:szCs w:val="20"/>
         </w:rPr>
         <w:t>RLF</w:t>
       </w:r>
       <w:r>
         <w:rPr>
           <w:rFonts w:ascii="Arial" w:hAnsi="Arial" w:cs="Arial"/>
-          <w:sz w:val="24"/>
-          <w:szCs w:val="24"/>
+          <w:bCs w:val="false"/>
+          <w:b w:val="false"/>
+          <w:sz w:val="20"/>
+          <w:szCs w:val="20"/>
         </w:rPr>
         <w:t xml:space="preserve"> (relatório </w:t>
       </w:r>
       <w:r>
         <w:rPr>
           <w:rFonts w:ascii="Arial" w:hAnsi="Arial" w:cs="Arial"/>
-          <w:sz w:val="24"/>
-          <w:szCs w:val="24"/>
+          <w:bCs w:val="false"/>
+          <w:b w:val="false"/>
+          <w:sz w:val="20"/>
+          <w:szCs w:val="20"/>
         </w:rPr>
         <w:t>de flushing</w:t>
       </w:r>
       <w:r>
         <w:rPr>
           <w:rFonts w:ascii="Arial" w:hAnsi="Arial" w:cs="Arial"/>
-          <w:sz w:val="24"/>
-          <w:szCs w:val="24"/>
+          <w:bCs w:val="false"/>
+          <w:b w:val="false"/>
+          <w:sz w:val="20"/>
+          <w:szCs w:val="20"/>
         </w:rPr>
         <w:t>)</w:t>
       </w:r>
       <w:r>
         <w:rPr>
           <w:rFonts w:ascii="Arial" w:hAnsi="Arial" w:cs="Arial"/>
-          <w:sz w:val="24"/>
-          <w:szCs w:val="24"/>
+          <w:bCs w:val="false"/>
+          <w:b w:val="false"/>
+          <w:sz w:val="20"/>
+          <w:szCs w:val="20"/>
         </w:rPr>
         <w:t xml:space="preserve"> </w:t>
       </w:r>
       <w:r>
         <w:rPr>
           <w:rFonts w:ascii="Arial" w:hAnsi="Arial" w:cs="Arial"/>
-          <w:sz w:val="24"/>
-          <w:szCs w:val="24"/>
+          <w:bCs w:val="false"/>
+          <w:b w:val="false"/>
+          <w:sz w:val="20"/>
+          <w:szCs w:val="20"/>
         </w:rPr>
         <w:t xml:space="preserve">descrevendo as informações </w:t>
       </w:r>
       <w:r>
         <w:rPr>
           <w:rFonts w:ascii="Arial" w:hAnsi="Arial" w:cs="Arial"/>
-          <w:sz w:val="24"/>
-          <w:szCs w:val="24"/>
+          <w:bCs w:val="false"/>
+          <w:b w:val="false"/>
+          <w:sz w:val="20"/>
+          <w:szCs w:val="20"/>
         </w:rPr>
         <w:t>específicas das atividades, bem como, as imagens do antes e depois de alguns pontos da estrutura.</w:t>
       </w:r>
@@ -6117,8 +6223,8 @@
         <w:jc w:val="both"/>
         <w:rPr>
           <w:rFonts w:ascii="Arial" w:hAnsi="Arial" w:cs="Arial"/>
-          <w:sz w:val="24"/>
-          <w:szCs w:val="24"/>
+          <w:sz w:val="20"/>
+          <w:szCs w:val="20"/>
           <w:b w:val="true"/>
           <w:bCs w:val="true"/>
         </w:rPr>
@@ -6129,8 +6235,8 @@
           <w:rFonts w:ascii="Arial" w:hAnsi="Arial" w:cs="Arial"/>
           <w:b w:val="true"/>
           <w:bCs w:val="true"/>
-          <w:sz w:val="24"/>
-          <w:szCs w:val="24"/>
+          <w:sz w:val="20"/>
+          <w:szCs w:val="20"/>
         </w:rPr>
         <w:t>- Validade da proposta:</w:t>
       </w:r>
@@ -6147,42 +6253,50 @@
         <w:jc w:val="both"/>
         <w:rPr>
           <w:rFonts w:ascii="Arial" w:hAnsi="Arial" w:cs="Arial"/>
-          <w:sz w:val="24"/>
-          <w:szCs w:val="24"/>
-        </w:rPr>
-      </w:pPr>
-      <w:r>
-        <w:rPr>
-          <w:rFonts w:ascii="Arial" w:hAnsi="Arial" w:cs="Arial"/>
-          <w:sz w:val="24"/>
-          <w:szCs w:val="24"/>
+          <w:bCs w:val="false"/>
+          <w:b w:val="false"/>
+          <w:sz w:val="20"/>
+          <w:szCs w:val="20"/>
+        </w:rPr>
+      </w:pPr>
+      <w:r>
+        <w:rPr>
+          <w:rFonts w:ascii="Arial" w:hAnsi="Arial" w:cs="Arial"/>
+          <w:bCs w:val="false"/>
+          <w:b w:val="false"/>
+          <w:sz w:val="20"/>
+          <w:szCs w:val="20"/>
         </w:rPr>
         <w:t xml:space="preserve">- </w:t>
       </w:r>
       <w:r>
         <w:rPr>
           <w:rFonts w:ascii="Arial" w:hAnsi="Arial" w:cs="Arial"/>
+          <w:bCs w:val="false"/>
+          <w:b w:val="false"/>
           <w:noProof/>
-          <w:sz w:val="24"/>
-          <w:szCs w:val="24"/>
+          <w:sz w:val="20"/>
+          <w:szCs w:val="20"/>
         </w:rPr>
         <w:t>{{validadeProp}}</w:t>
       </w:r>
       <w:r>
         <w:rPr>
           <w:rFonts w:ascii="Arial" w:hAnsi="Arial" w:cs="Arial"/>
-          <w:b/>
-          <w:bCs/>
-          <w:sz w:val="24"/>
-          <w:szCs w:val="24"/>
+          <w:b w:val="false"/>
+          <w:bCs w:val="false"/>
+          <w:sz w:val="20"/>
+          <w:szCs w:val="20"/>
         </w:rPr>
         <w:t xml:space="preserve"> </w:t>
       </w:r>
       <w:r>
         <w:rPr>
           <w:rFonts w:ascii="Arial" w:hAnsi="Arial" w:cs="Arial"/>
-          <w:sz w:val="24"/>
-          <w:szCs w:val="24"/>
+          <w:bCs w:val="false"/>
+          <w:b w:val="false"/>
+          <w:sz w:val="20"/>
+          <w:szCs w:val="20"/>
         </w:rPr>
         <w:t>dias após a emissão.</w:t>
       </w:r>
@@ -6194,8 +6308,8 @@
         <w:jc w:val="both"/>
         <w:rPr>
           <w:rFonts w:ascii="Arial" w:hAnsi="Arial" w:cs="Arial"/>
-          <w:sz w:val="24"/>
-          <w:szCs w:val="24"/>
+          <w:sz w:val="20"/>
+          <w:szCs w:val="20"/>
           <w:b w:val="true"/>
           <w:bCs w:val="true"/>
         </w:rPr>
@@ -6205,8 +6319,8 @@
         <w:rPr>
           <w:rFonts w:ascii="Arial" w:hAnsi="Arial" w:cs="Arial"/>
           <w:b w:val="true"/>
-          <w:sz w:val="24"/>
-          <w:szCs w:val="24"/>
+          <w:sz w:val="20"/>
+          <w:szCs w:val="20"/>
           <w:bCs w:val="true"/>
         </w:rPr>
         <w:t>- Observações:</w:t>
@@ -6227,47 +6341,59 @@
         <w:jc w:val="both"/>
         <w:rPr>
           <w:rFonts w:ascii="Arial" w:hAnsi="Arial" w:cs="Arial"/>
-          <w:sz w:val="24"/>
-          <w:szCs w:val="24"/>
-        </w:rPr>
-      </w:pPr>
-      <w:r>
-        <w:rPr>
-          <w:rFonts w:ascii="Arial" w:hAnsi="Arial" w:cs="Arial"/>
-          <w:sz w:val="24"/>
-          <w:szCs w:val="24"/>
+          <w:bCs w:val="false"/>
+          <w:b w:val="false"/>
+          <w:sz w:val="20"/>
+          <w:szCs w:val="20"/>
+        </w:rPr>
+      </w:pPr>
+      <w:r>
+        <w:rPr>
+          <w:rFonts w:ascii="Arial" w:hAnsi="Arial" w:cs="Arial"/>
+          <w:bCs w:val="false"/>
+          <w:b w:val="false"/>
+          <w:sz w:val="20"/>
+          <w:szCs w:val="20"/>
         </w:rPr>
         <w:t xml:space="preserve">No caso de prorrogação de prazo conforme item </w:t>
       </w:r>
       <w:r>
         <w:rPr>
           <w:rFonts w:ascii="Arial" w:hAnsi="Arial" w:cs="Arial"/>
-          <w:sz w:val="24"/>
-          <w:szCs w:val="24"/>
+          <w:bCs w:val="false"/>
+          <w:b w:val="false"/>
+          <w:sz w:val="20"/>
+          <w:szCs w:val="20"/>
         </w:rPr>
         <w:t>6</w:t>
       </w:r>
       <w:r>
         <w:rPr>
           <w:rFonts w:ascii="Arial" w:hAnsi="Arial" w:cs="Arial"/>
-          <w:sz w:val="24"/>
-          <w:szCs w:val="24"/>
+          <w:bCs w:val="false"/>
+          <w:b w:val="false"/>
+          <w:sz w:val="20"/>
+          <w:szCs w:val="20"/>
         </w:rPr>
         <w:t>.1</w:t>
       </w:r>
       <w:r>
         <w:rPr>
           <w:rFonts w:ascii="Arial" w:hAnsi="Arial" w:cs="Arial"/>
-          <w:sz w:val="24"/>
-          <w:szCs w:val="24"/>
+          <w:bCs w:val="false"/>
+          <w:b w:val="false"/>
+          <w:sz w:val="20"/>
+          <w:szCs w:val="20"/>
         </w:rPr>
         <w:t>.1</w:t>
       </w:r>
       <w:r>
         <w:rPr>
           <w:rFonts w:ascii="Arial" w:hAnsi="Arial" w:cs="Arial"/>
-          <w:sz w:val="24"/>
-          <w:szCs w:val="24"/>
+          <w:bCs w:val="false"/>
+          <w:b w:val="false"/>
+          <w:sz w:val="20"/>
+          <w:szCs w:val="20"/>
         </w:rPr>
         <w:t xml:space="preserve"> (dias trabalhados), descontinuidade dos serviços e ou caso nossa equipe de campo fique na obra aguardando frente de serviços por motivos não imputáveis a Filtrovali será relatado e indicado em RDO (no campo Stand-by - uma diária corresponde a - 08hrs);</w:t>
       </w:r>
@@ -6283,15 +6409,19 @@
         <w:jc w:val="both"/>
         <w:rPr>
           <w:rFonts w:ascii="Arial" w:hAnsi="Arial" w:cs="Arial"/>
-          <w:sz w:val="24"/>
-          <w:szCs w:val="24"/>
-        </w:rPr>
-      </w:pPr>
-      <w:r>
-        <w:rPr>
-          <w:rFonts w:ascii="Arial" w:hAnsi="Arial" w:cs="Arial"/>
-          <w:sz w:val="24"/>
-          <w:szCs w:val="24"/>
+          <w:bCs w:val="false"/>
+          <w:b w:val="false"/>
+          <w:sz w:val="20"/>
+          <w:szCs w:val="20"/>
+        </w:rPr>
+      </w:pPr>
+      <w:r>
+        <w:rPr>
+          <w:rFonts w:ascii="Arial" w:hAnsi="Arial" w:cs="Arial"/>
+          <w:bCs w:val="false"/>
+          <w:b w:val="false"/>
+          <w:sz w:val="20"/>
+          <w:szCs w:val="20"/>
         </w:rPr>
         <w:t>A proposta deverá fazer parte integrante do contrato;</w:t>
       </w:r>
@@ -6307,48 +6437,59 @@
         <w:jc w:val="both"/>
         <w:rPr>
           <w:rFonts w:ascii="Arial" w:hAnsi="Arial" w:cs="Arial"/>
-          <w:b/>
-          <w:sz w:val="24"/>
-          <w:szCs w:val="24"/>
-        </w:rPr>
-      </w:pPr>
-      <w:r>
-        <w:rPr>
-          <w:rFonts w:ascii="Arial" w:hAnsi="Arial" w:cs="Arial"/>
-          <w:sz w:val="24"/>
-          <w:szCs w:val="24"/>
+          <w:bCs w:val="false"/>
+          <w:b w:val="false"/>
+          <w:sz w:val="20"/>
+          <w:szCs w:val="20"/>
+        </w:rPr>
+      </w:pPr>
+      <w:r>
+        <w:rPr>
+          <w:rFonts w:ascii="Arial" w:hAnsi="Arial" w:cs="Arial"/>
+          <w:bCs w:val="false"/>
+          <w:b w:val="false"/>
+          <w:sz w:val="20"/>
+          <w:szCs w:val="20"/>
         </w:rPr>
         <w:t xml:space="preserve">Em casos de eventos de desmobilizações/mobilizações além do previsto, o solicitante terá que formalizar o pedido de desmobilização de equipe ou equipamento por e-mail expressando acordo com o item </w:t>
       </w:r>
       <w:r>
         <w:rPr>
           <w:rFonts w:ascii="Arial" w:hAnsi="Arial" w:cs="Arial"/>
-          <w:sz w:val="24"/>
-          <w:szCs w:val="24"/>
+          <w:bCs w:val="false"/>
+          <w:b w:val="false"/>
+          <w:sz w:val="20"/>
+          <w:szCs w:val="20"/>
         </w:rPr>
         <w:t>9</w:t>
       </w:r>
       <w:r>
         <w:rPr>
           <w:rFonts w:ascii="Arial" w:hAnsi="Arial" w:cs="Arial"/>
-          <w:sz w:val="24"/>
-          <w:szCs w:val="24"/>
+          <w:bCs w:val="false"/>
+          <w:b w:val="false"/>
+          <w:sz w:val="20"/>
+          <w:szCs w:val="20"/>
         </w:rPr>
         <w:t xml:space="preserve">.3 e/ou </w:t>
       </w:r>
       <w:r>
         <w:rPr>
           <w:rFonts w:ascii="Arial" w:hAnsi="Arial" w:cs="Arial"/>
-          <w:sz w:val="24"/>
-          <w:szCs w:val="24"/>
+          <w:bCs w:val="false"/>
+          <w:b w:val="false"/>
+          <w:sz w:val="20"/>
+          <w:szCs w:val="20"/>
         </w:rPr>
         <w:t>9</w:t>
       </w:r>
       <w:r>
         <w:rPr>
           <w:rFonts w:ascii="Arial" w:hAnsi="Arial" w:cs="Arial"/>
-          <w:sz w:val="24"/>
-          <w:szCs w:val="24"/>
+          <w:bCs w:val="false"/>
+          <w:b w:val="false"/>
+          <w:sz w:val="20"/>
+          <w:szCs w:val="20"/>
         </w:rPr>
         <w:t xml:space="preserve">.4 da proposta comercial. </w:t>
       </w:r>
@@ -6407,20 +6548,44 @@
         <w:pPr>
           <w:pStyle w:val="Rodap"/>
           <w:jc w:val="right"/>
+          <w:rPr>
+            <w:sz w:val="20"/>
+            <w:szCs w:val="20"/>
+          </w:rPr>
         </w:pPr>
         <w:r>
+          <w:rPr>
+            <w:sz w:val="20"/>
+            <w:szCs w:val="20"/>
+          </w:rPr>
           <w:fldChar w:fldCharType="begin"/>
         </w:r>
         <w:r>
+          <w:rPr>
+            <w:sz w:val="20"/>
+            <w:szCs w:val="20"/>
+          </w:rPr>
           <w:instrText>PAGE   \* MERGEFORMAT</w:instrText>
         </w:r>
         <w:r>
+          <w:rPr>
+            <w:sz w:val="20"/>
+            <w:szCs w:val="20"/>
+          </w:rPr>
           <w:fldChar w:fldCharType="separate"/>
         </w:r>
         <w:r>
+          <w:rPr>
+            <w:sz w:val="20"/>
+            <w:szCs w:val="20"/>
+          </w:rPr>
           <w:t>2</w:t>
         </w:r>
         <w:r>
+          <w:rPr>
+            <w:sz w:val="20"/>
+            <w:szCs w:val="20"/>
+          </w:rPr>
           <w:fldChar w:fldCharType="end"/>
         </w:r>
       </w:p>
@@ -6603,6 +6768,10 @@
       </w:pPr>
       <w:rPr>
         <w:rFonts w:hint="default"/>
+        <w:bCs w:val="true"/>
+        <w:b w:val="true"/>
+        <w:sz w:val="20"/>
+        <w:szCs w:val="20"/>
       </w:rPr>
     </w:lvl>
     <w:lvl w:ilvl="1" w:tplc="04160019" w:tentative="1">
@@ -6613,6 +6782,10 @@
       <w:pPr>
         <w:ind w:left="1440" w:hanging="360"/>
       </w:pPr>
+      <w:rPr>
+        <w:sz w:val="20"/>
+        <w:szCs w:val="20"/>
+      </w:rPr>
     </w:lvl>
     <w:lvl w:ilvl="2" w:tplc="0416001B" w:tentative="1">
       <w:start w:val="1"/>
@@ -6622,6 +6795,10 @@
       <w:pPr>
         <w:ind w:left="2160" w:hanging="180"/>
       </w:pPr>
+      <w:rPr>
+        <w:sz w:val="20"/>
+        <w:szCs w:val="20"/>
+      </w:rPr>
     </w:lvl>
     <w:lvl w:ilvl="3" w:tplc="0416000F" w:tentative="1">
       <w:start w:val="1"/>
@@ -6631,6 +6808,12 @@
       <w:pPr>
         <w:ind w:left="2880" w:hanging="360"/>
       </w:pPr>
+      <w:rPr>
+        <w:bCs w:val="true"/>
+        <w:b w:val="true"/>
+        <w:sz w:val="20"/>
+        <w:szCs w:val="20"/>
+      </w:rPr>
     </w:lvl>
     <w:lvl w:ilvl="4" w:tplc="04160019" w:tentative="1">
       <w:start w:val="1"/>
@@ -6640,6 +6823,10 @@
       <w:pPr>
         <w:ind w:left="3600" w:hanging="360"/>
       </w:pPr>
+      <w:rPr>
+        <w:sz w:val="20"/>
+        <w:szCs w:val="20"/>
+      </w:rPr>
     </w:lvl>
     <w:lvl w:ilvl="5" w:tplc="0416001B" w:tentative="1">
       <w:start w:val="1"/>
@@ -6649,6 +6836,10 @@
       <w:pPr>
         <w:ind w:left="4320" w:hanging="180"/>
       </w:pPr>
+      <w:rPr>
+        <w:sz w:val="20"/>
+        <w:szCs w:val="20"/>
+      </w:rPr>
     </w:lvl>
     <w:lvl w:ilvl="6" w:tplc="0416000F" w:tentative="1">
       <w:start w:val="1"/>
@@ -6658,6 +6849,12 @@
       <w:pPr>
         <w:ind w:left="5040" w:hanging="360"/>
       </w:pPr>
+      <w:rPr>
+        <w:bCs w:val="true"/>
+        <w:b w:val="true"/>
+        <w:sz w:val="20"/>
+        <w:szCs w:val="20"/>
+      </w:rPr>
     </w:lvl>
     <w:lvl w:ilvl="7" w:tplc="04160019" w:tentative="1">
       <w:start w:val="1"/>
@@ -6667,6 +6864,10 @@
       <w:pPr>
         <w:ind w:left="5760" w:hanging="360"/>
       </w:pPr>
+      <w:rPr>
+        <w:sz w:val="20"/>
+        <w:szCs w:val="20"/>
+      </w:rPr>
     </w:lvl>
     <w:lvl w:ilvl="8" w:tplc="0416001B" w:tentative="1">
       <w:start w:val="1"/>
@@ -6676,6 +6877,10 @@
       <w:pPr>
         <w:ind w:left="6480" w:hanging="180"/>
       </w:pPr>
+      <w:rPr>
+        <w:sz w:val="20"/>
+        <w:szCs w:val="20"/>
+      </w:rPr>
     </w:lvl>
   </w:abstractNum>
   <w:abstractNum w:abstractNumId="1" w15:restartNumberingAfterBreak="0">
@@ -6692,6 +6897,10 @@
       </w:pPr>
       <w:rPr>
         <w:rFonts w:hint="default"/>
+        <w:bCs w:val="true"/>
+        <w:b w:val="true"/>
+        <w:sz w:val="20"/>
+        <w:szCs w:val="20"/>
       </w:rPr>
     </w:lvl>
     <w:lvl w:ilvl="1" w:tplc="04160019" w:tentative="1">
@@ -6702,6 +6911,10 @@
       <w:pPr>
         <w:ind w:left="1440" w:hanging="360"/>
       </w:pPr>
+      <w:rPr>
+        <w:sz w:val="20"/>
+        <w:szCs w:val="20"/>
+      </w:rPr>
     </w:lvl>
     <w:lvl w:ilvl="2" w:tplc="0416001B" w:tentative="1">
       <w:start w:val="1"/>
@@ -6711,6 +6924,10 @@
       <w:pPr>
         <w:ind w:left="2160" w:hanging="180"/>
       </w:pPr>
+      <w:rPr>
+        <w:sz w:val="20"/>
+        <w:szCs w:val="20"/>
+      </w:rPr>
     </w:lvl>
     <w:lvl w:ilvl="3" w:tplc="0416000F" w:tentative="1">
       <w:start w:val="1"/>
@@ -6720,6 +6937,12 @@
       <w:pPr>
         <w:ind w:left="2880" w:hanging="360"/>
       </w:pPr>
+      <w:rPr>
+        <w:bCs w:val="true"/>
+        <w:b w:val="true"/>
+        <w:sz w:val="20"/>
+        <w:szCs w:val="20"/>
+      </w:rPr>
     </w:lvl>
     <w:lvl w:ilvl="4" w:tplc="04160019" w:tentative="1">
       <w:start w:val="1"/>
@@ -6729,6 +6952,10 @@
       <w:pPr>
         <w:ind w:left="3600" w:hanging="360"/>
       </w:pPr>
+      <w:rPr>
+        <w:sz w:val="20"/>
+        <w:szCs w:val="20"/>
+      </w:rPr>
     </w:lvl>
     <w:lvl w:ilvl="5" w:tplc="0416001B" w:tentative="1">
       <w:start w:val="1"/>
@@ -6738,6 +6965,10 @@
       <w:pPr>
         <w:ind w:left="4320" w:hanging="180"/>
       </w:pPr>
+      <w:rPr>
+        <w:sz w:val="20"/>
+        <w:szCs w:val="20"/>
+      </w:rPr>
     </w:lvl>
     <w:lvl w:ilvl="6" w:tplc="0416000F" w:tentative="1">
       <w:start w:val="1"/>
@@ -6747,6 +6978,12 @@
       <w:pPr>
         <w:ind w:left="5040" w:hanging="360"/>
       </w:pPr>
+      <w:rPr>
+        <w:bCs w:val="true"/>
+        <w:b w:val="true"/>
+        <w:sz w:val="20"/>
+        <w:szCs w:val="20"/>
+      </w:rPr>
     </w:lvl>
     <w:lvl w:ilvl="7" w:tplc="04160019" w:tentative="1">
       <w:start w:val="1"/>
@@ -6756,6 +6993,10 @@
       <w:pPr>
         <w:ind w:left="5760" w:hanging="360"/>
       </w:pPr>
+      <w:rPr>
+        <w:sz w:val="20"/>
+        <w:szCs w:val="20"/>
+      </w:rPr>
     </w:lvl>
     <w:lvl w:ilvl="8" w:tplc="0416001B" w:tentative="1">
       <w:start w:val="1"/>
@@ -6765,6 +7006,10 @@
       <w:pPr>
         <w:ind w:left="6480" w:hanging="180"/>
       </w:pPr>
+      <w:rPr>
+        <w:sz w:val="20"/>
+        <w:szCs w:val="20"/>
+      </w:rPr>
     </w:lvl>
   </w:abstractNum>
   <w:abstractNum w:abstractNumId="2" w15:restartNumberingAfterBreak="0">
@@ -6781,6 +7026,10 @@
       </w:pPr>
       <w:rPr>
         <w:rFonts w:hint="default"/>
+        <w:bCs w:val="true"/>
+        <w:b w:val="true"/>
+        <w:sz w:val="20"/>
+        <w:szCs w:val="20"/>
       </w:rPr>
     </w:lvl>
     <w:lvl w:ilvl="1">
@@ -6794,6 +7043,10 @@
       </w:pPr>
       <w:rPr>
         <w:rFonts w:hint="default"/>
+        <w:bCs w:val="true"/>
+        <w:b w:val="true"/>
+        <w:sz w:val="20"/>
+        <w:szCs w:val="20"/>
       </w:rPr>
     </w:lvl>
     <w:lvl w:ilvl="2">
@@ -6807,6 +7060,10 @@
       </w:pPr>
       <w:rPr>
         <w:rFonts w:hint="default"/>
+        <w:bCs w:val="true"/>
+        <w:b w:val="true"/>
+        <w:sz w:val="20"/>
+        <w:szCs w:val="20"/>
       </w:rPr>
     </w:lvl>
     <w:lvl w:ilvl="3">
@@ -6820,6 +7077,10 @@
       </w:pPr>
       <w:rPr>
         <w:rFonts w:hint="default"/>
+        <w:bCs w:val="true"/>
+        <w:b w:val="true"/>
+        <w:sz w:val="20"/>
+        <w:szCs w:val="20"/>
       </w:rPr>
     </w:lvl>
     <w:lvl w:ilvl="4">
@@ -6833,6 +7094,10 @@
       </w:pPr>
       <w:rPr>
         <w:rFonts w:hint="default"/>
+        <w:bCs w:val="true"/>
+        <w:b w:val="true"/>
+        <w:sz w:val="20"/>
+        <w:szCs w:val="20"/>
       </w:rPr>
     </w:lvl>
     <w:lvl w:ilvl="5">
@@ -6846,6 +7111,10 @@
       </w:pPr>
       <w:rPr>
         <w:rFonts w:hint="default"/>
+        <w:bCs w:val="true"/>
+        <w:b w:val="true"/>
+        <w:sz w:val="20"/>
+        <w:szCs w:val="20"/>
       </w:rPr>
     </w:lvl>
     <w:lvl w:ilvl="6">
@@ -6859,6 +7128,10 @@
       </w:pPr>
       <w:rPr>
         <w:rFonts w:hint="default"/>
+        <w:bCs w:val="true"/>
+        <w:b w:val="true"/>
+        <w:sz w:val="20"/>
+        <w:szCs w:val="20"/>
       </w:rPr>
     </w:lvl>
     <w:lvl w:ilvl="7">
@@ -6872,6 +7145,10 @@
       </w:pPr>
       <w:rPr>
         <w:rFonts w:hint="default"/>
+        <w:bCs w:val="true"/>
+        <w:b w:val="true"/>
+        <w:sz w:val="20"/>
+        <w:szCs w:val="20"/>
       </w:rPr>
     </w:lvl>
     <w:lvl w:ilvl="8">
@@ -6885,6 +7162,10 @@
       </w:pPr>
       <w:rPr>
         <w:rFonts w:hint="default"/>
+        <w:bCs w:val="true"/>
+        <w:b w:val="true"/>
+        <w:sz w:val="20"/>
+        <w:szCs w:val="20"/>
       </w:rPr>
     </w:lvl>
   </w:abstractNum>
@@ -6902,6 +7183,10 @@
       </w:pPr>
       <w:rPr>
         <w:rFonts w:hint="default"/>
+        <w:bCs w:val="true"/>
+        <w:b w:val="true"/>
+        <w:sz w:val="20"/>
+        <w:szCs w:val="20"/>
       </w:rPr>
     </w:lvl>
     <w:lvl w:ilvl="1" w:tplc="04160019" w:tentative="1">
@@ -6912,6 +7197,10 @@
       <w:pPr>
         <w:ind w:left="1440" w:hanging="360"/>
       </w:pPr>
+      <w:rPr>
+        <w:sz w:val="20"/>
+        <w:szCs w:val="20"/>
+      </w:rPr>
     </w:lvl>
     <w:lvl w:ilvl="2" w:tplc="0416001B" w:tentative="1">
       <w:start w:val="1"/>
@@ -6921,6 +7210,10 @@
       <w:pPr>
         <w:ind w:left="2160" w:hanging="180"/>
       </w:pPr>
+      <w:rPr>
+        <w:sz w:val="20"/>
+        <w:szCs w:val="20"/>
+      </w:rPr>
     </w:lvl>
     <w:lvl w:ilvl="3" w:tplc="0416000F" w:tentative="1">
       <w:start w:val="1"/>
@@ -6930,6 +7223,12 @@
       <w:pPr>
         <w:ind w:left="2880" w:hanging="360"/>
       </w:pPr>
+      <w:rPr>
+        <w:bCs w:val="true"/>
+        <w:b w:val="true"/>
+        <w:sz w:val="20"/>
+        <w:szCs w:val="20"/>
+      </w:rPr>
     </w:lvl>
     <w:lvl w:ilvl="4" w:tplc="04160019" w:tentative="1">
       <w:start w:val="1"/>
@@ -6939,6 +7238,10 @@
       <w:pPr>
         <w:ind w:left="3600" w:hanging="360"/>
       </w:pPr>
+      <w:rPr>
+        <w:sz w:val="20"/>
+        <w:szCs w:val="20"/>
+      </w:rPr>
     </w:lvl>
     <w:lvl w:ilvl="5" w:tplc="0416001B" w:tentative="1">
       <w:start w:val="1"/>
@@ -6948,6 +7251,10 @@
       <w:pPr>
         <w:ind w:left="4320" w:hanging="180"/>
       </w:pPr>
+      <w:rPr>
+        <w:sz w:val="20"/>
+        <w:szCs w:val="20"/>
+      </w:rPr>
     </w:lvl>
     <w:lvl w:ilvl="6" w:tplc="0416000F" w:tentative="1">
       <w:start w:val="1"/>
@@ -6957,6 +7264,12 @@
       <w:pPr>
         <w:ind w:left="5040" w:hanging="360"/>
       </w:pPr>
+      <w:rPr>
+        <w:bCs w:val="true"/>
+        <w:b w:val="true"/>
+        <w:sz w:val="20"/>
+        <w:szCs w:val="20"/>
+      </w:rPr>
     </w:lvl>
     <w:lvl w:ilvl="7" w:tplc="04160019" w:tentative="1">
       <w:start w:val="1"/>
@@ -6966,6 +7279,10 @@
       <w:pPr>
         <w:ind w:left="5760" w:hanging="360"/>
       </w:pPr>
+      <w:rPr>
+        <w:sz w:val="20"/>
+        <w:szCs w:val="20"/>
+      </w:rPr>
     </w:lvl>
     <w:lvl w:ilvl="8" w:tplc="0416001B" w:tentative="1">
       <w:start w:val="1"/>
@@ -6975,6 +7292,10 @@
       <w:pPr>
         <w:ind w:left="6480" w:hanging="180"/>
       </w:pPr>
+      <w:rPr>
+        <w:sz w:val="20"/>
+        <w:szCs w:val="20"/>
+      </w:rPr>
     </w:lvl>
   </w:abstractNum>
   <w:abstractNum w:abstractNumId="4" w15:restartNumberingAfterBreak="0">
@@ -6991,6 +7312,8 @@
       </w:pPr>
       <w:rPr>
         <w:rFonts w:ascii="Courier New" w:hAnsi="Courier New" w:cs="Courier New" w:hint="default"/>
+        <w:sz w:val="20"/>
+        <w:szCs w:val="20"/>
       </w:rPr>
     </w:lvl>
     <w:lvl w:ilvl="1" w:tplc="04160003">
@@ -7003,6 +7326,8 @@
       </w:pPr>
       <w:rPr>
         <w:rFonts w:ascii="Courier New" w:hAnsi="Courier New" w:cs="Courier New" w:hint="default"/>
+        <w:sz w:val="20"/>
+        <w:szCs w:val="20"/>
       </w:rPr>
     </w:lvl>
     <w:lvl w:ilvl="2" w:tplc="04160005" w:tentative="1">
@@ -7015,6 +7340,8 @@
       </w:pPr>
       <w:rPr>
         <w:rFonts w:ascii="Wingdings" w:hAnsi="Wingdings" w:hint="default"/>
+        <w:sz w:val="20"/>
+        <w:szCs w:val="20"/>
       </w:rPr>
     </w:lvl>
     <w:lvl w:ilvl="3" w:tplc="04160001" w:tentative="1">
@@ -7027,6 +7354,8 @@
       </w:pPr>
       <w:rPr>
         <w:rFonts w:ascii="Symbol" w:hAnsi="Symbol" w:hint="default"/>
+        <w:sz w:val="20"/>
+        <w:szCs w:val="20"/>
       </w:rPr>
     </w:lvl>
     <w:lvl w:ilvl="4" w:tplc="04160003" w:tentative="1">
@@ -7039,6 +7368,8 @@
       </w:pPr>
       <w:rPr>
         <w:rFonts w:ascii="Courier New" w:hAnsi="Courier New" w:cs="Courier New" w:hint="default"/>
+        <w:sz w:val="20"/>
+        <w:szCs w:val="20"/>
       </w:rPr>
     </w:lvl>
     <w:lvl w:ilvl="5" w:tplc="04160005" w:tentative="1">
@@ -7051,6 +7382,8 @@
       </w:pPr>
       <w:rPr>
         <w:rFonts w:ascii="Wingdings" w:hAnsi="Wingdings" w:hint="default"/>
+        <w:sz w:val="20"/>
+        <w:szCs w:val="20"/>
       </w:rPr>
     </w:lvl>
     <w:lvl w:ilvl="6" w:tplc="04160001" w:tentative="1">
@@ -7063,6 +7396,8 @@
       </w:pPr>
       <w:rPr>
         <w:rFonts w:ascii="Symbol" w:hAnsi="Symbol" w:hint="default"/>
+        <w:sz w:val="20"/>
+        <w:szCs w:val="20"/>
       </w:rPr>
     </w:lvl>
     <w:lvl w:ilvl="7" w:tplc="04160003" w:tentative="1">
@@ -7075,6 +7410,8 @@
       </w:pPr>
       <w:rPr>
         <w:rFonts w:ascii="Courier New" w:hAnsi="Courier New" w:cs="Courier New" w:hint="default"/>
+        <w:sz w:val="20"/>
+        <w:szCs w:val="20"/>
       </w:rPr>
     </w:lvl>
     <w:lvl w:ilvl="8" w:tplc="04160005" w:tentative="1">
@@ -7087,6 +7424,8 @@
       </w:pPr>
       <w:rPr>
         <w:rFonts w:ascii="Wingdings" w:hAnsi="Wingdings" w:hint="default"/>
+        <w:sz w:val="20"/>
+        <w:szCs w:val="20"/>
       </w:rPr>
     </w:lvl>
   </w:abstractNum>
@@ -7104,6 +7443,8 @@
       </w:pPr>
       <w:rPr>
         <w:rFonts w:ascii="Courier New" w:hAnsi="Courier New" w:hint="default"/>
+        <w:sz w:val="20"/>
+        <w:szCs w:val="20"/>
       </w:rPr>
     </w:lvl>
     <w:lvl w:ilvl="1" w:tplc="04160003">
@@ -7116,6 +7457,8 @@
       </w:pPr>
       <w:rPr>
         <w:rFonts w:ascii="Courier New" w:hAnsi="Courier New" w:cs="Courier New" w:hint="default"/>
+        <w:sz w:val="20"/>
+        <w:szCs w:val="20"/>
       </w:rPr>
     </w:lvl>
     <w:lvl w:ilvl="2" w:tplc="04160005" w:tentative="1">
@@ -7128,6 +7471,8 @@
       </w:pPr>
       <w:rPr>
         <w:rFonts w:ascii="Wingdings" w:hAnsi="Wingdings" w:hint="default"/>
+        <w:sz w:val="20"/>
+        <w:szCs w:val="20"/>
       </w:rPr>
     </w:lvl>
     <w:lvl w:ilvl="3" w:tplc="04160001" w:tentative="1">
@@ -7140,6 +7485,8 @@
       </w:pPr>
       <w:rPr>
         <w:rFonts w:ascii="Symbol" w:hAnsi="Symbol" w:hint="default"/>
+        <w:sz w:val="20"/>
+        <w:szCs w:val="20"/>
       </w:rPr>
     </w:lvl>
     <w:lvl w:ilvl="4" w:tplc="04160003" w:tentative="1">
@@ -7152,6 +7499,8 @@
       </w:pPr>
       <w:rPr>
         <w:rFonts w:ascii="Courier New" w:hAnsi="Courier New" w:cs="Courier New" w:hint="default"/>
+        <w:sz w:val="20"/>
+        <w:szCs w:val="20"/>
       </w:rPr>
     </w:lvl>
     <w:lvl w:ilvl="5" w:tplc="04160005" w:tentative="1">
@@ -7164,6 +7513,8 @@
       </w:pPr>
       <w:rPr>
         <w:rFonts w:ascii="Wingdings" w:hAnsi="Wingdings" w:hint="default"/>
+        <w:sz w:val="20"/>
+        <w:szCs w:val="20"/>
       </w:rPr>
     </w:lvl>
     <w:lvl w:ilvl="6" w:tplc="04160001" w:tentative="1">
@@ -7176,6 +7527,8 @@
       </w:pPr>
       <w:rPr>
         <w:rFonts w:ascii="Symbol" w:hAnsi="Symbol" w:hint="default"/>
+        <w:sz w:val="20"/>
+        <w:szCs w:val="20"/>
       </w:rPr>
     </w:lvl>
     <w:lvl w:ilvl="7" w:tplc="04160003" w:tentative="1">
@@ -7188,6 +7541,8 @@
       </w:pPr>
       <w:rPr>
         <w:rFonts w:ascii="Courier New" w:hAnsi="Courier New" w:cs="Courier New" w:hint="default"/>
+        <w:sz w:val="20"/>
+        <w:szCs w:val="20"/>
       </w:rPr>
     </w:lvl>
     <w:lvl w:ilvl="8" w:tplc="04160005" w:tentative="1">
@@ -7200,6 +7555,8 @@
       </w:pPr>
       <w:rPr>
         <w:rFonts w:ascii="Wingdings" w:hAnsi="Wingdings" w:hint="default"/>
+        <w:sz w:val="20"/>
+        <w:szCs w:val="20"/>
       </w:rPr>
     </w:lvl>
   </w:abstractNum>
@@ -7220,8 +7577,10 @@
         <w:ind w:left="360" w:hanging="360"/>
       </w:pPr>
       <w:rPr>
-        <w:b/>
-        <w:bCs/>
+        <w:b w:val="true"/>
+        <w:bCs w:val="true"/>
+        <w:sz w:val="20"/>
+        <w:szCs w:val="20"/>
       </w:rPr>
     </w:lvl>
     <w:lvl w:ilvl="1">
@@ -7237,8 +7596,10 @@
         <w:ind w:left="1068" w:hanging="360"/>
       </w:pPr>
       <w:rPr>
-        <w:b/>
-        <w:bCs/>
+        <w:b w:val="true"/>
+        <w:bCs w:val="true"/>
+        <w:sz w:val="20"/>
+        <w:szCs w:val="20"/>
       </w:rPr>
     </w:lvl>
     <w:lvl w:ilvl="2">
@@ -7253,6 +7614,12 @@
         </w:tabs>
         <w:ind w:left="2136" w:hanging="720"/>
       </w:pPr>
+      <w:rPr>
+        <w:bCs w:val="true"/>
+        <w:b w:val="true"/>
+        <w:sz w:val="20"/>
+        <w:szCs w:val="20"/>
+      </w:rPr>
     </w:lvl>
     <w:lvl w:ilvl="3">
       <w:start w:val="1"/>
@@ -7265,6 +7632,12 @@
         </w:tabs>
         <w:ind w:left="2844" w:hanging="720"/>
       </w:pPr>
+      <w:rPr>
+        <w:bCs w:val="true"/>
+        <w:b w:val="true"/>
+        <w:sz w:val="20"/>
+        <w:szCs w:val="20"/>
+      </w:rPr>
     </w:lvl>
     <w:lvl w:ilvl="4">
       <w:start w:val="1"/>
@@ -7277,6 +7650,12 @@
         </w:tabs>
         <w:ind w:left="3912" w:hanging="1080"/>
       </w:pPr>
+      <w:rPr>
+        <w:bCs w:val="true"/>
+        <w:b w:val="true"/>
+        <w:sz w:val="20"/>
+        <w:szCs w:val="20"/>
+      </w:rPr>
     </w:lvl>
     <w:lvl w:ilvl="5">
       <w:start w:val="1"/>
@@ -7289,6 +7668,12 @@
         </w:tabs>
         <w:ind w:left="4620" w:hanging="1080"/>
       </w:pPr>
+      <w:rPr>
+        <w:bCs w:val="true"/>
+        <w:b w:val="true"/>
+        <w:sz w:val="20"/>
+        <w:szCs w:val="20"/>
+      </w:rPr>
     </w:lvl>
     <w:lvl w:ilvl="6">
       <w:start w:val="1"/>
@@ -7301,6 +7686,12 @@
         </w:tabs>
         <w:ind w:left="5688" w:hanging="1440"/>
       </w:pPr>
+      <w:rPr>
+        <w:bCs w:val="true"/>
+        <w:b w:val="true"/>
+        <w:sz w:val="20"/>
+        <w:szCs w:val="20"/>
+      </w:rPr>
     </w:lvl>
     <w:lvl w:ilvl="7">
       <w:start w:val="1"/>
@@ -7313,6 +7704,12 @@
         </w:tabs>
         <w:ind w:left="6396" w:hanging="1440"/>
       </w:pPr>
+      <w:rPr>
+        <w:bCs w:val="true"/>
+        <w:b w:val="true"/>
+        <w:sz w:val="20"/>
+        <w:szCs w:val="20"/>
+      </w:rPr>
     </w:lvl>
     <w:lvl w:ilvl="8">
       <w:start w:val="1"/>
@@ -7325,6 +7722,12 @@
         </w:tabs>
         <w:ind w:left="7464" w:hanging="1800"/>
       </w:pPr>
+      <w:rPr>
+        <w:bCs w:val="true"/>
+        <w:b w:val="true"/>
+        <w:sz w:val="20"/>
+        <w:szCs w:val="20"/>
+      </w:rPr>
     </w:lvl>
   </w:abstractNum>
   <w:abstractNum w:abstractNumId="7" w15:restartNumberingAfterBreak="0">
@@ -7341,6 +7744,8 @@
       </w:pPr>
       <w:rPr>
         <w:rFonts w:ascii="Symbol" w:hAnsi="Symbol" w:hint="default"/>
+        <w:sz w:val="20"/>
+        <w:szCs w:val="20"/>
       </w:rPr>
     </w:lvl>
     <w:lvl w:ilvl="1" w:tplc="04160003" w:tentative="1">
@@ -7353,6 +7758,8 @@
       </w:pPr>
       <w:rPr>
         <w:rFonts w:ascii="Courier New" w:hAnsi="Courier New" w:cs="Courier New" w:hint="default"/>
+        <w:sz w:val="20"/>
+        <w:szCs w:val="20"/>
       </w:rPr>
     </w:lvl>
     <w:lvl w:ilvl="2" w:tplc="04160005" w:tentative="1">
@@ -7365,6 +7772,8 @@
       </w:pPr>
       <w:rPr>
         <w:rFonts w:ascii="Wingdings" w:hAnsi="Wingdings" w:hint="default"/>
+        <w:sz w:val="20"/>
+        <w:szCs w:val="20"/>
       </w:rPr>
     </w:lvl>
     <w:lvl w:ilvl="3" w:tplc="04160001" w:tentative="1">
@@ -7377,6 +7786,8 @@
       </w:pPr>
       <w:rPr>
         <w:rFonts w:ascii="Symbol" w:hAnsi="Symbol" w:hint="default"/>
+        <w:sz w:val="20"/>
+        <w:szCs w:val="20"/>
       </w:rPr>
     </w:lvl>
     <w:lvl w:ilvl="4" w:tplc="04160003" w:tentative="1">
@@ -7389,6 +7800,8 @@
       </w:pPr>
       <w:rPr>
         <w:rFonts w:ascii="Courier New" w:hAnsi="Courier New" w:cs="Courier New" w:hint="default"/>
+        <w:sz w:val="20"/>
+        <w:szCs w:val="20"/>
       </w:rPr>
     </w:lvl>
     <w:lvl w:ilvl="5" w:tplc="04160005" w:tentative="1">
@@ -7401,6 +7814,8 @@
       </w:pPr>
       <w:rPr>
         <w:rFonts w:ascii="Wingdings" w:hAnsi="Wingdings" w:hint="default"/>
+        <w:sz w:val="20"/>
+        <w:szCs w:val="20"/>
       </w:rPr>
     </w:lvl>
     <w:lvl w:ilvl="6" w:tplc="04160001" w:tentative="1">
@@ -7413,6 +7828,8 @@
       </w:pPr>
       <w:rPr>
         <w:rFonts w:ascii="Symbol" w:hAnsi="Symbol" w:hint="default"/>
+        <w:sz w:val="20"/>
+        <w:szCs w:val="20"/>
       </w:rPr>
     </w:lvl>
     <w:lvl w:ilvl="7" w:tplc="04160003" w:tentative="1">
@@ -7425,6 +7842,8 @@
       </w:pPr>
       <w:rPr>
         <w:rFonts w:ascii="Courier New" w:hAnsi="Courier New" w:cs="Courier New" w:hint="default"/>
+        <w:sz w:val="20"/>
+        <w:szCs w:val="20"/>
       </w:rPr>
     </w:lvl>
     <w:lvl w:ilvl="8" w:tplc="04160005" w:tentative="1">
@@ -7437,6 +7856,8 @@
       </w:pPr>
       <w:rPr>
         <w:rFonts w:ascii="Wingdings" w:hAnsi="Wingdings" w:hint="default"/>
+        <w:sz w:val="20"/>
+        <w:szCs w:val="20"/>
       </w:rPr>
     </w:lvl>
   </w:abstractNum>
@@ -7977,6 +8398,10 @@
       </w:tabs>
       <w:spacing w:after="0" w:line="240" w:lineRule="auto"/>
     </w:pPr>
+    <w:rPr>
+      <w:sz w:val="20"/>
+      <w:szCs w:val="20"/>
+    </w:rPr>
   </w:style>
   <w:style w:type="character" w:customStyle="1" w:styleId="RodapChar">
     <w:name w:val="Rodapé Char"/>
@@ -7984,6 +8409,10 @@
     <w:link w:val="Rodap"/>
     <w:uiPriority w:val="99"/>
     <w:rsid w:val="00FB5352"/>
+    <w:rPr>
+      <w:sz w:val="20"/>
+      <w:szCs w:val="20"/>
+    </w:rPr>
   </w:style>
   <w:style w:type="character" w:styleId="Hyperlink">
     <w:name w:val="Hyperlink"/>
@@ -8048,8 +8477,8 @@
       <w:rFonts w:ascii="Arial" w:hAnsi="Arial" w:cs="Arial"/>
       <w:b/>
       <w:color w:val="000000" w:themeColor="text1"/>
-      <w:sz w:val="24"/>
-      <w:szCs w:val="32"/>
+      <w:sz w:val="20"/>
+      <w:szCs w:val="20"/>
     </w:rPr>
   </w:style>
   <w:style w:type="paragraph" w:styleId="Ttulo2">
@@ -8073,10 +8502,11 @@
     </w:pPr>
     <w:rPr>
       <w:rFonts w:ascii="Arial" w:hAnsi="Arial" w:cs="Arial"/>
-      <w:b/>
+      <w:bCs w:val="0"/>
+      <w:b w:val="0"/>
       <w:color w:val="000000" w:themeColor="text1"/>
-      <w:sz w:val="24"/>
-      <w:szCs w:val="26"/>
+      <w:sz w:val="20"/>
+      <w:szCs w:val="20"/>
     </w:rPr>
   </w:style>
   <w:style w:type="paragraph" w:styleId="Ttulo3">
@@ -8099,10 +8529,11 @@
     </w:pPr>
     <w:rPr>
       <w:rFonts w:ascii="Arial" w:hAnsi="Arial" w:cs="Arial"/>
-      <w:b/>
+      <w:bCs w:val="0"/>
+      <w:b w:val="0"/>
       <w:color w:val="000000" w:themeColor="text1"/>
-      <w:sz w:val="24"/>
-      <w:szCs w:val="26"/>
+      <w:sz w:val="20"/>
+      <w:szCs w:val="20"/>
     </w:rPr>
   </w:style>
   <w:style w:type="character" w:customStyle="1" w:styleId="Ttulo1Char">
@@ -8115,8 +8546,8 @@
       <w:rFonts w:asciiTheme="majorHAnsi" w:eastAsiaTheme="majorEastAsia" w:hAnsiTheme="majorHAnsi" w:cstheme="majorBidi"/>
       <w:b/>
       <w:color w:val="000000" w:themeColor="text1"/>
-      <w:sz w:val="24"/>
-      <w:szCs w:val="32"/>
+      <w:sz w:val="20"/>
+      <w:szCs w:val="20"/>
     </w:rPr>
   </w:style>
   <w:style w:type="character" w:customStyle="1" w:styleId="Ttulo2Char">
@@ -8127,10 +8558,11 @@
     <w:rsid w:val="00E3098F"/>
     <w:rPr>
       <w:rFonts w:asciiTheme="majorHAnsi" w:eastAsiaTheme="majorEastAsia" w:hAnsiTheme="majorHAnsi" w:cstheme="majorBidi"/>
-      <w:b/>
+      <w:bCs w:val="0"/>
+      <w:b w:val="0"/>
       <w:color w:val="000000" w:themeColor="text1"/>
-      <w:sz w:val="24"/>
-      <w:szCs w:val="26"/>
+      <w:sz w:val="20"/>
+      <w:szCs w:val="20"/>
     </w:rPr>
   </w:style>
   <w:style w:type="paragraph" w:styleId="Sumrio1">
